--- a/output/diplomatiki.docx
+++ b/output/diplomatiki.docx
@@ -9,7 +9,7 @@
     </w:p>
     <w:p>
       <w:pPr>
-        <w:spacing w:after="120" w:line="360"/>
+        <w:spacing w:after="100"/>
         <w:jc w:val="center"/>
       </w:pPr>
       <w:r>
@@ -27,7 +27,7 @@
     </w:p>
     <w:p>
       <w:pPr>
-        <w:spacing w:after="120" w:line="360"/>
+        <w:spacing w:after="1200"/>
         <w:jc w:val="center"/>
       </w:pPr>
       <w:r>
@@ -45,11 +45,6 @@
     </w:p>
     <w:p>
       <w:pPr>
-        <w:spacing w:before="1200"/>
-      </w:pPr>
-    </w:p>
-    <w:p>
-      <w:pPr>
         <w:spacing w:after="600" w:before="600"/>
         <w:jc w:val="center"/>
       </w:pPr>
@@ -109,7 +104,7 @@
     </w:p>
     <w:p>
       <w:pPr>
-        <w:spacing w:after="800"/>
+        <w:spacing w:after="100"/>
         <w:jc w:val="center"/>
       </w:pPr>
       <w:r>
@@ -122,7 +117,7 @@
           <w:sz w:val="30"/>
           <w:szCs w:val="30"/>
         </w:rPr>
-        <w:t xml:space="preserve">ΤΟΥ ΠΥΡΟΣΒΕΣΤΙΚΟΥ ΣΩΜΑΤΟΣ</w:t>
+        <w:t xml:space="preserve">ΤΩΝ ΣΩΜΑΤΩΝ ΑΣΦΑΛΕΙΑΣ ΚΑΙ ΤΩΝ ΕΝΟΠΛΩΝ ΔΥΝΑΜΕΩΝ</w:t>
       </w:r>
     </w:p>
     <w:p>
@@ -168,7 +163,6 @@
     </w:p>
     <w:p>
       <w:pPr>
-        <w:spacing w:after="200"/>
         <w:jc w:val="center"/>
       </w:pPr>
       <w:r>
@@ -219,7 +213,7 @@
           <w:sz w:val="24"/>
           <w:szCs w:val="24"/>
         </w:rPr>
-        <w:t xml:space="preserve">Η παρούσα εργασία εξετάζει τον ρόλο της εκπαίδευσης μέσω ασκήσεων στη βελτίωση της επιχειρησιακής ετοιμότητας του Πυροσβεστικού Σώματος. Αρχικά, αναλύεται η πολυδιάστατη έννοια της επιχειρησιακής ετοιμότητας — σωματική, τεχνική, ψυχολογική, οργανωσιακή — και τα θεωρητικά θεμέλια που τεκμηριώνουν τη σημασία της πρακτικής εξάσκησης: η βιωματική μάθηση (Kolb, 1984), η στοχευμένη εξάσκηση (Ericsson, 2006) και οι μη τεχνικές δεξιότητες (Flin et al., 2008). Στη συνέχεια, παρουσιάζεται το εκπαιδευτικό σύστημα του Πυροσβεστικού Σώματος, οι τύποι ασκήσεων (επί χάρτου, πεδίου, προσομοίωσης, εξειδικευμένες) και η επίδρασή τους σε κάθε διάσταση της ετοιμότητας. Μέσα από τρία case studies — την πυρκαγιά στο Μάτι (2018), τις ασκήσεις MODEX της ΕΜΑΚ, και τις πυρκαγιές του 2021 — αναδεικνύονται τόσο τα κενά που αποκαλύφθηκαν από ανεπαρκή εκπαίδευση όσο και τα θετικά αποτελέσματα της συστηματικής εξάσκησης. Εξετάζεται ο ρόλος σύγχρονων τεχνολογιών (προσομοιωτές, VR, drones, GIS) ως συμπληρωματικών εργαλείων εκπαίδευσης. Τέλος, διατυπώνονται τεκμηριωμένες προτάσεις βελτίωσης, με έμφαση στην ενίσχυση της βιωματικής μάθησης, την αξιοποίηση τεχνολογίας, την ανάπτυξη μη τεχνικών δεξιοτήτων, τη διεύρυνση της διεθνούς συνεργασίας και την ψυχολογική υποστήριξη του προσωπικού.</w:t>
+        <w:t xml:space="preserve">Η παρούσα εργασία εξετάζει τον ρόλο της εκπαίδευσης μέσω ασκήσεων στη βελτίωση της επιχειρησιακής ετοιμότητας των σωμάτων ασφαλείας και των ενόπλων δυνάμεων. Η ανάλυση εκτείνεται σε τέσσερις κεντρικούς πυλώνες: το Πυροσβεστικό Σώμα, την Ελληνική Αστυνομία (με ιδιαίτερη αναφορά στην Τροχαία και τα Ειδικά Σώματα), τις Ένοπλες Δυνάμεις και τους φορείς πολιτικής προστασίας. Αρχικά, αναλύεται η πολυδιάστατη έννοια της επιχειρησιακής ετοιμότητας — σωματική, τεχνική, ψυχολογική, οργανωσιακή — και τα θεωρητικά θεμέλια που τεκμηριώνουν τη σημασία της πρακτικής εξάσκησης: η βιωματική μάθηση (Kolb, 1984), η στοχευμένη εξάσκηση (Ericsson, 2006) και οι μη τεχνικές δεξιότητες (Flin et al., 2008). Στη συνέχεια, παρουσιάζονται τα εκπαιδευτικά συστήματα κάθε σώματος, οι τύποι ασκήσεων (επί χάρτου, πεδίου, προσομοίωσης, στρατιωτικές ασκήσεις) και η επίδρασή τους σε κάθε διάσταση ετοιμότητας. Μέσα από τέσσερα case studies — την πυρκαγιά στο Μάτι (2018), τις ασκήσεις MODEX, τις στρατιωτικές ασκήσεις NATO και την εκπαίδευση της αστυνομίας σε σενάρια τρομοκρατίας — αναδεικνύονται τόσο τα κενά που αποκαλύφθηκαν από ανεπαρκή εκπαίδευση όσο και τα θετικά αποτελέσματα της συστηματικής εξάσκησης. Εξετάζεται επίσης ο ρόλος σύγχρονων τεχνολογιών (προσομοιωτές, VR, drones, GIS) ως συμπληρωματικών εργαλείων. Τέλος, διατυπώνονται τεκμηριωμένες προτάσεις βελτίωσης, με έμφαση στην ενίσχυση της βιωματικής μάθησης, τη διυπηρεσιακή εκπαίδευση, την αξιοποίηση τεχνολογίας και την ψυχολογική υποστήριξη του προσωπικού.</w:t>
       </w:r>
     </w:p>
     <w:p>
@@ -249,7 +243,7 @@
           <w:sz w:val="24"/>
           <w:szCs w:val="24"/>
         </w:rPr>
-        <w:t xml:space="preserve">επιχειρησιακή ετοιμότητα, εκπαίδευση πυροσβεστών, ασκήσεις, βιωματική μάθηση, Πυροσβεστικό Σώμα, πολιτική προστασία, μη τεχνικές δεξιότητες</w:t>
+        <w:t xml:space="preserve">επιχειρησιακή ετοιμότητα, εκπαίδευση μέσω ασκήσεων, σώματα ασφαλείας, ένοπλες δυνάμεις, αστυνομία, πυροσβεστικό σώμα, βιωματική μάθηση, πολιτική προστασία, μη τεχνικές δεξιότητες</w:t>
       </w:r>
     </w:p>
     <w:p>
@@ -287,7 +281,7 @@
           <w:sz w:val="24"/>
           <w:szCs w:val="24"/>
         </w:rPr>
-        <w:t xml:space="preserve">This thesis examines the role of exercise-based training in enhancing the operational readiness of the Hellenic Fire Service. It begins by analyzing the multidimensional concept of operational readiness — physical, technical, psychological, and organizational — and the theoretical foundations that underpin the value of practical training: experiential learning (Kolb, 1984), deliberate practice (Ericsson, 2006), and non-technical skills (Flin et al., 2008). The training system of the Hellenic Fire Service is then presented, including the types of exercises (tabletop, field, simulation, and specialized) and their impact on each dimension of readiness. Three case studies — the Mati wildfire (2018), MODEX exercises involving Greece's Special Disaster Response Unit (EMAK), and the 2021 wildfires — illustrate both the deficiencies revealed by inadequate training and the positive outcomes of systematic practice. The role of modern technologies (simulators, VR, drones, GIS) as complementary training tools is also examined. Finally, evidence-based recommendations are formulated, emphasizing enhanced experiential learning, technology integration, development of non-technical skills, expansion of international cooperation, and psychological support for personnel.</w:t>
+        <w:t xml:space="preserve">This thesis examines the role of exercise-based training in enhancing the operational readiness of security forces and armed services. The analysis spans four central pillars: the Hellenic Fire Service, the Hellenic Police (with particular reference to Traffic Police and Special Units), the Armed Forces, and civil protection agencies. It begins by analyzing the multidimensional concept of operational readiness — physical, technical, psychological, and organizational — and the theoretical foundations underpinning practical training: experiential learning (Kolb, 1984), deliberate practice (Ericsson, 2006), and non-technical skills (Flin et al., 2008). The training systems of each service are then presented, along with types of exercises (tabletop, field, simulation, military drills) and their impact on each dimension of readiness. Four case studies — the Mati wildfire (2018), EU MODEX exercises, NATO military exercises, and police counter-terrorism training — illustrate both deficiencies revealed by inadequate training and positive outcomes of systematic practice. The role of modern technologies (simulators, VR, drones, GIS) as complementary training tools is also examined. Finally, evidence-based recommendations are formulated, emphasizing enhanced experiential learning, inter-agency training, technology integration, and psychological support for personnel.</w:t>
       </w:r>
     </w:p>
     <w:p>
@@ -317,7 +311,7 @@
           <w:sz w:val="24"/>
           <w:szCs w:val="24"/>
         </w:rPr>
-        <w:t xml:space="preserve">operational readiness, firefighter training, exercises, experiential learning, Hellenic Fire Service, civil protection, non-technical skills</w:t>
+        <w:t xml:space="preserve">operational readiness, exercise-based training, security forces, armed forces, police, fire service, experiential learning, civil protection, non-technical skills</w:t>
       </w:r>
     </w:p>
     <w:p>
@@ -387,7 +381,7 @@
           <w:sz w:val="24"/>
           <w:szCs w:val="24"/>
         </w:rPr>
-        <w:t xml:space="preserve">ΚΕΦΑΛΑΙΟ 1: ΕΙΣΑΓΩΓΗ</w:t>
+        <w:t xml:space="preserve">ΕΙΣΑΓΩΓΗ</w:t>
       </w:r>
     </w:p>
     <w:p>
@@ -405,7 +399,7 @@
           <w:sz w:val="22"/>
           <w:szCs w:val="22"/>
         </w:rPr>
-        <w:t xml:space="preserve">1.1 Αντικείμενο και σκοπός της εργασίας</w:t>
+        <w:t xml:space="preserve">Αντικείμενο και σκοπός</w:t>
       </w:r>
     </w:p>
     <w:p>
@@ -423,7 +417,7 @@
           <w:sz w:val="22"/>
           <w:szCs w:val="22"/>
         </w:rPr>
-        <w:t xml:space="preserve">1.2 Μεθοδολογική προσέγγιση</w:t>
+        <w:t xml:space="preserve">Μεθοδολογική προσέγγιση</w:t>
       </w:r>
     </w:p>
     <w:p>
@@ -441,7 +435,7 @@
           <w:sz w:val="22"/>
           <w:szCs w:val="22"/>
         </w:rPr>
-        <w:t xml:space="preserve">1.3 Δομή της εργασίας</w:t>
+        <w:t xml:space="preserve">Δομή της εργασίας</w:t>
       </w:r>
     </w:p>
     <w:p>
@@ -458,7 +452,7 @@
           <w:sz w:val="24"/>
           <w:szCs w:val="24"/>
         </w:rPr>
-        <w:t xml:space="preserve">ΚΕΦΑΛΑΙΟ 2: ΘΕΩΡΗΤΙΚΟ ΠΛΑΙΣΙΟ</w:t>
+        <w:t xml:space="preserve">ΚΕΦΑΛΑΙΟ 1: ΘΕΩΡΗΤΙΚΟ ΠΛΑΙΣΙΟ</w:t>
       </w:r>
     </w:p>
     <w:p>
@@ -476,7 +470,7 @@
           <w:sz w:val="22"/>
           <w:szCs w:val="22"/>
         </w:rPr>
-        <w:t xml:space="preserve">2.1 Η έννοια της επιχειρησιακής ετοιμότητας</w:t>
+        <w:t xml:space="preserve">1.1 Η έννοια της επιχειρησιακής ετοιμότητας</w:t>
       </w:r>
     </w:p>
     <w:p>
@@ -494,7 +488,7 @@
           <w:sz w:val="22"/>
           <w:szCs w:val="22"/>
         </w:rPr>
-        <w:t xml:space="preserve">2.2 Θεωρίες μάθησης και εκπαίδευσης ενηλίκων</w:t>
+        <w:t xml:space="preserve">1.2 Παράγοντες που επηρεάζουν την ετοιμότητα</w:t>
       </w:r>
     </w:p>
     <w:p>
@@ -512,7 +506,25 @@
           <w:sz w:val="22"/>
           <w:szCs w:val="22"/>
         </w:rPr>
-        <w:t xml:space="preserve">2.3 Η εκπαίδευση σε επαγγέλματα υψηλού κινδύνου</w:t>
+        <w:t xml:space="preserve">1.3 Θεωρίες μάθησης (Kolb, Ericsson, CRM)</w:t>
+      </w:r>
+    </w:p>
+    <w:p>
+      <w:pPr>
+        <w:spacing w:after="40" w:line="300"/>
+        <w:ind w:left="720"/>
+      </w:pPr>
+      <w:r>
+        <w:rPr>
+          <w:rFonts w:ascii="Times New Roman" w:cs="Times New Roman" w:eastAsia="Times New Roman" w:hAnsi="Times New Roman"/>
+          <w:b w:val="false"/>
+          <w:bCs w:val="false"/>
+          <w:i w:val="false"/>
+          <w:iCs w:val="false"/>
+          <w:sz w:val="22"/>
+          <w:szCs w:val="22"/>
+        </w:rPr>
+        <w:t xml:space="preserve">1.4 Η εκπαίδευση σε επαγγέλματα υψηλού κινδύνου</w:t>
       </w:r>
     </w:p>
     <w:p>
@@ -529,7 +541,7 @@
           <w:sz w:val="24"/>
           <w:szCs w:val="24"/>
         </w:rPr>
-        <w:t xml:space="preserve">ΚΕΦΑΛΑΙΟ 3: ΤΟ ΠΥΡΟΣΒΕΣΤΙΚΟ ΣΩΜΑ</w:t>
+        <w:t xml:space="preserve">ΚΕΦΑΛΑΙΟ 2: ΤΑ ΣΩΜΑΤΑ ΑΣΦΑΛΕΙΑΣ ΚΑΙ ΟΙ ΕΝΟΠΛΕΣ ΔΥΝΑΜΕΙΣ</w:t>
       </w:r>
     </w:p>
     <w:p>
@@ -547,7 +559,7 @@
           <w:sz w:val="22"/>
           <w:szCs w:val="22"/>
         </w:rPr>
-        <w:t xml:space="preserve">3.1 Η αποστολή και ο ρόλος του ΠΣ στην Ελλάδα</w:t>
+        <w:t xml:space="preserve">2.1 Οι Ένοπλες Δυνάμεις</w:t>
       </w:r>
     </w:p>
     <w:p>
@@ -565,7 +577,7 @@
           <w:sz w:val="22"/>
           <w:szCs w:val="22"/>
         </w:rPr>
-        <w:t xml:space="preserve">3.2 Σωματικές, τεχνικές και ψυχολογικές απαιτήσεις</w:t>
+        <w:t xml:space="preserve">2.2 Η Ελληνική Αστυνομία (ΕΛ.ΑΣ.)</w:t>
       </w:r>
     </w:p>
     <w:p>
@@ -583,7 +595,43 @@
           <w:sz w:val="22"/>
           <w:szCs w:val="22"/>
         </w:rPr>
-        <w:t xml:space="preserve">3.3 Εξέλιξη των κινδύνων: κλιματική αλλαγή</w:t>
+        <w:t xml:space="preserve">2.3 Η Τροχαία Αστυνομία</w:t>
+      </w:r>
+    </w:p>
+    <w:p>
+      <w:pPr>
+        <w:spacing w:after="40" w:line="300"/>
+        <w:ind w:left="720"/>
+      </w:pPr>
+      <w:r>
+        <w:rPr>
+          <w:rFonts w:ascii="Times New Roman" w:cs="Times New Roman" w:eastAsia="Times New Roman" w:hAnsi="Times New Roman"/>
+          <w:b w:val="false"/>
+          <w:bCs w:val="false"/>
+          <w:i w:val="false"/>
+          <w:iCs w:val="false"/>
+          <w:sz w:val="22"/>
+          <w:szCs w:val="22"/>
+        </w:rPr>
+        <w:t xml:space="preserve">2.4 Το Πυροσβεστικό Σώμα</w:t>
+      </w:r>
+    </w:p>
+    <w:p>
+      <w:pPr>
+        <w:spacing w:after="40" w:line="300"/>
+        <w:ind w:left="720"/>
+      </w:pPr>
+      <w:r>
+        <w:rPr>
+          <w:rFonts w:ascii="Times New Roman" w:cs="Times New Roman" w:eastAsia="Times New Roman" w:hAnsi="Times New Roman"/>
+          <w:b w:val="false"/>
+          <w:bCs w:val="false"/>
+          <w:i w:val="false"/>
+          <w:iCs w:val="false"/>
+          <w:sz w:val="22"/>
+          <w:szCs w:val="22"/>
+        </w:rPr>
+        <w:t xml:space="preserve">2.5 Κοινές επιχειρησιακές απαιτήσεις</w:t>
       </w:r>
     </w:p>
     <w:p>
@@ -600,7 +648,7 @@
           <w:sz w:val="24"/>
           <w:szCs w:val="24"/>
         </w:rPr>
-        <w:t xml:space="preserve">ΚΕΦΑΛΑΙΟ 4: ΤΟ ΕΚΠΑΙΔΕΥΤΙΚΟ ΣΥΣΤΗΜΑ</w:t>
+        <w:t xml:space="preserve">ΚΕΦΑΛΑΙΟ 3: ΕΚΠΑΙΔΕΥΤΙΚΑ ΣΥΣΤΗΜΑΤΑ ΚΑΙ ΜΟΡΦΕΣ ΑΣΚΗΣΕΩΝ</w:t>
       </w:r>
     </w:p>
     <w:p>
@@ -618,7 +666,7 @@
           <w:sz w:val="22"/>
           <w:szCs w:val="22"/>
         </w:rPr>
-        <w:t xml:space="preserve">4.1 Βασική εκπαίδευση</w:t>
+        <w:t xml:space="preserve">3.1 Η στρατιωτική εκπαίδευση</w:t>
       </w:r>
     </w:p>
     <w:p>
@@ -636,7 +684,7 @@
           <w:sz w:val="22"/>
           <w:szCs w:val="22"/>
         </w:rPr>
-        <w:t xml:space="preserve">4.2 Συνεχιζόμενη εκπαίδευση</w:t>
+        <w:t xml:space="preserve">3.2 Η αστυνομική εκπαίδευση</w:t>
       </w:r>
     </w:p>
     <w:p>
@@ -654,7 +702,7 @@
           <w:sz w:val="22"/>
           <w:szCs w:val="22"/>
         </w:rPr>
-        <w:t xml:space="preserve">4.3 Τύποι ασκήσεων</w:t>
+        <w:t xml:space="preserve">3.3 Η εκπαίδευση της Τροχαίας</w:t>
       </w:r>
     </w:p>
     <w:p>
@@ -672,7 +720,25 @@
           <w:sz w:val="22"/>
           <w:szCs w:val="22"/>
         </w:rPr>
-        <w:t xml:space="preserve">4.4 Σχεδιασμός και αξιολόγηση ασκήσεων</w:t>
+        <w:t xml:space="preserve">3.4 Η εκπαίδευση στο Πυροσβεστικό Σώμα</w:t>
+      </w:r>
+    </w:p>
+    <w:p>
+      <w:pPr>
+        <w:spacing w:after="40" w:line="300"/>
+        <w:ind w:left="720"/>
+      </w:pPr>
+      <w:r>
+        <w:rPr>
+          <w:rFonts w:ascii="Times New Roman" w:cs="Times New Roman" w:eastAsia="Times New Roman" w:hAnsi="Times New Roman"/>
+          <w:b w:val="false"/>
+          <w:bCs w:val="false"/>
+          <w:i w:val="false"/>
+          <w:iCs w:val="false"/>
+          <w:sz w:val="22"/>
+          <w:szCs w:val="22"/>
+        </w:rPr>
+        <w:t xml:space="preserve">3.5 Πολυφορεακές ασκήσεις</w:t>
       </w:r>
     </w:p>
     <w:p>
@@ -689,7 +755,7 @@
           <w:sz w:val="24"/>
           <w:szCs w:val="24"/>
         </w:rPr>
-        <w:t xml:space="preserve">ΚΕΦΑΛΑΙΟ 5: Η ΕΠΙΔΡΑΣΗ ΤΗΣ ΕΚΠΑΙΔΕΥΣΗΣ</w:t>
+        <w:t xml:space="preserve">ΚΕΦΑΛΑΙΟ 4: Η ΕΠΙΔΡΑΣΗ ΤΗΣ ΕΚΠΑΙΔΕΥΣΗΣ ΣΤΗΝ ΕΤΟΙΜΟΤΗΤΑ</w:t>
       </w:r>
     </w:p>
     <w:p>
@@ -707,7 +773,7 @@
           <w:sz w:val="22"/>
           <w:szCs w:val="22"/>
         </w:rPr>
-        <w:t xml:space="preserve">5.1 Επίδραση στη σωματική ετοιμότητα</w:t>
+        <w:t xml:space="preserve">4.1 Σωματική ετοιμότητα</w:t>
       </w:r>
     </w:p>
     <w:p>
@@ -725,7 +791,7 @@
           <w:sz w:val="22"/>
           <w:szCs w:val="22"/>
         </w:rPr>
-        <w:t xml:space="preserve">5.2 Επίδραση στην τεχνική επάρκεια</w:t>
+        <w:t xml:space="preserve">4.2 Τεχνική επάρκεια</w:t>
       </w:r>
     </w:p>
     <w:p>
@@ -743,7 +809,7 @@
           <w:sz w:val="22"/>
           <w:szCs w:val="22"/>
         </w:rPr>
-        <w:t xml:space="preserve">5.3 Επίδραση στην ψυχολογική ανθεκτικότητα</w:t>
+        <w:t xml:space="preserve">4.3 Ψυχολογική ανθεκτικότητα</w:t>
       </w:r>
     </w:p>
     <w:p>
@@ -761,7 +827,7 @@
           <w:sz w:val="22"/>
           <w:szCs w:val="22"/>
         </w:rPr>
-        <w:t xml:space="preserve">5.4 Επίδραση στην ομαδική συνεργασία</w:t>
+        <w:t xml:space="preserve">4.4 Ομαδική συνεργασία και συντονισμός</w:t>
       </w:r>
     </w:p>
     <w:p>
@@ -779,7 +845,7 @@
           <w:sz w:val="22"/>
           <w:szCs w:val="22"/>
         </w:rPr>
-        <w:t xml:space="preserve">5.5 Σχέση συχνότητας ασκήσεων και ετοιμότητας</w:t>
+        <w:t xml:space="preserve">4.5 Συχνότητα ασκήσεων και ετοιμότητα</w:t>
       </w:r>
     </w:p>
     <w:p>
@@ -796,7 +862,7 @@
           <w:sz w:val="24"/>
           <w:szCs w:val="24"/>
         </w:rPr>
-        <w:t xml:space="preserve">ΚΕΦΑΛΑΙΟ 6: ΔΙΕΘΝΗΣ ΣΥΝΕΡΓΑΣΙΑ &amp; CASE STUDIES</w:t>
+        <w:t xml:space="preserve">ΚΕΦΑΛΑΙΟ 5: CASE STUDIES ΚΑΙ ΔΙΕΘΝΗΣ ΣΥΝΕΡΓΑΣΙΑ</w:t>
       </w:r>
     </w:p>
     <w:p>
@@ -814,7 +880,7 @@
           <w:sz w:val="22"/>
           <w:szCs w:val="22"/>
         </w:rPr>
-        <w:t xml:space="preserve">6.1 Ο Ευρωπαϊκός Μηχανισμός UCPM</w:t>
+        <w:t xml:space="preserve">5.1 Πλαίσια διεθνούς συνεργασίας</w:t>
       </w:r>
     </w:p>
     <w:p>
@@ -832,7 +898,7 @@
           <w:sz w:val="22"/>
           <w:szCs w:val="22"/>
         </w:rPr>
-        <w:t xml:space="preserve">6.2 Case Study 1: Πυρκαγιά Μάτι (2018)</w:t>
+        <w:t xml:space="preserve">5.2 CS1: Πυρκαγιά Μάτι (2018)</w:t>
       </w:r>
     </w:p>
     <w:p>
@@ -850,7 +916,7 @@
           <w:sz w:val="22"/>
           <w:szCs w:val="22"/>
         </w:rPr>
-        <w:t xml:space="preserve">6.3 Case Study 2: Ασκήσεις MODEX — ΕΜΑΚ</w:t>
+        <w:t xml:space="preserve">5.3 CS2: NATO Defender Europe</w:t>
       </w:r>
     </w:p>
     <w:p>
@@ -868,7 +934,7 @@
           <w:sz w:val="22"/>
           <w:szCs w:val="22"/>
         </w:rPr>
-        <w:t xml:space="preserve">6.4 Case Study 3: Πυρκαγιές 2021</w:t>
+        <w:t xml:space="preserve">5.4 CS3: MODEX / ΕΜΑΚ</w:t>
       </w:r>
     </w:p>
     <w:p>
@@ -886,7 +952,7 @@
           <w:sz w:val="22"/>
           <w:szCs w:val="22"/>
         </w:rPr>
-        <w:t xml:space="preserve">6.5 Οφέλη διακρατικών ασκήσεων</w:t>
+        <w:t xml:space="preserve">5.5 CS4: ATLAS Network αντιτρομοκρατίας</w:t>
       </w:r>
     </w:p>
     <w:p>
@@ -903,7 +969,7 @@
           <w:sz w:val="24"/>
           <w:szCs w:val="24"/>
         </w:rPr>
-        <w:t xml:space="preserve">ΚΕΦΑΛΑΙΟ 7: Ο ΡΟΛΟΣ ΤΗΣ ΤΕΧΝΟΛΟΓΙΑΣ</w:t>
+        <w:t xml:space="preserve">ΚΕΦΑΛΑΙΟ 6: Ο ΡΟΛΟΣ ΤΗΣ ΤΕΧΝΟΛΟΓΙΑΣ</w:t>
       </w:r>
     </w:p>
     <w:p>
@@ -921,7 +987,7 @@
           <w:sz w:val="22"/>
           <w:szCs w:val="22"/>
         </w:rPr>
-        <w:t xml:space="preserve">7.1 Προσομοιωτές εκπαίδευσης</w:t>
+        <w:t xml:space="preserve">6.1 Προσομοιωτές</w:t>
       </w:r>
     </w:p>
     <w:p>
@@ -939,7 +1005,7 @@
           <w:sz w:val="22"/>
           <w:szCs w:val="22"/>
         </w:rPr>
-        <w:t xml:space="preserve">7.2 Εικονική και επαυξημένη πραγματικότητα</w:t>
+        <w:t xml:space="preserve">6.2 VR/AR</w:t>
       </w:r>
     </w:p>
     <w:p>
@@ -957,7 +1023,7 @@
           <w:sz w:val="22"/>
           <w:szCs w:val="22"/>
         </w:rPr>
-        <w:t xml:space="preserve">7.3 Μη επανδρωμένα αεροσκάφη (drones)</w:t>
+        <w:t xml:space="preserve">6.3 Drones</w:t>
       </w:r>
     </w:p>
     <w:p>
@@ -975,43 +1041,7 @@
           <w:sz w:val="22"/>
           <w:szCs w:val="22"/>
         </w:rPr>
-        <w:t xml:space="preserve">7.4 Γεωγραφικά Συστήματα Πληροφοριών (GIS)</w:t>
-      </w:r>
-    </w:p>
-    <w:p>
-      <w:pPr>
-        <w:spacing w:after="40" w:line="300"/>
-        <w:ind w:left="720"/>
-      </w:pPr>
-      <w:r>
-        <w:rPr>
-          <w:rFonts w:ascii="Times New Roman" w:cs="Times New Roman" w:eastAsia="Times New Roman" w:hAnsi="Times New Roman"/>
-          <w:b w:val="false"/>
-          <w:bCs w:val="false"/>
-          <w:i w:val="false"/>
-          <w:iCs w:val="false"/>
-          <w:sz w:val="22"/>
-          <w:szCs w:val="22"/>
-        </w:rPr>
-        <w:t xml:space="preserve">7.5 Ηλεκτρονική μάθηση</w:t>
-      </w:r>
-    </w:p>
-    <w:p>
-      <w:pPr>
-        <w:spacing w:after="40" w:line="300"/>
-        <w:ind w:left="720"/>
-      </w:pPr>
-      <w:r>
-        <w:rPr>
-          <w:rFonts w:ascii="Times New Roman" w:cs="Times New Roman" w:eastAsia="Times New Roman" w:hAnsi="Times New Roman"/>
-          <w:b w:val="false"/>
-          <w:bCs w:val="false"/>
-          <w:i w:val="false"/>
-          <w:iCs w:val="false"/>
-          <w:sz w:val="22"/>
-          <w:szCs w:val="22"/>
-        </w:rPr>
-        <w:t xml:space="preserve">7.6 Αποτίμηση τεχνολογικών εφαρμογών</w:t>
+        <w:t xml:space="preserve">6.4 GIS, e-learning</w:t>
       </w:r>
     </w:p>
     <w:p>
@@ -1028,79 +1058,7 @@
           <w:sz w:val="24"/>
           <w:szCs w:val="24"/>
         </w:rPr>
-        <w:t xml:space="preserve">ΚΕΦΑΛΑΙΟ 8: ΣΥΜΠΕΡΑΣΜΑΤΑ ΚΑΙ ΠΡΟΤΑΣΕΙΣ</w:t>
-      </w:r>
-    </w:p>
-    <w:p>
-      <w:pPr>
-        <w:spacing w:after="40" w:line="300"/>
-        <w:ind w:left="720"/>
-      </w:pPr>
-      <w:r>
-        <w:rPr>
-          <w:rFonts w:ascii="Times New Roman" w:cs="Times New Roman" w:eastAsia="Times New Roman" w:hAnsi="Times New Roman"/>
-          <w:b w:val="false"/>
-          <w:bCs w:val="false"/>
-          <w:i w:val="false"/>
-          <w:iCs w:val="false"/>
-          <w:sz w:val="22"/>
-          <w:szCs w:val="22"/>
-        </w:rPr>
-        <w:t xml:space="preserve">8.1 Σύνοψη ευρημάτων</w:t>
-      </w:r>
-    </w:p>
-    <w:p>
-      <w:pPr>
-        <w:spacing w:after="40" w:line="300"/>
-        <w:ind w:left="720"/>
-      </w:pPr>
-      <w:r>
-        <w:rPr>
-          <w:rFonts w:ascii="Times New Roman" w:cs="Times New Roman" w:eastAsia="Times New Roman" w:hAnsi="Times New Roman"/>
-          <w:b w:val="false"/>
-          <w:bCs w:val="false"/>
-          <w:i w:val="false"/>
-          <w:iCs w:val="false"/>
-          <w:sz w:val="22"/>
-          <w:szCs w:val="22"/>
-        </w:rPr>
-        <w:t xml:space="preserve">8.2 Προτάσεις βελτίωσης</w:t>
-      </w:r>
-    </w:p>
-    <w:p>
-      <w:pPr>
-        <w:spacing w:after="40" w:line="300"/>
-        <w:ind w:left="720"/>
-      </w:pPr>
-      <w:r>
-        <w:rPr>
-          <w:rFonts w:ascii="Times New Roman" w:cs="Times New Roman" w:eastAsia="Times New Roman" w:hAnsi="Times New Roman"/>
-          <w:b w:val="false"/>
-          <w:bCs w:val="false"/>
-          <w:i w:val="false"/>
-          <w:iCs w:val="false"/>
-          <w:sz w:val="22"/>
-          <w:szCs w:val="22"/>
-        </w:rPr>
-        <w:t xml:space="preserve">8.3 Περιορισμοί της εργασίας</w:t>
-      </w:r>
-    </w:p>
-    <w:p>
-      <w:pPr>
-        <w:spacing w:after="40" w:line="300"/>
-        <w:ind w:left="720"/>
-      </w:pPr>
-      <w:r>
-        <w:rPr>
-          <w:rFonts w:ascii="Times New Roman" w:cs="Times New Roman" w:eastAsia="Times New Roman" w:hAnsi="Times New Roman"/>
-          <w:b w:val="false"/>
-          <w:bCs w:val="false"/>
-          <w:i w:val="false"/>
-          <w:iCs w:val="false"/>
-          <w:sz w:val="22"/>
-          <w:szCs w:val="22"/>
-        </w:rPr>
-        <w:t xml:space="preserve">8.4 Προτάσεις για μελλοντική έρευνα</w:t>
+        <w:t xml:space="preserve">ΣΥΜΠΕΡΑΣΜΑΤΑ ΚΑΙ ΠΡΟΤΑΣΕΙΣ</w:t>
       </w:r>
     </w:p>
     <w:p>
@@ -1136,7 +1094,7 @@
           <w:sz w:val="28"/>
           <w:szCs w:val="28"/>
         </w:rPr>
-        <w:t xml:space="preserve">ΚΕΦΑΛΑΙΟ 1: ΕΙΣΑΓΩΓΗ</w:t>
+        <w:t xml:space="preserve">ΕΙΣΑΓΩΓΗ</w:t>
       </w:r>
     </w:p>
     <w:p>
@@ -1154,83 +1112,102 @@
           <w:sz w:val="26"/>
           <w:szCs w:val="26"/>
         </w:rPr>
-        <w:t xml:space="preserve">1.1 Αντικείμενο και σκοπός της εργασίας</w:t>
-      </w:r>
-    </w:p>
-    <w:p>
-      <w:pPr>
-        <w:spacing w:after="120" w:line="360"/>
-        <w:ind w:firstLine="720"/>
-        <w:jc w:val="both"/>
-      </w:pPr>
-      <w:r>
-        <w:rPr>
-          <w:rFonts w:ascii="Times New Roman" w:cs="Times New Roman" w:eastAsia="Times New Roman" w:hAnsi="Times New Roman"/>
-          <w:b w:val="false"/>
-          <w:bCs w:val="false"/>
-          <w:i w:val="false"/>
-          <w:iCs w:val="false"/>
-          <w:sz w:val="24"/>
-          <w:szCs w:val="24"/>
-        </w:rPr>
-        <w:t xml:space="preserve">Το Πυροσβεστικό Σώμα (ΠΣ) αποτελεί τον κεντρικό θεσμό πολιτικής προστασίας στην Ελλάδα, με αρμοδιότητες που εκτείνονται από την κατάσβεση αστικών και δασικών πυρκαγιών ως τις επιχειρήσεις έρευνας και διάσωσης μετά από σεισμούς, πλημμύρες και τεχνολογικά ατυχήματα. Κατά την τελευταία δεκαετία, η ένταση και η πολυπλοκότητα των καταστροφών αυξήθηκε αισθητά: οι πυρκαγιές στο Μάτι Αττικής (Ιούλιος 2018) με 104 θύματα και οι μεγάλες δασικές πυρκαγιές στην Εύβοια και την Αττική (Αύγουστος 2021) που αποτέφρωσαν πάνω από 50.000 εκτάρια δασικής γης, κατέδειξαν ότι η επιχειρησιακή ετοιμότητα δεν αποτελεί αφηρημένη έννοια, αλλά ζήτημα ζωής και θανάτου (Lagouvardos et al., 2019).</w:t>
-      </w:r>
-    </w:p>
-    <w:p>
-      <w:pPr>
-        <w:spacing w:after="120" w:line="360"/>
-        <w:ind w:firstLine="720"/>
-        <w:jc w:val="both"/>
-      </w:pPr>
-      <w:r>
-        <w:rPr>
-          <w:rFonts w:ascii="Times New Roman" w:cs="Times New Roman" w:eastAsia="Times New Roman" w:hAnsi="Times New Roman"/>
-          <w:b w:val="false"/>
-          <w:bCs w:val="false"/>
-          <w:i w:val="false"/>
-          <w:iCs w:val="false"/>
-          <w:sz w:val="24"/>
-          <w:szCs w:val="24"/>
-        </w:rPr>
-        <w:t xml:space="preserve">Η εκπαίδευση μέσω ασκήσεων — δηλαδή η συστηματική, σχεδιασμένη και αξιολογούμενη πρακτική εξάσκηση σε σενάρια που προσομοιώνουν πραγματικά περιστατικά — αναγνωρίζεται διεθνώς ως ο αποτελεσματικότερος τρόπος γεφύρωσης του χάσματος μεταξύ θεωρητικής γνώσης και πεδινής εφαρμογής (Salas et al., 2012). Η παρούσα εργασία εξετάζει τον ρόλο αυτής ακριβώς της εκπαιδευτικής διαδικασίας στη βελτίωση της επιχειρησιακής ετοιμότητας των πυροσβεστών, αντλώντας τεκμήρια τόσο από τη διεθνή βιβλιογραφία όσο και από την ελληνική εμπειρία.</w:t>
-      </w:r>
-    </w:p>
-    <w:p>
-      <w:pPr>
-        <w:spacing w:after="120" w:line="360"/>
-        <w:ind w:firstLine="720"/>
-        <w:jc w:val="both"/>
-      </w:pPr>
-      <w:r>
-        <w:rPr>
-          <w:rFonts w:ascii="Times New Roman" w:cs="Times New Roman" w:eastAsia="Times New Roman" w:hAnsi="Times New Roman"/>
-          <w:b w:val="false"/>
-          <w:bCs w:val="false"/>
-          <w:i w:val="false"/>
-          <w:iCs w:val="false"/>
-          <w:sz w:val="24"/>
-          <w:szCs w:val="24"/>
-        </w:rPr>
-        <w:t xml:space="preserve">Σκοπός της εργασίας είναι: (α) να αποσαφηνίσει την έννοια της επιχειρησιακής ετοιμότητας και τις διαστάσεις της στο πλαίσιο του πυροσβεστικού επαγγέλματος, (β) να αναλύσει τον τρόπο με τον οποίο οι ασκήσεις — σε όλες τις μορφές τους — συμβάλλουν στη σωματική, τεχνική, ψυχολογική και οργανωσιακή ετοιμότητα, (γ) να αξιολογήσει τη διεθνή και ελληνική εμπειρία μέσα από συγκεκριμένα παραδείγματα ασκήσεων και κρίσεων, και (δ) να διατυπώσει τεκμηριωμένες προτάσεις βελτίωσης.</w:t>
-      </w:r>
-    </w:p>
-    <w:p>
-      <w:pPr>
-        <w:spacing w:after="120" w:line="360"/>
-        <w:ind w:firstLine="720"/>
-        <w:jc w:val="both"/>
-      </w:pPr>
-      <w:r>
-        <w:rPr>
-          <w:rFonts w:ascii="Times New Roman" w:cs="Times New Roman" w:eastAsia="Times New Roman" w:hAnsi="Times New Roman"/>
-          <w:b w:val="false"/>
-          <w:bCs w:val="false"/>
-          <w:i w:val="false"/>
-          <w:iCs w:val="false"/>
-          <w:sz w:val="24"/>
-          <w:szCs w:val="24"/>
-        </w:rPr>
-        <w:t xml:space="preserve">Η επιλογή του θέματος δεν είναι τυχαία. Η Ελλάδα, ως μεσογειακή χώρα με εκτεταμένη δασική κάλυψη, μεγάλο μήκος ακτογραμμής, σεισμογενή γεωλογική δομή και ταχεία αστικοποίηση, αντιμετωπίζει ένα ασυνήθιστα ευρύ φάσμα κινδύνων. Κατά τα τελευταία πέντε χρόνια, το Πυροσβεστικό Σώμα κλήθηκε να διαχειριστεί κρίσεις που θα ήταν δύσκολα αναμενόμενες σε μια μόνο χώρα: την πιο θανατηφόρα δασική πυρκαγιά στην ιστορία της Ευρώπης (Μάτι, 2018), τη μεγαλύτερη πυρκαγιά σε έκταση στην ιστορία της ΕΕ (Αλεξανδρούπολη, 2023), ισχυρούς σεισμούς (Ελασσόνα, 2021), καταστροφικές πλημμύρες (Θεσσαλία, 2023) και διεθνείς αποστολές διάσωσης (σεισμός Τουρκίας, 2023). Σε αυτό το πλαίσιο, η ερώτηση «πώς εκπαιδεύονται οι πυροσβέστες και πώς μπορεί να βελτιωθεί η εκπαίδευσή τους» αποκτά εξαιρετική πρακτική σημασία.</w:t>
+        <w:t xml:space="preserve">Αντικείμενο και σκοπός της εργασίας</w:t>
+      </w:r>
+    </w:p>
+    <w:p>
+      <w:pPr>
+        <w:spacing w:after="120" w:line="360"/>
+        <w:ind w:firstLine="720"/>
+        <w:jc w:val="both"/>
+      </w:pPr>
+      <w:r>
+        <w:rPr>
+          <w:rFonts w:ascii="Times New Roman" w:cs="Times New Roman" w:eastAsia="Times New Roman" w:hAnsi="Times New Roman"/>
+          <w:b w:val="false"/>
+          <w:bCs w:val="false"/>
+          <w:i w:val="false"/>
+          <w:iCs w:val="false"/>
+          <w:sz w:val="24"/>
+          <w:szCs w:val="24"/>
+        </w:rPr>
+        <w:t xml:space="preserve">Τα σώματα ασφαλείας και οι ένοπλες δυνάμεις αποτελούν τους θεμελιώδεις μηχανισμούς προστασίας της ανθρώπινης ζωής, της δημόσιας τάξης, της εθνικής ασφάλειας και του φυσικού περιβάλλοντος. Στην ελληνική πραγματικότητα, ο όρος «σώματα ασφαλείας» περιλαμβάνει ένα ευρύ φάσμα φορέων: το Πυροσβεστικό Σώμα (ΠΣ), την Ελληνική Αστυνομία (ΕΛ.ΑΣ.) — με τις εξειδικευμένες μονάδες Τροχαίας, ΟΠΚΕ, ΕΚΑΜ — τις Ένοπλες Δυνάμεις (Στρατός Ξηράς, Πολεμικό Ναυτικό, Πολεμική Αεροπορία), το Λιμενικό Σώμα, καθώς και τους φορείς πολιτικής προστασίας. Κάθε ένα από αυτά τα σώματα καλείται να δρα σε καταστάσεις υψηλού κινδύνου, χρονικής πίεσης και αβεβαιότητας: πυρκαγιές, σεισμοί, τροχαία ατυχήματα, τρομοκρατικές απειλές, στρατιωτικές κρίσεις, πλημμύρες, θαλάσσιες διασώσεις, αστυνομικές επιχειρήσεις μεγάλης κλίμακας.</w:t>
+      </w:r>
+    </w:p>
+    <w:p>
+      <w:pPr>
+        <w:spacing w:after="120" w:line="360"/>
+        <w:ind w:firstLine="720"/>
+        <w:jc w:val="both"/>
+      </w:pPr>
+      <w:r>
+        <w:rPr>
+          <w:rFonts w:ascii="Times New Roman" w:cs="Times New Roman" w:eastAsia="Times New Roman" w:hAnsi="Times New Roman"/>
+          <w:b w:val="false"/>
+          <w:bCs w:val="false"/>
+          <w:i w:val="false"/>
+          <w:iCs w:val="false"/>
+          <w:sz w:val="24"/>
+          <w:szCs w:val="24"/>
+        </w:rPr>
+        <w:t xml:space="preserve">Κατά την τελευταία δεκαετία, η ένταση και η πολυπλοκότητα των κρίσεων αυξήθηκε αισθητά σε όλους τους τομείς. Η κλιματική αλλαγή εντείνει τις φυσικές καταστροφές: οι πυρκαγιές στο Μάτι (2018) με 104 θύματα, η πλημμύρα της Θεσσαλίας (2023), η μεγαλύτερη πυρκαγιά στην ιστορία της ΕΕ στην Αλεξανδρούπολη (2023). Η τρομοκρατία και οι ασύμμετρες απειλές θέτουν νέες προκλήσεις στην αστυνομία και τον στρατό — η επίθεση στο Παρίσι (2015) και στις Βρυξέλλες (2016) κατέδειξαν πόσο κρίσιμη είναι η ετοιμότητα ειδικών αστυνομικών μονάδων. Η αύξηση της οδικής κυκλοφορίας και η πολυπλοκότητα των τροχαίων ατυχημάτων (ηλεκτρικά οχήματα, ADR μεταφορές) απαιτούν νέες δεξιότητες από την Τροχαία. Ο στρατός, στο πλαίσιο του NATO, καλείται να ανταποκριθεί σε ένα μεταβαλλόμενο γεωπολιτικό περιβάλλον με υβριδικές απειλές.</w:t>
+      </w:r>
+    </w:p>
+    <w:p>
+      <w:pPr>
+        <w:spacing w:after="120" w:line="360"/>
+        <w:ind w:firstLine="720"/>
+        <w:jc w:val="both"/>
+      </w:pPr>
+      <w:r>
+        <w:rPr>
+          <w:rFonts w:ascii="Times New Roman" w:cs="Times New Roman" w:eastAsia="Times New Roman" w:hAnsi="Times New Roman"/>
+          <w:b w:val="false"/>
+          <w:bCs w:val="false"/>
+          <w:i w:val="false"/>
+          <w:iCs w:val="false"/>
+          <w:sz w:val="24"/>
+          <w:szCs w:val="24"/>
+        </w:rPr>
+        <w:t xml:space="preserve">Η εκπαίδευση μέσω ασκήσεων — δηλαδή η συστηματική, σχεδιασμένη και αξιολογούμενη πρακτική εξάσκηση σε σενάρια που προσομοιώνουν πραγματικές καταστάσεις — αναγνωρίζεται διεθνώς ως ο αποτελεσματικότερος τρόπος γεφύρωσης του χάσματος μεταξύ θεωρητικής γνώσης και πεδινής εφαρμογής (Salas et al., 2012). Η αρχή αυτή ισχύει οριζόντια: στον στρατό μέσω στρατιωτικών ασκήσεων NATO, στην αστυνομία μέσω ασκήσεων αντιμετώπισης τρομοκρατίας και ελέγχου πλήθους, στην τροχαία μέσω σεναρίων μεγάλων ατυχημάτων, στο πυροσβεστικό μέσω ασκήσεων κατάσβεσης και διάσωσης. Η παρούσα εργασία εξετάζει τον ρόλο αυτής της εκπαιδευτικής διαδικασίας στη βελτίωση της επιχειρησιακής ετοιμότητας, αντλώντας τεκμήρια τόσο από τη διεθνή βιβλιογραφία όσο και από την ελληνική εμπειρία τεσσάρων βασικών πυλώνων: Ένοπλες Δυνάμεις, Ελληνική Αστυνομία, Τροχαία και Πυροσβεστικό Σώμα.</w:t>
+      </w:r>
+    </w:p>
+    <w:p>
+      <w:pPr>
+        <w:spacing w:after="120" w:line="360"/>
+        <w:ind w:firstLine="720"/>
+        <w:jc w:val="both"/>
+      </w:pPr>
+      <w:r>
+        <w:rPr>
+          <w:rFonts w:ascii="Times New Roman" w:cs="Times New Roman" w:eastAsia="Times New Roman" w:hAnsi="Times New Roman"/>
+          <w:b w:val="false"/>
+          <w:bCs w:val="false"/>
+          <w:i w:val="false"/>
+          <w:iCs w:val="false"/>
+          <w:sz w:val="24"/>
+          <w:szCs w:val="24"/>
+        </w:rPr>
+        <w:t xml:space="preserve">Σκοπός της εργασίας είναι: (α) να αποσαφηνίσει την έννοια της επιχειρησιακής ετοιμότητας και τις διαστάσεις της σε σώματα ασφαλείας και ένοπλες δυνάμεις, (β) να αναλύσει τον τρόπο με τον οποίο οι ασκήσεις — στρατιωτικές, αστυνομικές, πυροσβεστικές και πολυφορεακές — συμβάλλουν στη σωματική, τεχνική, ψυχολογική και οργανωσιακή ετοιμότητα, (γ) να αξιολογήσει τη διεθνή και ελληνική εμπειρία μέσα από πραγματικά case studies, και (δ) να διατυπώσει τεκμηριωμένες προτάσεις βελτίωσης.</w:t>
+      </w:r>
+    </w:p>
+    <w:p>
+      <w:pPr>
+        <w:spacing w:after="120" w:line="360"/>
+        <w:ind w:firstLine="720"/>
+        <w:jc w:val="both"/>
+      </w:pPr>
+      <w:r>
+        <w:rPr>
+          <w:rFonts w:ascii="Times New Roman" w:cs="Times New Roman" w:eastAsia="Times New Roman" w:hAnsi="Times New Roman"/>
+          <w:b w:val="false"/>
+          <w:bCs w:val="false"/>
+          <w:i w:val="false"/>
+          <w:iCs w:val="false"/>
+          <w:sz w:val="24"/>
+          <w:szCs w:val="24"/>
+        </w:rPr>
+        <w:t xml:space="preserve">Η επιλογή ευρείας θεματικής — σώματα ασφαλείας και ένοπλες δυνάμεις αντί μεμονωμένου φορέα — είναι σκόπιμη. Οι κρίσεις σπάνια αντιμετωπίζονται από ένα μόνο σώμα: μια δασική πυρκαγιά απαιτεί τη συνεργασία Πυροσβεστικού, Αστυνομίας (εκκένωση, κυκλοφοριακές ρυθμίσεις) και ενίοτε Στρατού (εναέρια μέσα, μηχανήματα). Ένα τρομοκρατικό χτύπημα κινητοποιεί ΕΚΑΜ, αστυνομία, ΕΚΑΒ και ΠΣ ταυτόχρονα. Ένα μεγάλο τροχαίο ατύχημα στον αυτοκινητόδρομο απαιτεί Τροχαία, Πυροσβεστική (απεγκλωβισμός) και υγειονομικές υπηρεσίες. Η διυπηρεσιακή ετοιμότητα — η ικανότητα πολλών φορέων να συνεργαστούν αποτελεσματικά — αποτελεί ίσως τη σημαντικότερη διάσταση που μπορεί να εξασκηθεί μόνο μέσω κοινών ασκήσεων.</w:t>
       </w:r>
     </w:p>
     <w:p>
@@ -1248,45 +1225,26 @@
           <w:sz w:val="26"/>
           <w:szCs w:val="26"/>
         </w:rPr>
-        <w:t xml:space="preserve">1.2 Μεθοδολογική προσέγγιση</w:t>
-      </w:r>
-    </w:p>
-    <w:p>
-      <w:pPr>
-        <w:spacing w:after="120" w:line="360"/>
-        <w:ind w:firstLine="720"/>
-        <w:jc w:val="both"/>
-      </w:pPr>
-      <w:r>
-        <w:rPr>
-          <w:rFonts w:ascii="Times New Roman" w:cs="Times New Roman" w:eastAsia="Times New Roman" w:hAnsi="Times New Roman"/>
-          <w:b w:val="false"/>
-          <w:bCs w:val="false"/>
-          <w:i w:val="false"/>
-          <w:iCs w:val="false"/>
-          <w:sz w:val="24"/>
-          <w:szCs w:val="24"/>
-        </w:rPr>
-        <w:t xml:space="preserve">Η μεθοδολογία της εργασίας στηρίζεται στη βιβλιογραφική ανασκόπηση και στην ανάλυση δευτερογενών πηγών. Συγκεκριμένα, αξιοποιήθηκαν: (α) ακαδημαϊκά άρθρα από διεθνείς βάσεις δεδομένων (Scopus, Google Scholar, PubMed), (β) βιβλία αναφοράς του κλάδου, (γ) εκθέσεις και δεδομένα ευρωπαϊκών και ελληνικών φορέων (European Commission, EFFIS, Γενική Γραμματεία Πολιτικής Προστασίας), και (δ) θεσμικά κείμενα του Πυροσβεστικού Σώματος.</w:t>
-      </w:r>
-    </w:p>
-    <w:p>
-      <w:pPr>
-        <w:spacing w:after="120" w:line="360"/>
-        <w:ind w:firstLine="720"/>
-        <w:jc w:val="both"/>
-      </w:pPr>
-      <w:r>
-        <w:rPr>
-          <w:rFonts w:ascii="Times New Roman" w:cs="Times New Roman" w:eastAsia="Times New Roman" w:hAnsi="Times New Roman"/>
-          <w:b w:val="false"/>
-          <w:bCs w:val="false"/>
-          <w:i w:val="false"/>
-          <w:iCs w:val="false"/>
-          <w:sz w:val="24"/>
-          <w:szCs w:val="24"/>
-        </w:rPr>
-        <w:t xml:space="preserve">Η ανάλυση ακολουθεί αφαιρετική λογική: ξεκινά από τις γενικές θεωρίες μάθησης και ετοιμότητας, εστιάζει σταδιακά στο πυροσβεστικό επάγγελμα, και καταλήγει σε συγκεκριμένα παραδείγματα και προτάσεις. Τα θεωρητικά ευρήματα αντιπαρατίθενται με πραγματικά περιστατικά (case studies), ώστε να τεκμηριώνεται η πρακτική αξία των ασκήσεων.</w:t>
+        <w:t xml:space="preserve">Μεθοδολογική προσέγγιση</w:t>
+      </w:r>
+    </w:p>
+    <w:p>
+      <w:pPr>
+        <w:spacing w:after="120" w:line="360"/>
+        <w:ind w:firstLine="720"/>
+        <w:jc w:val="both"/>
+      </w:pPr>
+      <w:r>
+        <w:rPr>
+          <w:rFonts w:ascii="Times New Roman" w:cs="Times New Roman" w:eastAsia="Times New Roman" w:hAnsi="Times New Roman"/>
+          <w:b w:val="false"/>
+          <w:bCs w:val="false"/>
+          <w:i w:val="false"/>
+          <w:iCs w:val="false"/>
+          <w:sz w:val="24"/>
+          <w:szCs w:val="24"/>
+        </w:rPr>
+        <w:t xml:space="preserve">Η μεθοδολογία στηρίζεται στη βιβλιογραφική ανασκόπηση και στην ανάλυση δευτερογενών πηγών. Αξιοποιήθηκαν: (α) ακαδημαϊκά άρθρα από διεθνείς βάσεις δεδομένων (Scopus, Google Scholar, PubMed), (β) βιβλία αναφοράς, (γ) εκθέσεις ευρωπαϊκών και ελληνικών φορέων (European Commission, EFFIS, NATO, Γενική Γραμματεία Πολιτικής Προστασίας), (δ) θεσμικά κείμενα σωμάτων ασφαλείας, και (ε) ανοιχτά δεδομένα από ασκήσεις (MODEX, NATO exercises, Europol). Η ανάλυση ακολουθεί αφαιρετική λογική: ξεκινά από γενικές θεωρίες, εστιάζει στα επιμέρους σώματα, και καταλήγει σε παραδείγματα και προτάσεις.</w:t>
       </w:r>
     </w:p>
     <w:p>
@@ -1304,45 +1262,45 @@
           <w:sz w:val="26"/>
           <w:szCs w:val="26"/>
         </w:rPr>
-        <w:t xml:space="preserve">1.3 Δομή της εργασίας</w:t>
-      </w:r>
-    </w:p>
-    <w:p>
-      <w:pPr>
-        <w:spacing w:after="120" w:line="360"/>
-        <w:ind w:firstLine="720"/>
-        <w:jc w:val="both"/>
-      </w:pPr>
-      <w:r>
-        <w:rPr>
-          <w:rFonts w:ascii="Times New Roman" w:cs="Times New Roman" w:eastAsia="Times New Roman" w:hAnsi="Times New Roman"/>
-          <w:b w:val="false"/>
-          <w:bCs w:val="false"/>
-          <w:i w:val="false"/>
-          <w:iCs w:val="false"/>
-          <w:sz w:val="24"/>
-          <w:szCs w:val="24"/>
-        </w:rPr>
-        <w:t xml:space="preserve">Η εργασία αρθρώνεται σε οκτώ κεφάλαια. Στο Κεφάλαιο 2 εξετάζεται το θεωρητικό πλαίσιο, με ανάλυση της έννοιας της επιχειρησιακής ετοιμότητας, των θεωριών βιωματικής μάθησης (Kolb, 1984) και στοχευμένης εξάσκησης (Ericsson, 2006), καθώς και των μη τεχνικών δεξιοτήτων (Flin et al., 2008). Το Κεφάλαιο 3 παρουσιάζει το πυροσβεστικό επάγγελμα, τις απαιτήσεις του και τις σύγχρονες προκλήσεις, ενώ το Κεφάλαιο 4 αναλύει το εκπαιδευτικό σύστημα του ΠΣ και τις μορφές ασκήσεων.</w:t>
-      </w:r>
-    </w:p>
-    <w:p>
-      <w:pPr>
-        <w:spacing w:after="120" w:line="360"/>
-        <w:ind w:firstLine="720"/>
-        <w:jc w:val="both"/>
-      </w:pPr>
-      <w:r>
-        <w:rPr>
-          <w:rFonts w:ascii="Times New Roman" w:cs="Times New Roman" w:eastAsia="Times New Roman" w:hAnsi="Times New Roman"/>
-          <w:b w:val="false"/>
-          <w:bCs w:val="false"/>
-          <w:i w:val="false"/>
-          <w:iCs w:val="false"/>
-          <w:sz w:val="24"/>
-          <w:szCs w:val="24"/>
-        </w:rPr>
-        <w:t xml:space="preserve">Στο Κεφάλαιο 5 εξετάζεται η επίδραση της εκπαίδευσης μέσω ασκήσεων στην ετοιμότητα, με αναφορά σε ερευνητικά δεδομένα. Το Κεφάλαιο 6 παρουσιάζει τη διεθνή συνεργασία και τρία πραγματικά case studies. Το Κεφάλαιο 7 εξετάζει τον ρόλο της τεχνολογίας (προσομοιωτές, VR, drones, GIS). Τέλος, στο Κεφάλαιο 8 συνοψίζονται τα ευρήματα, διατυπώνονται προτάσεις βελτίωσης και σημειώνονται οι περιορισμοί της εργασίας.</w:t>
+        <w:t xml:space="preserve">Δομή της εργασίας</w:t>
+      </w:r>
+    </w:p>
+    <w:p>
+      <w:pPr>
+        <w:spacing w:after="120" w:line="360"/>
+        <w:ind w:firstLine="720"/>
+        <w:jc w:val="both"/>
+      </w:pPr>
+      <w:r>
+        <w:rPr>
+          <w:rFonts w:ascii="Times New Roman" w:cs="Times New Roman" w:eastAsia="Times New Roman" w:hAnsi="Times New Roman"/>
+          <w:b w:val="false"/>
+          <w:bCs w:val="false"/>
+          <w:i w:val="false"/>
+          <w:iCs w:val="false"/>
+          <w:sz w:val="24"/>
+          <w:szCs w:val="24"/>
+        </w:rPr>
+        <w:t xml:space="preserve">Η εργασία αρθρώνεται σε έξι αριθμημένα κεφάλαια, πλαισιωμένα από την παρούσα εισαγωγή (μη αριθμημένη) και τη βιβλιογραφία (μη αριθμημένη). Στο Κεφάλαιο 1 παρουσιάζεται το θεωρητικό πλαίσιο: η έννοια της επιχειρησιακής ετοιμότητας, η βιωματική μάθηση (Kolb), η στοχευμένη εξάσκηση (Ericsson) και οι μη τεχνικές δεξιότητες (Flin). Το Κεφάλαιο 2 παρουσιάζει τα σώματα ασφαλείας και τις ένοπλες δυνάμεις: αποστολή, δομή, επιχειρησιακές απαιτήσεις στρατού, αστυνομίας, τροχαίας και πυροσβεστικού.</w:t>
+      </w:r>
+    </w:p>
+    <w:p>
+      <w:pPr>
+        <w:spacing w:after="120" w:line="360"/>
+        <w:ind w:firstLine="720"/>
+        <w:jc w:val="both"/>
+      </w:pPr>
+      <w:r>
+        <w:rPr>
+          <w:rFonts w:ascii="Times New Roman" w:cs="Times New Roman" w:eastAsia="Times New Roman" w:hAnsi="Times New Roman"/>
+          <w:b w:val="false"/>
+          <w:bCs w:val="false"/>
+          <w:i w:val="false"/>
+          <w:iCs w:val="false"/>
+          <w:sz w:val="24"/>
+          <w:szCs w:val="24"/>
+        </w:rPr>
+        <w:t xml:space="preserve">Το Κεφάλαιο 3 αναλύει τα εκπαιδευτικά συστήματα και τους τύπους ασκήσεων κάθε σώματος. Το Κεφάλαιο 4 εξετάζει την επίδραση των ασκήσεων σε κάθε διάσταση ετοιμότητας — σωματική, τεχνική, ψυχολογική, οργανωσιακή — με αναφορές σε ερευνητικά δεδομένα. Το Κεφάλαιο 5 παρουσιάζει τη διεθνή συνεργασία και τέσσερα case studies: πυρκαγιά Μάτι (ΠΣ), ασκήσεις MODEX (πολιτική προστασία), στρατιωτικές ασκήσεις NATO, αστυνομική εκπαίδευση αντιτρομοκρατίας. Το Κεφάλαιο 6 εξετάζει τον ρόλο της τεχνολογίας. Τέλος, στα Συμπεράσματα συνοψίζονται τα ευρήματα και διατυπώνονται προτάσεις.</w:t>
       </w:r>
     </w:p>
     <w:p>
@@ -1361,7 +1319,7 @@
           <w:sz w:val="28"/>
           <w:szCs w:val="28"/>
         </w:rPr>
-        <w:t xml:space="preserve">ΚΕΦΑΛΑΙΟ 2: ΘΕΩΡΗΤΙΚΟ ΠΛΑΙΣΙΟ — ΕΠΙΧΕΙΡΗΣΙΑΚΗ ΕΤΟΙΜΟΤΗΤΑ ΚΑΙ ΕΚΠΑΙΔΕΥΣΗ</w:t>
+        <w:t xml:space="preserve">ΚΕΦΑΛΑΙΟ 1: ΘΕΩΡΗΤΙΚΟ ΠΛΑΙΣΙΟ — ΕΠΙΧΕΙΡΗΣΙΑΚΗ ΕΤΟΙΜΟΤΗΤΑ ΚΑΙ ΕΚΠΑΙΔΕΥΣΗ</w:t>
       </w:r>
     </w:p>
     <w:p>
@@ -1379,83 +1337,157 @@
           <w:sz w:val="26"/>
           <w:szCs w:val="26"/>
         </w:rPr>
-        <w:t xml:space="preserve">2.1 Η έννοια της επιχειρησιακής ετοιμότητας</w:t>
-      </w:r>
-    </w:p>
-    <w:p>
-      <w:pPr>
-        <w:spacing w:after="120" w:line="360"/>
-        <w:ind w:firstLine="720"/>
-        <w:jc w:val="both"/>
-      </w:pPr>
-      <w:r>
-        <w:rPr>
-          <w:rFonts w:ascii="Times New Roman" w:cs="Times New Roman" w:eastAsia="Times New Roman" w:hAnsi="Times New Roman"/>
-          <w:b w:val="false"/>
-          <w:bCs w:val="false"/>
-          <w:i w:val="false"/>
-          <w:iCs w:val="false"/>
-          <w:sz w:val="24"/>
-          <w:szCs w:val="24"/>
-        </w:rPr>
-        <w:t xml:space="preserve">Η επιχειρησιακή ετοιμότητα (operational readiness) ορίζεται ως ο βαθμός στον οποίο ένα άτομο, μια ομάδα ή ένας οργανισμός διαθέτει τις αναγκαίες ικανότητες, πόρους και δομές ώστε να ανταποκριθεί άμεσα και αποτελεσματικά σε μια κατάσταση έκτακτης ανάγκης. Στα σώματα πολιτικής προστασίας, η ετοιμότητα δεν αποτελεί στατική κατάσταση αλλά δυναμική διεργασία, η οποία απαιτεί συνεχή συντήρηση μέσω εκπαίδευσης, αξιολόγησης και οργανωσιακής μάθησης (Salas et al., 2008).</w:t>
-      </w:r>
-    </w:p>
-    <w:p>
-      <w:pPr>
-        <w:spacing w:after="120" w:line="360"/>
-        <w:ind w:firstLine="720"/>
-        <w:jc w:val="both"/>
-      </w:pPr>
-      <w:r>
-        <w:rPr>
-          <w:rFonts w:ascii="Times New Roman" w:cs="Times New Roman" w:eastAsia="Times New Roman" w:hAnsi="Times New Roman"/>
-          <w:b w:val="false"/>
-          <w:bCs w:val="false"/>
-          <w:i w:val="false"/>
-          <w:iCs w:val="false"/>
-          <w:sz w:val="24"/>
-          <w:szCs w:val="24"/>
-        </w:rPr>
-        <w:t xml:space="preserve">Η βιβλιογραφία διακρίνει τέσσερις αλληλένδετες διαστάσεις της επιχειρησιακής ετοιμότητας. Η σωματική ετοιμότητα αφορά τη φυσική αντοχή, τη μυϊκή δύναμη και τη λειτουργική ικανότητα που απαιτείται για τη μεταφορά εξοπλισμού, την αναρρίχηση, τη διάσωση τραυματιών και την εργασία υπό ακραίες θερμοκρασίες — στοιχεία κρίσιμα στο πυροσβεστικό επάγγελμα, όπου η καρδιαγγειακή καταπόνηση αποτελεί την κύρια αιτία θανάτου εν ώρα υπηρεσίας (Soteriades et al., 2011). Η τεχνική ετοιμότητα αναφέρεται στη γνώση και δεξιότητα χρήσης του εξοπλισμού, στην εφαρμογή τακτικών πυρόσβεσης και διάσωσης, καθώς και στην ικανότητα προσαρμογής σε διαφορετικούς τύπους περιστατικών.</w:t>
-      </w:r>
-    </w:p>
-    <w:p>
-      <w:pPr>
-        <w:spacing w:after="120" w:line="360"/>
-        <w:ind w:firstLine="720"/>
-        <w:jc w:val="both"/>
-      </w:pPr>
-      <w:r>
-        <w:rPr>
-          <w:rFonts w:ascii="Times New Roman" w:cs="Times New Roman" w:eastAsia="Times New Roman" w:hAnsi="Times New Roman"/>
-          <w:b w:val="false"/>
-          <w:bCs w:val="false"/>
-          <w:i w:val="false"/>
-          <w:iCs w:val="false"/>
-          <w:sz w:val="24"/>
-          <w:szCs w:val="24"/>
-        </w:rPr>
-        <w:t xml:space="preserve">Η ψυχολογική ετοιμότητα περιλαμβάνει τη διαχείριση στρες, τη διατήρηση συγκέντρωσης υπό πίεση, τον έλεγχο συναισθηματικών αντιδράσεων και τη λήψη αποφάσεων σε καταστάσεις αβεβαιότητας. Η επαναλαμβανόμενη έκθεση πυροσβεστών σε τραυματικά γεγονότα αποτελεί παράγοντα κινδύνου για διαταραχή μετατραυματικού στρες (PTSD), κατάθλιψη και επαγγελματική εξουθένωση (Kleim &amp; Westphal, 2011· Jahnke et al., 2016). Τέλος, η οργανωσιακή ετοιμότητα αφορά τον συντονισμό, την κατανομή ρόλων, τις επικοινωνιακές δομές και τη διαθεσιμότητα πόρων — στοιχεία που καθορίζουν κατά πόσο η ατομική ικανότητα μεταφράζεται σε αποτελεσματική συλλογική δράση.</w:t>
-      </w:r>
-    </w:p>
-    <w:p>
-      <w:pPr>
-        <w:spacing w:after="120" w:line="360"/>
-        <w:ind w:firstLine="720"/>
-        <w:jc w:val="both"/>
-      </w:pPr>
-      <w:r>
-        <w:rPr>
-          <w:rFonts w:ascii="Times New Roman" w:cs="Times New Roman" w:eastAsia="Times New Roman" w:hAnsi="Times New Roman"/>
-          <w:b w:val="false"/>
-          <w:bCs w:val="false"/>
-          <w:i w:val="false"/>
-          <w:iCs w:val="false"/>
-          <w:sz w:val="24"/>
-          <w:szCs w:val="24"/>
-        </w:rPr>
-        <w:t xml:space="preserve">Αξίζει να σημειωθεί ότι οι τέσσερις αυτές διαστάσεις δεν λειτουργούν ανεξάρτητα: αλληλεπιδρούν και αλληλοενισχύονται. Ένας πυροσβέστης με εξαιρετική τεχνική κατάρτιση αλλά ελλιπή ψυχολογική ετοιμότητα ενδέχεται να αδυνατήσει να εφαρμόσει τις γνώσεις του υπό πίεση. Αντίστροφα, υψηλή ψυχολογική ανθεκτικότητα χωρίς τεχνική γνώση οδηγεί σε αυτοπεποίθηση χωρίς ουσιαστική ικανότητα. Η οργανωσιακή ετοιμότητα λειτουργεί ως πολλαπλασιαστής: ακόμη και εξαιρετικά εκπαιδευμένα άτομα δεν μπορούν να αποδώσουν αν ο συντονισμός και η κατανομή πόρων είναι ανεπαρκή. Αυτή η αλληλεπίδραση τεκμηριώνει γιατί η εκπαίδευση μέσω ασκήσεων — που κινητοποιεί ταυτόχρονα όλες τις διαστάσεις — θεωρείται ανώτερη από τη μονοδιάστατη εκπαίδευση (π.χ. μόνο σωματική ή μόνο θεωρητική).</w:t>
+        <w:t xml:space="preserve">1.1 Η έννοια της επιχειρησιακής ετοιμότητας</w:t>
+      </w:r>
+    </w:p>
+    <w:p>
+      <w:pPr>
+        <w:spacing w:after="120" w:line="360"/>
+        <w:ind w:firstLine="720"/>
+        <w:jc w:val="both"/>
+      </w:pPr>
+      <w:r>
+        <w:rPr>
+          <w:rFonts w:ascii="Times New Roman" w:cs="Times New Roman" w:eastAsia="Times New Roman" w:hAnsi="Times New Roman"/>
+          <w:b w:val="false"/>
+          <w:bCs w:val="false"/>
+          <w:i w:val="false"/>
+          <w:iCs w:val="false"/>
+          <w:sz w:val="24"/>
+          <w:szCs w:val="24"/>
+        </w:rPr>
+        <w:t xml:space="preserve">Η επιχειρησιακή ετοιμότητα (operational readiness) ορίζεται ως ο βαθμός στον οποίο ένα άτομο, μια ομάδα ή ένας οργανισμός διαθέτει τις αναγκαίες ικανότητες, πόρους και δομές ώστε να ανταποκριθεί άμεσα και αποτελεσματικά σε μια κατάσταση που απαιτεί δράση. Ο όρος χρησιμοποιείται σε ευρύ φάσμα πλαισίων — στρατιωτικό, αστυνομικό, πυροσβεστικό, υγειονομικό — και κάθε φορά αποκτά ελαφρώς διαφορετικές αποχρώσεις. Στον στρατό, η ετοιμότητα αφορά τη δυνατότητα κινητοποίησης δυνάμεων σε ελάχιστο χρόνο. Στην αστυνομία, σημαίνει ικανότητα αντίδρασης σε εγκληματικές ενέργειες ή κρίσεις δημόσιας τάξης. Στο πυροσβεστικό, αφορά τη δυνατότητα κατάσβεσης, διάσωσης και αντιμετώπισης καταστροφών. Σε κάθε περίπτωση, η ετοιμότητα δεν αποτελεί στατική κατάσταση αλλά δυναμική διεργασία που απαιτεί συνεχή συντήρηση μέσω εκπαίδευσης, αξιολόγησης και οργανωσιακής μάθησης (Salas et al., 2008).</w:t>
+      </w:r>
+    </w:p>
+    <w:p>
+      <w:pPr>
+        <w:spacing w:after="120" w:line="360"/>
+        <w:ind w:firstLine="720"/>
+        <w:jc w:val="both"/>
+      </w:pPr>
+      <w:r>
+        <w:rPr>
+          <w:rFonts w:ascii="Times New Roman" w:cs="Times New Roman" w:eastAsia="Times New Roman" w:hAnsi="Times New Roman"/>
+          <w:b w:val="false"/>
+          <w:bCs w:val="false"/>
+          <w:i w:val="false"/>
+          <w:iCs w:val="false"/>
+          <w:sz w:val="24"/>
+          <w:szCs w:val="24"/>
+        </w:rPr>
+        <w:t xml:space="preserve">Η βιβλιογραφία διακρίνει τέσσερις αλληλένδετες διαστάσεις. Η σωματική ετοιμότητα αφορά τη φυσική αντοχή, τη μυϊκή δύναμη και τη λειτουργική ικανότητα — κρίσιμη τόσο για τον πυροσβέστη που μεταφέρει εξοπλισμό 25 κιλών σε πυρκαγιά, όσο και για τον στρατιώτη που πορεύεται με πλήρη εξάρτυση, ή τον αστυνομικό της ΕΚΑΜ που επιχειρεί σε κτίριο. Η τεχνική ετοιμότητα αναφέρεται στη γνώση εξοπλισμού, τακτικών και διαδικασιών: χειρισμός όπλων (αστυνομία, στρατός), τακτικές κατάσβεσης (ΠΣ), χρήση ραντάρ και αλκοτέστ (τροχαία), χειρισμός αρμάτων (στρατός).</w:t>
+      </w:r>
+    </w:p>
+    <w:p>
+      <w:pPr>
+        <w:spacing w:after="120" w:line="360"/>
+        <w:ind w:firstLine="720"/>
+        <w:jc w:val="both"/>
+      </w:pPr>
+      <w:r>
+        <w:rPr>
+          <w:rFonts w:ascii="Times New Roman" w:cs="Times New Roman" w:eastAsia="Times New Roman" w:hAnsi="Times New Roman"/>
+          <w:b w:val="false"/>
+          <w:bCs w:val="false"/>
+          <w:i w:val="false"/>
+          <w:iCs w:val="false"/>
+          <w:sz w:val="24"/>
+          <w:szCs w:val="24"/>
+        </w:rPr>
+        <w:t xml:space="preserve">Η ψυχολογική ετοιμότητα περιλαμβάνει τη διαχείριση στρες, τη διατήρηση συγκέντρωσης υπό πίεση, τον έλεγχο συναισθηματικών αντιδράσεων και τη λήψη αποφάσεων σε καταστάσεις αβεβαιότητας. Η σημασία της υπερβαίνει κλαδικά όρια: ο αστυνομικός που πρέπει να αποφασίσει σε κλάσματα δευτερολέπτου αν θα χρησιμοποιήσει βία, ο στρατιώτης σε σημείο ελέγχου που αξιολογεί αν ένα όχημα αποτελεί απειλή, ο πυροσβέστης που εκτιμά αν ένα κτίριο θα καταρρεύσει — όλοι αντιμετωπίζουν αποφάσεις ζωής και θανάτου υπό ψυχολογική πίεση. Η επαναλαμβανόμενη έκθεση σε τέτοιες καταστάσεις αποτελεί παράγοντα κινδύνου για PTSD (Kleim &amp; Westphal, 2011· Jahnke et al., 2016). Τέλος, η οργανωσιακή ετοιμότητα αφορά τον συντονισμό, την κατανομή ρόλων, τις επικοινωνιακές δομές και τη διαθεσιμότητα πόρων.</w:t>
+      </w:r>
+    </w:p>
+    <w:p>
+      <w:pPr>
+        <w:spacing w:after="120" w:line="360"/>
+        <w:ind w:firstLine="720"/>
+        <w:jc w:val="both"/>
+      </w:pPr>
+      <w:r>
+        <w:rPr>
+          <w:rFonts w:ascii="Times New Roman" w:cs="Times New Roman" w:eastAsia="Times New Roman" w:hAnsi="Times New Roman"/>
+          <w:b w:val="false"/>
+          <w:bCs w:val="false"/>
+          <w:i w:val="false"/>
+          <w:iCs w:val="false"/>
+          <w:sz w:val="24"/>
+          <w:szCs w:val="24"/>
+        </w:rPr>
+        <w:t xml:space="preserve">Οι τέσσερις διαστάσεις αλληλεπιδρούν: εξαιρετική τεχνική κατάρτιση χωρίς ψυχολογική ανθεκτικότητα καταρρέει υπό πίεση. Υψηλή ψυχολογική ανθεκτικότητα χωρίς τεχνική γνώση οδηγεί σε αυτοπεποίθηση χωρίς ικανότητα. Αυτή η αλληλεπίδραση τεκμηριώνει γιατί η εκπαίδευση μέσω ασκήσεων — που κινητοποιεί ταυτόχρονα όλες τις διαστάσεις — θεωρείται ανώτερη από τη μονοδιάστατη εκπαίδευση (Salas et al., 2012).</w:t>
+      </w:r>
+    </w:p>
+    <w:p>
+      <w:pPr>
+        <w:spacing w:after="200" w:before="360" w:line="360"/>
+        <w:jc w:val="left"/>
+      </w:pPr>
+      <w:r>
+        <w:rPr>
+          <w:rFonts w:ascii="Times New Roman" w:cs="Times New Roman" w:eastAsia="Times New Roman" w:hAnsi="Times New Roman"/>
+          <w:b/>
+          <w:bCs/>
+          <w:i w:val="false"/>
+          <w:iCs w:val="false"/>
+          <w:sz w:val="26"/>
+          <w:szCs w:val="26"/>
+        </w:rPr>
+        <w:t xml:space="preserve">1.2 Παράγοντες που επηρεάζουν την ετοιμότητα</w:t>
+      </w:r>
+    </w:p>
+    <w:p>
+      <w:pPr>
+        <w:spacing w:after="120" w:line="360"/>
+        <w:ind w:firstLine="720"/>
+        <w:jc w:val="both"/>
+      </w:pPr>
+      <w:r>
+        <w:rPr>
+          <w:rFonts w:ascii="Times New Roman" w:cs="Times New Roman" w:eastAsia="Times New Roman" w:hAnsi="Times New Roman"/>
+          <w:b w:val="false"/>
+          <w:bCs w:val="false"/>
+          <w:i w:val="false"/>
+          <w:iCs w:val="false"/>
+          <w:sz w:val="24"/>
+          <w:szCs w:val="24"/>
+        </w:rPr>
+        <w:t xml:space="preserve">Η ποιότητα και η συχνότητα της εκπαίδευσης αποτελούν τον κυριότερο παράγοντα: η συστηματική εξάσκηση επιτρέπει τη διατήρηση δεξιοτήτων που διαφορετικά φθίνουν. Στον στρατό, αυτό μεταφράζεται σε τακτικές ασκήσεις βολής, τακτικές και στρατηγικές ασκήσεις πεδίου. Στην αστυνομία, σε σκοποβολή, ασκήσεις σύλληψης, σενάρια ομηρίας. Στην τροχαία, σε εκπαίδευση κατάλληλης αντίδρασης σε τροχαία ατυχήματα μεγάλης κλίμακας. Στο ΠΣ, σε ασκήσεις κατάσβεσης και διάσωσης.</w:t>
+      </w:r>
+    </w:p>
+    <w:p>
+      <w:pPr>
+        <w:spacing w:after="120" w:line="360"/>
+        <w:ind w:firstLine="720"/>
+        <w:jc w:val="both"/>
+      </w:pPr>
+      <w:r>
+        <w:rPr>
+          <w:rFonts w:ascii="Times New Roman" w:cs="Times New Roman" w:eastAsia="Times New Roman" w:hAnsi="Times New Roman"/>
+          <w:b w:val="false"/>
+          <w:bCs w:val="false"/>
+          <w:i w:val="false"/>
+          <w:iCs w:val="false"/>
+          <w:sz w:val="24"/>
+          <w:szCs w:val="24"/>
+        </w:rPr>
+        <w:t xml:space="preserve">Η εμπειρία — τόσο από πραγματικά περιστατικά όσο και από ρεαλιστικές ασκήσεις — ενισχύει τη γνωστική ευελιξία. Η ηγεσία καθορίζει τον βαθμό στον οποίο η εκπαίδευση τίθεται ως οργανωσιακή προτεραιότητα. Τέλος, η ομαδική συνοχή — η αλληλογνωριμία, η εμπιστοσύνη και η κοινή επιχειρησιακή νοοτροπία — αποτελεί τον παράγοντα που μετατρέπει τις ατομικές ικανότητες σε συντονισμένη ομαδική απόδοση. Αυτό ισχύει εξίσου για ένα πυροσβεστικό πλήρωμα, μια διμοιρία πεζικού, μια ομάδα ΕΚΑΜ ή ένα συνεργείο τροχαίας (Flin et al., 2008).</w:t>
+      </w:r>
+    </w:p>
+    <w:p>
+      <w:pPr>
+        <w:spacing w:after="200" w:before="360" w:line="360"/>
+        <w:jc w:val="left"/>
+      </w:pPr>
+      <w:r>
+        <w:rPr>
+          <w:rFonts w:ascii="Times New Roman" w:cs="Times New Roman" w:eastAsia="Times New Roman" w:hAnsi="Times New Roman"/>
+          <w:b/>
+          <w:bCs/>
+          <w:i w:val="false"/>
+          <w:iCs w:val="false"/>
+          <w:sz w:val="26"/>
+          <w:szCs w:val="26"/>
+        </w:rPr>
+        <w:t xml:space="preserve">1.3 Θεωρίες μάθησης και εκπαίδευσης ενηλίκων</w:t>
       </w:r>
     </w:p>
     <w:p>
@@ -1473,26 +1505,176 @@
           <w:sz w:val="24"/>
           <w:szCs w:val="24"/>
         </w:rPr>
-        <w:t xml:space="preserve">2.1.1 Παράγοντες που επηρεάζουν την ετοιμότητα</w:t>
-      </w:r>
-    </w:p>
-    <w:p>
-      <w:pPr>
-        <w:spacing w:after="120" w:line="360"/>
-        <w:ind w:firstLine="720"/>
-        <w:jc w:val="both"/>
-      </w:pPr>
-      <w:r>
-        <w:rPr>
-          <w:rFonts w:ascii="Times New Roman" w:cs="Times New Roman" w:eastAsia="Times New Roman" w:hAnsi="Times New Roman"/>
-          <w:b w:val="false"/>
-          <w:bCs w:val="false"/>
-          <w:i w:val="false"/>
-          <w:iCs w:val="false"/>
-          <w:sz w:val="24"/>
-          <w:szCs w:val="24"/>
-        </w:rPr>
-        <w:t xml:space="preserve">Η επιχειρησιακή ετοιμότητα διαμορφώνεται από συνδυασμό παραγόντων. Ο κυριότερος είναι η ποιότητα και η συχνότητα της εκπαίδευσης: η συστηματική εξάσκηση επιτρέπει τη διατήρηση δεξιοτήτων που, διαφορετικά, φθίνουν με τον χρόνο (Salas et al., 2012). Η εμπειρία — τόσο από πραγματικά περιστατικά όσο και από ρεαλιστικές ασκήσεις — ενισχύει τη γνωστική ευελιξία και τη λήψη αποφάσεων υπό αβεβαιότητα. Η ηγεσία καθορίζει τον βαθμό στον οποίο η εκπαίδευση τίθεται ως οργανωσιακή προτεραιότητα. Τέλος, η ομαδική συνοχή — η αλληλογνωριμία, η εμπιστοσύνη και η κοινή επιχειρησιακή νοοτροπία — αποτελεί τον παράγοντα που μετατρέπει τις ατομικές ικανότητες σε συντονισμένη ομαδική απόδοση (Flin et al., 2008).</w:t>
+        <w:t xml:space="preserve">1.3.1 Βιωματική μάθηση (Kolb)</w:t>
+      </w:r>
+    </w:p>
+    <w:p>
+      <w:pPr>
+        <w:spacing w:after="120" w:line="360"/>
+        <w:ind w:firstLine="720"/>
+        <w:jc w:val="both"/>
+      </w:pPr>
+      <w:r>
+        <w:rPr>
+          <w:rFonts w:ascii="Times New Roman" w:cs="Times New Roman" w:eastAsia="Times New Roman" w:hAnsi="Times New Roman"/>
+          <w:b w:val="false"/>
+          <w:bCs w:val="false"/>
+          <w:i w:val="false"/>
+          <w:iCs w:val="false"/>
+          <w:sz w:val="24"/>
+          <w:szCs w:val="24"/>
+        </w:rPr>
+        <w:t xml:space="preserve">Η θεωρία της βιωματικής μάθησης του David Kolb (1984) αποτελεί θεμελιώδες εργαλείο κατανόησης. Σύμφωνα με τον Kolb, η μάθηση πραγματοποιείται μέσα από κυκλικό μηχανισμό τεσσάρων σταδίων: τη συγκεκριμένη εμπειρία (concrete experience), τη στοχαστική παρατήρηση (reflective observation), την αφηρημένη εννοιολόγηση (abstract conceptualization) και τον ενεργό πειραματισμό (active experimentation).</w:t>
+      </w:r>
+    </w:p>
+    <w:p>
+      <w:pPr>
+        <w:spacing w:after="120" w:line="360"/>
+        <w:ind w:firstLine="720"/>
+        <w:jc w:val="both"/>
+      </w:pPr>
+      <w:r>
+        <w:rPr>
+          <w:rFonts w:ascii="Times New Roman" w:cs="Times New Roman" w:eastAsia="Times New Roman" w:hAnsi="Times New Roman"/>
+          <w:b w:val="false"/>
+          <w:bCs w:val="false"/>
+          <w:i w:val="false"/>
+          <w:iCs w:val="false"/>
+          <w:sz w:val="24"/>
+          <w:szCs w:val="24"/>
+        </w:rPr>
+        <w:t xml:space="preserve">Στο πλαίσιο των σωμάτων ασφαλείας, ο κύκλος Kolb αποκτά πρακτική αξία σε κάθε κλάδο. Για τον στρατιώτη: η συμμετοχή σε στρατιωτική άσκηση (εμπειρία), η ενημέρωση μετά τη μάχη — After Action Review (παρατήρηση), η σύνδεση με τακτικά δόγματα (εννοιολόγηση), η εφαρμογή στην επόμενη άσκηση (πειραματισμός). Για τον αστυνομικό: η εμπλοκή σε σενάριο ομηρίας σε εκπαιδευτικό κέντρο, η ανάλυση ενεργειών μετά, η σύνδεση με πρωτόκολλα, η βελτιωμένη δράση στο επόμενο σενάριο. Ο κύκλος αυτός τεκμηριώνει γιατί μεμονωμένες ασκήσεις δεν αρκούν: απαιτείται συστηματική επανάληψη με ανατροφοδότηση (Kolb et al., 2001).</w:t>
+      </w:r>
+    </w:p>
+    <w:p>
+      <w:pPr>
+        <w:spacing w:after="120" w:before="240" w:line="360"/>
+        <w:jc w:val="left"/>
+      </w:pPr>
+      <w:r>
+        <w:rPr>
+          <w:rFonts w:ascii="Times New Roman" w:cs="Times New Roman" w:eastAsia="Times New Roman" w:hAnsi="Times New Roman"/>
+          <w:b/>
+          <w:bCs/>
+          <w:i w:val="false"/>
+          <w:iCs w:val="false"/>
+          <w:sz w:val="24"/>
+          <w:szCs w:val="24"/>
+        </w:rPr>
+        <w:t xml:space="preserve">1.3.2 Στοχευμένη εξάσκηση (Ericsson)</w:t>
+      </w:r>
+    </w:p>
+    <w:p>
+      <w:pPr>
+        <w:spacing w:after="120" w:line="360"/>
+        <w:ind w:firstLine="720"/>
+        <w:jc w:val="both"/>
+      </w:pPr>
+      <w:r>
+        <w:rPr>
+          <w:rFonts w:ascii="Times New Roman" w:cs="Times New Roman" w:eastAsia="Times New Roman" w:hAnsi="Times New Roman"/>
+          <w:b w:val="false"/>
+          <w:bCs w:val="false"/>
+          <w:i w:val="false"/>
+          <w:iCs w:val="false"/>
+          <w:sz w:val="24"/>
+          <w:szCs w:val="24"/>
+        </w:rPr>
+        <w:t xml:space="preserve">Ο K. Anders Ericsson (1993· 2006) τεκμηρίωσε ότι η ανάπτυξη εξειδικευμένης δεξιοτεχνίας δεν προκύπτει αυτομάτως από τη συσσώρευση ωρών εμπειρίας, αλλά μόνο όταν η εξάσκηση πληροί συγκεκριμένες προϋποθέσεις: σαφείς στόχους, ανατροφοδότηση, υψηλή συγκέντρωση, σταδιακή αύξηση δυσκολίας. Η «στοχευμένη εξάσκηση» (deliberate practice) προϋποθέτει ότι ο εκπαιδευόμενος εργάζεται στο όριο της ικανότητάς του.</w:t>
+      </w:r>
+    </w:p>
+    <w:p>
+      <w:pPr>
+        <w:spacing w:after="120" w:line="360"/>
+        <w:ind w:firstLine="720"/>
+        <w:jc w:val="both"/>
+      </w:pPr>
+      <w:r>
+        <w:rPr>
+          <w:rFonts w:ascii="Times New Roman" w:cs="Times New Roman" w:eastAsia="Times New Roman" w:hAnsi="Times New Roman"/>
+          <w:b w:val="false"/>
+          <w:bCs w:val="false"/>
+          <w:i w:val="false"/>
+          <w:iCs w:val="false"/>
+          <w:sz w:val="24"/>
+          <w:szCs w:val="24"/>
+        </w:rPr>
+        <w:t xml:space="preserve">Η εφαρμογή στα σώματα ασφαλείας είναι καθολική. Ένας ελεύθερος σκοπευτής της ΕΚΑΜ δεν βελτιώνεται πυροβολώντας πάντα τον ίδιο στόχο στα 100 μέτρα — χρειάζεται κινούμενους στόχους, αντίξοες συνθήκες φωτισμού, ταυτόχρονη πίεση χρόνου. Ένας στρατιώτης των Ειδικών Δυνάμεων δεν βελτιώνεται επαναλαμβάνοντας γνωστές διαδρομές — χρειάζεται νέα εδάφη, απρόβλεπτα σενάρια, εναλλαγή ρόλων. Ένας πυροσβέστης δεν αρκεί να αναπτύσσει σωλήνες σε κενό πεδίο — χρειάζεται καπνό, θερμοκρασία, θόρυβο. Σε κάθε περίπτωση, η αρχή είναι η ίδια: η εξάσκηση πρέπει να προκαλεί, όχι απλώς να επαναλαμβάνει (Ericsson et al., 1993).</w:t>
+      </w:r>
+    </w:p>
+    <w:p>
+      <w:pPr>
+        <w:spacing w:after="120" w:line="360"/>
+        <w:ind w:firstLine="720"/>
+        <w:jc w:val="both"/>
+      </w:pPr>
+      <w:r>
+        <w:rPr>
+          <w:rFonts w:ascii="Times New Roman" w:cs="Times New Roman" w:eastAsia="Times New Roman" w:hAnsi="Times New Roman"/>
+          <w:b w:val="false"/>
+          <w:bCs w:val="false"/>
+          <w:i w:val="false"/>
+          <w:iCs w:val="false"/>
+          <w:sz w:val="24"/>
+          <w:szCs w:val="24"/>
+        </w:rPr>
+        <w:t xml:space="preserve">Ένας στρατιώτης με 20 χρόνια υπηρεσίας δεν είναι κατ' ανάγκην καλύτερος από έναν με 10, εάν τα τελευταία χρόνια δεν εξασκήθηκε σε νέα σενάρια αλλά απλώς επανέλαβε ρουτίνες. Η εμπειρία χωρίς δομημένη μάθηση μπορεί να οδηγήσει σε στασιμότητα ή ακόμη και σε παγίωση λανθασμένων πρακτικών.</w:t>
+      </w:r>
+    </w:p>
+    <w:p>
+      <w:pPr>
+        <w:spacing w:after="120" w:before="240" w:line="360"/>
+        <w:jc w:val="left"/>
+      </w:pPr>
+      <w:r>
+        <w:rPr>
+          <w:rFonts w:ascii="Times New Roman" w:cs="Times New Roman" w:eastAsia="Times New Roman" w:hAnsi="Times New Roman"/>
+          <w:b/>
+          <w:bCs/>
+          <w:i w:val="false"/>
+          <w:iCs w:val="false"/>
+          <w:sz w:val="24"/>
+          <w:szCs w:val="24"/>
+        </w:rPr>
+        <w:t xml:space="preserve">1.3.3 Μη τεχνικές δεξιότητες — CRM</w:t>
+      </w:r>
+    </w:p>
+    <w:p>
+      <w:pPr>
+        <w:spacing w:after="120" w:line="360"/>
+        <w:ind w:firstLine="720"/>
+        <w:jc w:val="both"/>
+      </w:pPr>
+      <w:r>
+        <w:rPr>
+          <w:rFonts w:ascii="Times New Roman" w:cs="Times New Roman" w:eastAsia="Times New Roman" w:hAnsi="Times New Roman"/>
+          <w:b w:val="false"/>
+          <w:bCs w:val="false"/>
+          <w:i w:val="false"/>
+          <w:iCs w:val="false"/>
+          <w:sz w:val="24"/>
+          <w:szCs w:val="24"/>
+        </w:rPr>
+        <w:t xml:space="preserve">Η έρευνα στα επαγγέλματα υψηλού κινδύνου κατέδειξε ότι η πλειονότητα των ατυχημάτων δεν οφείλεται σε τεχνική ανεπάρκεια, αλλά σε αστοχίες επικοινωνίας, συντονισμού, λήψης αποφάσεων και κατανόησης κατάστασης. Οι δεξιότητες αυτές — μη τεχνικές δεξιότητες (non-technical skills, NTS) — αναλύθηκαν από τους Flin, O'Connor και Crichton (2008) σε τέσσερις ομάδες: κατανόηση κατάστασης (situation awareness), λήψη αποφάσεων, επικοινωνία-ομαδικότητα, και ηγεσία.</w:t>
+      </w:r>
+    </w:p>
+    <w:p>
+      <w:pPr>
+        <w:spacing w:after="120" w:line="360"/>
+        <w:ind w:firstLine="720"/>
+        <w:jc w:val="both"/>
+      </w:pPr>
+      <w:r>
+        <w:rPr>
+          <w:rFonts w:ascii="Times New Roman" w:cs="Times New Roman" w:eastAsia="Times New Roman" w:hAnsi="Times New Roman"/>
+          <w:b w:val="false"/>
+          <w:bCs w:val="false"/>
+          <w:i w:val="false"/>
+          <w:iCs w:val="false"/>
+          <w:sz w:val="24"/>
+          <w:szCs w:val="24"/>
+        </w:rPr>
+        <w:t xml:space="preserve">Παραδείγματα αστοχίας NTS σε σώματα ασφαλείας: στο Μάτι (2018), η ελλιπής επικοινωνία μεταξύ ΠΣ, ΕΛ.ΑΣ. και Πολιτικής Προστασίας οδήγησε σε χαοτική εκκένωση. Στο τροχαίο ατύχημα στα Τέμπη (2023), η αλυσίδα αστοχιών ξεκίνησε από ελλιπή συντονισμό σε οργανωσιακό επίπεδο. Σε στρατιωτικές επιχειρήσεις, η κακή μετάδοση πληροφοριών μεταξύ μονάδων αποτελεί κλασική αιτία φιλικών πυρών (friendly fire). Σε κάθε περίπτωση, οι NTS αναπτύσσονται μόνο μέσω πρακτικής εφαρμογής σε ρεαλιστικά σενάρια (Flin et al., 2008).</w:t>
       </w:r>
     </w:p>
     <w:p>
@@ -1510,288 +1692,64 @@
           <w:sz w:val="26"/>
           <w:szCs w:val="26"/>
         </w:rPr>
-        <w:t xml:space="preserve">2.2 Θεωρίες μάθησης και εκπαίδευσης ενηλίκων</w:t>
-      </w:r>
-    </w:p>
-    <w:p>
-      <w:pPr>
-        <w:spacing w:after="120" w:before="240" w:line="360"/>
-        <w:jc w:val="left"/>
-      </w:pPr>
-      <w:r>
-        <w:rPr>
-          <w:rFonts w:ascii="Times New Roman" w:cs="Times New Roman" w:eastAsia="Times New Roman" w:hAnsi="Times New Roman"/>
-          <w:b/>
-          <w:bCs/>
-          <w:i w:val="false"/>
-          <w:iCs w:val="false"/>
-          <w:sz w:val="24"/>
-          <w:szCs w:val="24"/>
-        </w:rPr>
-        <w:t xml:space="preserve">2.2.1 Βιωματική μάθηση (Kolb)</w:t>
-      </w:r>
-    </w:p>
-    <w:p>
-      <w:pPr>
-        <w:spacing w:after="120" w:line="360"/>
-        <w:ind w:firstLine="720"/>
-        <w:jc w:val="both"/>
-      </w:pPr>
-      <w:r>
-        <w:rPr>
-          <w:rFonts w:ascii="Times New Roman" w:cs="Times New Roman" w:eastAsia="Times New Roman" w:hAnsi="Times New Roman"/>
-          <w:b w:val="false"/>
-          <w:bCs w:val="false"/>
-          <w:i w:val="false"/>
-          <w:iCs w:val="false"/>
-          <w:sz w:val="24"/>
-          <w:szCs w:val="24"/>
-        </w:rPr>
-        <w:t xml:space="preserve">Η θεωρία της βιωματικής μάθησης (experiential learning) του David Kolb (1984) αποτελεί θεμελιώδες θεωρητικό εργαλείο για την κατανόηση της εκπαίδευσης μέσω ασκήσεων. Σύμφωνα με τον Kolb, η μάθηση δεν πραγματοποιείται μόνο μέσω της μετάδοσης πληροφοριών, αλλά μέσα από έναν κυκλικό μηχανισμό τεσσάρων σταδίων: τη συγκεκριμένη εμπειρία (concrete experience), τη στοχαστική παρατήρηση (reflective observation), την αφηρημένη εννοιολόγηση (abstract conceptualization) και τον ενεργό πειραματισμό (active experimentation).</w:t>
-      </w:r>
-    </w:p>
-    <w:p>
-      <w:pPr>
-        <w:spacing w:after="120" w:line="360"/>
-        <w:ind w:firstLine="720"/>
-        <w:jc w:val="both"/>
-      </w:pPr>
-      <w:r>
-        <w:rPr>
-          <w:rFonts w:ascii="Times New Roman" w:cs="Times New Roman" w:eastAsia="Times New Roman" w:hAnsi="Times New Roman"/>
-          <w:b w:val="false"/>
-          <w:bCs w:val="false"/>
-          <w:i w:val="false"/>
-          <w:iCs w:val="false"/>
-          <w:sz w:val="24"/>
-          <w:szCs w:val="24"/>
-        </w:rPr>
-        <w:t xml:space="preserve">Στο πλαίσιο της πυροσβεστικής εκπαίδευσης, ο κύκλος αυτός αποκτά ιδιαίτερη πρακτική αξία. Η συγκεκριμένη εμπειρία αντιστοιχεί στη συμμετοχή του πυροσβέστη σε μια άσκηση πεδίου — π.χ. σε ένα σενάριο πυρκαγιάς σε κτίριο. Η στοχαστική παρατήρηση πραγματοποιείται κατά τη φάση της ανατροφοδότησης (debriefing), όπου η ομάδα αναλύει τι λειτούργησε και τι χρειάζεται βελτίωση. Η αφηρημένη εννοιολόγηση αφορά τη σύνδεση της εμπειρίας με τις γενικές αρχές τακτικής και ασφάλειας. Τέλος, ο ενεργός πειραματισμός αντιστοιχεί στην εφαρμογή των νέων γνώσεων στην επόμενη άσκηση ή στο πραγματικό περιστατικό (Kolb et al., 2001). Η κυκλική αυτή διαδικασία τεκμηριώνει γιατί οι μεμονωμένες ασκήσεις δεν αρκούν: απαιτείται συστηματική επανάληψη με ανατροφοδότηση.</w:t>
-      </w:r>
-    </w:p>
-    <w:p>
-      <w:pPr>
-        <w:spacing w:after="120" w:before="240" w:line="360"/>
-        <w:jc w:val="left"/>
-      </w:pPr>
-      <w:r>
-        <w:rPr>
-          <w:rFonts w:ascii="Times New Roman" w:cs="Times New Roman" w:eastAsia="Times New Roman" w:hAnsi="Times New Roman"/>
-          <w:b/>
-          <w:bCs/>
-          <w:i w:val="false"/>
-          <w:iCs w:val="false"/>
-          <w:sz w:val="24"/>
-          <w:szCs w:val="24"/>
-        </w:rPr>
-        <w:t xml:space="preserve">2.2.2 Στοχευμένη εξάσκηση (Ericsson)</w:t>
-      </w:r>
-    </w:p>
-    <w:p>
-      <w:pPr>
-        <w:spacing w:after="120" w:line="360"/>
-        <w:ind w:firstLine="720"/>
-        <w:jc w:val="both"/>
-      </w:pPr>
-      <w:r>
-        <w:rPr>
-          <w:rFonts w:ascii="Times New Roman" w:cs="Times New Roman" w:eastAsia="Times New Roman" w:hAnsi="Times New Roman"/>
-          <w:b w:val="false"/>
-          <w:bCs w:val="false"/>
-          <w:i w:val="false"/>
-          <w:iCs w:val="false"/>
-          <w:sz w:val="24"/>
-          <w:szCs w:val="24"/>
-        </w:rPr>
-        <w:t xml:space="preserve">Ο K. Anders Ericsson (1993· 2006) τεκμηρίωσε ότι η ανάπτυξη εξειδικευμένης δεξιοτεχνίας (expert performance) δεν προκύπτει αυτομάτως από τη συσσώρευση ωρών εμπειρίας, αλλά μόνο όταν η εξάσκηση πληροί συγκεκριμένες προϋποθέσεις: σαφώς ορισμένους στόχους, ανατροφοδότηση, υψηλή συγκέντρωση, και σταδιακή αύξηση της δυσκολίας. Αυτό που ο Ericsson ονόμασε «στοχευμένη εξάσκηση» (deliberate practice) προϋποθέτει ότι ο εκπαιδευόμενος εργάζεται στο όριο της τρέχουσας ικανότητάς του — ούτε σε πολύ εύκολα σενάρια που δεν τον προκαλούν, ούτε σε υπερβολικά δύσκολα που τον αποθαρρύνουν.</w:t>
-      </w:r>
-    </w:p>
-    <w:p>
-      <w:pPr>
-        <w:spacing w:after="120" w:line="360"/>
-        <w:ind w:firstLine="720"/>
-        <w:jc w:val="both"/>
-      </w:pPr>
-      <w:r>
-        <w:rPr>
-          <w:rFonts w:ascii="Times New Roman" w:cs="Times New Roman" w:eastAsia="Times New Roman" w:hAnsi="Times New Roman"/>
-          <w:b w:val="false"/>
-          <w:bCs w:val="false"/>
-          <w:i w:val="false"/>
-          <w:iCs w:val="false"/>
-          <w:sz w:val="24"/>
-          <w:szCs w:val="24"/>
-        </w:rPr>
-        <w:t xml:space="preserve">Η εφαρμογή αυτής της αρχής στην πυροσβεστική εκπαίδευση σημαίνει ότι οι ασκήσεις δεν αρκεί να είναι απλές επαναλήψεις γνωστών διαδικασιών. Χρειάζεται να εισάγουν σταδιακά πιο σύνθετα σενάρια, απρόβλεπτα στοιχεία (π.χ. αιφνίδια αλλαγή κατεύθυνσης ανέμου, ταυτόχρονα περιστατικά) και πιεστικές χρονικές συνθήκες. Μόνο υπό αυτές τις προϋποθέσεις η εξάσκηση οδηγεί πραγματικά σε βελτίωση (Ericsson et al., 1993).</w:t>
-      </w:r>
-    </w:p>
-    <w:p>
-      <w:pPr>
-        <w:spacing w:after="120" w:line="360"/>
-        <w:ind w:firstLine="720"/>
-        <w:jc w:val="both"/>
-      </w:pPr>
-      <w:r>
-        <w:rPr>
-          <w:rFonts w:ascii="Times New Roman" w:cs="Times New Roman" w:eastAsia="Times New Roman" w:hAnsi="Times New Roman"/>
-          <w:b w:val="false"/>
-          <w:bCs w:val="false"/>
-          <w:i w:val="false"/>
-          <w:iCs w:val="false"/>
-          <w:sz w:val="24"/>
-          <w:szCs w:val="24"/>
-        </w:rPr>
-        <w:t xml:space="preserve">Μια σημαντική διάκριση που εισάγει ο Ericsson αφορά τη διαφορά μεταξύ εμπειρίας και στοχευμένης εξάσκησης. Ένας πυροσβέστης με 20 χρόνια υπηρεσίας δεν είναι κατ' ανάγκην καλύτερος από έναν με 10, εάν τα τελευταία 10 χρόνια δεν εξασκήθηκε σε νέα σενάρια αλλά απλώς επανέλαβε τις ίδιες ρουτίνες. Η εμπειρία χωρίς δομημένη μάθηση μπορεί να οδηγήσει σε στασιμότητα ή ακόμη και σε παγίωση λανθασμένων πρακτικών. Αντιθέτως, η στοχευμένη εξάσκηση — που περιλαμβάνει αξιολόγηση, ανατροφοδότηση και συνειδητή προσπάθεια βελτίωσης — οδηγεί σε σταθερή ανάπτυξη δεξιοτήτων ανεξαρτήτως αρχικού επιπέδου. Η αρχή αυτή έχει βαθιές πρακτικές συνέπειες για τον σχεδιασμό εκπαιδευτικών προγραμμάτων: δεν αρκεί να υπάρχουν ασκήσεις — χρειάζεται να σχεδιάζονται με προοδευτικά αυξανόμενο βαθμό δυσκολίας και με ενσωματωμένους μηχανισμούς αξιολόγησης.</w:t>
-      </w:r>
-    </w:p>
-    <w:p>
-      <w:pPr>
-        <w:spacing w:after="120" w:before="240" w:line="360"/>
-        <w:jc w:val="left"/>
-      </w:pPr>
-      <w:r>
-        <w:rPr>
-          <w:rFonts w:ascii="Times New Roman" w:cs="Times New Roman" w:eastAsia="Times New Roman" w:hAnsi="Times New Roman"/>
-          <w:b/>
-          <w:bCs/>
-          <w:i w:val="false"/>
-          <w:iCs w:val="false"/>
-          <w:sz w:val="24"/>
-          <w:szCs w:val="24"/>
-        </w:rPr>
-        <w:t xml:space="preserve">2.2.3 Μη τεχνικές δεξιότητες — CRM</w:t>
-      </w:r>
-    </w:p>
-    <w:p>
-      <w:pPr>
-        <w:spacing w:after="120" w:line="360"/>
-        <w:ind w:firstLine="720"/>
-        <w:jc w:val="both"/>
-      </w:pPr>
-      <w:r>
-        <w:rPr>
-          <w:rFonts w:ascii="Times New Roman" w:cs="Times New Roman" w:eastAsia="Times New Roman" w:hAnsi="Times New Roman"/>
-          <w:b w:val="false"/>
-          <w:bCs w:val="false"/>
-          <w:i w:val="false"/>
-          <w:iCs w:val="false"/>
-          <w:sz w:val="24"/>
-          <w:szCs w:val="24"/>
-        </w:rPr>
-        <w:t xml:space="preserve">Η έρευνα στα επαγγέλματα υψηλού κινδύνου (αεροπορία, ιατρική, ενέργεια, πυρόσβεση) κατέδειξε ότι η πλειονότητα των ατυχημάτων δεν οφείλεται σε τεχνική ανεπάρκεια, αλλά σε αστοχίες επικοινωνίας, συντονισμού, λήψης αποφάσεων και κατανόησης κατάστασης. Οι δεξιότητες αυτές, γνωστές ως μη τεχνικές δεξιότητες (non-technical skills ή NTS), αναλύθηκαν συστηματικά από τους Flin, O'Connor και Crichton (2008) στο κλασικό τους έργο Safety at the Sharp End. Οι συγγραφείς κατηγοριοποιούν τις NTS σε τέσσερις βασικές ομάδες: κατανόηση κατάστασης (situation awareness), λήψη αποφάσεων (decision-making), επικοινωνία και ομαδική εργασία (communication and teamwork), και ηγεσία (leadership).</w:t>
-      </w:r>
-    </w:p>
-    <w:p>
-      <w:pPr>
-        <w:spacing w:after="120" w:line="360"/>
-        <w:ind w:firstLine="720"/>
-        <w:jc w:val="both"/>
-      </w:pPr>
-      <w:r>
-        <w:rPr>
-          <w:rFonts w:ascii="Times New Roman" w:cs="Times New Roman" w:eastAsia="Times New Roman" w:hAnsi="Times New Roman"/>
-          <w:b w:val="false"/>
-          <w:bCs w:val="false"/>
-          <w:i w:val="false"/>
-          <w:iCs w:val="false"/>
-          <w:sz w:val="24"/>
-          <w:szCs w:val="24"/>
-        </w:rPr>
-        <w:t xml:space="preserve">Στο πυροσβεστικό πεδίο, ένα τυπικό παράδειγμα αστοχίας NTS είναι η ελλιπής μετάδοση πληροφοριών μεταξύ πληρωμάτων — π.χ. μια ομάδα που εντοπίζει αλλαγή στη συμπεριφορά της φωτιάς αλλά δεν την κοινοποιεί στον επικεφαλής. Η εκπαίδευση μέσω ασκήσεων αποτελεί τον κατ' εξοχήν τρόπο εξάσκησης αυτών των δεξιοτήτων, καθώς οι NTS αναπτύσσονται μόνο μέσα από την πρακτική εφαρμογή σε ρεαλιστικά σενάρια — όχι μέσα από θεωρητική διδασκαλία (Flin et al., 2008).</w:t>
-      </w:r>
-    </w:p>
-    <w:p>
-      <w:pPr>
-        <w:spacing w:after="200" w:before="360" w:line="360"/>
-        <w:jc w:val="left"/>
-      </w:pPr>
-      <w:r>
-        <w:rPr>
-          <w:rFonts w:ascii="Times New Roman" w:cs="Times New Roman" w:eastAsia="Times New Roman" w:hAnsi="Times New Roman"/>
-          <w:b/>
-          <w:bCs/>
-          <w:i w:val="false"/>
-          <w:iCs w:val="false"/>
-          <w:sz w:val="26"/>
-          <w:szCs w:val="26"/>
-        </w:rPr>
-        <w:t xml:space="preserve">2.3 Η εκπαίδευση σε επαγγέλματα υψηλού κινδύνου</w:t>
-      </w:r>
-    </w:p>
-    <w:p>
-      <w:pPr>
-        <w:spacing w:after="120" w:line="360"/>
-        <w:ind w:firstLine="720"/>
-        <w:jc w:val="both"/>
-      </w:pPr>
-      <w:r>
-        <w:rPr>
-          <w:rFonts w:ascii="Times New Roman" w:cs="Times New Roman" w:eastAsia="Times New Roman" w:hAnsi="Times New Roman"/>
-          <w:b w:val="false"/>
-          <w:bCs w:val="false"/>
-          <w:i w:val="false"/>
-          <w:iCs w:val="false"/>
-          <w:sz w:val="24"/>
-          <w:szCs w:val="24"/>
-        </w:rPr>
-        <w:t xml:space="preserve">Τα επαγγέλματα υψηλού κινδύνου — αεροπορία, χειρουργική, πυρηνική ενέργεια, πυρόσβεση, στρατός — χαρακτηρίζονται από τρεις κοινές ιδιότητες: τα σφάλματα μπορεί να είναι μη αναστρέψιμα (θάνατος, καταστροφή), οι αποφάσεις λαμβάνονται υπό χρονική πίεση και ελλιπή πληροφόρηση, και η αποτελεσματικότητα εξαρτάται κρίσιμα από τη συνεργασία ομάδων. Η αεροπορία αποτελεί πρότυπο: μετά τη συνειδητοποίηση ότι η πλειονότητα των αεροπορικών ατυχημάτων οφειλόταν σε ανθρώπινα λάθη (επικοινωνία, ηγεσία, κατανόηση κατάστασης), αναπτύχθηκε το σύστημα CRM (Crew Resource Management), που σήμερα αποτελεί υποχρεωτικό μέρος της εκπαίδευσης κάθε πιλότου. Αντίστοιχα μοντέλα εφαρμόζονται στη χειρουργική (surgical checklists, team briefings) και στη στρατιωτική εκπαίδευση (stress inoculation training). Η πυροσβεστική εκπαίδευση αντλεί διδάγματα από όλους αυτούς τους κλάδους.</w:t>
-      </w:r>
-    </w:p>
-    <w:p>
-      <w:pPr>
-        <w:spacing w:after="120" w:line="360"/>
-        <w:ind w:firstLine="720"/>
-        <w:jc w:val="both"/>
-      </w:pPr>
-      <w:r>
-        <w:rPr>
-          <w:rFonts w:ascii="Times New Roman" w:cs="Times New Roman" w:eastAsia="Times New Roman" w:hAnsi="Times New Roman"/>
-          <w:b w:val="false"/>
-          <w:bCs w:val="false"/>
-          <w:i w:val="false"/>
-          <w:iCs w:val="false"/>
-          <w:sz w:val="24"/>
-          <w:szCs w:val="24"/>
-        </w:rPr>
-        <w:t xml:space="preserve">Η εκπαίδευση σε επαγγέλματα όπως η αεροπορία, η χειρουργική, η πυρηνική ενέργεια και η πυρόσβεση παρουσιάζει κοινά χαρακτηριστικά: τα λάθη μπορεί να είναι μη αναστρέψιμα, οι αποφάσεις λαμβάνονται υπό χρονική πίεση, και η ομαδική συνεργασία αποτελεί προϋπόθεση αποτελεσματικότητας. Η μετα-ανάλυση των Salas et al. (2008) — που συνέθεσε δεδομένα από 93 μελέτες — κατέδειξε ότι η ομαδική εκπαίδευση (team training) βελτιώνει στατιστικά σημαντικά τόσο τις γνωστικές διεργασίες (κοινό νοητικό μοντέλο, κατανόηση κατάστασης) όσο και τη λειτουργική απόδοση (ταχύτητα αντίδρασης, ακρίβεια ενεργειών, μείωση σφαλμάτων).</w:t>
-      </w:r>
-    </w:p>
-    <w:p>
-      <w:pPr>
-        <w:spacing w:after="120" w:line="360"/>
-        <w:ind w:firstLine="720"/>
-        <w:jc w:val="both"/>
-      </w:pPr>
-      <w:r>
-        <w:rPr>
-          <w:rFonts w:ascii="Times New Roman" w:cs="Times New Roman" w:eastAsia="Times New Roman" w:hAnsi="Times New Roman"/>
-          <w:b w:val="false"/>
-          <w:bCs w:val="false"/>
-          <w:i w:val="false"/>
-          <w:iCs w:val="false"/>
-          <w:sz w:val="24"/>
-          <w:szCs w:val="24"/>
-        </w:rPr>
-        <w:t xml:space="preserve">Ένα βασικό εύρημα είναι ότι η αποτελεσματικότητα της εκπαίδευσης δεν εξαρτάται μόνο από τον αριθμό ωρών, αλλά κυρίως από τον σχεδιασμό: η ύπαρξη σαφών στόχων, η ρεαλιστικότητα του σεναρίου, η δομημένη ανατροφοδότηση (debriefing) μετά την άσκηση, και η σταδιακή αύξηση της πολυπλοκότητας αποτελούν τα στοιχεία που διαφοροποιούν μια αποτελεσματική άσκηση από μια τυπική εκπλήρωση υποχρέωσης (Salas et al., 2012· Ericsson, 2006).</w:t>
-      </w:r>
-    </w:p>
-    <w:p>
-      <w:pPr>
-        <w:spacing w:after="120" w:line="360"/>
-        <w:ind w:firstLine="720"/>
-        <w:jc w:val="both"/>
-      </w:pPr>
-      <w:r>
-        <w:rPr>
-          <w:rFonts w:ascii="Times New Roman" w:cs="Times New Roman" w:eastAsia="Times New Roman" w:hAnsi="Times New Roman"/>
-          <w:b w:val="false"/>
-          <w:bCs w:val="false"/>
-          <w:i w:val="false"/>
-          <w:iCs w:val="false"/>
-          <w:sz w:val="24"/>
-          <w:szCs w:val="24"/>
-        </w:rPr>
-        <w:t xml:space="preserve">Ο Πίνακας 1 παρουσιάζει μια σύγκριση εκπαιδευτικών μοντέλων σε διαφορετικά επαγγέλματα υψηλού κινδύνου.</w:t>
+        <w:t xml:space="preserve">1.4 Η εκπαίδευση σε επαγγέλματα υψηλού κινδύνου</w:t>
+      </w:r>
+    </w:p>
+    <w:p>
+      <w:pPr>
+        <w:spacing w:after="120" w:line="360"/>
+        <w:ind w:firstLine="720"/>
+        <w:jc w:val="both"/>
+      </w:pPr>
+      <w:r>
+        <w:rPr>
+          <w:rFonts w:ascii="Times New Roman" w:cs="Times New Roman" w:eastAsia="Times New Roman" w:hAnsi="Times New Roman"/>
+          <w:b w:val="false"/>
+          <w:bCs w:val="false"/>
+          <w:i w:val="false"/>
+          <w:iCs w:val="false"/>
+          <w:sz w:val="24"/>
+          <w:szCs w:val="24"/>
+        </w:rPr>
+        <w:t xml:space="preserve">Τα επαγγέλματα υψηλού κινδύνου χαρακτηρίζονται από κοινές ιδιότητες: τα σφάλματα μπορεί να είναι μη αναστρέψιμα, οι αποφάσεις λαμβάνονται υπό πίεση, και η αποτελεσματικότητα εξαρτάται από ομαδική συνεργασία. Η αεροπορία αποτελεί πρότυπο: το σύστημα CRM (Crew Resource Management) αποτέλεσε υποχρεωτικό μέρος εκπαίδευσης κάθε πιλότου μετά τη συνειδητοποίηση ότι η πλειονότητα ατυχημάτων οφειλόταν σε ανθρώπινα λάθη. Αντίστοιχα μοντέλα εφαρμόζονται σήμερα στη χειρουργική, τη στρατιωτική εκπαίδευση (stress inoculation training) και τα σώματα ασφαλείας.</w:t>
+      </w:r>
+    </w:p>
+    <w:p>
+      <w:pPr>
+        <w:spacing w:after="120" w:line="360"/>
+        <w:ind w:firstLine="720"/>
+        <w:jc w:val="both"/>
+      </w:pPr>
+      <w:r>
+        <w:rPr>
+          <w:rFonts w:ascii="Times New Roman" w:cs="Times New Roman" w:eastAsia="Times New Roman" w:hAnsi="Times New Roman"/>
+          <w:b w:val="false"/>
+          <w:bCs w:val="false"/>
+          <w:i w:val="false"/>
+          <w:iCs w:val="false"/>
+          <w:sz w:val="24"/>
+          <w:szCs w:val="24"/>
+        </w:rPr>
+        <w:t xml:space="preserve">Η μετα-ανάλυση των Salas et al. (2008) — 93 μελέτες — κατέδειξε ότι η ομαδική εκπαίδευση βελτιώνει σημαντικά τόσο τις γνωστικές διεργασίες (κοινό νοητικό μοντέλο, κατανόηση κατάστασης) όσο και τη λειτουργική απόδοση (ταχύτητα αντίδρασης, μείωση σφαλμάτων). Η αποτελεσματικότητα εξαρτάται κυρίως από τον σχεδιασμό: σαφείς στόχοι, ρεαλιστικό σενάριο, δομημένη ανατροφοδότηση (debriefing) και σταδιακή αύξηση πολυπλοκότητας (Salas et al., 2012· Ericsson, 2006).</w:t>
+      </w:r>
+    </w:p>
+    <w:p>
+      <w:pPr>
+        <w:spacing w:after="120" w:line="360"/>
+        <w:ind w:firstLine="720"/>
+        <w:jc w:val="both"/>
+      </w:pPr>
+      <w:r>
+        <w:rPr>
+          <w:rFonts w:ascii="Times New Roman" w:cs="Times New Roman" w:eastAsia="Times New Roman" w:hAnsi="Times New Roman"/>
+          <w:b w:val="false"/>
+          <w:bCs w:val="false"/>
+          <w:i w:val="false"/>
+          <w:iCs w:val="false"/>
+          <w:sz w:val="24"/>
+          <w:szCs w:val="24"/>
+        </w:rPr>
+        <w:t xml:space="preserve">Ο Πίνακας 1 παρουσιάζει σύγκριση εκπαιδευτικών μοντέλων σε διαφορετικά σώματα.</w:t>
       </w:r>
     </w:p>
     <w:p>
@@ -1809,7 +1767,7 @@
           <w:sz w:val="22"/>
           <w:szCs w:val="22"/>
         </w:rPr>
-        <w:t xml:space="preserve">Πίνακας 1: Σύγκριση εκπαιδευτικών μοντέλων σε επαγγέλματα υψηλού κινδύνου</w:t>
+        <w:t xml:space="preserve">Πίνακας 1: Εκπαιδευτικά μοντέλα σε σώματα ασφαλείας και ένοπλες δυνάμεις</w:t>
       </w:r>
     </w:p>
     <w:tbl>
@@ -1851,7 +1809,7 @@
                 <w:sz w:val="20"/>
                 <w:szCs w:val="20"/>
               </w:rPr>
-              <w:t xml:space="preserve">Κλάδος</w:t>
+              <w:t xml:space="preserve">Σώμα/Κλάδος</w:t>
             </w:r>
           </w:p>
         </w:tc>
@@ -1875,7 +1833,7 @@
                 <w:sz w:val="20"/>
                 <w:szCs w:val="20"/>
               </w:rPr>
-              <w:t xml:space="preserve">Κύρια μέθοδος εκπαίδευσης</w:t>
+              <w:t xml:space="preserve">Κύρια μέθοδος</w:t>
             </w:r>
           </w:p>
         </w:tc>
@@ -1899,7 +1857,7 @@
                 <w:sz w:val="20"/>
                 <w:szCs w:val="20"/>
               </w:rPr>
-              <w:t xml:space="preserve">Ρόλος ασκήσεων/προσομοιώσεων</w:t>
+              <w:t xml:space="preserve">Τύποι ασκήσεων</w:t>
             </w:r>
           </w:p>
         </w:tc>
@@ -1948,7 +1906,7 @@
                 <w:sz w:val="20"/>
                 <w:szCs w:val="20"/>
               </w:rPr>
-              <w:t xml:space="preserve">Αεροπορία</w:t>
+              <w:t xml:space="preserve">Ένοπλες Δυνάμεις</w:t>
             </w:r>
           </w:p>
         </w:tc>
@@ -1971,7 +1929,7 @@
                 <w:sz w:val="20"/>
                 <w:szCs w:val="20"/>
               </w:rPr>
-              <w:t xml:space="preserve">CRM (Crew Resource Management)</w:t>
+              <w:t xml:space="preserve">Στρατιωτικές ασκήσεις, SIT</w:t>
             </w:r>
           </w:p>
         </w:tc>
@@ -1994,7 +1952,7 @@
                 <w:sz w:val="20"/>
                 <w:szCs w:val="20"/>
               </w:rPr>
-              <w:t xml:space="preserve">Υποχρεωτικές περιοδικές προσομοιώσεις</w:t>
+              <w:t xml:space="preserve">Πεδίου (FTX), CPX, LIVEX, NATO exercises</w:t>
             </w:r>
           </w:p>
         </w:tc>
@@ -2017,7 +1975,7 @@
                 <w:sz w:val="20"/>
                 <w:szCs w:val="20"/>
               </w:rPr>
-              <w:t xml:space="preserve">Flin et al., 2008</w:t>
+              <w:t xml:space="preserve">Grossman &amp; Christensen, 2008</w:t>
             </w:r>
           </w:p>
         </w:tc>
@@ -2042,7 +2000,7 @@
                 <w:sz w:val="20"/>
                 <w:szCs w:val="20"/>
               </w:rPr>
-              <w:t xml:space="preserve">Ιατρική/Χειρουργική</w:t>
+              <w:t xml:space="preserve">ΕΛ.ΑΣ. / ΕΚΑΜ</w:t>
             </w:r>
           </w:p>
         </w:tc>
@@ -2065,7 +2023,7 @@
                 <w:sz w:val="20"/>
                 <w:szCs w:val="20"/>
               </w:rPr>
-              <w:t xml:space="preserve">Προσομοίωση σε μανεκέν, OSCE</w:t>
+              <w:t xml:space="preserve">Σενάρια κρίσης, σκοποβολή</w:t>
             </w:r>
           </w:p>
         </w:tc>
@@ -2088,7 +2046,7 @@
                 <w:sz w:val="20"/>
                 <w:szCs w:val="20"/>
               </w:rPr>
-              <w:t xml:space="preserve">Εκτεταμένη χρήση VR/AR</w:t>
+              <w:t xml:space="preserve">Ασκήσεις ομηρίας, ελέγχου πλήθους, αντιτρομοκρατίας</w:t>
             </w:r>
           </w:p>
         </w:tc>
@@ -2111,7 +2069,7 @@
                 <w:sz w:val="20"/>
                 <w:szCs w:val="20"/>
               </w:rPr>
-              <w:t xml:space="preserve">Salas et al., 2012</w:t>
+              <w:t xml:space="preserve">Flin et al., 2008</w:t>
             </w:r>
           </w:p>
         </w:tc>
@@ -2136,7 +2094,7 @@
                 <w:sz w:val="20"/>
                 <w:szCs w:val="20"/>
               </w:rPr>
-              <w:t xml:space="preserve">Στρατός/Ειδικές Δυνάμεις</w:t>
+              <w:t xml:space="preserve">Τροχαία</w:t>
             </w:r>
           </w:p>
         </w:tc>
@@ -2159,7 +2117,7 @@
                 <w:sz w:val="20"/>
                 <w:szCs w:val="20"/>
               </w:rPr>
-              <w:t xml:space="preserve">Stress Inoculation Training</w:t>
+              <w:t xml:space="preserve">Εκπαίδευση σε ατυχήματα</w:t>
             </w:r>
           </w:p>
         </w:tc>
@@ -2182,7 +2140,7 @@
                 <w:sz w:val="20"/>
                 <w:szCs w:val="20"/>
               </w:rPr>
-              <w:t xml:space="preserve">Ρεαλιστικά σενάρια υψηλής πίεσης</w:t>
+              <w:t xml:space="preserve">Σενάρια πολύνεκρων, ADR, τροχονομικοί έλεγχοι</w:t>
             </w:r>
           </w:p>
         </w:tc>
@@ -2205,7 +2163,7 @@
                 <w:sz w:val="20"/>
                 <w:szCs w:val="20"/>
               </w:rPr>
-              <w:t xml:space="preserve">Grossman &amp; Christensen, 2008</w:t>
+              <w:t xml:space="preserve">Salas et al., 2012</w:t>
             </w:r>
           </w:p>
         </w:tc>
@@ -2230,7 +2188,7 @@
                 <w:sz w:val="20"/>
                 <w:szCs w:val="20"/>
               </w:rPr>
-              <w:t xml:space="preserve">Πυρόσβεση</w:t>
+              <w:t xml:space="preserve">Πυροσβεστικό Σώμα</w:t>
             </w:r>
           </w:p>
         </w:tc>
@@ -2253,7 +2211,7 @@
                 <w:sz w:val="20"/>
                 <w:szCs w:val="20"/>
               </w:rPr>
-              <w:t xml:space="preserve">Βασική + συνεχιζόμενη εκπαίδευση</w:t>
+              <w:t xml:space="preserve">Βασική + συνεχιζόμενη</w:t>
             </w:r>
           </w:p>
         </w:tc>
@@ -2276,7 +2234,7 @@
                 <w:sz w:val="20"/>
                 <w:szCs w:val="20"/>
               </w:rPr>
-              <w:t xml:space="preserve">Ασκήσεις πεδίου, table-top, MODEX</w:t>
+              <w:t xml:space="preserve">Πεδίου, table-top, MODEX, εξειδικευμένες</w:t>
             </w:r>
           </w:p>
         </w:tc>
@@ -2324,7 +2282,7 @@
                 <w:sz w:val="20"/>
                 <w:szCs w:val="20"/>
               </w:rPr>
-              <w:t xml:space="preserve">Πυρηνική ενέργεια</w:t>
+              <w:t xml:space="preserve">Λιμενικό Σώμα</w:t>
             </w:r>
           </w:p>
         </w:tc>
@@ -2347,7 +2305,7 @@
                 <w:sz w:val="20"/>
                 <w:szCs w:val="20"/>
               </w:rPr>
-              <w:t xml:space="preserve">Τυποποιημένες διαδικασίες, SOP</w:t>
+              <w:t xml:space="preserve">SAR εκπαίδευση</w:t>
             </w:r>
           </w:p>
         </w:tc>
@@ -2370,7 +2328,101 @@
                 <w:sz w:val="20"/>
                 <w:szCs w:val="20"/>
               </w:rPr>
-              <w:t xml:space="preserve">Τακτικές ασκήσεις έκτακτης ανάγκης</w:t>
+              <w:t xml:space="preserve">Θαλάσσιες ασκήσεις, ρύπανση, μετανάστευση</w:t>
+            </w:r>
+          </w:p>
+        </w:tc>
+        <w:tc>
+          <w:tcPr>
+            <w:tcW w:type="pct" w:w="25%"/>
+          </w:tcPr>
+          <w:p>
+            <w:pPr>
+              <w:spacing w:after="40" w:before="40"/>
+              <w:jc w:val="left"/>
+            </w:pPr>
+            <w:r>
+              <w:rPr>
+                <w:rFonts w:ascii="Times New Roman" w:cs="Times New Roman" w:eastAsia="Times New Roman" w:hAnsi="Times New Roman"/>
+                <w:b w:val="false"/>
+                <w:bCs w:val="false"/>
+                <w:i w:val="false"/>
+                <w:iCs w:val="false"/>
+                <w:sz w:val="20"/>
+                <w:szCs w:val="20"/>
+              </w:rPr>
+              <w:t xml:space="preserve">European Commission, 2021</w:t>
+            </w:r>
+          </w:p>
+        </w:tc>
+      </w:tr>
+      <w:tr>
+        <w:tc>
+          <w:tcPr>
+            <w:tcW w:type="pct" w:w="25%"/>
+          </w:tcPr>
+          <w:p>
+            <w:pPr>
+              <w:spacing w:after="40" w:before="40"/>
+              <w:jc w:val="left"/>
+            </w:pPr>
+            <w:r>
+              <w:rPr>
+                <w:rFonts w:ascii="Times New Roman" w:cs="Times New Roman" w:eastAsia="Times New Roman" w:hAnsi="Times New Roman"/>
+                <w:b w:val="false"/>
+                <w:bCs w:val="false"/>
+                <w:i w:val="false"/>
+                <w:iCs w:val="false"/>
+                <w:sz w:val="20"/>
+                <w:szCs w:val="20"/>
+              </w:rPr>
+              <w:t xml:space="preserve">Αεροπορία</w:t>
+            </w:r>
+          </w:p>
+        </w:tc>
+        <w:tc>
+          <w:tcPr>
+            <w:tcW w:type="pct" w:w="25%"/>
+          </w:tcPr>
+          <w:p>
+            <w:pPr>
+              <w:spacing w:after="40" w:before="40"/>
+              <w:jc w:val="left"/>
+            </w:pPr>
+            <w:r>
+              <w:rPr>
+                <w:rFonts w:ascii="Times New Roman" w:cs="Times New Roman" w:eastAsia="Times New Roman" w:hAnsi="Times New Roman"/>
+                <w:b w:val="false"/>
+                <w:bCs w:val="false"/>
+                <w:i w:val="false"/>
+                <w:iCs w:val="false"/>
+                <w:sz w:val="20"/>
+                <w:szCs w:val="20"/>
+              </w:rPr>
+              <w:t xml:space="preserve">CRM</w:t>
+            </w:r>
+          </w:p>
+        </w:tc>
+        <w:tc>
+          <w:tcPr>
+            <w:tcW w:type="pct" w:w="25%"/>
+          </w:tcPr>
+          <w:p>
+            <w:pPr>
+              <w:spacing w:after="40" w:before="40"/>
+              <w:jc w:val="left"/>
+            </w:pPr>
+            <w:r>
+              <w:rPr>
+                <w:rFonts w:ascii="Times New Roman" w:cs="Times New Roman" w:eastAsia="Times New Roman" w:hAnsi="Times New Roman"/>
+                <w:b w:val="false"/>
+                <w:bCs w:val="false"/>
+                <w:i w:val="false"/>
+                <w:iCs w:val="false"/>
+                <w:sz w:val="20"/>
+                <w:szCs w:val="20"/>
+              </w:rPr>
+              <w:t xml:space="preserve">Υποχρεωτικές προσομοιώσεις</w:t>
             </w:r>
           </w:p>
         </w:tc>
@@ -2420,7 +2472,7 @@
           <w:sz w:val="28"/>
           <w:szCs w:val="28"/>
         </w:rPr>
-        <w:t xml:space="preserve">ΚΕΦΑΛΑΙΟ 3: ΤΟ ΠΥΡΟΣΒΕΣΤΙΚΟ ΣΩΜΑ — ΑΠΟΣΤΟΛΗ, ΔΟΜΗ ΚΑΙ ΕΠΙΧΕΙΡΗΣΙΑΚΕΣ ΑΠΑΙΤΗΣΕΙΣ</w:t>
+        <w:t xml:space="preserve">ΚΕΦΑΛΑΙΟ 2: ΤΑ ΣΩΜΑΤΑ ΑΣΦΑΛΕΙΑΣ ΚΑΙ ΟΙ ΕΝΟΠΛΕΣ ΔΥΝΑΜΕΙΣ — ΑΠΟΣΤΟΛΗ, ΔΟΜΗ ΚΑΙ ΕΠΙΧΕΙΡΗΣΙΑΚΕΣ ΑΠΑΙΤΗΣΕΙΣ</w:t>
       </w:r>
     </w:p>
     <w:p>
@@ -2438,45 +2490,139 @@
           <w:sz w:val="26"/>
           <w:szCs w:val="26"/>
         </w:rPr>
-        <w:t xml:space="preserve">3.1 Η αποστολή και ο ρόλος του Πυροσβεστικού Σώματος στην Ελλάδα</w:t>
-      </w:r>
-    </w:p>
-    <w:p>
-      <w:pPr>
-        <w:spacing w:after="120" w:line="360"/>
-        <w:ind w:firstLine="720"/>
-        <w:jc w:val="both"/>
-      </w:pPr>
-      <w:r>
-        <w:rPr>
-          <w:rFonts w:ascii="Times New Roman" w:cs="Times New Roman" w:eastAsia="Times New Roman" w:hAnsi="Times New Roman"/>
-          <w:b w:val="false"/>
-          <w:bCs w:val="false"/>
-          <w:i w:val="false"/>
-          <w:iCs w:val="false"/>
-          <w:sz w:val="24"/>
-          <w:szCs w:val="24"/>
-        </w:rPr>
-        <w:t xml:space="preserve">Το Πυροσβεστικό Σώμα (ΠΣ) αποτελεί σώμα ασφαλείας που υπάγεται στο Υπουργείο Κλιματικής Κρίσης και Πολιτικής Προστασίας. Η αποστολή του καθορίζεται από τον νόμο και περιλαμβάνει την πρόληψη και καταστολή πυρκαγιών, τη διάσωση ατόμων και περιουσιών, την αντιμετώπιση φυσικών και τεχνολογικών καταστροφών, καθώς και τη συμμετοχή στον σχεδιασμό πολιτικής προστασίας σε εθνικό και τοπικό επίπεδο. Το εύρος αρμοδιοτήτων του ΠΣ είναι αξιοσημείωτο: περιλαμβάνει αστικές και δασικές πυρκαγιές, τροχαία ατυχήματα, πλημμύρες, σεισμούς, βιομηχανικά ατυχήματα, διασώσεις σε ύψος, διασώσεις σε ερείπια, καθώς και αντιμετώπιση περιστατικών με επικίνδυνες ουσίες (HAZMAT).</w:t>
-      </w:r>
-    </w:p>
-    <w:p>
-      <w:pPr>
-        <w:spacing w:after="120" w:line="360"/>
-        <w:ind w:firstLine="720"/>
-        <w:jc w:val="both"/>
-      </w:pPr>
-      <w:r>
-        <w:rPr>
-          <w:rFonts w:ascii="Times New Roman" w:cs="Times New Roman" w:eastAsia="Times New Roman" w:hAnsi="Times New Roman"/>
-          <w:b w:val="false"/>
-          <w:bCs w:val="false"/>
-          <w:i w:val="false"/>
-          <w:iCs w:val="false"/>
-          <w:sz w:val="24"/>
-          <w:szCs w:val="24"/>
-        </w:rPr>
-        <w:t xml:space="preserve">Ιδιαίτερο ρόλο διαδραματίζει η Ειδική Μονάδα Αντιμετώπισης Καταστροφών (ΕΜΑΚ), η οποία αποτελεί εξειδικευμένη μονάδα έρευνας και διάσωσης σε αστικό περιβάλλον (Urban Search and Rescue — USAR). Η ΕΜΑΚ λειτουργεί σύμφωνα με τα πρότυπα INSARAG (International Search and Rescue Advisory Group) των Ηνωμένων Εθνών και έχει συμμετάσχει σε διεθνείς αποστολές, όπως ο σεισμός στην Τουρκία (Φεβρουάριος 2023). Η μονάδα αυτή εκπαιδεύεται σε εξαιρετικά απαιτητικά σενάρια: διάσωση σε ερείπια, ορεινές διασώσεις, επιχειρήσεις σε πλημμυρισμένες περιοχές και αντιμετώπιση χημικών-βιολογικών-ραδιολογικών-πυρηνικών (ΧΒΡΠ) κινδύνων (INSARAG, 2020).</w:t>
+        <w:t xml:space="preserve">2.1 Οι Ένοπλες Δυνάμεις</w:t>
+      </w:r>
+    </w:p>
+    <w:p>
+      <w:pPr>
+        <w:spacing w:after="120" w:line="360"/>
+        <w:ind w:firstLine="720"/>
+        <w:jc w:val="both"/>
+      </w:pPr>
+      <w:r>
+        <w:rPr>
+          <w:rFonts w:ascii="Times New Roman" w:cs="Times New Roman" w:eastAsia="Times New Roman" w:hAnsi="Times New Roman"/>
+          <w:b w:val="false"/>
+          <w:bCs w:val="false"/>
+          <w:i w:val="false"/>
+          <w:iCs w:val="false"/>
+          <w:sz w:val="24"/>
+          <w:szCs w:val="24"/>
+        </w:rPr>
+        <w:t xml:space="preserve">Οι Ελληνικές Ένοπλες Δυνάμεις (ΕΔ) αποτελούνται από τρεις κλάδους: τον Στρατό Ξηράς, το Πολεμικό Ναυτικό και την Πολεμική Αεροπορία. Η αποστολή τους — η εθνική άμυνα και η αποτροπή εξωτερικών απειλών — απαιτεί μόνιμη ετοιμότητα σε ένα γεωπολιτικό περιβάλλον που παραμένει ρευστό. Η Ελλάδα, ως μέλος του NATO από το 1952, συμμετέχει σε κοινές ασκήσεις, αποστολές και δομές ετοιμότητας της Συμμαχίας. Παράλληλα, οι ΕΔ αναλαμβάνουν ρόλους πολιτικής προστασίας: υποστήριξη σε πυρκαγιές (με εναέρια μέσα και μηχανικό), πλημμύρες, σεισμούς και ανθρωπιστικές κρίσεις.</w:t>
+      </w:r>
+    </w:p>
+    <w:p>
+      <w:pPr>
+        <w:spacing w:after="120" w:line="360"/>
+        <w:ind w:firstLine="720"/>
+        <w:jc w:val="both"/>
+      </w:pPr>
+      <w:r>
+        <w:rPr>
+          <w:rFonts w:ascii="Times New Roman" w:cs="Times New Roman" w:eastAsia="Times New Roman" w:hAnsi="Times New Roman"/>
+          <w:b w:val="false"/>
+          <w:bCs w:val="false"/>
+          <w:i w:val="false"/>
+          <w:iCs w:val="false"/>
+          <w:sz w:val="24"/>
+          <w:szCs w:val="24"/>
+        </w:rPr>
+        <w:t xml:space="preserve">Η φύση των σύγχρονων στρατιωτικών απειλών έχει μεταβληθεί ριζικά. Πέραν της κλασικής συμβατικής απειλής, οι ΕΔ αντιμετωπίζουν υβριδικές απειλές — κυβερνοεπιθέσεις, παραπληροφόρηση, χρήση μη επανδρωμένων αεροσκαφών (drones) σε πεδίο μάχης, ασύμμετρες τακτικές. Ο πόλεμος στην Ουκρανία (2022-) κατέδειξε ότι η συμβατική ετοιμότητα παραμένει κρίσιμη αλλά δεν αρκεί: οι μονάδες χρειάζονται ευελιξία, προσαρμοστικότητα και ικανότητα δράσης σε πολλαπλά πεδία (multi-domain operations). Η εκπαίδευση μέσω ασκήσεων — από ασκήσεις πεδίου (Field Training Exercises, FTX) μέχρι ασκήσεις διοίκησης (Command Post Exercises, CPX) — αποτελεί τον κεντρικό μηχανισμό προετοιμασίας.</w:t>
+      </w:r>
+    </w:p>
+    <w:p>
+      <w:pPr>
+        <w:spacing w:after="120" w:line="360"/>
+        <w:ind w:firstLine="720"/>
+        <w:jc w:val="both"/>
+      </w:pPr>
+      <w:r>
+        <w:rPr>
+          <w:rFonts w:ascii="Times New Roman" w:cs="Times New Roman" w:eastAsia="Times New Roman" w:hAnsi="Times New Roman"/>
+          <w:b w:val="false"/>
+          <w:bCs w:val="false"/>
+          <w:i w:val="false"/>
+          <w:iCs w:val="false"/>
+          <w:sz w:val="24"/>
+          <w:szCs w:val="24"/>
+        </w:rPr>
+        <w:t xml:space="preserve">Οι Ειδικές Δυνάμεις (1η Ταξιαρχία Καταδρομών-Αλεξιπτωτιστών) αποτελούν ιδιαίτερη περίπτωση: υποβάλλονται σε εντατική εκπαίδευση που περιλαμβάνει αλεξιπτωτισμό, υποβρύχιες καταστροφές, ανορθόδοξες επιχειρήσεις, εκπαίδευση σε ακραίες κλιματικές συνθήκες. Η εκπαίδευσή τους αποτελεί πρότυπο εφαρμογής της αρχής Ericsson: σταδιακή αύξηση δυσκολίας, ρεαλιστικά σενάρια, συνεχής αξιολόγηση.</w:t>
+      </w:r>
+    </w:p>
+    <w:p>
+      <w:pPr>
+        <w:spacing w:after="120" w:before="240" w:line="360"/>
+        <w:jc w:val="left"/>
+      </w:pPr>
+      <w:r>
+        <w:rPr>
+          <w:rFonts w:ascii="Times New Roman" w:cs="Times New Roman" w:eastAsia="Times New Roman" w:hAnsi="Times New Roman"/>
+          <w:b/>
+          <w:bCs/>
+          <w:i w:val="false"/>
+          <w:iCs w:val="false"/>
+          <w:sz w:val="24"/>
+          <w:szCs w:val="24"/>
+        </w:rPr>
+        <w:t xml:space="preserve">2.2 Η Ελληνική Αστυνομία (ΕΛ.ΑΣ.)</w:t>
+      </w:r>
+    </w:p>
+    <w:p>
+      <w:pPr>
+        <w:spacing w:after="120" w:line="360"/>
+        <w:ind w:firstLine="720"/>
+        <w:jc w:val="both"/>
+      </w:pPr>
+      <w:r>
+        <w:rPr>
+          <w:rFonts w:ascii="Times New Roman" w:cs="Times New Roman" w:eastAsia="Times New Roman" w:hAnsi="Times New Roman"/>
+          <w:b w:val="false"/>
+          <w:bCs w:val="false"/>
+          <w:i w:val="false"/>
+          <w:iCs w:val="false"/>
+          <w:sz w:val="24"/>
+          <w:szCs w:val="24"/>
+        </w:rPr>
+        <w:t xml:space="preserve">Η Ελληνική Αστυνομία αποτελεί σώμα ασφαλείας με ευρύτατο φάσμα αρμοδιοτήτων: πρόληψη και καταστολή εγκληματικότητας, διατήρηση δημόσιας τάξης, προστασία θεσμών, τροχονομικός έλεγχος, αντιμετώπιση τρομοκρατίας, διαχείριση μεταναστευτικών ροών, ασφάλεια υψηλών προσώπων. Η πολυμορφία αυτή δημιουργεί αντίστοιχα ποικίλες εκπαιδευτικές ανάγκες.</w:t>
+      </w:r>
+    </w:p>
+    <w:p>
+      <w:pPr>
+        <w:spacing w:after="120" w:line="360"/>
+        <w:ind w:firstLine="720"/>
+        <w:jc w:val="both"/>
+      </w:pPr>
+      <w:r>
+        <w:rPr>
+          <w:rFonts w:ascii="Times New Roman" w:cs="Times New Roman" w:eastAsia="Times New Roman" w:hAnsi="Times New Roman"/>
+          <w:b w:val="false"/>
+          <w:bCs w:val="false"/>
+          <w:i w:val="false"/>
+          <w:iCs w:val="false"/>
+          <w:sz w:val="24"/>
+          <w:szCs w:val="24"/>
+        </w:rPr>
+        <w:t xml:space="preserve">Η Ειδική Κατασταλτική Αντιτρομοκρατική Μονάδα (ΕΚΑΜ), αντίστοιχη των GIGN (Γαλλία), GSG-9 (Γερμανία) και SAS (Ηνωμένο Βασίλειο), αποτελεί τη μονάδα αιχμής της ΕΛ.ΑΣ. για επιχειρήσεις υψηλού κινδύνου: ομηρίες, αντιτρομοκρατικές επιχειρήσεις, ένοπλες συλλήψεις. Η εκπαίδευσή της περιλαμβάνει ακριβοβολία (sniper training), εισβολή σε κτίρια (CQB — Close Quarters Battle), αυτοδιάσωση, ταχεία κατάσχεση, πρώτες βοήθειες υπό πυρά (TCCC — Tactical Combat Casualty Care). Η μονάδα εκπαιδεύεται σε συνεργασία με αντίστοιχες μονάδες του εξωτερικού και συμμετέχει σε ασκήσεις υπό την αιγίδα της Europol (ATLAS Network).</w:t>
+      </w:r>
+    </w:p>
+    <w:p>
+      <w:pPr>
+        <w:spacing w:after="120" w:line="360"/>
+        <w:ind w:firstLine="720"/>
+        <w:jc w:val="both"/>
+      </w:pPr>
+      <w:r>
+        <w:rPr>
+          <w:rFonts w:ascii="Times New Roman" w:cs="Times New Roman" w:eastAsia="Times New Roman" w:hAnsi="Times New Roman"/>
+          <w:b w:val="false"/>
+          <w:bCs w:val="false"/>
+          <w:i w:val="false"/>
+          <w:iCs w:val="false"/>
+          <w:sz w:val="24"/>
+          <w:szCs w:val="24"/>
+        </w:rPr>
+        <w:t xml:space="preserve">Πέραν της ΕΚΑΜ, η ΕΛ.ΑΣ. διαθέτει μονάδες με εξειδικευμένες ανάγκες εκπαίδευσης: τα Μ.Α.Τ. (Μονάδες Αποκατάστασης Τάξης), που εκπαιδεύονται σε σχηματισμούς ελέγχου πλήθους, χρήση δακρυγόνων, αντιμετώπιση επεισοδίων· τις μονάδες Δίωξης Ναρκωτικών, που απαιτούν εξειδίκευση σε μεθόδους παρακολούθησης και σύλληψης· και τις μονάδες Ηλεκτρονικού Εγκλήματος (Cyber Crime), που απαιτούν συνεχή ενημέρωση για νέες ψηφιακές απειλές. Σε κάθε περίπτωση, η θεωρητική εκπαίδευση δεν αρκεί: η πρακτική εξάσκηση σε ρεαλιστικά σενάρια αποτελεί αναγκαιότητα.</w:t>
       </w:r>
     </w:p>
     <w:p>
@@ -2494,83 +2640,83 @@
           <w:sz w:val="26"/>
           <w:szCs w:val="26"/>
         </w:rPr>
-        <w:t xml:space="preserve">3.2 Σωματικές, τεχνικές και ψυχολογικές απαιτήσεις του επαγγέλματος</w:t>
-      </w:r>
-    </w:p>
-    <w:p>
-      <w:pPr>
-        <w:spacing w:after="120" w:line="360"/>
-        <w:ind w:firstLine="720"/>
-        <w:jc w:val="both"/>
-      </w:pPr>
-      <w:r>
-        <w:rPr>
-          <w:rFonts w:ascii="Times New Roman" w:cs="Times New Roman" w:eastAsia="Times New Roman" w:hAnsi="Times New Roman"/>
-          <w:b w:val="false"/>
-          <w:bCs w:val="false"/>
-          <w:i w:val="false"/>
-          <w:iCs w:val="false"/>
-          <w:sz w:val="24"/>
-          <w:szCs w:val="24"/>
-        </w:rPr>
-        <w:t xml:space="preserve">Το πυροσβεστικό επάγγελμα ανήκει στα πλέον σωματικά απαιτητικά. Κατά τη διάρκεια μιας επιχείρησης, ο πυροσβέστης φέρει εξοπλισμό βάρους 20-30 κιλών (αναπνευστική συσκευή, προστατευτική στολή, εργαλεία), εργάζεται σε θερμοκρασίες που μπορεί να υπερβαίνουν τους 300°C σε κλειστό χώρο, και καλείται να αναρριχηθεί σε κλίμακες, να μεταφέρει τραυματίες ή να σκάψει αντιπυρικές ζώνες για ώρες. Οι Soteriades et al. (2011) διαπίστωσαν ότι τα καρδιαγγειακά επεισόδια αποτελούν την πρώτη αιτία θανάτου εν ώρα υπηρεσίας στους πυροσβέστες — κυρίως κατά τη φάση της κατάσβεσης — γεγονός που αναδεικνύει τη σημασία της φυσικής κατάστασης ως θεμελίου επιχειρησιακής ετοιμότητας.</w:t>
-      </w:r>
-    </w:p>
-    <w:p>
-      <w:pPr>
-        <w:spacing w:after="120" w:line="360"/>
-        <w:ind w:firstLine="720"/>
-        <w:jc w:val="both"/>
-      </w:pPr>
-      <w:r>
-        <w:rPr>
-          <w:rFonts w:ascii="Times New Roman" w:cs="Times New Roman" w:eastAsia="Times New Roman" w:hAnsi="Times New Roman"/>
-          <w:b w:val="false"/>
-          <w:bCs w:val="false"/>
-          <w:i w:val="false"/>
-          <w:iCs w:val="false"/>
-          <w:sz w:val="24"/>
-          <w:szCs w:val="24"/>
-        </w:rPr>
-        <w:t xml:space="preserve">Η τεχνική επάρκεια αφορά ευρύ φάσμα γνώσεων: χρήση αντλιών, σωλήνων, κλιμάκων, αναπνευστικών μέσων, υδραυλικών εργαλείων διάσωσης (κόφτες, ανοιχτήρες), εργαλείων κοπής σκυροδέματος, συσκευών ανίχνευσης θυμάτων. Κάθε τύπος περιστατικού απαιτεί διαφορετικές τακτικές: η αντιμετώπιση πυρκαγιάς σε υπόγειο χώρο στάθμευσης διαφέρει ουσιαστικά από τη δασοπυρόσβεση ή τον απεγκλωβισμό σε τροχαίο ατύχημα.</w:t>
-      </w:r>
-    </w:p>
-    <w:p>
-      <w:pPr>
-        <w:spacing w:after="120" w:line="360"/>
-        <w:ind w:firstLine="720"/>
-        <w:jc w:val="both"/>
-      </w:pPr>
-      <w:r>
-        <w:rPr>
-          <w:rFonts w:ascii="Times New Roman" w:cs="Times New Roman" w:eastAsia="Times New Roman" w:hAnsi="Times New Roman"/>
-          <w:b w:val="false"/>
-          <w:bCs w:val="false"/>
-          <w:i w:val="false"/>
-          <w:iCs w:val="false"/>
-          <w:sz w:val="24"/>
-          <w:szCs w:val="24"/>
-        </w:rPr>
-        <w:t xml:space="preserve">Η ψυχολογική διάσταση είναι εξίσου κρίσιμη. Οι πυροσβέστες εκτίθενται τακτικά σε εικόνες τραυματισμών, απωλειών και καταστροφής. Οι Jahnke et al. (2016) διαπίστωσαν ότι η επαναλαμβανόμενη έκθεση σε τραυματικά γεγονότα — ιδιαίτερα σε περιστατικά που αφορούν παιδιά ή συναδέλφους — αυξάνει σημαντικά τον κίνδυνο PTSD. Ταυτόχρονα, η ανάγκη λήψης αποφάσεων υπό χρονική πίεση, με ελλιπείς πληροφορίες και υψηλό ρίσκο, δημιουργεί ψυχολογική καταπόνηση που μόνο μέσω προηγούμενης εξοικείωσης — δηλαδή μέσω ρεαλιστικών ασκήσεων — μπορεί να περιοριστεί (Grossman &amp; Christensen, 2008).</w:t>
-      </w:r>
-    </w:p>
-    <w:p>
-      <w:pPr>
-        <w:spacing w:after="120" w:line="360"/>
-        <w:ind w:firstLine="720"/>
-        <w:jc w:val="both"/>
-      </w:pPr>
-      <w:r>
-        <w:rPr>
-          <w:rFonts w:ascii="Times New Roman" w:cs="Times New Roman" w:eastAsia="Times New Roman" w:hAnsi="Times New Roman"/>
-          <w:b w:val="false"/>
-          <w:bCs w:val="false"/>
-          <w:i w:val="false"/>
-          <w:iCs w:val="false"/>
-          <w:sz w:val="24"/>
-          <w:szCs w:val="24"/>
-        </w:rPr>
-        <w:t xml:space="preserve">Ένα στοιχείο που συχνά υποτιμάται είναι η λεγόμενη «σωρευτική τραυματική καταπόνηση» (cumulative trauma exposure). Σε αντίθεση με ένα μεμονωμένο τραυματικό γεγονός, η καθημερινή έκθεση σε ανθρώπινο πόνο, καταστροφή και κίνδυνο δημιουργεί μια σταδιακή ψυχολογική φθορά που μπορεί να εκδηλωθεί μετά από χρόνια υπηρεσίας. Η μελέτη των Kleim και Westphal (2011) τόνισε ότι οι προστατευτικοί παράγοντες κατά αυτής της φθοράς περιλαμβάνουν τη συνοχή της ομάδας, την αίσθηση αυτοαποτελεσματικότητας και την ύπαρξη οργανωσιακής υποστήριξης — στοιχεία που ενισχύονται μέσω κοινών ασκήσεων. Η αίσθηση «ξέρω τι κάνω, η ομάδα μου με στηρίζει, έχω εκπαιδευτεί σωστά» λειτουργεί ως ψυχολογικό ανάχωμα σε κρίσεις. Αντίστροφα, η αίσθηση ανεπάρκειας και ανασφάλειας — που προκύπτει από ελλιπή εκπαίδευση — πολλαπλασιάζει τον ψυχολογικό αντίκτυπο ενός τραυματικού γεγονότος.</w:t>
+        <w:t xml:space="preserve">2.3 Η Τροχαία Αστυνομία</w:t>
+      </w:r>
+    </w:p>
+    <w:p>
+      <w:pPr>
+        <w:spacing w:after="120" w:line="360"/>
+        <w:ind w:firstLine="720"/>
+        <w:jc w:val="both"/>
+      </w:pPr>
+      <w:r>
+        <w:rPr>
+          <w:rFonts w:ascii="Times New Roman" w:cs="Times New Roman" w:eastAsia="Times New Roman" w:hAnsi="Times New Roman"/>
+          <w:b w:val="false"/>
+          <w:bCs w:val="false"/>
+          <w:i w:val="false"/>
+          <w:iCs w:val="false"/>
+          <w:sz w:val="24"/>
+          <w:szCs w:val="24"/>
+        </w:rPr>
+        <w:t xml:space="preserve">Η Τροχαία αποτελεί εξειδικευμένη υπηρεσία της ΕΛ.ΑΣ. με αποστολή τη ρύθμιση και τον έλεγχο της κυκλοφορίας, την πρόληψη τροχαίων ατυχημάτων, τη διερεύνηση ατυχημάτων, τις κυκλοφοριακές ρυθμίσεις σε εκδηλώσεις και κρίσεις, και τον έλεγχο μεταφοράς επικίνδυνων φορτίων (ADR). Παρά τη φαινομενικά «ρουτινική» φύση του έργου της, η Τροχαία αντιμετωπίζει καταστάσεις υψηλής επικινδυνότητας με αξιοσημείωτη συχνότητα.</w:t>
+      </w:r>
+    </w:p>
+    <w:p>
+      <w:pPr>
+        <w:spacing w:after="120" w:line="360"/>
+        <w:ind w:firstLine="720"/>
+        <w:jc w:val="both"/>
+      </w:pPr>
+      <w:r>
+        <w:rPr>
+          <w:rFonts w:ascii="Times New Roman" w:cs="Times New Roman" w:eastAsia="Times New Roman" w:hAnsi="Times New Roman"/>
+          <w:b w:val="false"/>
+          <w:bCs w:val="false"/>
+          <w:i w:val="false"/>
+          <w:iCs w:val="false"/>
+          <w:sz w:val="24"/>
+          <w:szCs w:val="24"/>
+        </w:rPr>
+        <w:t xml:space="preserve">Η Ελλάδα κατατάσσεται σταθερά μεταξύ των χωρών της ΕΕ με τα υψηλότερα ποσοστά θανάτων από τροχαία ατυχήματα ανά πληθυσμό. Το 2022, καταγράφηκαν περίπου 600 νεκροί σε τροχαία, ενώ ο αριθμός τραυματιών ανέρχεται σε χιλιάδες ετησίως. Η αντιμετώπιση ενός μεγάλου τροχαίου ατυχήματος — ιδίως σε αυτοκινητόδρομο ή σε σήραγγα — απαιτεί ταχύτατη κινητοποίηση, σωστή ρύθμιση κυκλοφορίας (αποφυγή δευτερογενών ατυχημάτων), συντονισμό με ΠΣ (απεγκλωβισμός) και ΕΚΑΒ (διακομιδή τραυματιών), και ενδεχομένως αντιμετώπιση διαρροής επικίνδυνων υλικών.</w:t>
+      </w:r>
+    </w:p>
+    <w:p>
+      <w:pPr>
+        <w:spacing w:after="120" w:line="360"/>
+        <w:ind w:firstLine="720"/>
+        <w:jc w:val="both"/>
+      </w:pPr>
+      <w:r>
+        <w:rPr>
+          <w:rFonts w:ascii="Times New Roman" w:cs="Times New Roman" w:eastAsia="Times New Roman" w:hAnsi="Times New Roman"/>
+          <w:b w:val="false"/>
+          <w:bCs w:val="false"/>
+          <w:i w:val="false"/>
+          <w:iCs w:val="false"/>
+          <w:sz w:val="24"/>
+          <w:szCs w:val="24"/>
+        </w:rPr>
+        <w:t xml:space="preserve">Η τραγωδία στα Τέμπη (Φεβρουάριος 2023), η σύγκρουση δύο τρένων που κόστισε τη ζωή σε 57 ανθρώπους, ανέδειξε τη σημασία του συντονισμού σε σύνθετα ατυχήματα. Αν και δεν αποτελούσε τροχαίο ατύχημα με τη στενή έννοια, η κρίση κινητοποίησε Πυροσβεστική, Αστυνομία, ΕΚΑΒ και Στρατό σε μια κατάσταση χάους — με ελλιπή επικοινωνία, αδυναμία πρόσβασης, πολλαπλά θύματα. Η εμπειρία αυτή τεκμηρίωσε ότι η πρακτική εξάσκηση σε σενάρια πολύνεκρων ατυχημάτων πρέπει να αποτελεί τακτική υποχρέωση, όχι σπάνιο γεγονός.</w:t>
+      </w:r>
+    </w:p>
+    <w:p>
+      <w:pPr>
+        <w:spacing w:after="120" w:line="360"/>
+        <w:ind w:firstLine="720"/>
+        <w:jc w:val="both"/>
+      </w:pPr>
+      <w:r>
+        <w:rPr>
+          <w:rFonts w:ascii="Times New Roman" w:cs="Times New Roman" w:eastAsia="Times New Roman" w:hAnsi="Times New Roman"/>
+          <w:b w:val="false"/>
+          <w:bCs w:val="false"/>
+          <w:i w:val="false"/>
+          <w:iCs w:val="false"/>
+          <w:sz w:val="24"/>
+          <w:szCs w:val="24"/>
+        </w:rPr>
+        <w:t xml:space="preserve">Η εκπαίδευση της Τροχαίας περιλαμβάνει: τεχνικές οδήγησης υπό αντίξοες συνθήκες (pursuit driving), χρήση αλκοτέστ και ναρκοτέστ, διερεύνηση ατυχημάτων (αναπαράσταση, ιχνηλασία), κυκλοφοριακές ρυθμίσεις μεγάλης κλίμακας, και αντιμετώπιση πολύνεκρων ατυχημάτων. Ωστόσο, η πρακτική εξάσκηση μέσω ρεαλιστικών σεναρίων παραμένει περιορισμένη σε σχέση με τα αντίστοιχα προγράμματα πυροσβεστικών ή στρατιωτικών ασκήσεων — γεγονός που αποτελεί σημαντική ευκαιρία βελτίωσης.</w:t>
       </w:r>
     </w:p>
     <w:p>
@@ -2588,83 +2734,139 @@
           <w:sz w:val="26"/>
           <w:szCs w:val="26"/>
         </w:rPr>
-        <w:t xml:space="preserve">3.3 Εξέλιξη των κινδύνων: κλιματική αλλαγή και νέες προκλήσεις</w:t>
-      </w:r>
-    </w:p>
-    <w:p>
-      <w:pPr>
-        <w:spacing w:after="120" w:line="360"/>
-        <w:ind w:firstLine="720"/>
-        <w:jc w:val="both"/>
-      </w:pPr>
-      <w:r>
-        <w:rPr>
-          <w:rFonts w:ascii="Times New Roman" w:cs="Times New Roman" w:eastAsia="Times New Roman" w:hAnsi="Times New Roman"/>
-          <w:b w:val="false"/>
-          <w:bCs w:val="false"/>
-          <w:i w:val="false"/>
-          <w:iCs w:val="false"/>
-          <w:sz w:val="24"/>
-          <w:szCs w:val="24"/>
-        </w:rPr>
-        <w:t xml:space="preserve">Η κλιματική αλλαγή έχει μεταβάλει ριζικά το περιβάλλον στο οποίο δρα το ΠΣ. Σύμφωνα με το Ευρωπαϊκό Σύστημα Πληροφοριών για τις Δασικές Πυρκαγιές (EFFIS), η Ελλάδα βρίσκεται σταθερά μεταξύ των χωρών με τη μεγαλύτερη καμένη δασική έκταση στην ΕΕ. Η αντιπυρική περίοδος παρατείνεται, ενώ τα ακραία καιρικά φαινόμενα — παρατεταμένοι καύσωνες, ισχυροί άνεμοι, ξηρασίες — δημιουργούν συνθήκες για πυρκαγιές πρωτοφανούς έντασης. Η πυρκαγιά στο Μάτι (2018), με ανέμους που ξεπερνούσαν τα 100 χλμ./ώρα, εξελίχθηκε σε θανατηφόρα παγίδα εντός λίγων δεκαλέπτων — αναδεικνύοντας ότι η κλασική τακτική δασοπυρόσβεσης δεν αρκεί για ακραία γεγονότα (Lagouvardos et al., 2019).</w:t>
-      </w:r>
-    </w:p>
-    <w:p>
-      <w:pPr>
-        <w:spacing w:after="120" w:line="360"/>
-        <w:ind w:firstLine="720"/>
-        <w:jc w:val="both"/>
-      </w:pPr>
-      <w:r>
-        <w:rPr>
-          <w:rFonts w:ascii="Times New Roman" w:cs="Times New Roman" w:eastAsia="Times New Roman" w:hAnsi="Times New Roman"/>
-          <w:b w:val="false"/>
-          <w:bCs w:val="false"/>
-          <w:i w:val="false"/>
-          <w:iCs w:val="false"/>
-          <w:sz w:val="24"/>
-          <w:szCs w:val="24"/>
-        </w:rPr>
-        <w:t xml:space="preserve">Πέραν των πυρκαγιών, το ΠΣ αντιμετωπίζει αυξημένες απαιτήσεις σε πλημμύρες (Θεσσαλία, Σεπτέμβριος 2023), σεισμούς και περιστατικά HAZMAT. Η πολυπλοκότητα αυτή δεν αυξάνει μόνο τον φόρτο εργασίας — αλλάζει ποιοτικά τη φύση της εκπαίδευσης που απαιτείται. Ο πυροσβέστης του 21ου αιώνα δεν είναι απλώς ένας κατασβέστης φωτιάς: είναι ένας πολυδύναμος πρώτος ανταποκριτής που χρειάζεται ευρύ φάσμα δεξιοτήτων και συνεχή εκπαίδευση.</w:t>
-      </w:r>
-    </w:p>
-    <w:p>
-      <w:pPr>
-        <w:spacing w:after="120" w:line="360"/>
-        <w:ind w:firstLine="720"/>
-        <w:jc w:val="both"/>
-      </w:pPr>
-      <w:r>
-        <w:rPr>
-          <w:rFonts w:ascii="Times New Roman" w:cs="Times New Roman" w:eastAsia="Times New Roman" w:hAnsi="Times New Roman"/>
-          <w:b w:val="false"/>
-          <w:bCs w:val="false"/>
-          <w:i w:val="false"/>
-          <w:iCs w:val="false"/>
-          <w:sz w:val="24"/>
-          <w:szCs w:val="24"/>
-        </w:rPr>
-        <w:t xml:space="preserve">Ένα ιδιαίτερο χαρακτηριστικό της ελληνικής πραγματικότητας αφορά τη γεωμορφολογία. Η χώρα είναι ορεινή (80% της έκτασης), νησιωτική (με πάνω από 200 κατοικημένα νησιά) και σεισμογενής (ανήκει στο Αλπικό-Ιμαλαϊκό σεισμικό τόξο). Αυτό σημαίνει ότι η πρόσβαση σε πολλές περιοχές είναι δύσκολη, ο χρόνος ανταπόκρισης αυξάνεται, και η αυτάρκεια των τοπικών μονάδων αποκτά κρίσιμη σημασία. Οι πυροσβεστικοί σταθμοί σε απομακρυσμένες περιοχές και νησιά δεν μπορούν να βασίζονται πάντοτε σε ταχεία ενίσχυση — γεγονός που καθιστά την εκπαίδευση του τοπικού προσωπικού ακόμη πιο επιτακτική. Παράλληλα, η κλιματική αλλαγή δημιουργεί νέους τύπους κινδύνων: η εμφάνιση σύνθετων γεγονότων (compound events), όπου μια πυρκαγιά ακολουθείται από πλημμύρα λόγω καταστροφής της βλάστησης, ή ένας σεισμός προκαλεί αστοχίες σε βιομηχανικές εγκαταστάσεις, απαιτεί πολυεπίπεδη ετοιμότητα που δεν μπορεί να αναπτυχθεί χωρίς συστηματική, πολυδιάστατη εκπαίδευση.</w:t>
-      </w:r>
-    </w:p>
-    <w:p>
-      <w:pPr>
-        <w:spacing w:after="120" w:line="360"/>
-        <w:ind w:firstLine="720"/>
-        <w:jc w:val="both"/>
-      </w:pPr>
-      <w:r>
-        <w:rPr>
-          <w:rFonts w:ascii="Times New Roman" w:cs="Times New Roman" w:eastAsia="Times New Roman" w:hAnsi="Times New Roman"/>
-          <w:b w:val="false"/>
-          <w:bCs w:val="false"/>
-          <w:i w:val="false"/>
-          <w:iCs w:val="false"/>
-          <w:sz w:val="24"/>
-          <w:szCs w:val="24"/>
-        </w:rPr>
-        <w:t xml:space="preserve">Ο Πίνακας 2 παρουσιάζει τα στοιχεία μεγάλων δασικών πυρκαγιών στην Ελλάδα κατά την τελευταία εξαετία.</w:t>
+        <w:t xml:space="preserve">2.4 Το Πυροσβεστικό Σώμα</w:t>
+      </w:r>
+    </w:p>
+    <w:p>
+      <w:pPr>
+        <w:spacing w:after="120" w:line="360"/>
+        <w:ind w:firstLine="720"/>
+        <w:jc w:val="both"/>
+      </w:pPr>
+      <w:r>
+        <w:rPr>
+          <w:rFonts w:ascii="Times New Roman" w:cs="Times New Roman" w:eastAsia="Times New Roman" w:hAnsi="Times New Roman"/>
+          <w:b w:val="false"/>
+          <w:bCs w:val="false"/>
+          <w:i w:val="false"/>
+          <w:iCs w:val="false"/>
+          <w:sz w:val="24"/>
+          <w:szCs w:val="24"/>
+        </w:rPr>
+        <w:t xml:space="preserve">Το Πυροσβεστικό Σώμα (ΠΣ) αποτελεί σώμα ασφαλείας που υπάγεται στο Υπουργείο Κλιματικής Κρίσης και Πολιτικής Προστασίας. Η αποστολή του περιλαμβάνει κατάσβεση αστικών και δασικών πυρκαγιών, διάσωση ατόμων και περιουσιών, αντιμετώπιση φυσικών και τεχνολογικών καταστροφών, και συμμετοχή στον σχεδιασμό πολιτικής προστασίας. Ιδιαίτερο ρόλο παίζει η ΕΜΑΚ (Ειδική Μονάδα Αντιμετώπισης Καταστροφών), εξειδικευμένη σε USAR (Urban Search and Rescue) σύμφωνα με τα πρότυπα INSARAG (2020). Η ΕΜΑΚ έχει συμμετάσχει σε διεθνείς αποστολές, όπως ο σεισμός στην Τουρκία (2023).</w:t>
+      </w:r>
+    </w:p>
+    <w:p>
+      <w:pPr>
+        <w:spacing w:after="120" w:line="360"/>
+        <w:ind w:firstLine="720"/>
+        <w:jc w:val="both"/>
+      </w:pPr>
+      <w:r>
+        <w:rPr>
+          <w:rFonts w:ascii="Times New Roman" w:cs="Times New Roman" w:eastAsia="Times New Roman" w:hAnsi="Times New Roman"/>
+          <w:b w:val="false"/>
+          <w:bCs w:val="false"/>
+          <w:i w:val="false"/>
+          <w:iCs w:val="false"/>
+          <w:sz w:val="24"/>
+          <w:szCs w:val="24"/>
+        </w:rPr>
+        <w:t xml:space="preserve">Η κλιματική αλλαγή έχει αυξήσει δραματικά τις απαιτήσεις. Η πυρκαγιά στο Μάτι (2018) με 104 νεκρούς, οι πυρκαγιές σε Εύβοια και Αττική (2021) που αποτέφρωσαν πάνω από 125.000 εκτάρια, η καταστροφική πυρκαγιά στην Αλεξανδρούπολη (2023) — η μεγαλύτερη στην ιστορία της ΕΕ — αναδεικνύουν ότι ο ρόλος του ΠΣ γίνεται ολοένα πιο κρίσιμος και πιο σύνθετος (Lagouvardos et al., 2019).</w:t>
+      </w:r>
+    </w:p>
+    <w:p>
+      <w:pPr>
+        <w:spacing w:after="200" w:before="360" w:line="360"/>
+        <w:jc w:val="left"/>
+      </w:pPr>
+      <w:r>
+        <w:rPr>
+          <w:rFonts w:ascii="Times New Roman" w:cs="Times New Roman" w:eastAsia="Times New Roman" w:hAnsi="Times New Roman"/>
+          <w:b/>
+          <w:bCs/>
+          <w:i w:val="false"/>
+          <w:iCs w:val="false"/>
+          <w:sz w:val="26"/>
+          <w:szCs w:val="26"/>
+        </w:rPr>
+        <w:t xml:space="preserve">2.5 Κοινές επιχειρησιακές απαιτήσεις</w:t>
+      </w:r>
+    </w:p>
+    <w:p>
+      <w:pPr>
+        <w:spacing w:after="120" w:line="360"/>
+        <w:ind w:firstLine="720"/>
+        <w:jc w:val="both"/>
+      </w:pPr>
+      <w:r>
+        <w:rPr>
+          <w:rFonts w:ascii="Times New Roman" w:cs="Times New Roman" w:eastAsia="Times New Roman" w:hAnsi="Times New Roman"/>
+          <w:b w:val="false"/>
+          <w:bCs w:val="false"/>
+          <w:i w:val="false"/>
+          <w:iCs w:val="false"/>
+          <w:sz w:val="24"/>
+          <w:szCs w:val="24"/>
+        </w:rPr>
+        <w:t xml:space="preserve">Παρά τις διαφορές αποστολής, τα σώματα ασφαλείας και οι ένοπλες δυνάμεις μοιράζονται κοινά χαρακτηριστικά: λήψη αποφάσεων υπό πίεση, ανάγκη ομαδικής συνεργασίας, σωματική καταπόνηση, ψυχολογική πίεση, και ανάγκη συντονισμού με άλλους φορείς. Η καρδιαγγειακή καταπόνηση αποτελεί κίνδυνο τόσο για πυροσβέστες (Soteriades et al., 2011) όσο και για αστυνομικούς και στρατιωτικούς σε εντατικές επιχειρήσεις. Η ψυχολογική φθορά — PTSD, κατάθλιψη, εξουθένωση — αφορά εξίσου αστυνομικούς που εκτίθενται σε βία, πυροσβέστες σε τραυματικά γεγονότα, και στρατιωτικούς σε πολεμικές συνθήκες (Kleim &amp; Westphal, 2011).</w:t>
+      </w:r>
+    </w:p>
+    <w:p>
+      <w:pPr>
+        <w:spacing w:after="120" w:line="360"/>
+        <w:ind w:firstLine="720"/>
+        <w:jc w:val="both"/>
+      </w:pPr>
+      <w:r>
+        <w:rPr>
+          <w:rFonts w:ascii="Times New Roman" w:cs="Times New Roman" w:eastAsia="Times New Roman" w:hAnsi="Times New Roman"/>
+          <w:b w:val="false"/>
+          <w:bCs w:val="false"/>
+          <w:i w:val="false"/>
+          <w:iCs w:val="false"/>
+          <w:sz w:val="24"/>
+          <w:szCs w:val="24"/>
+        </w:rPr>
+        <w:t xml:space="preserve">Ένα πρόσθετο κοινό χαρακτηριστικό αφορά την ανάγκη λειτουργίας υπό νομικό πλαίσιο. Ο στρατιώτης λειτουργεί υπό τους κανόνες εμπλοκής (Rules of Engagement — ROE). Ο αστυνομικός υπό τον Κώδικα Αστυνομικής Δεοντολογίας και τη νομοθεσία χρήσης βίας. Ο πυροσβέστης υπό κανονισμούς ασφαλείας και εσωτερικής λειτουργίας. Ο τροχονόμος υπό τον Κώδικα Οδικής Κυκλοφορίας. Αυτό σημαίνει ότι η εκπαίδευση δεν αφορά μόνο την τεχνική ικανότητα αλλά και τη νομική ορθότητα: ο εκπαιδευόμενος πρέπει να μάθει όχι μόνο πώς να δρα, αλλά και πότε, πόσο και εντός ποιων ορίων. Η εξάσκηση σε σενάρια που ενσωματώνουν νομικά διλήμματα — π.χ. αναλογικότητα βίας, αυτοπροστασία vs. κίνδυνος πολιτών — αποτελεί ουσιώδη πτυχή που συχνά υποτιμάται.</w:t>
+      </w:r>
+    </w:p>
+    <w:p>
+      <w:pPr>
+        <w:spacing w:after="120" w:line="360"/>
+        <w:ind w:firstLine="720"/>
+        <w:jc w:val="both"/>
+      </w:pPr>
+      <w:r>
+        <w:rPr>
+          <w:rFonts w:ascii="Times New Roman" w:cs="Times New Roman" w:eastAsia="Times New Roman" w:hAnsi="Times New Roman"/>
+          <w:b w:val="false"/>
+          <w:bCs w:val="false"/>
+          <w:i w:val="false"/>
+          <w:iCs w:val="false"/>
+          <w:sz w:val="24"/>
+          <w:szCs w:val="24"/>
+        </w:rPr>
+        <w:t xml:space="preserve">Η κρισιμότερη κοινή απαίτηση, ωστόσο, αφορά τον διυπηρεσιακό συντονισμό. Σχεδόν κάθε μεγάλη κρίση απαιτεί ταυτόχρονη δράση πολλαπλών φορέων: μια τρομοκρατική επίθεση κινητοποιεί ΕΚΑΜ, ΕΛ.ΑΣ., ΠΣ, ΕΚΑΒ, στρατό. Μια μεγάλη πυρκαγιά απαιτεί ΠΣ, Αστυνομία (εκκένωση), Στρατό (εναέρια μέσα), Πολιτική Προστασία. Ένα πολύνεκρο τροχαίο ενεργοποιεί Τροχαία, ΠΣ, ΕΚΑΒ. Η ικανότητα αποτελεσματικής συνεργασίας μεταξύ φορέων — κοινή γλώσσα, κοινά πρωτόκολλα, αλληλογνωριμία — αποκτάται αποκλειστικά μέσω κοινών ασκήσεων.</w:t>
+      </w:r>
+    </w:p>
+    <w:p>
+      <w:pPr>
+        <w:spacing w:after="120" w:line="360"/>
+        <w:ind w:firstLine="720"/>
+        <w:jc w:val="both"/>
+      </w:pPr>
+      <w:r>
+        <w:rPr>
+          <w:rFonts w:ascii="Times New Roman" w:cs="Times New Roman" w:eastAsia="Times New Roman" w:hAnsi="Times New Roman"/>
+          <w:b w:val="false"/>
+          <w:bCs w:val="false"/>
+          <w:i w:val="false"/>
+          <w:iCs w:val="false"/>
+          <w:sz w:val="24"/>
+          <w:szCs w:val="24"/>
+        </w:rPr>
+        <w:t xml:space="preserve">Ο Πίνακας 2 παρουσιάζει τις βασικές επιχειρησιακές απαιτήσεις κάθε σώματος.</w:t>
       </w:r>
     </w:p>
     <w:p>
@@ -2682,7 +2884,7 @@
           <w:sz w:val="22"/>
           <w:szCs w:val="22"/>
         </w:rPr>
-        <w:t xml:space="preserve">Πίνακας 2: Μεγάλες δασικές πυρκαγιές στην Ελλάδα (2018-2023)</w:t>
+        <w:t xml:space="preserve">Πίνακας 2: Βασικές επιχειρησιακές απαιτήσεις ανά σώμα</w:t>
       </w:r>
     </w:p>
     <w:tbl>
@@ -2725,7 +2927,7 @@
                 <w:sz w:val="20"/>
                 <w:szCs w:val="20"/>
               </w:rPr>
-              <w:t xml:space="preserve">Έτος</w:t>
+              <w:t xml:space="preserve">Σώμα</w:t>
             </w:r>
           </w:p>
         </w:tc>
@@ -2749,7 +2951,7 @@
                 <w:sz w:val="20"/>
                 <w:szCs w:val="20"/>
               </w:rPr>
-              <w:t xml:space="preserve">Τοποθεσία</w:t>
+              <w:t xml:space="preserve">Σωματικές απαιτήσεις</w:t>
             </w:r>
           </w:p>
         </w:tc>
@@ -2773,7 +2975,7 @@
                 <w:sz w:val="20"/>
                 <w:szCs w:val="20"/>
               </w:rPr>
-              <w:t xml:space="preserve">Καμένη έκταση (εκτάρια)</w:t>
+              <w:t xml:space="preserve">Τεχνικές απαιτήσεις</w:t>
             </w:r>
           </w:p>
         </w:tc>
@@ -2797,7 +2999,7 @@
                 <w:sz w:val="20"/>
                 <w:szCs w:val="20"/>
               </w:rPr>
-              <w:t xml:space="preserve">Θύματα</w:t>
+              <w:t xml:space="preserve">Ψυχολογικές απαιτήσεις</w:t>
             </w:r>
           </w:p>
         </w:tc>
@@ -2821,7 +3023,7 @@
                 <w:sz w:val="20"/>
                 <w:szCs w:val="20"/>
               </w:rPr>
-              <w:t xml:space="preserve">Βασικά διδάγματα</w:t>
+              <w:t xml:space="preserve">Τυπικά σενάρια</w:t>
             </w:r>
           </w:p>
         </w:tc>
@@ -2846,99 +3048,99 @@
                 <w:sz w:val="20"/>
                 <w:szCs w:val="20"/>
               </w:rPr>
-              <w:t xml:space="preserve">2018</w:t>
-            </w:r>
-          </w:p>
-        </w:tc>
-        <w:tc>
-          <w:tcPr>
-            <w:tcW w:type="pct" w:w="20%"/>
-          </w:tcPr>
-          <w:p>
-            <w:pPr>
-              <w:spacing w:after="40" w:before="40"/>
-              <w:jc w:val="left"/>
-            </w:pPr>
-            <w:r>
-              <w:rPr>
-                <w:rFonts w:ascii="Times New Roman" w:cs="Times New Roman" w:eastAsia="Times New Roman" w:hAnsi="Times New Roman"/>
-                <w:b w:val="false"/>
-                <w:bCs w:val="false"/>
-                <w:i w:val="false"/>
-                <w:iCs w:val="false"/>
-                <w:sz w:val="20"/>
-                <w:szCs w:val="20"/>
-              </w:rPr>
-              <w:t xml:space="preserve">Μάτι, Αττική</w:t>
-            </w:r>
-          </w:p>
-        </w:tc>
-        <w:tc>
-          <w:tcPr>
-            <w:tcW w:type="pct" w:w="20%"/>
-          </w:tcPr>
-          <w:p>
-            <w:pPr>
-              <w:spacing w:after="40" w:before="40"/>
-              <w:jc w:val="left"/>
-            </w:pPr>
-            <w:r>
-              <w:rPr>
-                <w:rFonts w:ascii="Times New Roman" w:cs="Times New Roman" w:eastAsia="Times New Roman" w:hAnsi="Times New Roman"/>
-                <w:b w:val="false"/>
-                <w:bCs w:val="false"/>
-                <w:i w:val="false"/>
-                <w:iCs w:val="false"/>
-                <w:sz w:val="20"/>
-                <w:szCs w:val="20"/>
-              </w:rPr>
-              <w:t xml:space="preserve">~1.300</w:t>
-            </w:r>
-          </w:p>
-        </w:tc>
-        <w:tc>
-          <w:tcPr>
-            <w:tcW w:type="pct" w:w="20%"/>
-          </w:tcPr>
-          <w:p>
-            <w:pPr>
-              <w:spacing w:after="40" w:before="40"/>
-              <w:jc w:val="left"/>
-            </w:pPr>
-            <w:r>
-              <w:rPr>
-                <w:rFonts w:ascii="Times New Roman" w:cs="Times New Roman" w:eastAsia="Times New Roman" w:hAnsi="Times New Roman"/>
-                <w:b w:val="false"/>
-                <w:bCs w:val="false"/>
-                <w:i w:val="false"/>
-                <w:iCs w:val="false"/>
-                <w:sz w:val="20"/>
-                <w:szCs w:val="20"/>
-              </w:rPr>
-              <w:t xml:space="preserve">104</w:t>
-            </w:r>
-          </w:p>
-        </w:tc>
-        <w:tc>
-          <w:tcPr>
-            <w:tcW w:type="pct" w:w="20%"/>
-          </w:tcPr>
-          <w:p>
-            <w:pPr>
-              <w:spacing w:after="40" w:before="40"/>
-              <w:jc w:val="left"/>
-            </w:pPr>
-            <w:r>
-              <w:rPr>
-                <w:rFonts w:ascii="Times New Roman" w:cs="Times New Roman" w:eastAsia="Times New Roman" w:hAnsi="Times New Roman"/>
-                <w:b w:val="false"/>
-                <w:bCs w:val="false"/>
-                <w:i w:val="false"/>
-                <w:iCs w:val="false"/>
-                <w:sz w:val="20"/>
-                <w:szCs w:val="20"/>
-              </w:rPr>
-              <w:t xml:space="preserve">Ανάγκη σχεδίων εκκένωσης, επικοινωνιακά κενά</w:t>
+              <w:t xml:space="preserve">Ένοπλες Δυνάμεις</w:t>
+            </w:r>
+          </w:p>
+        </w:tc>
+        <w:tc>
+          <w:tcPr>
+            <w:tcW w:type="pct" w:w="20%"/>
+          </w:tcPr>
+          <w:p>
+            <w:pPr>
+              <w:spacing w:after="40" w:before="40"/>
+              <w:jc w:val="left"/>
+            </w:pPr>
+            <w:r>
+              <w:rPr>
+                <w:rFonts w:ascii="Times New Roman" w:cs="Times New Roman" w:eastAsia="Times New Roman" w:hAnsi="Times New Roman"/>
+                <w:b w:val="false"/>
+                <w:bCs w:val="false"/>
+                <w:i w:val="false"/>
+                <w:iCs w:val="false"/>
+                <w:sz w:val="20"/>
+                <w:szCs w:val="20"/>
+              </w:rPr>
+              <w:t xml:space="preserve">Πορείες, μάχη, φόρτωση</w:t>
+            </w:r>
+          </w:p>
+        </w:tc>
+        <w:tc>
+          <w:tcPr>
+            <w:tcW w:type="pct" w:w="20%"/>
+          </w:tcPr>
+          <w:p>
+            <w:pPr>
+              <w:spacing w:after="40" w:before="40"/>
+              <w:jc w:val="left"/>
+            </w:pPr>
+            <w:r>
+              <w:rPr>
+                <w:rFonts w:ascii="Times New Roman" w:cs="Times New Roman" w:eastAsia="Times New Roman" w:hAnsi="Times New Roman"/>
+                <w:b w:val="false"/>
+                <w:bCs w:val="false"/>
+                <w:i w:val="false"/>
+                <w:iCs w:val="false"/>
+                <w:sz w:val="20"/>
+                <w:szCs w:val="20"/>
+              </w:rPr>
+              <w:t xml:space="preserve">Χειρισμός οπλισμού, τακτική</w:t>
+            </w:r>
+          </w:p>
+        </w:tc>
+        <w:tc>
+          <w:tcPr>
+            <w:tcW w:type="pct" w:w="20%"/>
+          </w:tcPr>
+          <w:p>
+            <w:pPr>
+              <w:spacing w:after="40" w:before="40"/>
+              <w:jc w:val="left"/>
+            </w:pPr>
+            <w:r>
+              <w:rPr>
+                <w:rFonts w:ascii="Times New Roman" w:cs="Times New Roman" w:eastAsia="Times New Roman" w:hAnsi="Times New Roman"/>
+                <w:b w:val="false"/>
+                <w:bCs w:val="false"/>
+                <w:i w:val="false"/>
+                <w:iCs w:val="false"/>
+                <w:sz w:val="20"/>
+                <w:szCs w:val="20"/>
+              </w:rPr>
+              <w:t xml:space="preserve">Μάχη, αβεβαιότητα, φόβος</w:t>
+            </w:r>
+          </w:p>
+        </w:tc>
+        <w:tc>
+          <w:tcPr>
+            <w:tcW w:type="pct" w:w="20%"/>
+          </w:tcPr>
+          <w:p>
+            <w:pPr>
+              <w:spacing w:after="40" w:before="40"/>
+              <w:jc w:val="left"/>
+            </w:pPr>
+            <w:r>
+              <w:rPr>
+                <w:rFonts w:ascii="Times New Roman" w:cs="Times New Roman" w:eastAsia="Times New Roman" w:hAnsi="Times New Roman"/>
+                <w:b w:val="false"/>
+                <w:bCs w:val="false"/>
+                <w:i w:val="false"/>
+                <w:iCs w:val="false"/>
+                <w:sz w:val="20"/>
+                <w:szCs w:val="20"/>
+              </w:rPr>
+              <w:t xml:space="preserve">Πόλεμος, ειρηνευτικές αποστολές</w:t>
             </w:r>
           </w:p>
         </w:tc>
@@ -2963,99 +3165,99 @@
                 <w:sz w:val="20"/>
                 <w:szCs w:val="20"/>
               </w:rPr>
-              <w:t xml:space="preserve">2019</w:t>
-            </w:r>
-          </w:p>
-        </w:tc>
-        <w:tc>
-          <w:tcPr>
-            <w:tcW w:type="pct" w:w="20%"/>
-          </w:tcPr>
-          <w:p>
-            <w:pPr>
-              <w:spacing w:after="40" w:before="40"/>
-              <w:jc w:val="left"/>
-            </w:pPr>
-            <w:r>
-              <w:rPr>
-                <w:rFonts w:ascii="Times New Roman" w:cs="Times New Roman" w:eastAsia="Times New Roman" w:hAnsi="Times New Roman"/>
-                <w:b w:val="false"/>
-                <w:bCs w:val="false"/>
-                <w:i w:val="false"/>
-                <w:iCs w:val="false"/>
-                <w:sz w:val="20"/>
-                <w:szCs w:val="20"/>
-              </w:rPr>
-              <w:t xml:space="preserve">Εύβοια (Αύγουστος)</w:t>
-            </w:r>
-          </w:p>
-        </w:tc>
-        <w:tc>
-          <w:tcPr>
-            <w:tcW w:type="pct" w:w="20%"/>
-          </w:tcPr>
-          <w:p>
-            <w:pPr>
-              <w:spacing w:after="40" w:before="40"/>
-              <w:jc w:val="left"/>
-            </w:pPr>
-            <w:r>
-              <w:rPr>
-                <w:rFonts w:ascii="Times New Roman" w:cs="Times New Roman" w:eastAsia="Times New Roman" w:hAnsi="Times New Roman"/>
-                <w:b w:val="false"/>
-                <w:bCs w:val="false"/>
-                <w:i w:val="false"/>
-                <w:iCs w:val="false"/>
-                <w:sz w:val="20"/>
-                <w:szCs w:val="20"/>
-              </w:rPr>
-              <w:t xml:space="preserve">~3.200</w:t>
-            </w:r>
-          </w:p>
-        </w:tc>
-        <w:tc>
-          <w:tcPr>
-            <w:tcW w:type="pct" w:w="20%"/>
-          </w:tcPr>
-          <w:p>
-            <w:pPr>
-              <w:spacing w:after="40" w:before="40"/>
-              <w:jc w:val="left"/>
-            </w:pPr>
-            <w:r>
-              <w:rPr>
-                <w:rFonts w:ascii="Times New Roman" w:cs="Times New Roman" w:eastAsia="Times New Roman" w:hAnsi="Times New Roman"/>
-                <w:b w:val="false"/>
-                <w:bCs w:val="false"/>
-                <w:i w:val="false"/>
-                <w:iCs w:val="false"/>
-                <w:sz w:val="20"/>
-                <w:szCs w:val="20"/>
-              </w:rPr>
-              <w:t xml:space="preserve">0</w:t>
-            </w:r>
-          </w:p>
-        </w:tc>
-        <w:tc>
-          <w:tcPr>
-            <w:tcW w:type="pct" w:w="20%"/>
-          </w:tcPr>
-          <w:p>
-            <w:pPr>
-              <w:spacing w:after="40" w:before="40"/>
-              <w:jc w:val="left"/>
-            </w:pPr>
-            <w:r>
-              <w:rPr>
-                <w:rFonts w:ascii="Times New Roman" w:cs="Times New Roman" w:eastAsia="Times New Roman" w:hAnsi="Times New Roman"/>
-                <w:b w:val="false"/>
-                <w:bCs w:val="false"/>
-                <w:i w:val="false"/>
-                <w:iCs w:val="false"/>
-                <w:sz w:val="20"/>
-                <w:szCs w:val="20"/>
-              </w:rPr>
-              <w:t xml:space="preserve">Επιτυχής εκκένωση, δύσκολη πρόσβαση</w:t>
+              <w:t xml:space="preserve">ΕΛ.ΑΣ./ΕΚΑΜ</w:t>
+            </w:r>
+          </w:p>
+        </w:tc>
+        <w:tc>
+          <w:tcPr>
+            <w:tcW w:type="pct" w:w="20%"/>
+          </w:tcPr>
+          <w:p>
+            <w:pPr>
+              <w:spacing w:after="40" w:before="40"/>
+              <w:jc w:val="left"/>
+            </w:pPr>
+            <w:r>
+              <w:rPr>
+                <w:rFonts w:ascii="Times New Roman" w:cs="Times New Roman" w:eastAsia="Times New Roman" w:hAnsi="Times New Roman"/>
+                <w:b w:val="false"/>
+                <w:bCs w:val="false"/>
+                <w:i w:val="false"/>
+                <w:iCs w:val="false"/>
+                <w:sz w:val="20"/>
+                <w:szCs w:val="20"/>
+              </w:rPr>
+              <w:t xml:space="preserve">Εισβολές, καταδιώξεις</w:t>
+            </w:r>
+          </w:p>
+        </w:tc>
+        <w:tc>
+          <w:tcPr>
+            <w:tcW w:type="pct" w:w="20%"/>
+          </w:tcPr>
+          <w:p>
+            <w:pPr>
+              <w:spacing w:after="40" w:before="40"/>
+              <w:jc w:val="left"/>
+            </w:pPr>
+            <w:r>
+              <w:rPr>
+                <w:rFonts w:ascii="Times New Roman" w:cs="Times New Roman" w:eastAsia="Times New Roman" w:hAnsi="Times New Roman"/>
+                <w:b w:val="false"/>
+                <w:bCs w:val="false"/>
+                <w:i w:val="false"/>
+                <w:iCs w:val="false"/>
+                <w:sz w:val="20"/>
+                <w:szCs w:val="20"/>
+              </w:rPr>
+              <w:t xml:space="preserve">Σκοποβολή, CQB, συλλήψεις</w:t>
+            </w:r>
+          </w:p>
+        </w:tc>
+        <w:tc>
+          <w:tcPr>
+            <w:tcW w:type="pct" w:w="20%"/>
+          </w:tcPr>
+          <w:p>
+            <w:pPr>
+              <w:spacing w:after="40" w:before="40"/>
+              <w:jc w:val="left"/>
+            </w:pPr>
+            <w:r>
+              <w:rPr>
+                <w:rFonts w:ascii="Times New Roman" w:cs="Times New Roman" w:eastAsia="Times New Roman" w:hAnsi="Times New Roman"/>
+                <w:b w:val="false"/>
+                <w:bCs w:val="false"/>
+                <w:i w:val="false"/>
+                <w:iCs w:val="false"/>
+                <w:sz w:val="20"/>
+                <w:szCs w:val="20"/>
+              </w:rPr>
+              <w:t xml:space="preserve">Ομηρίες, πυροβολισμοί</w:t>
+            </w:r>
+          </w:p>
+        </w:tc>
+        <w:tc>
+          <w:tcPr>
+            <w:tcW w:type="pct" w:w="20%"/>
+          </w:tcPr>
+          <w:p>
+            <w:pPr>
+              <w:spacing w:after="40" w:before="40"/>
+              <w:jc w:val="left"/>
+            </w:pPr>
+            <w:r>
+              <w:rPr>
+                <w:rFonts w:ascii="Times New Roman" w:cs="Times New Roman" w:eastAsia="Times New Roman" w:hAnsi="Times New Roman"/>
+                <w:b w:val="false"/>
+                <w:bCs w:val="false"/>
+                <w:i w:val="false"/>
+                <w:iCs w:val="false"/>
+                <w:sz w:val="20"/>
+                <w:szCs w:val="20"/>
+              </w:rPr>
+              <w:t xml:space="preserve">Τρομοκρατία, ληστεία, πλήθη</w:t>
             </w:r>
           </w:p>
         </w:tc>
@@ -3080,99 +3282,99 @@
                 <w:sz w:val="20"/>
                 <w:szCs w:val="20"/>
               </w:rPr>
-              <w:t xml:space="preserve">2021</w:t>
-            </w:r>
-          </w:p>
-        </w:tc>
-        <w:tc>
-          <w:tcPr>
-            <w:tcW w:type="pct" w:w="20%"/>
-          </w:tcPr>
-          <w:p>
-            <w:pPr>
-              <w:spacing w:after="40" w:before="40"/>
-              <w:jc w:val="left"/>
-            </w:pPr>
-            <w:r>
-              <w:rPr>
-                <w:rFonts w:ascii="Times New Roman" w:cs="Times New Roman" w:eastAsia="Times New Roman" w:hAnsi="Times New Roman"/>
-                <w:b w:val="false"/>
-                <w:bCs w:val="false"/>
-                <w:i w:val="false"/>
-                <w:iCs w:val="false"/>
-                <w:sz w:val="20"/>
-                <w:szCs w:val="20"/>
-              </w:rPr>
-              <w:t xml:space="preserve">Β. Εύβοια, Βαρυμπόμπη, Αρχαία Ολυμπία</w:t>
-            </w:r>
-          </w:p>
-        </w:tc>
-        <w:tc>
-          <w:tcPr>
-            <w:tcW w:type="pct" w:w="20%"/>
-          </w:tcPr>
-          <w:p>
-            <w:pPr>
-              <w:spacing w:after="40" w:before="40"/>
-              <w:jc w:val="left"/>
-            </w:pPr>
-            <w:r>
-              <w:rPr>
-                <w:rFonts w:ascii="Times New Roman" w:cs="Times New Roman" w:eastAsia="Times New Roman" w:hAnsi="Times New Roman"/>
-                <w:b w:val="false"/>
-                <w:bCs w:val="false"/>
-                <w:i w:val="false"/>
-                <w:iCs w:val="false"/>
-                <w:sz w:val="20"/>
-                <w:szCs w:val="20"/>
-              </w:rPr>
-              <w:t xml:space="preserve">&gt;125.000</w:t>
-            </w:r>
-          </w:p>
-        </w:tc>
-        <w:tc>
-          <w:tcPr>
-            <w:tcW w:type="pct" w:w="20%"/>
-          </w:tcPr>
-          <w:p>
-            <w:pPr>
-              <w:spacing w:after="40" w:before="40"/>
-              <w:jc w:val="left"/>
-            </w:pPr>
-            <w:r>
-              <w:rPr>
-                <w:rFonts w:ascii="Times New Roman" w:cs="Times New Roman" w:eastAsia="Times New Roman" w:hAnsi="Times New Roman"/>
-                <w:b w:val="false"/>
-                <w:bCs w:val="false"/>
-                <w:i w:val="false"/>
-                <w:iCs w:val="false"/>
-                <w:sz w:val="20"/>
-                <w:szCs w:val="20"/>
-              </w:rPr>
-              <w:t xml:space="preserve">3</w:t>
-            </w:r>
-          </w:p>
-        </w:tc>
-        <w:tc>
-          <w:tcPr>
-            <w:tcW w:type="pct" w:w="20%"/>
-          </w:tcPr>
-          <w:p>
-            <w:pPr>
-              <w:spacing w:after="40" w:before="40"/>
-              <w:jc w:val="left"/>
-            </w:pPr>
-            <w:r>
-              <w:rPr>
-                <w:rFonts w:ascii="Times New Roman" w:cs="Times New Roman" w:eastAsia="Times New Roman" w:hAnsi="Times New Roman"/>
-                <w:b w:val="false"/>
-                <w:bCs w:val="false"/>
-                <w:i w:val="false"/>
-                <w:iCs w:val="false"/>
-                <w:sz w:val="20"/>
-                <w:szCs w:val="20"/>
-              </w:rPr>
-              <w:t xml:space="preserve">Ταυτόχρονα πολλαπλά μέτωπα, διεθνής βοήθεια</w:t>
+              <w:t xml:space="preserve">Τροχαία</w:t>
+            </w:r>
+          </w:p>
+        </w:tc>
+        <w:tc>
+          <w:tcPr>
+            <w:tcW w:type="pct" w:w="20%"/>
+          </w:tcPr>
+          <w:p>
+            <w:pPr>
+              <w:spacing w:after="40" w:before="40"/>
+              <w:jc w:val="left"/>
+            </w:pPr>
+            <w:r>
+              <w:rPr>
+                <w:rFonts w:ascii="Times New Roman" w:cs="Times New Roman" w:eastAsia="Times New Roman" w:hAnsi="Times New Roman"/>
+                <w:b w:val="false"/>
+                <w:bCs w:val="false"/>
+                <w:i w:val="false"/>
+                <w:iCs w:val="false"/>
+                <w:sz w:val="20"/>
+                <w:szCs w:val="20"/>
+              </w:rPr>
+              <w:t xml:space="preserve">Παρατεταμένη ορθοστασία</w:t>
+            </w:r>
+          </w:p>
+        </w:tc>
+        <w:tc>
+          <w:tcPr>
+            <w:tcW w:type="pct" w:w="20%"/>
+          </w:tcPr>
+          <w:p>
+            <w:pPr>
+              <w:spacing w:after="40" w:before="40"/>
+              <w:jc w:val="left"/>
+            </w:pPr>
+            <w:r>
+              <w:rPr>
+                <w:rFonts w:ascii="Times New Roman" w:cs="Times New Roman" w:eastAsia="Times New Roman" w:hAnsi="Times New Roman"/>
+                <w:b w:val="false"/>
+                <w:bCs w:val="false"/>
+                <w:i w:val="false"/>
+                <w:iCs w:val="false"/>
+                <w:sz w:val="20"/>
+                <w:szCs w:val="20"/>
+              </w:rPr>
+              <w:t xml:space="preserve">Ρυθμίσεις, ADR, διερεύνηση</w:t>
+            </w:r>
+          </w:p>
+        </w:tc>
+        <w:tc>
+          <w:tcPr>
+            <w:tcW w:type="pct" w:w="20%"/>
+          </w:tcPr>
+          <w:p>
+            <w:pPr>
+              <w:spacing w:after="40" w:before="40"/>
+              <w:jc w:val="left"/>
+            </w:pPr>
+            <w:r>
+              <w:rPr>
+                <w:rFonts w:ascii="Times New Roman" w:cs="Times New Roman" w:eastAsia="Times New Roman" w:hAnsi="Times New Roman"/>
+                <w:b w:val="false"/>
+                <w:bCs w:val="false"/>
+                <w:i w:val="false"/>
+                <w:iCs w:val="false"/>
+                <w:sz w:val="20"/>
+                <w:szCs w:val="20"/>
+              </w:rPr>
+              <w:t xml:space="preserve">Θανατηφόρα ατυχήματα</w:t>
+            </w:r>
+          </w:p>
+        </w:tc>
+        <w:tc>
+          <w:tcPr>
+            <w:tcW w:type="pct" w:w="20%"/>
+          </w:tcPr>
+          <w:p>
+            <w:pPr>
+              <w:spacing w:after="40" w:before="40"/>
+              <w:jc w:val="left"/>
+            </w:pPr>
+            <w:r>
+              <w:rPr>
+                <w:rFonts w:ascii="Times New Roman" w:cs="Times New Roman" w:eastAsia="Times New Roman" w:hAnsi="Times New Roman"/>
+                <w:b w:val="false"/>
+                <w:bCs w:val="false"/>
+                <w:i w:val="false"/>
+                <w:iCs w:val="false"/>
+                <w:sz w:val="20"/>
+                <w:szCs w:val="20"/>
+              </w:rPr>
+              <w:t xml:space="preserve">Τροχαία, εκδηλώσεις</w:t>
             </w:r>
           </w:p>
         </w:tc>
@@ -3197,99 +3399,99 @@
                 <w:sz w:val="20"/>
                 <w:szCs w:val="20"/>
               </w:rPr>
-              <w:t xml:space="preserve">2022</w:t>
-            </w:r>
-          </w:p>
-        </w:tc>
-        <w:tc>
-          <w:tcPr>
-            <w:tcW w:type="pct" w:w="20%"/>
-          </w:tcPr>
-          <w:p>
-            <w:pPr>
-              <w:spacing w:after="40" w:before="40"/>
-              <w:jc w:val="left"/>
-            </w:pPr>
-            <w:r>
-              <w:rPr>
-                <w:rFonts w:ascii="Times New Roman" w:cs="Times New Roman" w:eastAsia="Times New Roman" w:hAnsi="Times New Roman"/>
-                <w:b w:val="false"/>
-                <w:bCs w:val="false"/>
-                <w:i w:val="false"/>
-                <w:iCs w:val="false"/>
-                <w:sz w:val="20"/>
-                <w:szCs w:val="20"/>
-              </w:rPr>
-              <w:t xml:space="preserve">Πεντέλη, Λέσβος</w:t>
-            </w:r>
-          </w:p>
-        </w:tc>
-        <w:tc>
-          <w:tcPr>
-            <w:tcW w:type="pct" w:w="20%"/>
-          </w:tcPr>
-          <w:p>
-            <w:pPr>
-              <w:spacing w:after="40" w:before="40"/>
-              <w:jc w:val="left"/>
-            </w:pPr>
-            <w:r>
-              <w:rPr>
-                <w:rFonts w:ascii="Times New Roman" w:cs="Times New Roman" w:eastAsia="Times New Roman" w:hAnsi="Times New Roman"/>
-                <w:b w:val="false"/>
-                <w:bCs w:val="false"/>
-                <w:i w:val="false"/>
-                <w:iCs w:val="false"/>
-                <w:sz w:val="20"/>
-                <w:szCs w:val="20"/>
-              </w:rPr>
-              <w:t xml:space="preserve">~8.000</w:t>
-            </w:r>
-          </w:p>
-        </w:tc>
-        <w:tc>
-          <w:tcPr>
-            <w:tcW w:type="pct" w:w="20%"/>
-          </w:tcPr>
-          <w:p>
-            <w:pPr>
-              <w:spacing w:after="40" w:before="40"/>
-              <w:jc w:val="left"/>
-            </w:pPr>
-            <w:r>
-              <w:rPr>
-                <w:rFonts w:ascii="Times New Roman" w:cs="Times New Roman" w:eastAsia="Times New Roman" w:hAnsi="Times New Roman"/>
-                <w:b w:val="false"/>
-                <w:bCs w:val="false"/>
-                <w:i w:val="false"/>
-                <w:iCs w:val="false"/>
-                <w:sz w:val="20"/>
-                <w:szCs w:val="20"/>
-              </w:rPr>
-              <w:t xml:space="preserve">0</w:t>
-            </w:r>
-          </w:p>
-        </w:tc>
-        <w:tc>
-          <w:tcPr>
-            <w:tcW w:type="pct" w:w="20%"/>
-          </w:tcPr>
-          <w:p>
-            <w:pPr>
-              <w:spacing w:after="40" w:before="40"/>
-              <w:jc w:val="left"/>
-            </w:pPr>
-            <w:r>
-              <w:rPr>
-                <w:rFonts w:ascii="Times New Roman" w:cs="Times New Roman" w:eastAsia="Times New Roman" w:hAnsi="Times New Roman"/>
-                <w:b w:val="false"/>
-                <w:bCs w:val="false"/>
-                <w:i w:val="false"/>
-                <w:iCs w:val="false"/>
-                <w:sz w:val="20"/>
-                <w:szCs w:val="20"/>
-              </w:rPr>
-              <w:t xml:space="preserve">Βελτιωμένος συντονισμός, χρήση drones</w:t>
+              <w:t xml:space="preserve">ΠΣ</w:t>
+            </w:r>
+          </w:p>
+        </w:tc>
+        <w:tc>
+          <w:tcPr>
+            <w:tcW w:type="pct" w:w="20%"/>
+          </w:tcPr>
+          <w:p>
+            <w:pPr>
+              <w:spacing w:after="40" w:before="40"/>
+              <w:jc w:val="left"/>
+            </w:pPr>
+            <w:r>
+              <w:rPr>
+                <w:rFonts w:ascii="Times New Roman" w:cs="Times New Roman" w:eastAsia="Times New Roman" w:hAnsi="Times New Roman"/>
+                <w:b w:val="false"/>
+                <w:bCs w:val="false"/>
+                <w:i w:val="false"/>
+                <w:iCs w:val="false"/>
+                <w:sz w:val="20"/>
+                <w:szCs w:val="20"/>
+              </w:rPr>
+              <w:t xml:space="preserve">Μεταφορά εξοπλισμού, θερμότητα</w:t>
+            </w:r>
+          </w:p>
+        </w:tc>
+        <w:tc>
+          <w:tcPr>
+            <w:tcW w:type="pct" w:w="20%"/>
+          </w:tcPr>
+          <w:p>
+            <w:pPr>
+              <w:spacing w:after="40" w:before="40"/>
+              <w:jc w:val="left"/>
+            </w:pPr>
+            <w:r>
+              <w:rPr>
+                <w:rFonts w:ascii="Times New Roman" w:cs="Times New Roman" w:eastAsia="Times New Roman" w:hAnsi="Times New Roman"/>
+                <w:b w:val="false"/>
+                <w:bCs w:val="false"/>
+                <w:i w:val="false"/>
+                <w:iCs w:val="false"/>
+                <w:sz w:val="20"/>
+                <w:szCs w:val="20"/>
+              </w:rPr>
+              <w:t xml:space="preserve">Κατάσβεση, διάσωση, USAR</w:t>
+            </w:r>
+          </w:p>
+        </w:tc>
+        <w:tc>
+          <w:tcPr>
+            <w:tcW w:type="pct" w:w="20%"/>
+          </w:tcPr>
+          <w:p>
+            <w:pPr>
+              <w:spacing w:after="40" w:before="40"/>
+              <w:jc w:val="left"/>
+            </w:pPr>
+            <w:r>
+              <w:rPr>
+                <w:rFonts w:ascii="Times New Roman" w:cs="Times New Roman" w:eastAsia="Times New Roman" w:hAnsi="Times New Roman"/>
+                <w:b w:val="false"/>
+                <w:bCs w:val="false"/>
+                <w:i w:val="false"/>
+                <w:iCs w:val="false"/>
+                <w:sz w:val="20"/>
+                <w:szCs w:val="20"/>
+              </w:rPr>
+              <w:t xml:space="preserve">Τραύμα, καπνός, κίνδυνος</w:t>
+            </w:r>
+          </w:p>
+        </w:tc>
+        <w:tc>
+          <w:tcPr>
+            <w:tcW w:type="pct" w:w="20%"/>
+          </w:tcPr>
+          <w:p>
+            <w:pPr>
+              <w:spacing w:after="40" w:before="40"/>
+              <w:jc w:val="left"/>
+            </w:pPr>
+            <w:r>
+              <w:rPr>
+                <w:rFonts w:ascii="Times New Roman" w:cs="Times New Roman" w:eastAsia="Times New Roman" w:hAnsi="Times New Roman"/>
+                <w:b w:val="false"/>
+                <w:bCs w:val="false"/>
+                <w:i w:val="false"/>
+                <w:iCs w:val="false"/>
+                <w:sz w:val="20"/>
+                <w:szCs w:val="20"/>
+              </w:rPr>
+              <w:t xml:space="preserve">Πυρκαγιές, σεισμοί, πλημμύρες</w:t>
             </w:r>
           </w:p>
         </w:tc>
@@ -3314,99 +3516,99 @@
                 <w:sz w:val="20"/>
                 <w:szCs w:val="20"/>
               </w:rPr>
-              <w:t xml:space="preserve">2023</w:t>
-            </w:r>
-          </w:p>
-        </w:tc>
-        <w:tc>
-          <w:tcPr>
-            <w:tcW w:type="pct" w:w="20%"/>
-          </w:tcPr>
-          <w:p>
-            <w:pPr>
-              <w:spacing w:after="40" w:before="40"/>
-              <w:jc w:val="left"/>
-            </w:pPr>
-            <w:r>
-              <w:rPr>
-                <w:rFonts w:ascii="Times New Roman" w:cs="Times New Roman" w:eastAsia="Times New Roman" w:hAnsi="Times New Roman"/>
-                <w:b w:val="false"/>
-                <w:bCs w:val="false"/>
-                <w:i w:val="false"/>
-                <w:iCs w:val="false"/>
-                <w:sz w:val="20"/>
-                <w:szCs w:val="20"/>
-              </w:rPr>
-              <w:t xml:space="preserve">Δαδιά, Αλεξανδρούπολη, Πάρνηθα</w:t>
-            </w:r>
-          </w:p>
-        </w:tc>
-        <w:tc>
-          <w:tcPr>
-            <w:tcW w:type="pct" w:w="20%"/>
-          </w:tcPr>
-          <w:p>
-            <w:pPr>
-              <w:spacing w:after="40" w:before="40"/>
-              <w:jc w:val="left"/>
-            </w:pPr>
-            <w:r>
-              <w:rPr>
-                <w:rFonts w:ascii="Times New Roman" w:cs="Times New Roman" w:eastAsia="Times New Roman" w:hAnsi="Times New Roman"/>
-                <w:b w:val="false"/>
-                <w:bCs w:val="false"/>
-                <w:i w:val="false"/>
-                <w:iCs w:val="false"/>
-                <w:sz w:val="20"/>
-                <w:szCs w:val="20"/>
-              </w:rPr>
-              <w:t xml:space="preserve">&gt;80.000</w:t>
-            </w:r>
-          </w:p>
-        </w:tc>
-        <w:tc>
-          <w:tcPr>
-            <w:tcW w:type="pct" w:w="20%"/>
-          </w:tcPr>
-          <w:p>
-            <w:pPr>
-              <w:spacing w:after="40" w:before="40"/>
-              <w:jc w:val="left"/>
-            </w:pPr>
-            <w:r>
-              <w:rPr>
-                <w:rFonts w:ascii="Times New Roman" w:cs="Times New Roman" w:eastAsia="Times New Roman" w:hAnsi="Times New Roman"/>
-                <w:b w:val="false"/>
-                <w:bCs w:val="false"/>
-                <w:i w:val="false"/>
-                <w:iCs w:val="false"/>
-                <w:sz w:val="20"/>
-                <w:szCs w:val="20"/>
-              </w:rPr>
-              <w:t xml:space="preserve">21+</w:t>
-            </w:r>
-          </w:p>
-        </w:tc>
-        <w:tc>
-          <w:tcPr>
-            <w:tcW w:type="pct" w:w="20%"/>
-          </w:tcPr>
-          <w:p>
-            <w:pPr>
-              <w:spacing w:after="40" w:before="40"/>
-              <w:jc w:val="left"/>
-            </w:pPr>
-            <w:r>
-              <w:rPr>
-                <w:rFonts w:ascii="Times New Roman" w:cs="Times New Roman" w:eastAsia="Times New Roman" w:hAnsi="Times New Roman"/>
-                <w:b w:val="false"/>
-                <w:bCs w:val="false"/>
-                <w:i w:val="false"/>
-                <w:iCs w:val="false"/>
-                <w:sz w:val="20"/>
-                <w:szCs w:val="20"/>
-              </w:rPr>
-              <w:t xml:space="preserve">Μεγαλύτερη πυρκαγιά στην ιστορία ΕΕ</w:t>
+              <w:t xml:space="preserve">Λιμενικό</w:t>
+            </w:r>
+          </w:p>
+        </w:tc>
+        <w:tc>
+          <w:tcPr>
+            <w:tcW w:type="pct" w:w="20%"/>
+          </w:tcPr>
+          <w:p>
+            <w:pPr>
+              <w:spacing w:after="40" w:before="40"/>
+              <w:jc w:val="left"/>
+            </w:pPr>
+            <w:r>
+              <w:rPr>
+                <w:rFonts w:ascii="Times New Roman" w:cs="Times New Roman" w:eastAsia="Times New Roman" w:hAnsi="Times New Roman"/>
+                <w:b w:val="false"/>
+                <w:bCs w:val="false"/>
+                <w:i w:val="false"/>
+                <w:iCs w:val="false"/>
+                <w:sz w:val="20"/>
+                <w:szCs w:val="20"/>
+              </w:rPr>
+              <w:t xml:space="preserve">Θαλάσσιες επιχειρήσεις</w:t>
+            </w:r>
+          </w:p>
+        </w:tc>
+        <w:tc>
+          <w:tcPr>
+            <w:tcW w:type="pct" w:w="20%"/>
+          </w:tcPr>
+          <w:p>
+            <w:pPr>
+              <w:spacing w:after="40" w:before="40"/>
+              <w:jc w:val="left"/>
+            </w:pPr>
+            <w:r>
+              <w:rPr>
+                <w:rFonts w:ascii="Times New Roman" w:cs="Times New Roman" w:eastAsia="Times New Roman" w:hAnsi="Times New Roman"/>
+                <w:b w:val="false"/>
+                <w:bCs w:val="false"/>
+                <w:i w:val="false"/>
+                <w:iCs w:val="false"/>
+                <w:sz w:val="20"/>
+                <w:szCs w:val="20"/>
+              </w:rPr>
+              <w:t xml:space="preserve">Ναυσιπλοΐα, SAR</w:t>
+            </w:r>
+          </w:p>
+        </w:tc>
+        <w:tc>
+          <w:tcPr>
+            <w:tcW w:type="pct" w:w="20%"/>
+          </w:tcPr>
+          <w:p>
+            <w:pPr>
+              <w:spacing w:after="40" w:before="40"/>
+              <w:jc w:val="left"/>
+            </w:pPr>
+            <w:r>
+              <w:rPr>
+                <w:rFonts w:ascii="Times New Roman" w:cs="Times New Roman" w:eastAsia="Times New Roman" w:hAnsi="Times New Roman"/>
+                <w:b w:val="false"/>
+                <w:bCs w:val="false"/>
+                <w:i w:val="false"/>
+                <w:iCs w:val="false"/>
+                <w:sz w:val="20"/>
+                <w:szCs w:val="20"/>
+              </w:rPr>
+              <w:t xml:space="preserve">Ακραίες καιρικές συνθήκες</w:t>
+            </w:r>
+          </w:p>
+        </w:tc>
+        <w:tc>
+          <w:tcPr>
+            <w:tcW w:type="pct" w:w="20%"/>
+          </w:tcPr>
+          <w:p>
+            <w:pPr>
+              <w:spacing w:after="40" w:before="40"/>
+              <w:jc w:val="left"/>
+            </w:pPr>
+            <w:r>
+              <w:rPr>
+                <w:rFonts w:ascii="Times New Roman" w:cs="Times New Roman" w:eastAsia="Times New Roman" w:hAnsi="Times New Roman"/>
+                <w:b w:val="false"/>
+                <w:bCs w:val="false"/>
+                <w:i w:val="false"/>
+                <w:iCs w:val="false"/>
+                <w:sz w:val="20"/>
+                <w:szCs w:val="20"/>
+              </w:rPr>
+              <w:t xml:space="preserve">Ναυάγια, ρύπανση, μετανάστευση</w:t>
             </w:r>
           </w:p>
         </w:tc>
@@ -3433,7 +3635,7 @@
           <w:sz w:val="28"/>
           <w:szCs w:val="28"/>
         </w:rPr>
-        <w:t xml:space="preserve">ΚΕΦΑΛΑΙΟ 4: ΤΟ ΕΚΠΑΙΔΕΥΤΙΚΟ ΣΥΣΤΗΜΑ ΚΑΙ ΟΙ ΜΟΡΦΕΣ ΑΣΚΗΣΕΩΝ ΣΤΟ ΠΥΡΟΣΒΕΣΤΙΚΟ ΣΩΜΑ</w:t>
+        <w:t xml:space="preserve">ΚΕΦΑΛΑΙΟ 3: ΕΚΠΑΙΔΕΥΤΙΚΑ ΣΥΣΤΗΜΑΤΑ ΚΑΙ ΜΟΡΦΕΣ ΑΣΚΗΣΕΩΝ</w:t>
       </w:r>
     </w:p>
     <w:p>
@@ -3451,64 +3653,102 @@
           <w:sz w:val="26"/>
           <w:szCs w:val="26"/>
         </w:rPr>
-        <w:t xml:space="preserve">4.1 Βασική εκπαίδευση: Πυροσβεστική Ακαδημία και Σχολή Πυροσβεστών</w:t>
-      </w:r>
-    </w:p>
-    <w:p>
-      <w:pPr>
-        <w:spacing w:after="120" w:line="360"/>
-        <w:ind w:firstLine="720"/>
-        <w:jc w:val="both"/>
-      </w:pPr>
-      <w:r>
-        <w:rPr>
-          <w:rFonts w:ascii="Times New Roman" w:cs="Times New Roman" w:eastAsia="Times New Roman" w:hAnsi="Times New Roman"/>
-          <w:b w:val="false"/>
-          <w:bCs w:val="false"/>
-          <w:i w:val="false"/>
-          <w:iCs w:val="false"/>
-          <w:sz w:val="24"/>
-          <w:szCs w:val="24"/>
-        </w:rPr>
-        <w:t xml:space="preserve">Η εκπαίδευση στο ΠΣ ξεκινά από τις παραγωγικές σχολές: τη Σχολή Ανθυποπυραγών (τριετής φοίτηση) και τη Σχολή Πυροσβεστών (διάρκειας περίπου δύο ετών). Το πρόγραμμα σπουδών συνδυάζει θεωρητική διδασκαλία με πρακτική εξάσκηση. Στο θεωρητικό σκέλος περιλαμβάνονται μαθήματα πυροσβεστικής τακτικής, φυσικής και χημείας της καύσης, οικοδομικής, πρώτων βοηθειών, μετεωρολογίας, τοπογραφίας, καθώς και νομοθεσίας πολιτικής προστασίας. Στο πρακτικό σκέλος, οι σπουδαστές συμμετέχουν σε ασκήσεις κατάσβεσης, χρήσης εξοπλισμού, διάσωσης, σωματικής αγωγής και ειδικών τεχνικών (π.χ. αναρρίχηση, αυτοδιάσωση).</w:t>
-      </w:r>
-    </w:p>
-    <w:p>
-      <w:pPr>
-        <w:spacing w:after="120" w:line="360"/>
-        <w:ind w:firstLine="720"/>
-        <w:jc w:val="both"/>
-      </w:pPr>
-      <w:r>
-        <w:rPr>
-          <w:rFonts w:ascii="Times New Roman" w:cs="Times New Roman" w:eastAsia="Times New Roman" w:hAnsi="Times New Roman"/>
-          <w:b w:val="false"/>
-          <w:bCs w:val="false"/>
-          <w:i w:val="false"/>
-          <w:iCs w:val="false"/>
-          <w:sz w:val="24"/>
-          <w:szCs w:val="24"/>
-        </w:rPr>
-        <w:t xml:space="preserve">Η αρχική εκπαίδευση παρέχει τη βάση, αλλά δεν επαρκεί μόνη της. Ο Ericsson (2006) υπογράμμισε ότι η εξειδικευμένη δεξιοτεχνία δεν εδραιώνεται κατά τη φοίτηση αλλά μέσω χρόνιας στοχευμένης εξάσκησης στο πεδίο. Η αρχική εκπαίδευση δημιουργεί το γνωστικό υπόβαθρο· η συνεχιζόμενη εκπαίδευση και οι ασκήσεις το μετατρέπουν σε λειτουργική ικανότητα.</w:t>
-      </w:r>
-    </w:p>
-    <w:p>
-      <w:pPr>
-        <w:spacing w:after="120" w:line="360"/>
-        <w:ind w:firstLine="720"/>
-        <w:jc w:val="both"/>
-      </w:pPr>
-      <w:r>
-        <w:rPr>
-          <w:rFonts w:ascii="Times New Roman" w:cs="Times New Roman" w:eastAsia="Times New Roman" w:hAnsi="Times New Roman"/>
-          <w:b w:val="false"/>
-          <w:bCs w:val="false"/>
-          <w:i w:val="false"/>
-          <w:iCs w:val="false"/>
-          <w:sz w:val="24"/>
-          <w:szCs w:val="24"/>
-        </w:rPr>
-        <w:t xml:space="preserve">Η Σχολή Ανθυποπυραγών, που λειτουργεί στο πρότυπο ανώτατου εκπαιδευτικού ιδρύματος, εκπαιδεύει τα στελέχη που θα αναλάβουν ρόλους διοίκησης στο ΠΣ. Εδώ η εκπαίδευση περιλαμβάνει και θέματα ηγεσίας, σχεδιασμού επιχειρήσεων, διαχείρισης κρίσεων και νομοθεσίας. Ωστόσο, η πρόκληση παραμένει: η μετάβαση από τη σχολική αίθουσα στο πεδίο δεν είναι γραμμική. Ο νεοαποφοιτήσας αξιωματικός μπορεί να γνωρίζει τη θεωρία τακτικής αερισμού (ventilation) σε πυρκαγιά κτιρίου, αλλά η πρώτη φορά που θα εφαρμόσει αυτή τη γνώση υπό συνθήκες πραγματικού καπνού, θερμότητας και χρονικής πίεσης θα αποτελέσει αναπόφευκτο σοκ — εκτός εάν η μετάβαση αυτή έχει γεφυρωθεί μέσω ρεαλιστικών ασκήσεων κατά τη φοίτηση. Η ποιότητα των ασκήσεων στις σχολές, επομένως, καθορίζει σε μεγάλο βαθμό τη λειτουργική ετοιμότητα των αποφοίτων κατά την ένταξή τους στην υπηρεσία.</w:t>
+        <w:t xml:space="preserve">3.1 Η στρατιωτική εκπαίδευση</w:t>
+      </w:r>
+    </w:p>
+    <w:p>
+      <w:pPr>
+        <w:spacing w:after="120" w:line="360"/>
+        <w:ind w:firstLine="720"/>
+        <w:jc w:val="both"/>
+      </w:pPr>
+      <w:r>
+        <w:rPr>
+          <w:rFonts w:ascii="Times New Roman" w:cs="Times New Roman" w:eastAsia="Times New Roman" w:hAnsi="Times New Roman"/>
+          <w:b w:val="false"/>
+          <w:bCs w:val="false"/>
+          <w:i w:val="false"/>
+          <w:iCs w:val="false"/>
+          <w:sz w:val="24"/>
+          <w:szCs w:val="24"/>
+        </w:rPr>
+        <w:t xml:space="preserve">Η εκπαίδευση στις Ένοπλες Δυνάμεις ακολουθεί δομημένη κλιμακωτή λογική: βασική εκπαίδευση νεοσύλλεκτων, εκπαίδευση ειδικότητας, εκπαίδευση μονάδας, σχηματισμού και τέλος σε επίπεδο κλάδου ή συμμαχίας. Κάθε επίπεδο περιλαμβάνει θεωρητική κατάρτιση και πρακτικές ασκήσεις. Η βασική εκπαίδευση (Κέντρα Εκπαίδευσης Νεοσύλλεκτων) εστιάζει σε στοιχειώδεις στρατιωτικές δεξιότητες: χειρισμός ατομικού οπλισμού, βολή, πειθαρχία, σωματική κατάσταση, βασική τακτική.</w:t>
+      </w:r>
+    </w:p>
+    <w:p>
+      <w:pPr>
+        <w:spacing w:after="120" w:line="360"/>
+        <w:ind w:firstLine="720"/>
+        <w:jc w:val="both"/>
+      </w:pPr>
+      <w:r>
+        <w:rPr>
+          <w:rFonts w:ascii="Times New Roman" w:cs="Times New Roman" w:eastAsia="Times New Roman" w:hAnsi="Times New Roman"/>
+          <w:b w:val="false"/>
+          <w:bCs w:val="false"/>
+          <w:i w:val="false"/>
+          <w:iCs w:val="false"/>
+          <w:sz w:val="24"/>
+          <w:szCs w:val="24"/>
+        </w:rPr>
+        <w:t xml:space="preserve">Οι στρατιωτικές ασκήσεις κατηγοριοποιούνται σε τρεις βασικούς τύπους. Οι ασκήσεις πεδίου (Field Training Exercises — FTX) αποτελούν ασκήσεις πλήρους κλίμακας, όπου μονάδες αναπτύσσονται στο πεδίο με πλήρη εξοπλισμό και εκτελούν τακτικά σενάρια — αμυντικές/επιθετικές επιχειρήσεις, περιπολίες, ενέδρες, αποβάσεις. Οι ασκήσεις διοίκησης (Command Post Exercises — CPX) εξασκούν τα επιτελεία σε σχεδιασμό επιχειρήσεων, λήψη αποφάσεων και συντονισμό χωρίς φυσική ανάπτυξη δυνάμεων — αντίστοιχες των table-top exercises στα σώματα ασφαλείας. Οι ασκήσεις ζωντανών πυρών (Live Fire Exercises — LIVEX) περιλαμβάνουν χρήση πραγματικών πυρομαχικών σε εκπαιδευτικά πεδία βολής.</w:t>
+      </w:r>
+    </w:p>
+    <w:p>
+      <w:pPr>
+        <w:spacing w:after="120" w:line="360"/>
+        <w:ind w:firstLine="720"/>
+        <w:jc w:val="both"/>
+      </w:pPr>
+      <w:r>
+        <w:rPr>
+          <w:rFonts w:ascii="Times New Roman" w:cs="Times New Roman" w:eastAsia="Times New Roman" w:hAnsi="Times New Roman"/>
+          <w:b w:val="false"/>
+          <w:bCs w:val="false"/>
+          <w:i w:val="false"/>
+          <w:iCs w:val="false"/>
+          <w:sz w:val="24"/>
+          <w:szCs w:val="24"/>
+        </w:rPr>
+        <w:t xml:space="preserve">Σε επίπεδο NATO, η Ελλάδα συμμετέχει τακτικά σε μεγάλες πολυεθνικές ασκήσεις: «Trident Juncture», «Defender Europe», «Noble Jump», «Iniochos» (αεροπορικές). Οι ασκήσεις αυτές προσομοιώνουν σενάρια Article 5 (συλλογική άμυνα) ή κρίσεις εκτός Συνθήκης, και απαιτούν συντονισμό δυνάμεων από δεκάδες χώρες. Η αξία τους έγκειται στη δοκιμή διαλειτουργικότητας — η ικανότητα μονάδων διαφορετικών εθνικοτήτων να επιχειρούν μαζί. Μετά τον πόλεμο στην Ουκρανία (2022), η ένταση και η συχνότητα των ασκήσεων NATO αυξήθηκε σημαντικά.</w:t>
+      </w:r>
+    </w:p>
+    <w:p>
+      <w:pPr>
+        <w:spacing w:after="120" w:line="360"/>
+        <w:ind w:firstLine="720"/>
+        <w:jc w:val="both"/>
+      </w:pPr>
+      <w:r>
+        <w:rPr>
+          <w:rFonts w:ascii="Times New Roman" w:cs="Times New Roman" w:eastAsia="Times New Roman" w:hAnsi="Times New Roman"/>
+          <w:b w:val="false"/>
+          <w:bCs w:val="false"/>
+          <w:i w:val="false"/>
+          <w:iCs w:val="false"/>
+          <w:sz w:val="24"/>
+          <w:szCs w:val="24"/>
+        </w:rPr>
+        <w:t xml:space="preserve">Ένα ιδιαίτερο πεδίο αφορά τη στρατιωτική εκπαίδευση σε ανθρωπιστικές αποστολές και ειρηνευτικές επιχειρήσεις. Ο Ελληνικός Στρατός έχει συμμετάσχει σε αποστολές ΟΗΕ (UNIFIL, Λίβανος), NATO (KFOR, Κόσοβο· ISAF, Αφγανιστάν) και ΕΕ (EU Battlegroup). Αυτές οι αποστολές απαιτούν δεξιότητες πέραν της συμβατικής μάχης: διαπραγμάτευση, πολιτιστική ευαισθησία, αλληλεπίδραση με άμαχο πληθυσμό, συνεργασία με ΜΚΟ. Η εκπαίδευση για τέτοιες αποστολές πραγματοποιείται μέσω ειδικών ασκήσεων (Mission Rehearsal Exercises — MRE) που προσομοιώνουν το συγκεκριμένο θέατρο επιχειρήσεων — συμπεριλαμβανομένων ηθοποιών που υποδύονται τοπικό πληθυσμό, δημοσιογράφους, αξιωματούχους.</w:t>
+      </w:r>
+    </w:p>
+    <w:p>
+      <w:pPr>
+        <w:spacing w:after="120" w:line="360"/>
+        <w:ind w:firstLine="720"/>
+        <w:jc w:val="both"/>
+      </w:pPr>
+      <w:r>
+        <w:rPr>
+          <w:rFonts w:ascii="Times New Roman" w:cs="Times New Roman" w:eastAsia="Times New Roman" w:hAnsi="Times New Roman"/>
+          <w:b w:val="false"/>
+          <w:bCs w:val="false"/>
+          <w:i w:val="false"/>
+          <w:iCs w:val="false"/>
+          <w:sz w:val="24"/>
+          <w:szCs w:val="24"/>
+        </w:rPr>
+        <w:t xml:space="preserve">Ένα κρίσιμο στοιχείο της στρατιωτικής εκπαίδευσης είναι η ανάλυση μετά τη δράση (After Action Review — AAR). Η AAR, που αναπτύχθηκε από τον αμερικανικό στρατό, αποτελεί δομημένη διαδικασία ανατροφοδότησης κατά την οποία η μονάδα αναλύει: τι σχεδιαζόταν, τι συνέβη πραγματικά, γιατί υπήρξε απόκλιση, και τι πρέπει να αλλάξει. Η μέθοδος αυτή αντιστοιχεί ακριβώς στο debriefing που περιγράφει ο κύκλος Kolb (1984) και αποτελεί κοινή βέλτιστη πρακτική σε όλα τα σώματα.</w:t>
       </w:r>
     </w:p>
     <w:p>
@@ -3526,64 +3766,64 @@
           <w:sz w:val="26"/>
           <w:szCs w:val="26"/>
         </w:rPr>
-        <w:t xml:space="preserve">4.2 Συνεχιζόμενη εκπαίδευση και δια βίου μάθηση</w:t>
-      </w:r>
-    </w:p>
-    <w:p>
-      <w:pPr>
-        <w:spacing w:after="120" w:line="360"/>
-        <w:ind w:firstLine="720"/>
-        <w:jc w:val="both"/>
-      </w:pPr>
-      <w:r>
-        <w:rPr>
-          <w:rFonts w:ascii="Times New Roman" w:cs="Times New Roman" w:eastAsia="Times New Roman" w:hAnsi="Times New Roman"/>
-          <w:b w:val="false"/>
-          <w:bCs w:val="false"/>
-          <w:i w:val="false"/>
-          <w:iCs w:val="false"/>
-          <w:sz w:val="24"/>
-          <w:szCs w:val="24"/>
-        </w:rPr>
-        <w:t xml:space="preserve">Μετά την αρχική κατάρτιση, οι πυροσβέστες εντάσσονται σε ένα σύστημα συνεχιζόμενης εκπαίδευσης που λαμβάνει τρεις βασικές μορφές. Πρώτον, τακτικές εκπαιδεύσεις σε επίπεδο Πυροσβεστικού Σταθμού: κάθε βάρδια αφιερώνει χρόνο σε πρακτική εξάσκηση (ανάπτυξη σωλήνων, χρήση αναπνευστικών, δοκιμή αντλιών). Δεύτερον, σεμινάρια και εξειδικευμένα σχολεία σε ειδικά αντικείμενα (δασοπυρόσβεση, HAZMAT, ορεινή διάσωση, διάσωση σε τροχαία). Τρίτον, ασκήσεις τοπικού, περιφερειακού, εθνικού ή διεθνούς επιπέδου.</w:t>
-      </w:r>
-    </w:p>
-    <w:p>
-      <w:pPr>
-        <w:spacing w:after="120" w:line="360"/>
-        <w:ind w:firstLine="720"/>
-        <w:jc w:val="both"/>
-      </w:pPr>
-      <w:r>
-        <w:rPr>
-          <w:rFonts w:ascii="Times New Roman" w:cs="Times New Roman" w:eastAsia="Times New Roman" w:hAnsi="Times New Roman"/>
-          <w:b w:val="false"/>
-          <w:bCs w:val="false"/>
-          <w:i w:val="false"/>
-          <w:iCs w:val="false"/>
-          <w:sz w:val="24"/>
-          <w:szCs w:val="24"/>
-        </w:rPr>
-        <w:t xml:space="preserve">Η σημασία των εκπαιδεύσεων σε επίπεδο σταθμού δεν πρέπει να υποτιμάται. Αυτές αποτελούν τον πυρήνα της καθημερινής προετοιμασίας: η βάρδια που αφιερώνει 30-60 λεπτά ημερησίως σε πρακτική εξάσκηση διατηρεί ζωντανές τις βασικές δεξιότητες και ενισχύει τη συνοχή του πληρώματος. Αντιθέτως, η βάρδια που περιορίζεται σε αναμονή κλήσεων χωρίς εκπαιδευτική δραστηριότητα παρουσιάζει σταδιακή φθορά δεξιοτήτων. Η θεσμοθέτηση ελάχιστων ωρών υποχρεωτικής εκπαίδευσης ανά βάρδια αποτελεί αντίδοτο σε αυτή την τάση.</w:t>
-      </w:r>
-    </w:p>
-    <w:p>
-      <w:pPr>
-        <w:spacing w:after="120" w:line="360"/>
-        <w:ind w:firstLine="720"/>
-        <w:jc w:val="both"/>
-      </w:pPr>
-      <w:r>
-        <w:rPr>
-          <w:rFonts w:ascii="Times New Roman" w:cs="Times New Roman" w:eastAsia="Times New Roman" w:hAnsi="Times New Roman"/>
-          <w:b w:val="false"/>
-          <w:bCs w:val="false"/>
-          <w:i w:val="false"/>
-          <w:iCs w:val="false"/>
-          <w:sz w:val="24"/>
-          <w:szCs w:val="24"/>
-        </w:rPr>
-        <w:t xml:space="preserve">Η σημασία της δια βίου μάθησης στο πυροσβεστικό επάγγελμα είναι ιδιαίτερα κρίσιμη, διότι ο τομέας εξελίσσεται ραγδαία: νέοι τύποι κτιρίων (π.χ. πράσινα κτίρια με φωτοβολταϊκά), νέα υλικά κατασκευής, ηλεκτρικά οχήματα (με κίνδυνο θερμικής φυγής μπαταριών λιθίου), εξελίξεις στον εξοπλισμό. Η εκπαίδευση που πραγματοποιήθηκε πριν από δέκα χρόνια δεν επαρκεί πλέον. Σύμφωνα με τους Salas et al. (2012), η αποτελεσματικότητα δεξιοτήτων που αποκτήθηκαν μέσω εκπαίδευσης μειώνεται σημαντικά εάν δεν ανανεώνεται τακτικά.</w:t>
+        <w:t xml:space="preserve">3.2 Η αστυνομική εκπαίδευση</w:t>
+      </w:r>
+    </w:p>
+    <w:p>
+      <w:pPr>
+        <w:spacing w:after="120" w:line="360"/>
+        <w:ind w:firstLine="720"/>
+        <w:jc w:val="both"/>
+      </w:pPr>
+      <w:r>
+        <w:rPr>
+          <w:rFonts w:ascii="Times New Roman" w:cs="Times New Roman" w:eastAsia="Times New Roman" w:hAnsi="Times New Roman"/>
+          <w:b w:val="false"/>
+          <w:bCs w:val="false"/>
+          <w:i w:val="false"/>
+          <w:iCs w:val="false"/>
+          <w:sz w:val="24"/>
+          <w:szCs w:val="24"/>
+        </w:rPr>
+        <w:t xml:space="preserve">Η εκπαίδευση στην ΕΛ.ΑΣ. πραγματοποιείται μέσω δύο βασικών δομών: τη Σχολή Αξιωματικών Ελληνικής Αστυνομίας (τετραετής φοίτηση, αντίστοιχη ΑΕΙ) και τη Σχολή Αστυφυλάκων. Η βασική εκπαίδευση περιλαμβάνει ποινικό δίκαιο, εγκληματολογία, αυτοάμυνα, σκοποβολή, οδήγηση, πρώτες βοήθειες και τεχνικές σύλληψης. Μετά την αρχική κατάρτιση, η συνεχιζόμενη εκπαίδευση λαμβάνει τη μορφή ετήσιων σκοποβολών, σεμιναρίων ειδικότητας και ασκήσεων.</w:t>
+      </w:r>
+    </w:p>
+    <w:p>
+      <w:pPr>
+        <w:spacing w:after="120" w:line="360"/>
+        <w:ind w:firstLine="720"/>
+        <w:jc w:val="both"/>
+      </w:pPr>
+      <w:r>
+        <w:rPr>
+          <w:rFonts w:ascii="Times New Roman" w:cs="Times New Roman" w:eastAsia="Times New Roman" w:hAnsi="Times New Roman"/>
+          <w:b w:val="false"/>
+          <w:bCs w:val="false"/>
+          <w:i w:val="false"/>
+          <w:iCs w:val="false"/>
+          <w:sz w:val="24"/>
+          <w:szCs w:val="24"/>
+        </w:rPr>
+        <w:t xml:space="preserve">Οι ασκήσεις στην ΕΛ.ΑΣ. κατηγοριοποιούνται ανάλογα με τη μονάδα. Για τις ειδικές μονάδες (ΕΚΑΜ): ασκήσεις CQB (Close Quarters Battle) σε ειδικά διαμορφωμένα κτίρια (killing houses), σενάρια ομηρίας, εισβολές σε αεροσκάφη/λεωφορεία, σκοποβολή υπό πίεση. Για τα ΜΑΤ: ασκήσεις ελέγχου πλήθους σε σχηματισμούς (φάλαγγα, χελώνα), χρήση δακρυγόνων, αντιμετώπιση μολότοφ. Για τη Δίωξη Ναρκωτικών: σενάρια ελεγχόμενης παράδοσης, μυστικές επιχειρήσεις, μετωπική σύλληψη.</w:t>
+      </w:r>
+    </w:p>
+    <w:p>
+      <w:pPr>
+        <w:spacing w:after="120" w:line="360"/>
+        <w:ind w:firstLine="720"/>
+        <w:jc w:val="both"/>
+      </w:pPr>
+      <w:r>
+        <w:rPr>
+          <w:rFonts w:ascii="Times New Roman" w:cs="Times New Roman" w:eastAsia="Times New Roman" w:hAnsi="Times New Roman"/>
+          <w:b w:val="false"/>
+          <w:bCs w:val="false"/>
+          <w:i w:val="false"/>
+          <w:iCs w:val="false"/>
+          <w:sz w:val="24"/>
+          <w:szCs w:val="24"/>
+        </w:rPr>
+        <w:t xml:space="preserve">Ένα σημαντικό πεδίο εκπαίδευσης αφορά τη χρήση βίας. Ο αστυνομικός — σε αντίθεση με τον στρατιώτη — δρα εντός πολιτικής κοινωνίας, όπου η χρήση βίας υπόκειται σε αυστηρούς νομικούς περιορισμούς (αρχή αναλογικότητας). Η εκπαίδευση στη «σκάλα χρήσης βίας» — από τη λεκτική εντολή μέχρι τη χρήση πυροβόλου — απαιτεί εξάσκηση σε ρεαλιστικά σενάρια όπου η σωστή απόφαση δεν είναι πάντα η χρήση μέγιστης βίας. Αυτή η εκπαίδευση εμπίπτει στο πεδίο των NTS: κατανόηση κατάστασης, λήψη αποφάσεων υπό χρονική πίεση, αναλογικότητα (Flin et al., 2008).</w:t>
       </w:r>
     </w:p>
     <w:p>
@@ -3601,12 +3841,50 @@
           <w:sz w:val="26"/>
           <w:szCs w:val="26"/>
         </w:rPr>
-        <w:t xml:space="preserve">4.3 Τύποι ασκήσεων στο Πυροσβεστικό Σώμα</w:t>
-      </w:r>
-    </w:p>
-    <w:p>
-      <w:pPr>
-        <w:spacing w:after="120" w:before="240" w:line="360"/>
+        <w:t xml:space="preserve">3.3 Η εκπαίδευση της Τροχαίας</w:t>
+      </w:r>
+    </w:p>
+    <w:p>
+      <w:pPr>
+        <w:spacing w:after="120" w:line="360"/>
+        <w:ind w:firstLine="720"/>
+        <w:jc w:val="both"/>
+      </w:pPr>
+      <w:r>
+        <w:rPr>
+          <w:rFonts w:ascii="Times New Roman" w:cs="Times New Roman" w:eastAsia="Times New Roman" w:hAnsi="Times New Roman"/>
+          <w:b w:val="false"/>
+          <w:bCs w:val="false"/>
+          <w:i w:val="false"/>
+          <w:iCs w:val="false"/>
+          <w:sz w:val="24"/>
+          <w:szCs w:val="24"/>
+        </w:rPr>
+        <w:t xml:space="preserve">Η Τροχαία εκπαιδεύεται αρχικά στη Σχολή Αστυφυλάκων και εξειδικεύεται μέσω σεμιναρίων και εκπαιδευτικών προγραμμάτων. Τα βασικά πεδία εκπαίδευσης περιλαμβάνουν: προηγμένη οδήγηση (defensive/pursuit driving), χρήση αλκοτέστ και ναρκοτέστ, ρύθμιση κυκλοφορίας σε ατυχήματα και εκδηλώσεις, διερεύνηση ατυχημάτων (αποτυπώσεις ιχνών τροχοπέδησης, φωτογραφική τεκμηρίωση, σχεδιάγραμμα ατυχήματος), και αντιμετώπιση ατυχημάτων με επικίνδυνα φορτία (ADR).</w:t>
+      </w:r>
+    </w:p>
+    <w:p>
+      <w:pPr>
+        <w:spacing w:after="120" w:line="360"/>
+        <w:ind w:firstLine="720"/>
+        <w:jc w:val="both"/>
+      </w:pPr>
+      <w:r>
+        <w:rPr>
+          <w:rFonts w:ascii="Times New Roman" w:cs="Times New Roman" w:eastAsia="Times New Roman" w:hAnsi="Times New Roman"/>
+          <w:b w:val="false"/>
+          <w:bCs w:val="false"/>
+          <w:i w:val="false"/>
+          <w:iCs w:val="false"/>
+          <w:sz w:val="24"/>
+          <w:szCs w:val="24"/>
+        </w:rPr>
+        <w:t xml:space="preserve">Οι ασκήσεις της Τροχαίας περιλαμβάνουν: σενάρια πολύνεκρων τροχαίων ατυχημάτων (multi-vehicle pile-ups), ασκήσεις σε σήραγγες αυτοκινητοδρόμων (συντονισμός με ΠΣ και ΕΚΑΒ), σενάρια ατυχημάτων με υλικά ADR (διαρροή τοξικών ή εύφλεκτων ουσιών), και ασκήσεις κυκλοφοριακών ρυθμίσεων μεγάλης κλίμακας. Η εμπειρία δείχνει ότι η Τροχαία έχει σχετικά λιγότερες ευκαιρίες πρακτικής εξάσκησης σε σύγκριση με ΠΣ ή στρατό — γεγονός που αποτελεί αδυναμία δεδομένης της κρισιμότητας του ρόλου της. Η τραγωδία στα Τέμπη (2023) ανέδειξε, μεταξύ άλλων, τη σημασία του συντονισμού σε σύνθετα ατυχήματα.</w:t>
+      </w:r>
+    </w:p>
+    <w:p>
+      <w:pPr>
+        <w:spacing w:after="200" w:before="360" w:line="360"/>
         <w:jc w:val="left"/>
       </w:pPr>
       <w:r>
@@ -3616,34 +3894,72 @@
           <w:bCs/>
           <w:i w:val="false"/>
           <w:iCs w:val="false"/>
-          <w:sz w:val="24"/>
-          <w:szCs w:val="24"/>
-        </w:rPr>
-        <w:t xml:space="preserve">4.3.1 Ασκήσεις επί χάρτου (table-top exercises)</w:t>
-      </w:r>
-    </w:p>
-    <w:p>
-      <w:pPr>
-        <w:spacing w:after="120" w:line="360"/>
-        <w:ind w:firstLine="720"/>
-        <w:jc w:val="both"/>
-      </w:pPr>
-      <w:r>
-        <w:rPr>
-          <w:rFonts w:ascii="Times New Roman" w:cs="Times New Roman" w:eastAsia="Times New Roman" w:hAnsi="Times New Roman"/>
-          <w:b w:val="false"/>
-          <w:bCs w:val="false"/>
-          <w:i w:val="false"/>
-          <w:iCs w:val="false"/>
-          <w:sz w:val="24"/>
-          <w:szCs w:val="24"/>
-        </w:rPr>
-        <w:t xml:space="preserve">Οι ασκήσεις επί χάρτου αποτελούν θεωρητικές ασκήσεις κατά τις οποίες ένα σενάριο κρίσης παρουσιάζεται στους συμμετέχοντες, οι οποίοι καλούνται να αποφασίσουν τις ενέργειές τους χωρίς φυσική κινητοποίηση. Η μέθοδος αυτή χρησιμοποιείται κυρίως για την εκπαίδευση στελεχών διοίκησης στη λήψη στρατηγικών αποφάσεων, στην ιεράρχηση προτεραιοτήτων και στον συντονισμό πολλαπλών υπηρεσιών. Το βασικό πλεονέκτημα είναι το χαμηλό κόστος και η δυνατότητα σύνθεσης πολύπλοκων σεναρίων — ο βασικός περιορισμός είναι η απουσία φυσικής και ψυχολογικής πίεσης.</w:t>
-      </w:r>
-    </w:p>
-    <w:p>
-      <w:pPr>
-        <w:spacing w:after="120" w:before="240" w:line="360"/>
+          <w:sz w:val="26"/>
+          <w:szCs w:val="26"/>
+        </w:rPr>
+        <w:t xml:space="preserve">3.4 Η εκπαίδευση στο Πυροσβεστικό Σώμα</w:t>
+      </w:r>
+    </w:p>
+    <w:p>
+      <w:pPr>
+        <w:spacing w:after="120" w:line="360"/>
+        <w:ind w:firstLine="720"/>
+        <w:jc w:val="both"/>
+      </w:pPr>
+      <w:r>
+        <w:rPr>
+          <w:rFonts w:ascii="Times New Roman" w:cs="Times New Roman" w:eastAsia="Times New Roman" w:hAnsi="Times New Roman"/>
+          <w:b w:val="false"/>
+          <w:bCs w:val="false"/>
+          <w:i w:val="false"/>
+          <w:iCs w:val="false"/>
+          <w:sz w:val="24"/>
+          <w:szCs w:val="24"/>
+        </w:rPr>
+        <w:t xml:space="preserve">Η εκπαίδευση στο ΠΣ ξεκινά από τη Σχολή Ανθυποπυραγών (τριετής) και τη Σχολή Πυροσβεστών. Το πρόγραμμα συνδυάζει θεωρία (τακτική, χημεία καύσης, μετεωρολογία, νομοθεσία) με πρακτική εξάσκηση (κατάσβεση, χρήση εξοπλισμού, διάσωση). Η συνεχιζόμενη εκπαίδευση περιλαμβάνει τακτικές εκπαιδεύσεις σε επίπεδο σταθμού, εξειδικευμένα σχολεία (δασοπυρόσβεση, HAZMAT, ορεινή διάσωση) και ασκήσεις τοπικού/εθνικού/διεθνούς επιπέδου.</w:t>
+      </w:r>
+    </w:p>
+    <w:p>
+      <w:pPr>
+        <w:spacing w:after="120" w:line="360"/>
+        <w:ind w:firstLine="720"/>
+        <w:jc w:val="both"/>
+      </w:pPr>
+      <w:r>
+        <w:rPr>
+          <w:rFonts w:ascii="Times New Roman" w:cs="Times New Roman" w:eastAsia="Times New Roman" w:hAnsi="Times New Roman"/>
+          <w:b w:val="false"/>
+          <w:bCs w:val="false"/>
+          <w:i w:val="false"/>
+          <w:iCs w:val="false"/>
+          <w:sz w:val="24"/>
+          <w:szCs w:val="24"/>
+        </w:rPr>
+        <w:t xml:space="preserve">Οι ασκήσεις στο ΠΣ διακρίνονται σε: ασκήσεις επί χάρτου (table-top) για στρατηγικό σχεδιασμό, ασκήσεις πεδίου (κατάσβεση, διάσωση, απεγκλωβισμός), ασκήσεις προσομοίωσης (flashover containers, VR), και εξειδικευμένες ασκήσεις ΕΜΑΚ (USAR σε ερείπια, ορεινή διάσωση, HAZMAT). Η ΕΜΑΚ εκπαιδεύεται σύμφωνα με πρότυπα INSARAG (2020) και συμμετέχει σε ασκήσεις MODEX του Ευρωπαϊκού Μηχανισμού Πολιτικής Προστασίας.</w:t>
+      </w:r>
+    </w:p>
+    <w:p>
+      <w:pPr>
+        <w:spacing w:after="120" w:line="360"/>
+        <w:ind w:firstLine="720"/>
+        <w:jc w:val="both"/>
+      </w:pPr>
+      <w:r>
+        <w:rPr>
+          <w:rFonts w:ascii="Times New Roman" w:cs="Times New Roman" w:eastAsia="Times New Roman" w:hAnsi="Times New Roman"/>
+          <w:b w:val="false"/>
+          <w:bCs w:val="false"/>
+          <w:i w:val="false"/>
+          <w:iCs w:val="false"/>
+          <w:sz w:val="24"/>
+          <w:szCs w:val="24"/>
+        </w:rPr>
+        <w:t xml:space="preserve">Η φάση debriefing — ανατροφοδότηση μετά την ολοκλήρωση — αποτελεί κρίσιμο στοιχείο. Σύμφωνα με τον Ericsson (2006), εξάσκηση χωρίς ανατροφοδότηση δεν οδηγεί σε βελτίωση. Η διαδικασία αυτή αντιστοιχεί στο στάδιο «στοχαστικής παρατήρησης» του κύκλου Kolb (1984).</w:t>
+      </w:r>
+    </w:p>
+    <w:p>
+      <w:pPr>
+        <w:spacing w:after="200" w:before="360" w:line="360"/>
         <w:jc w:val="left"/>
       </w:pPr>
       <w:r>
@@ -3653,197 +3969,67 @@
           <w:bCs/>
           <w:i w:val="false"/>
           <w:iCs w:val="false"/>
-          <w:sz w:val="24"/>
-          <w:szCs w:val="24"/>
-        </w:rPr>
-        <w:t xml:space="preserve">4.3.2 Ασκήσεις πεδίου</w:t>
-      </w:r>
-    </w:p>
-    <w:p>
-      <w:pPr>
-        <w:spacing w:after="120" w:line="360"/>
-        <w:ind w:firstLine="720"/>
-        <w:jc w:val="both"/>
-      </w:pPr>
-      <w:r>
-        <w:rPr>
-          <w:rFonts w:ascii="Times New Roman" w:cs="Times New Roman" w:eastAsia="Times New Roman" w:hAnsi="Times New Roman"/>
-          <w:b w:val="false"/>
-          <w:bCs w:val="false"/>
-          <w:i w:val="false"/>
-          <w:iCs w:val="false"/>
-          <w:sz w:val="24"/>
-          <w:szCs w:val="24"/>
-        </w:rPr>
-        <w:t xml:space="preserve">Οι ασκήσεις πεδίου διεξάγονται σε πραγματικό ή ειδικά διαμορφωμένο περιβάλλον (εκπαιδευτικά πολύγωνα, εγκαταλελειμμένα κτίρια, δασικές εκτάσεις) και περιλαμβάνουν τη χρήση πλήρους εξοπλισμού. Τα σενάρια μπορεί να αφορούν πυρκαγιά σε πολυώροφο κτίριο, απεγκλωβισμό σε τροχαίο, διάσωση σε ύψος ή αντιμετώπιση πλημμύρας. Οι ασκήσεις πεδίου θεωρούνται ο πλέον αποτελεσματικός τύπος εκπαίδευσης, καθώς πλησιάζουν τις πραγματικές συνθήκες: το προσωπικό φορά πλήρη εξάρτυση, λειτουργεί υπό χρονική πίεση και αλληλεπιδρά με τα μέλη της ομάδας σε ρεαλιστικό περιβάλλον (Burke et al., 2006).</w:t>
-      </w:r>
-    </w:p>
-    <w:p>
-      <w:pPr>
-        <w:spacing w:after="120" w:before="240" w:line="360"/>
-        <w:jc w:val="left"/>
-      </w:pPr>
-      <w:r>
-        <w:rPr>
-          <w:rFonts w:ascii="Times New Roman" w:cs="Times New Roman" w:eastAsia="Times New Roman" w:hAnsi="Times New Roman"/>
-          <w:b/>
-          <w:bCs/>
-          <w:i w:val="false"/>
-          <w:iCs w:val="false"/>
-          <w:sz w:val="24"/>
-          <w:szCs w:val="24"/>
-        </w:rPr>
-        <w:t xml:space="preserve">4.3.3 Ασκήσεις προσομοίωσης</w:t>
-      </w:r>
-    </w:p>
-    <w:p>
-      <w:pPr>
-        <w:spacing w:after="120" w:line="360"/>
-        <w:ind w:firstLine="720"/>
-        <w:jc w:val="both"/>
-      </w:pPr>
-      <w:r>
-        <w:rPr>
-          <w:rFonts w:ascii="Times New Roman" w:cs="Times New Roman" w:eastAsia="Times New Roman" w:hAnsi="Times New Roman"/>
-          <w:b w:val="false"/>
-          <w:bCs w:val="false"/>
-          <w:i w:val="false"/>
-          <w:iCs w:val="false"/>
-          <w:sz w:val="24"/>
-          <w:szCs w:val="24"/>
-        </w:rPr>
-        <w:t xml:space="preserve">Οι ασκήσεις προσομοίωσης αξιοποιούν τεχνολογικά μέσα (προσομοιωτές πυρκαγιάς, εικονική πραγματικότητα, λογισμικό μοντελοποίησης σεναρίων) για τη δημιουργία εκπαιδευτικών περιβαλλόντων που θα ήταν επικίνδυνα ή υπερβολικά κοστοβόρα να αναπαραχθούν στο πεδίο. Η μέθοδος αυτή δίνει τη δυνατότητα επανάληψης του ίδιου σεναρίου πολλαπλές φορές, παραμετρικής αλλαγής μεταβλητών (π.χ. ένταση ανέμου, αριθμός θυμάτων) και αντικειμενικής αξιολόγησης της απόδοσης. Η χρήση προσομοιωτών στην πυροσβεστική εκπαίδευση αποτελεί ένα ταχέως αναπτυσσόμενο πεδίο, με αυξανόμενη εφαρμογή σε χώρες της ΕΕ (Williams-Bell et al., 2015).</w:t>
-      </w:r>
-    </w:p>
-    <w:p>
-      <w:pPr>
-        <w:spacing w:after="120" w:line="360"/>
-        <w:ind w:firstLine="720"/>
-        <w:jc w:val="both"/>
-      </w:pPr>
-      <w:r>
-        <w:rPr>
-          <w:rFonts w:ascii="Times New Roman" w:cs="Times New Roman" w:eastAsia="Times New Roman" w:hAnsi="Times New Roman"/>
-          <w:b w:val="false"/>
-          <w:bCs w:val="false"/>
-          <w:i w:val="false"/>
-          <w:iCs w:val="false"/>
-          <w:sz w:val="24"/>
-          <w:szCs w:val="24"/>
-        </w:rPr>
-        <w:t xml:space="preserve">Ένα σημαντικό πλεονέκτημα των προσομοιωτών είναι η δυνατότητα δοκιμής σεναρίων πολλαπλές φορές: ο εκπαιδευόμενος μπορεί να αντιμετωπίσει το ίδιο σενάριο πέντε φορές, κάθε φορά με διαφορετική στρατηγική, και να αξιολογήσει ποια προσέγγιση λειτουργεί καλύτερα. Αυτή η δυνατότητα επανάληψης χωρίς πρόσθετο κόστος ή κίνδυνο αποτελεί ουσιαστική εφαρμογή της αρχής της στοχευμένης εξάσκησης (Ericsson, 2006). Επιπλέον, οι ψηφιακοί προσομοιωτές μπορούν να ενσωματώσουν μεταβλητές που είναι αδύνατο να ελεγχθούν σε πραγματική άσκηση — όπως η ακριβής ταχύτητα εξάπλωσης μιας πυρκαγιάς, η κατάρρευση κτιρίου σε συγκεκριμένη χρονική στιγμή, ή η εμφάνιση δευτερεύοντος περιστατικού εν μέσω αποστολής. Σε ορισμένες χώρες, όπως η Σουηδία και η Γερμανία, χρησιμοποιούνται flashover containers — ειδικά κατασκευασμένα μεταλλικά κοντέινερ στα οποία δημιουργούνται πραγματικές συνθήκες flashover, επιτρέποντας στους εκπαιδευομένους να βιώσουν το φαινόμενο της ταχείας εξάπλωσης φωτιάς σε κλειστό χώρο υπό ελεγχόμενες συνθήκες ασφαλείας.</w:t>
-      </w:r>
-    </w:p>
-    <w:p>
-      <w:pPr>
-        <w:spacing w:after="120" w:before="240" w:line="360"/>
-        <w:jc w:val="left"/>
-      </w:pPr>
-      <w:r>
-        <w:rPr>
-          <w:rFonts w:ascii="Times New Roman" w:cs="Times New Roman" w:eastAsia="Times New Roman" w:hAnsi="Times New Roman"/>
-          <w:b/>
-          <w:bCs/>
-          <w:i w:val="false"/>
-          <w:iCs w:val="false"/>
-          <w:sz w:val="24"/>
-          <w:szCs w:val="24"/>
-        </w:rPr>
-        <w:t xml:space="preserve">4.3.4 Εξειδικευμένες ασκήσεις (ΕΜΑΚ)</w:t>
-      </w:r>
-    </w:p>
-    <w:p>
-      <w:pPr>
-        <w:spacing w:after="120" w:line="360"/>
-        <w:ind w:firstLine="720"/>
-        <w:jc w:val="both"/>
-      </w:pPr>
-      <w:r>
-        <w:rPr>
-          <w:rFonts w:ascii="Times New Roman" w:cs="Times New Roman" w:eastAsia="Times New Roman" w:hAnsi="Times New Roman"/>
-          <w:b w:val="false"/>
-          <w:bCs w:val="false"/>
-          <w:i w:val="false"/>
-          <w:iCs w:val="false"/>
-          <w:sz w:val="24"/>
-          <w:szCs w:val="24"/>
-        </w:rPr>
-        <w:t xml:space="preserve">Οι μονάδες της ΕΜΑΚ εκπαιδεύονται σε σενάρια εξαιρετικά υψηλής πολυπλοκότητας: διάσωση σε ερείπια (χρήση σκυλιών, ακουστικών ανιχνευτών, υδραυλικών γρύλων), ορεινή διάσωση (κατάβαση σε γκρεμούς, αερομεταφορά), διάσωση σε πλημμυρισμένες περιοχές (χρήση φουσκωτών σκαφών, ρεύματα νερού) και αντιμετώπιση ΧΒΡΠ περιστατικών. Η εκπαίδευση ακολουθεί τα πρότυπα INSARAG (2020) και περιλαμβάνει τακτικές ασκήσεις βαρέος τύπου (heavy team exercises) με αξιολόγηση από εξωτερικούς κριτές.</w:t>
-      </w:r>
-    </w:p>
-    <w:p>
-      <w:pPr>
-        <w:spacing w:after="200" w:before="360" w:line="360"/>
-        <w:jc w:val="left"/>
-      </w:pPr>
-      <w:r>
-        <w:rPr>
-          <w:rFonts w:ascii="Times New Roman" w:cs="Times New Roman" w:eastAsia="Times New Roman" w:hAnsi="Times New Roman"/>
-          <w:b/>
-          <w:bCs/>
-          <w:i w:val="false"/>
-          <w:iCs w:val="false"/>
           <w:sz w:val="26"/>
           <w:szCs w:val="26"/>
         </w:rPr>
-        <w:t xml:space="preserve">4.4 Σχεδιασμός, εκτέλεση και αξιολόγηση ασκήσεων</w:t>
-      </w:r>
-    </w:p>
-    <w:p>
-      <w:pPr>
-        <w:spacing w:after="120" w:line="360"/>
-        <w:ind w:firstLine="720"/>
-        <w:jc w:val="both"/>
-      </w:pPr>
-      <w:r>
-        <w:rPr>
-          <w:rFonts w:ascii="Times New Roman" w:cs="Times New Roman" w:eastAsia="Times New Roman" w:hAnsi="Times New Roman"/>
-          <w:b w:val="false"/>
-          <w:bCs w:val="false"/>
-          <w:i w:val="false"/>
-          <w:iCs w:val="false"/>
-          <w:sz w:val="24"/>
-          <w:szCs w:val="24"/>
-        </w:rPr>
-        <w:t xml:space="preserve">Η αποτελεσματικότητα μιας άσκησης δεν εξαρτάται μόνο από τη φάση εκτέλεσης, αλλά εξίσου από τις φάσεις σχεδιασμού και αξιολόγησης. Ο σχεδιασμός περιλαμβάνει: τον καθορισμό εκπαιδευτικών στόχων (τι ακριβώς θέλουμε να ελέγξουμε ή να βελτιώσουμε), τη σύνταξη ρεαλιστικού σεναρίου με σαφή χρονοδιάγραμμα, την κατανομή ρόλων (συμμετέχοντες, κριτές, ομάδα ασφαλείας) και την προετοιμασία μέσων αξιολόγησης (φύλλα παρατήρησης, βιντεοσκόπηση).</w:t>
-      </w:r>
-    </w:p>
-    <w:p>
-      <w:pPr>
-        <w:spacing w:after="120" w:line="360"/>
-        <w:ind w:firstLine="720"/>
-        <w:jc w:val="both"/>
-      </w:pPr>
-      <w:r>
-        <w:rPr>
-          <w:rFonts w:ascii="Times New Roman" w:cs="Times New Roman" w:eastAsia="Times New Roman" w:hAnsi="Times New Roman"/>
-          <w:b w:val="false"/>
-          <w:bCs w:val="false"/>
-          <w:i w:val="false"/>
-          <w:iCs w:val="false"/>
-          <w:sz w:val="24"/>
-          <w:szCs w:val="24"/>
-        </w:rPr>
-        <w:t xml:space="preserve">Η φάση ανατροφοδότησης (debriefing) μετά την ολοκλήρωση αποτελεί ίσως το πιο κρίσιμο στοιχείο. Σύμφωνα με τον Ericsson (2006), η εξάσκηση χωρίς ανατροφοδότηση δεν οδηγεί σε βελτίωση — ενδεχομένως μάλιστα παγιώνει λανθασμένες πρακτικές. Κατά το debriefing, η ομάδα αναλύει τι λειτούργησε, τι δεν λειτούργησε και γιατί — τόσο σε τεχνικό όσο και σε επικοινωνιακό/συντονιστικό επίπεδο. Η διαδικασία αυτή αντιστοιχεί στο στάδιο της «στοχαστικής παρατήρησης» του κύκλου Kolb (1984) και αποτελεί τη βάση για τη μετατροπή της εμπειρίας σε μάθηση.</w:t>
-      </w:r>
-    </w:p>
-    <w:p>
-      <w:pPr>
-        <w:spacing w:after="120" w:line="360"/>
-        <w:ind w:firstLine="720"/>
-        <w:jc w:val="both"/>
-      </w:pPr>
-      <w:r>
-        <w:rPr>
-          <w:rFonts w:ascii="Times New Roman" w:cs="Times New Roman" w:eastAsia="Times New Roman" w:hAnsi="Times New Roman"/>
-          <w:b w:val="false"/>
-          <w:bCs w:val="false"/>
-          <w:i w:val="false"/>
-          <w:iCs w:val="false"/>
-          <w:sz w:val="24"/>
-          <w:szCs w:val="24"/>
-        </w:rPr>
-        <w:t xml:space="preserve">Ο Πίνακας 3 παρουσιάζει τα χαρακτηριστικά κάθε τύπου άσκησης.</w:t>
+        <w:t xml:space="preserve">3.5 Πολυφορεακές ασκήσεις</w:t>
+      </w:r>
+    </w:p>
+    <w:p>
+      <w:pPr>
+        <w:spacing w:after="120" w:line="360"/>
+        <w:ind w:firstLine="720"/>
+        <w:jc w:val="both"/>
+      </w:pPr>
+      <w:r>
+        <w:rPr>
+          <w:rFonts w:ascii="Times New Roman" w:cs="Times New Roman" w:eastAsia="Times New Roman" w:hAnsi="Times New Roman"/>
+          <w:b w:val="false"/>
+          <w:bCs w:val="false"/>
+          <w:i w:val="false"/>
+          <w:iCs w:val="false"/>
+          <w:sz w:val="24"/>
+          <w:szCs w:val="24"/>
+        </w:rPr>
+        <w:t xml:space="preserve">Ένα αυξανόμενα σημαντικό πεδίο αφορά τις πολυφορεακές ασκήσεις — ασκήσεις στις οποίες συμμετέχουν δύο ή περισσότεροι φορείς ταυτόχρονα. Ένα τυπικό σενάριο: τρομοκρατική επίθεση σε σταθμό μετρό — κινητοποιούνται ΕΚΑΜ (αντιτρομοκρατία), αστυνομία (περιμετρική ασφάλεια, εκκένωση), ΠΣ (πυρόσβεση, απεγκλωβισμός), ΕΚΑΒ (τραυματίες), Πολιτική Προστασία (συντονισμός). Η αποτελεσματική αντιμετώπιση ενός τέτοιου σεναρίου δεν εξαρτάται μόνο από την ετοιμότητα κάθε φορέα μεμονωμένα, αλλά κυρίως από τη δυνατότητα συντονισμένης δράσης.</w:t>
+      </w:r>
+    </w:p>
+    <w:p>
+      <w:pPr>
+        <w:spacing w:after="120" w:line="360"/>
+        <w:ind w:firstLine="720"/>
+        <w:jc w:val="both"/>
+      </w:pPr>
+      <w:r>
+        <w:rPr>
+          <w:rFonts w:ascii="Times New Roman" w:cs="Times New Roman" w:eastAsia="Times New Roman" w:hAnsi="Times New Roman"/>
+          <w:b w:val="false"/>
+          <w:bCs w:val="false"/>
+          <w:i w:val="false"/>
+          <w:iCs w:val="false"/>
+          <w:sz w:val="24"/>
+          <w:szCs w:val="24"/>
+        </w:rPr>
+        <w:t xml:space="preserve">Οι πολυφορεακές ασκήσεις αντιμετωπίζουν μοναδικές προκλήσεις: διαφορετικά πρωτόκολλα επικοινωνίας μεταξύ φορέων, διαφορετική ορολογία, ασάφεια ρόλων στη ζώνη αλληλοκάλυψης αρμοδιοτήτων, και ελλιπής αλληλογνωριμία μεταξύ του προσωπικού διαφορετικών υπηρεσιών. Μέσω κοινών ασκήσεων, αυτά τα κενά εντοπίζονται και αντιμετωπίζονται: θεσπίζονται κοινά πρωτόκολλα, εξοικειώνεται το προσωπικό με τη λογική λειτουργίας των άλλων υπηρεσιών, και δημιουργούνται σχέσεις εμπιστοσύνης μεταξύ στελεχών.</w:t>
+      </w:r>
+    </w:p>
+    <w:p>
+      <w:pPr>
+        <w:spacing w:after="120" w:line="360"/>
+        <w:ind w:firstLine="720"/>
+        <w:jc w:val="both"/>
+      </w:pPr>
+      <w:r>
+        <w:rPr>
+          <w:rFonts w:ascii="Times New Roman" w:cs="Times New Roman" w:eastAsia="Times New Roman" w:hAnsi="Times New Roman"/>
+          <w:b w:val="false"/>
+          <w:bCs w:val="false"/>
+          <w:i w:val="false"/>
+          <w:iCs w:val="false"/>
+          <w:sz w:val="24"/>
+          <w:szCs w:val="24"/>
+        </w:rPr>
+        <w:t xml:space="preserve">Ο Πίνακας 3 συγκρίνει τους τύπους ασκήσεων σε κάθε σώμα.</w:t>
       </w:r>
     </w:p>
     <w:p>
@@ -3861,7 +4047,7 @@
           <w:sz w:val="22"/>
           <w:szCs w:val="22"/>
         </w:rPr>
-        <w:t xml:space="preserve">Πίνακας 3: Σύγκριση τύπων ασκήσεων στο Πυροσβεστικό Σώμα</w:t>
+        <w:t xml:space="preserve">Πίνακας 3: Τύποι ασκήσεων ανά σώμα ασφαλείας</w:t>
       </w:r>
     </w:p>
     <w:tbl>
@@ -3928,7 +4114,7 @@
                 <w:sz w:val="20"/>
                 <w:szCs w:val="20"/>
               </w:rPr>
-              <w:t xml:space="preserve">Περιβάλλον</w:t>
+              <w:t xml:space="preserve">Ένοπλες Δυνάμεις</w:t>
             </w:r>
           </w:p>
         </w:tc>
@@ -3952,7 +4138,7 @@
                 <w:sz w:val="20"/>
                 <w:szCs w:val="20"/>
               </w:rPr>
-              <w:t xml:space="preserve">Κόστος</w:t>
+              <w:t xml:space="preserve">ΕΛ.ΑΣ.</w:t>
             </w:r>
           </w:p>
         </w:tc>
@@ -3976,7 +4162,7 @@
                 <w:sz w:val="20"/>
                 <w:szCs w:val="20"/>
               </w:rPr>
-              <w:t xml:space="preserve">Ρεαλιστικότητα</w:t>
+              <w:t xml:space="preserve">Τροχαία</w:t>
             </w:r>
           </w:p>
         </w:tc>
@@ -4000,7 +4186,7 @@
                 <w:sz w:val="20"/>
                 <w:szCs w:val="20"/>
               </w:rPr>
-              <w:t xml:space="preserve">Κύριος στόχος</w:t>
+              <w:t xml:space="preserve">ΠΣ</w:t>
             </w:r>
           </w:p>
         </w:tc>
@@ -4025,99 +4211,99 @@
                 <w:sz w:val="20"/>
                 <w:szCs w:val="20"/>
               </w:rPr>
-              <w:t xml:space="preserve">Επί χάρτου</w:t>
-            </w:r>
-          </w:p>
-        </w:tc>
-        <w:tc>
-          <w:tcPr>
-            <w:tcW w:type="pct" w:w="20%"/>
-          </w:tcPr>
-          <w:p>
-            <w:pPr>
-              <w:spacing w:after="40" w:before="40"/>
-              <w:jc w:val="left"/>
-            </w:pPr>
-            <w:r>
-              <w:rPr>
-                <w:rFonts w:ascii="Times New Roman" w:cs="Times New Roman" w:eastAsia="Times New Roman" w:hAnsi="Times New Roman"/>
-                <w:b w:val="false"/>
-                <w:bCs w:val="false"/>
-                <w:i w:val="false"/>
-                <w:iCs w:val="false"/>
-                <w:sz w:val="20"/>
-                <w:szCs w:val="20"/>
-              </w:rPr>
-              <w:t xml:space="preserve">Αίθουσα</w:t>
-            </w:r>
-          </w:p>
-        </w:tc>
-        <w:tc>
-          <w:tcPr>
-            <w:tcW w:type="pct" w:w="20%"/>
-          </w:tcPr>
-          <w:p>
-            <w:pPr>
-              <w:spacing w:after="40" w:before="40"/>
-              <w:jc w:val="left"/>
-            </w:pPr>
-            <w:r>
-              <w:rPr>
-                <w:rFonts w:ascii="Times New Roman" w:cs="Times New Roman" w:eastAsia="Times New Roman" w:hAnsi="Times New Roman"/>
-                <w:b w:val="false"/>
-                <w:bCs w:val="false"/>
-                <w:i w:val="false"/>
-                <w:iCs w:val="false"/>
-                <w:sz w:val="20"/>
-                <w:szCs w:val="20"/>
-              </w:rPr>
-              <w:t xml:space="preserve">Χαμηλό</w:t>
-            </w:r>
-          </w:p>
-        </w:tc>
-        <w:tc>
-          <w:tcPr>
-            <w:tcW w:type="pct" w:w="20%"/>
-          </w:tcPr>
-          <w:p>
-            <w:pPr>
-              <w:spacing w:after="40" w:before="40"/>
-              <w:jc w:val="left"/>
-            </w:pPr>
-            <w:r>
-              <w:rPr>
-                <w:rFonts w:ascii="Times New Roman" w:cs="Times New Roman" w:eastAsia="Times New Roman" w:hAnsi="Times New Roman"/>
-                <w:b w:val="false"/>
-                <w:bCs w:val="false"/>
-                <w:i w:val="false"/>
-                <w:iCs w:val="false"/>
-                <w:sz w:val="20"/>
-                <w:szCs w:val="20"/>
-              </w:rPr>
-              <w:t xml:space="preserve">Χαμηλή</w:t>
-            </w:r>
-          </w:p>
-        </w:tc>
-        <w:tc>
-          <w:tcPr>
-            <w:tcW w:type="pct" w:w="20%"/>
-          </w:tcPr>
-          <w:p>
-            <w:pPr>
-              <w:spacing w:after="40" w:before="40"/>
-              <w:jc w:val="left"/>
-            </w:pPr>
-            <w:r>
-              <w:rPr>
-                <w:rFonts w:ascii="Times New Roman" w:cs="Times New Roman" w:eastAsia="Times New Roman" w:hAnsi="Times New Roman"/>
-                <w:b w:val="false"/>
-                <w:bCs w:val="false"/>
-                <w:i w:val="false"/>
-                <w:iCs w:val="false"/>
-                <w:sz w:val="20"/>
-                <w:szCs w:val="20"/>
-              </w:rPr>
-              <w:t xml:space="preserve">Στρατηγική σκέψη, συντονισμός</w:t>
+              <w:t xml:space="preserve">Επί χάρτου / CPX</w:t>
+            </w:r>
+          </w:p>
+        </w:tc>
+        <w:tc>
+          <w:tcPr>
+            <w:tcW w:type="pct" w:w="20%"/>
+          </w:tcPr>
+          <w:p>
+            <w:pPr>
+              <w:spacing w:after="40" w:before="40"/>
+              <w:jc w:val="left"/>
+            </w:pPr>
+            <w:r>
+              <w:rPr>
+                <w:rFonts w:ascii="Times New Roman" w:cs="Times New Roman" w:eastAsia="Times New Roman" w:hAnsi="Times New Roman"/>
+                <w:b w:val="false"/>
+                <w:bCs w:val="false"/>
+                <w:i w:val="false"/>
+                <w:iCs w:val="false"/>
+                <w:sz w:val="20"/>
+                <w:szCs w:val="20"/>
+              </w:rPr>
+              <w:t xml:space="preserve">Επιτελικές ασκήσεις NATO</w:t>
+            </w:r>
+          </w:p>
+        </w:tc>
+        <w:tc>
+          <w:tcPr>
+            <w:tcW w:type="pct" w:w="20%"/>
+          </w:tcPr>
+          <w:p>
+            <w:pPr>
+              <w:spacing w:after="40" w:before="40"/>
+              <w:jc w:val="left"/>
+            </w:pPr>
+            <w:r>
+              <w:rPr>
+                <w:rFonts w:ascii="Times New Roman" w:cs="Times New Roman" w:eastAsia="Times New Roman" w:hAnsi="Times New Roman"/>
+                <w:b w:val="false"/>
+                <w:bCs w:val="false"/>
+                <w:i w:val="false"/>
+                <w:iCs w:val="false"/>
+                <w:sz w:val="20"/>
+                <w:szCs w:val="20"/>
+              </w:rPr>
+              <w:t xml:space="preserve">Σενάρια ομηρίας, τρομοκρατίας</w:t>
+            </w:r>
+          </w:p>
+        </w:tc>
+        <w:tc>
+          <w:tcPr>
+            <w:tcW w:type="pct" w:w="20%"/>
+          </w:tcPr>
+          <w:p>
+            <w:pPr>
+              <w:spacing w:after="40" w:before="40"/>
+              <w:jc w:val="left"/>
+            </w:pPr>
+            <w:r>
+              <w:rPr>
+                <w:rFonts w:ascii="Times New Roman" w:cs="Times New Roman" w:eastAsia="Times New Roman" w:hAnsi="Times New Roman"/>
+                <w:b w:val="false"/>
+                <w:bCs w:val="false"/>
+                <w:i w:val="false"/>
+                <w:iCs w:val="false"/>
+                <w:sz w:val="20"/>
+                <w:szCs w:val="20"/>
+              </w:rPr>
+              <w:t xml:space="preserve">Σχεδιασμός ρυθμίσεων</w:t>
+            </w:r>
+          </w:p>
+        </w:tc>
+        <w:tc>
+          <w:tcPr>
+            <w:tcW w:type="pct" w:w="20%"/>
+          </w:tcPr>
+          <w:p>
+            <w:pPr>
+              <w:spacing w:after="40" w:before="40"/>
+              <w:jc w:val="left"/>
+            </w:pPr>
+            <w:r>
+              <w:rPr>
+                <w:rFonts w:ascii="Times New Roman" w:cs="Times New Roman" w:eastAsia="Times New Roman" w:hAnsi="Times New Roman"/>
+                <w:b w:val="false"/>
+                <w:bCs w:val="false"/>
+                <w:i w:val="false"/>
+                <w:iCs w:val="false"/>
+                <w:sz w:val="20"/>
+                <w:szCs w:val="20"/>
+              </w:rPr>
+              <w:t xml:space="preserve">Σχεδιασμός πυρόσβεσης</w:t>
             </w:r>
           </w:p>
         </w:tc>
@@ -4142,99 +4328,99 @@
                 <w:sz w:val="20"/>
                 <w:szCs w:val="20"/>
               </w:rPr>
-              <w:t xml:space="preserve">Πεδίου</w:t>
-            </w:r>
-          </w:p>
-        </w:tc>
-        <w:tc>
-          <w:tcPr>
-            <w:tcW w:type="pct" w:w="20%"/>
-          </w:tcPr>
-          <w:p>
-            <w:pPr>
-              <w:spacing w:after="40" w:before="40"/>
-              <w:jc w:val="left"/>
-            </w:pPr>
-            <w:r>
-              <w:rPr>
-                <w:rFonts w:ascii="Times New Roman" w:cs="Times New Roman" w:eastAsia="Times New Roman" w:hAnsi="Times New Roman"/>
-                <w:b w:val="false"/>
-                <w:bCs w:val="false"/>
-                <w:i w:val="false"/>
-                <w:iCs w:val="false"/>
-                <w:sz w:val="20"/>
-                <w:szCs w:val="20"/>
-              </w:rPr>
-              <w:t xml:space="preserve">Πραγματικό/μορφοποιημένο</w:t>
-            </w:r>
-          </w:p>
-        </w:tc>
-        <w:tc>
-          <w:tcPr>
-            <w:tcW w:type="pct" w:w="20%"/>
-          </w:tcPr>
-          <w:p>
-            <w:pPr>
-              <w:spacing w:after="40" w:before="40"/>
-              <w:jc w:val="left"/>
-            </w:pPr>
-            <w:r>
-              <w:rPr>
-                <w:rFonts w:ascii="Times New Roman" w:cs="Times New Roman" w:eastAsia="Times New Roman" w:hAnsi="Times New Roman"/>
-                <w:b w:val="false"/>
-                <w:bCs w:val="false"/>
-                <w:i w:val="false"/>
-                <w:iCs w:val="false"/>
-                <w:sz w:val="20"/>
-                <w:szCs w:val="20"/>
-              </w:rPr>
-              <w:t xml:space="preserve">Υψηλό</w:t>
-            </w:r>
-          </w:p>
-        </w:tc>
-        <w:tc>
-          <w:tcPr>
-            <w:tcW w:type="pct" w:w="20%"/>
-          </w:tcPr>
-          <w:p>
-            <w:pPr>
-              <w:spacing w:after="40" w:before="40"/>
-              <w:jc w:val="left"/>
-            </w:pPr>
-            <w:r>
-              <w:rPr>
-                <w:rFonts w:ascii="Times New Roman" w:cs="Times New Roman" w:eastAsia="Times New Roman" w:hAnsi="Times New Roman"/>
-                <w:b w:val="false"/>
-                <w:bCs w:val="false"/>
-                <w:i w:val="false"/>
-                <w:iCs w:val="false"/>
-                <w:sz w:val="20"/>
-                <w:szCs w:val="20"/>
-              </w:rPr>
-              <w:t xml:space="preserve">Υψηλή</w:t>
-            </w:r>
-          </w:p>
-        </w:tc>
-        <w:tc>
-          <w:tcPr>
-            <w:tcW w:type="pct" w:w="20%"/>
-          </w:tcPr>
-          <w:p>
-            <w:pPr>
-              <w:spacing w:after="40" w:before="40"/>
-              <w:jc w:val="left"/>
-            </w:pPr>
-            <w:r>
-              <w:rPr>
-                <w:rFonts w:ascii="Times New Roman" w:cs="Times New Roman" w:eastAsia="Times New Roman" w:hAnsi="Times New Roman"/>
-                <w:b w:val="false"/>
-                <w:bCs w:val="false"/>
-                <w:i w:val="false"/>
-                <w:iCs w:val="false"/>
-                <w:sz w:val="20"/>
-                <w:szCs w:val="20"/>
-              </w:rPr>
-              <w:t xml:space="preserve">Τεχνική εξάσκηση, ομαδικότητα</w:t>
+              <w:t xml:space="preserve">Πεδίου / FTX</w:t>
+            </w:r>
+          </w:p>
+        </w:tc>
+        <w:tc>
+          <w:tcPr>
+            <w:tcW w:type="pct" w:w="20%"/>
+          </w:tcPr>
+          <w:p>
+            <w:pPr>
+              <w:spacing w:after="40" w:before="40"/>
+              <w:jc w:val="left"/>
+            </w:pPr>
+            <w:r>
+              <w:rPr>
+                <w:rFonts w:ascii="Times New Roman" w:cs="Times New Roman" w:eastAsia="Times New Roman" w:hAnsi="Times New Roman"/>
+                <w:b w:val="false"/>
+                <w:bCs w:val="false"/>
+                <w:i w:val="false"/>
+                <w:iCs w:val="false"/>
+                <w:sz w:val="20"/>
+                <w:szCs w:val="20"/>
+              </w:rPr>
+              <w:t xml:space="preserve">Τακτικές ασκήσεις μάχης</w:t>
+            </w:r>
+          </w:p>
+        </w:tc>
+        <w:tc>
+          <w:tcPr>
+            <w:tcW w:type="pct" w:w="20%"/>
+          </w:tcPr>
+          <w:p>
+            <w:pPr>
+              <w:spacing w:after="40" w:before="40"/>
+              <w:jc w:val="left"/>
+            </w:pPr>
+            <w:r>
+              <w:rPr>
+                <w:rFonts w:ascii="Times New Roman" w:cs="Times New Roman" w:eastAsia="Times New Roman" w:hAnsi="Times New Roman"/>
+                <w:b w:val="false"/>
+                <w:bCs w:val="false"/>
+                <w:i w:val="false"/>
+                <w:iCs w:val="false"/>
+                <w:sz w:val="20"/>
+                <w:szCs w:val="20"/>
+              </w:rPr>
+              <w:t xml:space="preserve">CQB, ΜΑΤ σχηματισμοί</w:t>
+            </w:r>
+          </w:p>
+        </w:tc>
+        <w:tc>
+          <w:tcPr>
+            <w:tcW w:type="pct" w:w="20%"/>
+          </w:tcPr>
+          <w:p>
+            <w:pPr>
+              <w:spacing w:after="40" w:before="40"/>
+              <w:jc w:val="left"/>
+            </w:pPr>
+            <w:r>
+              <w:rPr>
+                <w:rFonts w:ascii="Times New Roman" w:cs="Times New Roman" w:eastAsia="Times New Roman" w:hAnsi="Times New Roman"/>
+                <w:b w:val="false"/>
+                <w:bCs w:val="false"/>
+                <w:i w:val="false"/>
+                <w:iCs w:val="false"/>
+                <w:sz w:val="20"/>
+                <w:szCs w:val="20"/>
+              </w:rPr>
+              <w:t xml:space="preserve">Σενάρια ατυχημάτων</w:t>
+            </w:r>
+          </w:p>
+        </w:tc>
+        <w:tc>
+          <w:tcPr>
+            <w:tcW w:type="pct" w:w="20%"/>
+          </w:tcPr>
+          <w:p>
+            <w:pPr>
+              <w:spacing w:after="40" w:before="40"/>
+              <w:jc w:val="left"/>
+            </w:pPr>
+            <w:r>
+              <w:rPr>
+                <w:rFonts w:ascii="Times New Roman" w:cs="Times New Roman" w:eastAsia="Times New Roman" w:hAnsi="Times New Roman"/>
+                <w:b w:val="false"/>
+                <w:bCs w:val="false"/>
+                <w:i w:val="false"/>
+                <w:iCs w:val="false"/>
+                <w:sz w:val="20"/>
+                <w:szCs w:val="20"/>
+              </w:rPr>
+              <w:t xml:space="preserve">Κατάσβεση, διάσωση</w:t>
             </w:r>
           </w:p>
         </w:tc>
@@ -4259,99 +4445,99 @@
                 <w:sz w:val="20"/>
                 <w:szCs w:val="20"/>
               </w:rPr>
-              <w:t xml:space="preserve">Προσομοίωσης</w:t>
-            </w:r>
-          </w:p>
-        </w:tc>
-        <w:tc>
-          <w:tcPr>
-            <w:tcW w:type="pct" w:w="20%"/>
-          </w:tcPr>
-          <w:p>
-            <w:pPr>
-              <w:spacing w:after="40" w:before="40"/>
-              <w:jc w:val="left"/>
-            </w:pPr>
-            <w:r>
-              <w:rPr>
-                <w:rFonts w:ascii="Times New Roman" w:cs="Times New Roman" w:eastAsia="Times New Roman" w:hAnsi="Times New Roman"/>
-                <w:b w:val="false"/>
-                <w:bCs w:val="false"/>
-                <w:i w:val="false"/>
-                <w:iCs w:val="false"/>
-                <w:sz w:val="20"/>
-                <w:szCs w:val="20"/>
-              </w:rPr>
-              <w:t xml:space="preserve">Εικονικό (VR/προσομοιωτής)</w:t>
-            </w:r>
-          </w:p>
-        </w:tc>
-        <w:tc>
-          <w:tcPr>
-            <w:tcW w:type="pct" w:w="20%"/>
-          </w:tcPr>
-          <w:p>
-            <w:pPr>
-              <w:spacing w:after="40" w:before="40"/>
-              <w:jc w:val="left"/>
-            </w:pPr>
-            <w:r>
-              <w:rPr>
-                <w:rFonts w:ascii="Times New Roman" w:cs="Times New Roman" w:eastAsia="Times New Roman" w:hAnsi="Times New Roman"/>
-                <w:b w:val="false"/>
-                <w:bCs w:val="false"/>
-                <w:i w:val="false"/>
-                <w:iCs w:val="false"/>
-                <w:sz w:val="20"/>
-                <w:szCs w:val="20"/>
-              </w:rPr>
-              <w:t xml:space="preserve">Μέτριο</w:t>
-            </w:r>
-          </w:p>
-        </w:tc>
-        <w:tc>
-          <w:tcPr>
-            <w:tcW w:type="pct" w:w="20%"/>
-          </w:tcPr>
-          <w:p>
-            <w:pPr>
-              <w:spacing w:after="40" w:before="40"/>
-              <w:jc w:val="left"/>
-            </w:pPr>
-            <w:r>
-              <w:rPr>
-                <w:rFonts w:ascii="Times New Roman" w:cs="Times New Roman" w:eastAsia="Times New Roman" w:hAnsi="Times New Roman"/>
-                <w:b w:val="false"/>
-                <w:bCs w:val="false"/>
-                <w:i w:val="false"/>
-                <w:iCs w:val="false"/>
-                <w:sz w:val="20"/>
-                <w:szCs w:val="20"/>
-              </w:rPr>
-              <w:t xml:space="preserve">Μέτρια-Υψηλή</w:t>
-            </w:r>
-          </w:p>
-        </w:tc>
-        <w:tc>
-          <w:tcPr>
-            <w:tcW w:type="pct" w:w="20%"/>
-          </w:tcPr>
-          <w:p>
-            <w:pPr>
-              <w:spacing w:after="40" w:before="40"/>
-              <w:jc w:val="left"/>
-            </w:pPr>
-            <w:r>
-              <w:rPr>
-                <w:rFonts w:ascii="Times New Roman" w:cs="Times New Roman" w:eastAsia="Times New Roman" w:hAnsi="Times New Roman"/>
-                <w:b w:val="false"/>
-                <w:bCs w:val="false"/>
-                <w:i w:val="false"/>
-                <w:iCs w:val="false"/>
-                <w:sz w:val="20"/>
-                <w:szCs w:val="20"/>
-              </w:rPr>
-              <w:t xml:space="preserve">Λήψη αποφάσεων, εξοικείωση</w:t>
+              <w:t xml:space="preserve">Ζωντανών πυρών</w:t>
+            </w:r>
+          </w:p>
+        </w:tc>
+        <w:tc>
+          <w:tcPr>
+            <w:tcW w:type="pct" w:w="20%"/>
+          </w:tcPr>
+          <w:p>
+            <w:pPr>
+              <w:spacing w:after="40" w:before="40"/>
+              <w:jc w:val="left"/>
+            </w:pPr>
+            <w:r>
+              <w:rPr>
+                <w:rFonts w:ascii="Times New Roman" w:cs="Times New Roman" w:eastAsia="Times New Roman" w:hAnsi="Times New Roman"/>
+                <w:b w:val="false"/>
+                <w:bCs w:val="false"/>
+                <w:i w:val="false"/>
+                <w:iCs w:val="false"/>
+                <w:sz w:val="20"/>
+                <w:szCs w:val="20"/>
+              </w:rPr>
+              <w:t xml:space="preserve">LIVEX, βολές</w:t>
+            </w:r>
+          </w:p>
+        </w:tc>
+        <w:tc>
+          <w:tcPr>
+            <w:tcW w:type="pct" w:w="20%"/>
+          </w:tcPr>
+          <w:p>
+            <w:pPr>
+              <w:spacing w:after="40" w:before="40"/>
+              <w:jc w:val="left"/>
+            </w:pPr>
+            <w:r>
+              <w:rPr>
+                <w:rFonts w:ascii="Times New Roman" w:cs="Times New Roman" w:eastAsia="Times New Roman" w:hAnsi="Times New Roman"/>
+                <w:b w:val="false"/>
+                <w:bCs w:val="false"/>
+                <w:i w:val="false"/>
+                <w:iCs w:val="false"/>
+                <w:sz w:val="20"/>
+                <w:szCs w:val="20"/>
+              </w:rPr>
+              <w:t xml:space="preserve">Σκοποβολή υπό πίεση</w:t>
+            </w:r>
+          </w:p>
+        </w:tc>
+        <w:tc>
+          <w:tcPr>
+            <w:tcW w:type="pct" w:w="20%"/>
+          </w:tcPr>
+          <w:p>
+            <w:pPr>
+              <w:spacing w:after="40" w:before="40"/>
+              <w:jc w:val="left"/>
+            </w:pPr>
+            <w:r>
+              <w:rPr>
+                <w:rFonts w:ascii="Times New Roman" w:cs="Times New Roman" w:eastAsia="Times New Roman" w:hAnsi="Times New Roman"/>
+                <w:b w:val="false"/>
+                <w:bCs w:val="false"/>
+                <w:i w:val="false"/>
+                <w:iCs w:val="false"/>
+                <w:sz w:val="20"/>
+                <w:szCs w:val="20"/>
+              </w:rPr>
+              <w:t xml:space="preserve">—</w:t>
+            </w:r>
+          </w:p>
+        </w:tc>
+        <w:tc>
+          <w:tcPr>
+            <w:tcW w:type="pct" w:w="20%"/>
+          </w:tcPr>
+          <w:p>
+            <w:pPr>
+              <w:spacing w:after="40" w:before="40"/>
+              <w:jc w:val="left"/>
+            </w:pPr>
+            <w:r>
+              <w:rPr>
+                <w:rFonts w:ascii="Times New Roman" w:cs="Times New Roman" w:eastAsia="Times New Roman" w:hAnsi="Times New Roman"/>
+                <w:b w:val="false"/>
+                <w:bCs w:val="false"/>
+                <w:i w:val="false"/>
+                <w:iCs w:val="false"/>
+                <w:sz w:val="20"/>
+                <w:szCs w:val="20"/>
+              </w:rPr>
+              <w:t xml:space="preserve">Flashover containers</w:t>
             </w:r>
           </w:p>
         </w:tc>
@@ -4376,99 +4562,333 @@
                 <w:sz w:val="20"/>
                 <w:szCs w:val="20"/>
               </w:rPr>
-              <w:t xml:space="preserve">Εξειδικευμένη (ΕΜΑΚ)</w:t>
-            </w:r>
-          </w:p>
-        </w:tc>
-        <w:tc>
-          <w:tcPr>
-            <w:tcW w:type="pct" w:w="20%"/>
-          </w:tcPr>
-          <w:p>
-            <w:pPr>
-              <w:spacing w:after="40" w:before="40"/>
-              <w:jc w:val="left"/>
-            </w:pPr>
-            <w:r>
-              <w:rPr>
-                <w:rFonts w:ascii="Times New Roman" w:cs="Times New Roman" w:eastAsia="Times New Roman" w:hAnsi="Times New Roman"/>
-                <w:b w:val="false"/>
-                <w:bCs w:val="false"/>
-                <w:i w:val="false"/>
-                <w:iCs w:val="false"/>
-                <w:sz w:val="20"/>
-                <w:szCs w:val="20"/>
-              </w:rPr>
-              <w:t xml:space="preserve">Ειδικές εγκαταστάσεις</w:t>
-            </w:r>
-          </w:p>
-        </w:tc>
-        <w:tc>
-          <w:tcPr>
-            <w:tcW w:type="pct" w:w="20%"/>
-          </w:tcPr>
-          <w:p>
-            <w:pPr>
-              <w:spacing w:after="40" w:before="40"/>
-              <w:jc w:val="left"/>
-            </w:pPr>
-            <w:r>
-              <w:rPr>
-                <w:rFonts w:ascii="Times New Roman" w:cs="Times New Roman" w:eastAsia="Times New Roman" w:hAnsi="Times New Roman"/>
-                <w:b w:val="false"/>
-                <w:bCs w:val="false"/>
-                <w:i w:val="false"/>
-                <w:iCs w:val="false"/>
-                <w:sz w:val="20"/>
-                <w:szCs w:val="20"/>
-              </w:rPr>
-              <w:t xml:space="preserve">Πολύ υψηλό</w:t>
-            </w:r>
-          </w:p>
-        </w:tc>
-        <w:tc>
-          <w:tcPr>
-            <w:tcW w:type="pct" w:w="20%"/>
-          </w:tcPr>
-          <w:p>
-            <w:pPr>
-              <w:spacing w:after="40" w:before="40"/>
-              <w:jc w:val="left"/>
-            </w:pPr>
-            <w:r>
-              <w:rPr>
-                <w:rFonts w:ascii="Times New Roman" w:cs="Times New Roman" w:eastAsia="Times New Roman" w:hAnsi="Times New Roman"/>
-                <w:b w:val="false"/>
-                <w:bCs w:val="false"/>
-                <w:i w:val="false"/>
-                <w:iCs w:val="false"/>
-                <w:sz w:val="20"/>
-                <w:szCs w:val="20"/>
-              </w:rPr>
-              <w:t xml:space="preserve">Πολύ υψηλή</w:t>
-            </w:r>
-          </w:p>
-        </w:tc>
-        <w:tc>
-          <w:tcPr>
-            <w:tcW w:type="pct" w:w="20%"/>
-          </w:tcPr>
-          <w:p>
-            <w:pPr>
-              <w:spacing w:after="40" w:before="40"/>
-              <w:jc w:val="left"/>
-            </w:pPr>
-            <w:r>
-              <w:rPr>
-                <w:rFonts w:ascii="Times New Roman" w:cs="Times New Roman" w:eastAsia="Times New Roman" w:hAnsi="Times New Roman"/>
-                <w:b w:val="false"/>
-                <w:bCs w:val="false"/>
-                <w:i w:val="false"/>
-                <w:iCs w:val="false"/>
-                <w:sz w:val="20"/>
-                <w:szCs w:val="20"/>
-              </w:rPr>
-              <w:t xml:space="preserve">Εξειδικευμένες δεξιότητες USAR</w:t>
+              <w:t xml:space="preserve">Προσομοίωσης</w:t>
+            </w:r>
+          </w:p>
+        </w:tc>
+        <w:tc>
+          <w:tcPr>
+            <w:tcW w:type="pct" w:w="20%"/>
+          </w:tcPr>
+          <w:p>
+            <w:pPr>
+              <w:spacing w:after="40" w:before="40"/>
+              <w:jc w:val="left"/>
+            </w:pPr>
+            <w:r>
+              <w:rPr>
+                <w:rFonts w:ascii="Times New Roman" w:cs="Times New Roman" w:eastAsia="Times New Roman" w:hAnsi="Times New Roman"/>
+                <w:b w:val="false"/>
+                <w:bCs w:val="false"/>
+                <w:i w:val="false"/>
+                <w:iCs w:val="false"/>
+                <w:sz w:val="20"/>
+                <w:szCs w:val="20"/>
+              </w:rPr>
+              <w:t xml:space="preserve">War games, VBS</w:t>
+            </w:r>
+          </w:p>
+        </w:tc>
+        <w:tc>
+          <w:tcPr>
+            <w:tcW w:type="pct" w:w="20%"/>
+          </w:tcPr>
+          <w:p>
+            <w:pPr>
+              <w:spacing w:after="40" w:before="40"/>
+              <w:jc w:val="left"/>
+            </w:pPr>
+            <w:r>
+              <w:rPr>
+                <w:rFonts w:ascii="Times New Roman" w:cs="Times New Roman" w:eastAsia="Times New Roman" w:hAnsi="Times New Roman"/>
+                <w:b w:val="false"/>
+                <w:bCs w:val="false"/>
+                <w:i w:val="false"/>
+                <w:iCs w:val="false"/>
+                <w:sz w:val="20"/>
+                <w:szCs w:val="20"/>
+              </w:rPr>
+              <w:t xml:space="preserve">Σκοποβολή laser, VR</w:t>
+            </w:r>
+          </w:p>
+        </w:tc>
+        <w:tc>
+          <w:tcPr>
+            <w:tcW w:type="pct" w:w="20%"/>
+          </w:tcPr>
+          <w:p>
+            <w:pPr>
+              <w:spacing w:after="40" w:before="40"/>
+              <w:jc w:val="left"/>
+            </w:pPr>
+            <w:r>
+              <w:rPr>
+                <w:rFonts w:ascii="Times New Roman" w:cs="Times New Roman" w:eastAsia="Times New Roman" w:hAnsi="Times New Roman"/>
+                <w:b w:val="false"/>
+                <w:bCs w:val="false"/>
+                <w:i w:val="false"/>
+                <w:iCs w:val="false"/>
+                <w:sz w:val="20"/>
+                <w:szCs w:val="20"/>
+              </w:rPr>
+              <w:t xml:space="preserve">Εκπαιδευτικά βίντεο</w:t>
+            </w:r>
+          </w:p>
+        </w:tc>
+        <w:tc>
+          <w:tcPr>
+            <w:tcW w:type="pct" w:w="20%"/>
+          </w:tcPr>
+          <w:p>
+            <w:pPr>
+              <w:spacing w:after="40" w:before="40"/>
+              <w:jc w:val="left"/>
+            </w:pPr>
+            <w:r>
+              <w:rPr>
+                <w:rFonts w:ascii="Times New Roman" w:cs="Times New Roman" w:eastAsia="Times New Roman" w:hAnsi="Times New Roman"/>
+                <w:b w:val="false"/>
+                <w:bCs w:val="false"/>
+                <w:i w:val="false"/>
+                <w:iCs w:val="false"/>
+                <w:sz w:val="20"/>
+                <w:szCs w:val="20"/>
+              </w:rPr>
+              <w:t xml:space="preserve">VR, προσομοιωτές</w:t>
+            </w:r>
+          </w:p>
+        </w:tc>
+      </w:tr>
+      <w:tr>
+        <w:tc>
+          <w:tcPr>
+            <w:tcW w:type="pct" w:w="20%"/>
+          </w:tcPr>
+          <w:p>
+            <w:pPr>
+              <w:spacing w:after="40" w:before="40"/>
+              <w:jc w:val="left"/>
+            </w:pPr>
+            <w:r>
+              <w:rPr>
+                <w:rFonts w:ascii="Times New Roman" w:cs="Times New Roman" w:eastAsia="Times New Roman" w:hAnsi="Times New Roman"/>
+                <w:b w:val="false"/>
+                <w:bCs w:val="false"/>
+                <w:i w:val="false"/>
+                <w:iCs w:val="false"/>
+                <w:sz w:val="20"/>
+                <w:szCs w:val="20"/>
+              </w:rPr>
+              <w:t xml:space="preserve">Πολυφορεακές</w:t>
+            </w:r>
+          </w:p>
+        </w:tc>
+        <w:tc>
+          <w:tcPr>
+            <w:tcW w:type="pct" w:w="20%"/>
+          </w:tcPr>
+          <w:p>
+            <w:pPr>
+              <w:spacing w:after="40" w:before="40"/>
+              <w:jc w:val="left"/>
+            </w:pPr>
+            <w:r>
+              <w:rPr>
+                <w:rFonts w:ascii="Times New Roman" w:cs="Times New Roman" w:eastAsia="Times New Roman" w:hAnsi="Times New Roman"/>
+                <w:b w:val="false"/>
+                <w:bCs w:val="false"/>
+                <w:i w:val="false"/>
+                <w:iCs w:val="false"/>
+                <w:sz w:val="20"/>
+                <w:szCs w:val="20"/>
+              </w:rPr>
+              <w:t xml:space="preserve">NATO exercises</w:t>
+            </w:r>
+          </w:p>
+        </w:tc>
+        <w:tc>
+          <w:tcPr>
+            <w:tcW w:type="pct" w:w="20%"/>
+          </w:tcPr>
+          <w:p>
+            <w:pPr>
+              <w:spacing w:after="40" w:before="40"/>
+              <w:jc w:val="left"/>
+            </w:pPr>
+            <w:r>
+              <w:rPr>
+                <w:rFonts w:ascii="Times New Roman" w:cs="Times New Roman" w:eastAsia="Times New Roman" w:hAnsi="Times New Roman"/>
+                <w:b w:val="false"/>
+                <w:bCs w:val="false"/>
+                <w:i w:val="false"/>
+                <w:iCs w:val="false"/>
+                <w:sz w:val="20"/>
+                <w:szCs w:val="20"/>
+              </w:rPr>
+              <w:t xml:space="preserve">Τρομοκρατία (με ΠΣ, ΕΚΑΒ)</w:t>
+            </w:r>
+          </w:p>
+        </w:tc>
+        <w:tc>
+          <w:tcPr>
+            <w:tcW w:type="pct" w:w="20%"/>
+          </w:tcPr>
+          <w:p>
+            <w:pPr>
+              <w:spacing w:after="40" w:before="40"/>
+              <w:jc w:val="left"/>
+            </w:pPr>
+            <w:r>
+              <w:rPr>
+                <w:rFonts w:ascii="Times New Roman" w:cs="Times New Roman" w:eastAsia="Times New Roman" w:hAnsi="Times New Roman"/>
+                <w:b w:val="false"/>
+                <w:bCs w:val="false"/>
+                <w:i w:val="false"/>
+                <w:iCs w:val="false"/>
+                <w:sz w:val="20"/>
+                <w:szCs w:val="20"/>
+              </w:rPr>
+              <w:t xml:space="preserve">Ατυχήματα (με ΠΣ, ΕΚΑΒ)</w:t>
+            </w:r>
+          </w:p>
+        </w:tc>
+        <w:tc>
+          <w:tcPr>
+            <w:tcW w:type="pct" w:w="20%"/>
+          </w:tcPr>
+          <w:p>
+            <w:pPr>
+              <w:spacing w:after="40" w:before="40"/>
+              <w:jc w:val="left"/>
+            </w:pPr>
+            <w:r>
+              <w:rPr>
+                <w:rFonts w:ascii="Times New Roman" w:cs="Times New Roman" w:eastAsia="Times New Roman" w:hAnsi="Times New Roman"/>
+                <w:b w:val="false"/>
+                <w:bCs w:val="false"/>
+                <w:i w:val="false"/>
+                <w:iCs w:val="false"/>
+                <w:sz w:val="20"/>
+                <w:szCs w:val="20"/>
+              </w:rPr>
+              <w:t xml:space="preserve">MODEX, εκκενώσεις</w:t>
+            </w:r>
+          </w:p>
+        </w:tc>
+      </w:tr>
+      <w:tr>
+        <w:tc>
+          <w:tcPr>
+            <w:tcW w:type="pct" w:w="20%"/>
+          </w:tcPr>
+          <w:p>
+            <w:pPr>
+              <w:spacing w:after="40" w:before="40"/>
+              <w:jc w:val="left"/>
+            </w:pPr>
+            <w:r>
+              <w:rPr>
+                <w:rFonts w:ascii="Times New Roman" w:cs="Times New Roman" w:eastAsia="Times New Roman" w:hAnsi="Times New Roman"/>
+                <w:b w:val="false"/>
+                <w:bCs w:val="false"/>
+                <w:i w:val="false"/>
+                <w:iCs w:val="false"/>
+                <w:sz w:val="20"/>
+                <w:szCs w:val="20"/>
+              </w:rPr>
+              <w:t xml:space="preserve">Εξειδικευμένες</w:t>
+            </w:r>
+          </w:p>
+        </w:tc>
+        <w:tc>
+          <w:tcPr>
+            <w:tcW w:type="pct" w:w="20%"/>
+          </w:tcPr>
+          <w:p>
+            <w:pPr>
+              <w:spacing w:after="40" w:before="40"/>
+              <w:jc w:val="left"/>
+            </w:pPr>
+            <w:r>
+              <w:rPr>
+                <w:rFonts w:ascii="Times New Roman" w:cs="Times New Roman" w:eastAsia="Times New Roman" w:hAnsi="Times New Roman"/>
+                <w:b w:val="false"/>
+                <w:bCs w:val="false"/>
+                <w:i w:val="false"/>
+                <w:iCs w:val="false"/>
+                <w:sz w:val="20"/>
+                <w:szCs w:val="20"/>
+              </w:rPr>
+              <w:t xml:space="preserve">Ειδικές Δυνάμεις, αλεξίπτωτα</w:t>
+            </w:r>
+          </w:p>
+        </w:tc>
+        <w:tc>
+          <w:tcPr>
+            <w:tcW w:type="pct" w:w="20%"/>
+          </w:tcPr>
+          <w:p>
+            <w:pPr>
+              <w:spacing w:after="40" w:before="40"/>
+              <w:jc w:val="left"/>
+            </w:pPr>
+            <w:r>
+              <w:rPr>
+                <w:rFonts w:ascii="Times New Roman" w:cs="Times New Roman" w:eastAsia="Times New Roman" w:hAnsi="Times New Roman"/>
+                <w:b w:val="false"/>
+                <w:bCs w:val="false"/>
+                <w:i w:val="false"/>
+                <w:iCs w:val="false"/>
+                <w:sz w:val="20"/>
+                <w:szCs w:val="20"/>
+              </w:rPr>
+              <w:t xml:space="preserve">ΕΚΑΜ, Δίωξη</w:t>
+            </w:r>
+          </w:p>
+        </w:tc>
+        <w:tc>
+          <w:tcPr>
+            <w:tcW w:type="pct" w:w="20%"/>
+          </w:tcPr>
+          <w:p>
+            <w:pPr>
+              <w:spacing w:after="40" w:before="40"/>
+              <w:jc w:val="left"/>
+            </w:pPr>
+            <w:r>
+              <w:rPr>
+                <w:rFonts w:ascii="Times New Roman" w:cs="Times New Roman" w:eastAsia="Times New Roman" w:hAnsi="Times New Roman"/>
+                <w:b w:val="false"/>
+                <w:bCs w:val="false"/>
+                <w:i w:val="false"/>
+                <w:iCs w:val="false"/>
+                <w:sz w:val="20"/>
+                <w:szCs w:val="20"/>
+              </w:rPr>
+              <w:t xml:space="preserve">ADR, σήραγγες</w:t>
+            </w:r>
+          </w:p>
+        </w:tc>
+        <w:tc>
+          <w:tcPr>
+            <w:tcW w:type="pct" w:w="20%"/>
+          </w:tcPr>
+          <w:p>
+            <w:pPr>
+              <w:spacing w:after="40" w:before="40"/>
+              <w:jc w:val="left"/>
+            </w:pPr>
+            <w:r>
+              <w:rPr>
+                <w:rFonts w:ascii="Times New Roman" w:cs="Times New Roman" w:eastAsia="Times New Roman" w:hAnsi="Times New Roman"/>
+                <w:b w:val="false"/>
+                <w:bCs w:val="false"/>
+                <w:i w:val="false"/>
+                <w:iCs w:val="false"/>
+                <w:sz w:val="20"/>
+                <w:szCs w:val="20"/>
+              </w:rPr>
+              <w:t xml:space="preserve">ΕΜΑΚ, USAR, HAZMAT</w:t>
             </w:r>
           </w:p>
         </w:tc>
@@ -4495,7 +4915,7 @@
           <w:sz w:val="28"/>
           <w:szCs w:val="28"/>
         </w:rPr>
-        <w:t xml:space="preserve">ΚΕΦΑΛΑΙΟ 5: Η ΕΠΙΔΡΑΣΗ ΤΗΣ ΕΚΠΑΙΔΕΥΣΗΣ ΜΕΣΩ ΑΣΚΗΣΕΩΝ ΣΤΗΝ ΕΠΙΧΕΙΡΗΣΙΑΚΗ ΕΤΟΙΜΟΤΗΤΑ</w:t>
+        <w:t xml:space="preserve">ΚΕΦΑΛΑΙΟ 4: Η ΕΠΙΔΡΑΣΗ ΤΗΣ ΕΚΠΑΙΔΕΥΣΗΣ ΜΕΣΩ ΑΣΚΗΣΕΩΝ ΣΤΗΝ ΕΠΙΧΕΙΡΗΣΙΑΚΗ ΕΤΟΙΜΟΤΗΤΑ</w:t>
       </w:r>
     </w:p>
     <w:p>
@@ -4513,45 +4933,64 @@
           <w:sz w:val="26"/>
           <w:szCs w:val="26"/>
         </w:rPr>
-        <w:t xml:space="preserve">5.1 Επίδραση στη σωματική ετοιμότητα</w:t>
-      </w:r>
-    </w:p>
-    <w:p>
-      <w:pPr>
-        <w:spacing w:after="120" w:line="360"/>
-        <w:ind w:firstLine="720"/>
-        <w:jc w:val="both"/>
-      </w:pPr>
-      <w:r>
-        <w:rPr>
-          <w:rFonts w:ascii="Times New Roman" w:cs="Times New Roman" w:eastAsia="Times New Roman" w:hAnsi="Times New Roman"/>
-          <w:b w:val="false"/>
-          <w:bCs w:val="false"/>
-          <w:i w:val="false"/>
-          <w:iCs w:val="false"/>
-          <w:sz w:val="24"/>
-          <w:szCs w:val="24"/>
-        </w:rPr>
-        <w:t xml:space="preserve">Η συστηματική συμμετοχή σε ασκήσεις πεδίου λειτουργεί ταυτόχρονα ως εκπαιδευτική διαδικασία και ως πρόγραμμα φυσικής κατάστασης. Κατά τη διάρκεια μιας τυπικής άσκησης, ο πυροσβέστης εκτελεί δραστηριότητες υψηλής σωματικής απαίτησης: μεταφορά εύκαμπτων και ανεύκαμπτων σωλήνων, ανάπτυξη γραμμών νερού, αναρρίχηση σε κλίμακες φέροντας εξοπλισμό, μεταφορά τραυματιών σε φορεία. Η επαναλαμβανόμενη εκτέλεση αυτών των δραστηριοτήτων προκαλεί προσαρμοστικές αντιδράσεις στο καρδιαγγειακό, στο μυοσκελετικό και στο αναπνευστικό σύστημα.</w:t>
-      </w:r>
-    </w:p>
-    <w:p>
-      <w:pPr>
-        <w:spacing w:after="120" w:line="360"/>
-        <w:ind w:firstLine="720"/>
-        <w:jc w:val="both"/>
-      </w:pPr>
-      <w:r>
-        <w:rPr>
-          <w:rFonts w:ascii="Times New Roman" w:cs="Times New Roman" w:eastAsia="Times New Roman" w:hAnsi="Times New Roman"/>
-          <w:b w:val="false"/>
-          <w:bCs w:val="false"/>
-          <w:i w:val="false"/>
-          <w:iCs w:val="false"/>
-          <w:sz w:val="24"/>
-          <w:szCs w:val="24"/>
-        </w:rPr>
-        <w:t xml:space="preserve">Οι Smith et al. (2019) κατέδειξαν τη στενή σχέση μεταξύ σωματικής κατάστασης και ασφάλειας στο πυροσβεστικό επάγγελμα: πυροσβέστες με χαμηλό καρδιοαναπνευστικό δείκτη παρουσιάζουν πολλαπλάσιο κίνδυνο καρδιακού θανάτου κατά τη διάρκεια επιχειρήσεων κατάσβεσης. Η πρακτική εξάσκηση μέσω ασκήσεων προσφέρει ένα λειτουργικό μοντέλο φυσικής κατάστασης — δηλαδή γυμναστική που αντιστοιχεί στις πραγματικές κινητικές απαιτήσεις του επαγγέλματος, σε αντίθεση με τη γενική αερόβια ή αναερόβια άσκηση. Ο πυροσβέστης που εξασκείται τακτικά στην ανάπτυξη σωλήνων, στην αναρρίχηση κλίμακας και στη μεταφορά φορείου βελτιώνει ακριβώς τις μυϊκές ομάδες και τα κινητικά πρότυπα που θα χρειαστεί στο πεδίο.</w:t>
+        <w:t xml:space="preserve">4.1 Επίδραση στη σωματική ετοιμότητα</w:t>
+      </w:r>
+    </w:p>
+    <w:p>
+      <w:pPr>
+        <w:spacing w:after="120" w:line="360"/>
+        <w:ind w:firstLine="720"/>
+        <w:jc w:val="both"/>
+      </w:pPr>
+      <w:r>
+        <w:rPr>
+          <w:rFonts w:ascii="Times New Roman" w:cs="Times New Roman" w:eastAsia="Times New Roman" w:hAnsi="Times New Roman"/>
+          <w:b w:val="false"/>
+          <w:bCs w:val="false"/>
+          <w:i w:val="false"/>
+          <w:iCs w:val="false"/>
+          <w:sz w:val="24"/>
+          <w:szCs w:val="24"/>
+        </w:rPr>
+        <w:t xml:space="preserve">Η σωματική ετοιμότητα αποτελεί θεμέλιο επιχειρησιακής ικανότητας σε κάθε σώμα ασφαλείας. Για τον πυροσβέστη, σημαίνει αντοχή σε θερμοκρασίες 300°C φέροντας 25 κιλά εξοπλισμό. Για τον στρατιώτη πεζικού, σημαίνει πορεία δεκάδων χιλιομέτρων με πλήρη εξάρτυση (30-40 κιλά). Για τον αστυνομικό της ΕΚΑΜ, σημαίνει εισβολή σε κτίριο με αλεξίσφαιρο γιλέκο, κράνος, ασπίδα και οπλισμό. Για τον αστυνομικό της Τροχαίας, σημαίνει ώρες εργασίας υπό ακραίες καιρικές συνθήκες σε σημεία ατυχημάτων.</w:t>
+      </w:r>
+    </w:p>
+    <w:p>
+      <w:pPr>
+        <w:spacing w:after="120" w:line="360"/>
+        <w:ind w:firstLine="720"/>
+        <w:jc w:val="both"/>
+      </w:pPr>
+      <w:r>
+        <w:rPr>
+          <w:rFonts w:ascii="Times New Roman" w:cs="Times New Roman" w:eastAsia="Times New Roman" w:hAnsi="Times New Roman"/>
+          <w:b w:val="false"/>
+          <w:bCs w:val="false"/>
+          <w:i w:val="false"/>
+          <w:iCs w:val="false"/>
+          <w:sz w:val="24"/>
+          <w:szCs w:val="24"/>
+        </w:rPr>
+        <w:t xml:space="preserve">Η συστηματική συμμετοχή σε ασκήσεις πεδίου λειτουργεί ταυτόχρονα ως εκπαίδευση και ως λειτουργική φυσική κατάσταση. Σε αντίθεση με τη γυμναστική σε γυμναστήριο, η εξάσκηση μέσω ασκήσεων αναπτύσσει ακριβώς τα κινητικά πρότυπα που απαιτεί η πραγματική επιχείρηση: μεταφορά φορείου σε σκαλιά (ΠΣ), κίνηση σε αστικό περιβάλλον με οπλισμό (ΕΚΑΜ), τρέξιμο σε ανώμαλο έδαφος με πλήρη στρατιωτική εξάρτυση (στρατός). Οι Soteriades et al. (2011) τεκμηρίωσαν ότι η καρδιαγγειακή καταπόνηση αποτελεί πρώτη αιτία θανάτου εν ώρα υπηρεσίας στους πυροσβέστες — εύρημα που υπογραμμίζει τη σημασία της φυσικής κατάστασης.</w:t>
+      </w:r>
+    </w:p>
+    <w:p>
+      <w:pPr>
+        <w:spacing w:after="120" w:line="360"/>
+        <w:ind w:firstLine="720"/>
+        <w:jc w:val="both"/>
+      </w:pPr>
+      <w:r>
+        <w:rPr>
+          <w:rFonts w:ascii="Times New Roman" w:cs="Times New Roman" w:eastAsia="Times New Roman" w:hAnsi="Times New Roman"/>
+          <w:b w:val="false"/>
+          <w:bCs w:val="false"/>
+          <w:i w:val="false"/>
+          <w:iCs w:val="false"/>
+          <w:sz w:val="24"/>
+          <w:szCs w:val="24"/>
+        </w:rPr>
+        <w:t xml:space="preserve">Η λειτουργική άσκηση (functional training) — δηλαδή η φυσική κατάσταση μέσω πρακτικών δραστηριοτήτων αντί αφηρημένης γυμναστικής — αναγνωρίζεται ως ανώτερη μέθοδος για σώματα ασφαλείας. Ο στρατιώτης που ασκείται σε πορεία με φόρτωμα βελτιώνει ακριβώς τους μυς και τη αντοχή που θα χρειαστεί στο πεδίο. Ο πυροσβέστης που εξασκείται σε ανάπτυξη σωλήνων βελτιώνει τη δύναμη λαβής, την αντοχή ώμων και τη σταθερότητα κορμού — ακριβώς τα στοιχεία που απαιτεί η πραγματική κατάσβεση.</w:t>
       </w:r>
     </w:p>
     <w:p>
@@ -4569,64 +5008,64 @@
           <w:sz w:val="26"/>
           <w:szCs w:val="26"/>
         </w:rPr>
-        <w:t xml:space="preserve">5.2 Επίδραση στην τεχνική επάρκεια</w:t>
-      </w:r>
-    </w:p>
-    <w:p>
-      <w:pPr>
-        <w:spacing w:after="120" w:line="360"/>
-        <w:ind w:firstLine="720"/>
-        <w:jc w:val="both"/>
-      </w:pPr>
-      <w:r>
-        <w:rPr>
-          <w:rFonts w:ascii="Times New Roman" w:cs="Times New Roman" w:eastAsia="Times New Roman" w:hAnsi="Times New Roman"/>
-          <w:b w:val="false"/>
-          <w:bCs w:val="false"/>
-          <w:i w:val="false"/>
-          <w:iCs w:val="false"/>
-          <w:sz w:val="24"/>
-          <w:szCs w:val="24"/>
-        </w:rPr>
-        <w:t xml:space="preserve">Η τεχνική γνώση αποκτά πραγματική αξία μόνο όταν μετατρέπεται σε αυτοματοποιημένη δεξιότητα. Στη γνωστική ψυχολογία, η μετάβαση από τη συνειδητή εφαρμογή κανόνων (δηλωτική γνώση) στην ασυνείδητη, ταχεία εκτέλεση (διαδικαστική γνώση) επιτυγχάνεται μέσω επαναλαμβανόμενης εξάσκησης — αυτό που ο Ericsson et al. (1993) ονόμασαν deliberate practice. Ένας πυροσβέστης που έχει εκτελέσει τη διαδικασία σύνδεσης σε κρουνό δεκάδες φορές κατά τη διάρκεια ασκήσεων μπορεί να την εκτελέσει σχεδόν αυτόματα σε πραγματικό περιστατικό — ελευθερώνοντας γνωστικούς πόρους για τη λήψη αποφάσεων.</w:t>
-      </w:r>
-    </w:p>
-    <w:p>
-      <w:pPr>
-        <w:spacing w:after="120" w:line="360"/>
-        <w:ind w:firstLine="720"/>
-        <w:jc w:val="both"/>
-      </w:pPr>
-      <w:r>
-        <w:rPr>
-          <w:rFonts w:ascii="Times New Roman" w:cs="Times New Roman" w:eastAsia="Times New Roman" w:hAnsi="Times New Roman"/>
-          <w:b w:val="false"/>
-          <w:bCs w:val="false"/>
-          <w:i w:val="false"/>
-          <w:iCs w:val="false"/>
-          <w:sz w:val="24"/>
-          <w:szCs w:val="24"/>
-        </w:rPr>
-        <w:t xml:space="preserve">Η πρακτική εξάσκηση συμβάλλει επίσης στη μείωση σφαλμάτων. Η μετα-ανάλυση των Salas et al. (2008) έδειξε ότι η ομαδική εκπαίδευση μειώνει τα λειτουργικά σφάλματα κατά 20-30% σε σενάρια υψηλής πίεσης. Αυτό οφείλεται στην αυτοματοποίηση βασικών ενεργειών (μείωση φόρτου εργασίας), στην ενίσχυση κοινών νοητικών μοντέλων (τα μέλη γνωρίζουν τι αναμένεται από τον καθένα) και στη βελτίωση της ικανότητας ανίχνευσης σφαλμάτων εντός της ομάδας.</w:t>
-      </w:r>
-    </w:p>
-    <w:p>
-      <w:pPr>
-        <w:spacing w:after="120" w:line="360"/>
-        <w:ind w:firstLine="720"/>
-        <w:jc w:val="both"/>
-      </w:pPr>
-      <w:r>
-        <w:rPr>
-          <w:rFonts w:ascii="Times New Roman" w:cs="Times New Roman" w:eastAsia="Times New Roman" w:hAnsi="Times New Roman"/>
-          <w:b w:val="false"/>
-          <w:bCs w:val="false"/>
-          <w:i w:val="false"/>
-          <w:iCs w:val="false"/>
-          <w:sz w:val="24"/>
-          <w:szCs w:val="24"/>
-        </w:rPr>
-        <w:t xml:space="preserve">Η αξία της τεχνικής εξάσκησης γίνεται ιδιαίτερα σαφής σε σύνθετες δεξιότητες, όπου η ταυτόχρονη διαχείριση πολλαπλών μεταβλητών αποτελεί αναγκαιότητα. Η πρόσβαση σε πυρκαγιά κτιρίου, για παράδειγμα, απαιτεί ταυτόχρονα: αξιολόγηση δομικής ακεραιότητας, επιλογή σημείου εισόδου, εκτίμηση σταδίου πυρκαγιάς (αύξουσα, πλήρης ανάπτυξη, φθίνουσα), απόφαση για αερισμό ή μη, και συντονισμό με τη γραμμή νερού εξωτερικά. Κάθε μία από αυτές τις αποφάσεις απαιτεί τεχνική γνώση — αλλά η ικανότητα να ληφθούν ταυτόχρονα, σε δευτερόλεπτα, αποκτάται μόνο μέσω πρακτικής επανάληψης σε ρεαλιστικά σενάρια. Η θεωρία μόνη της δεν αρκεί: ο πυροσβέστης πρέπει να έχει «ζήσει» αρκετές φορές αυτή τη συνθήκη ώστε να αναπτύξει γρήγορα αναγνωριστικά πρότυπα (pattern recognition) που του επιτρέπουν ταχεία εκτίμηση χωρίς εκτεταμένη ανάλυση (Ericsson, 2006).</w:t>
+        <w:t xml:space="preserve">4.2 Επίδραση στην τεχνική επάρκεια</w:t>
+      </w:r>
+    </w:p>
+    <w:p>
+      <w:pPr>
+        <w:spacing w:after="120" w:line="360"/>
+        <w:ind w:firstLine="720"/>
+        <w:jc w:val="both"/>
+      </w:pPr>
+      <w:r>
+        <w:rPr>
+          <w:rFonts w:ascii="Times New Roman" w:cs="Times New Roman" w:eastAsia="Times New Roman" w:hAnsi="Times New Roman"/>
+          <w:b w:val="false"/>
+          <w:bCs w:val="false"/>
+          <w:i w:val="false"/>
+          <w:iCs w:val="false"/>
+          <w:sz w:val="24"/>
+          <w:szCs w:val="24"/>
+        </w:rPr>
+        <w:t xml:space="preserve">Η τεχνική γνώση αποκτά αξία μόνο όταν μετατρέπεται σε αυτοματοποιημένη δεξιότητα. Στη γνωστική ψυχολογία, η μετάβαση από τη συνειδητή εφαρμογή κανόνων (δηλωτική γνώση) στην ασυνείδητη εκτέλεση (διαδικαστική γνώση) επιτυγχάνεται μέσω επαναλαμβανόμενης εξάσκησης (Ericsson et al., 1993). Ο στρατιώτης που αποσυναρμολογεί και συναρμολογεί το όπλο του εκατοντάδες φορές μπορεί να το κάνει στο σκοτάδι, υπό πυρά, με βρεγμένα χέρια. Ο αστυνομικός που εξάγει και στοχεύει το υπηρεσιακό πιστόλι χιλιάδες φορές μπορεί να αντιδράσει σε κλάσμα δευτερολέπτου σε ληστεία. Ο πυροσβέστης που έχει αναπτύξει σωλήνες δεκάδες φορές μπορεί να το κάνει μέσα σε καπνό χωρίς σκέψη.</w:t>
+      </w:r>
+    </w:p>
+    <w:p>
+      <w:pPr>
+        <w:spacing w:after="120" w:line="360"/>
+        <w:ind w:firstLine="720"/>
+        <w:jc w:val="both"/>
+      </w:pPr>
+      <w:r>
+        <w:rPr>
+          <w:rFonts w:ascii="Times New Roman" w:cs="Times New Roman" w:eastAsia="Times New Roman" w:hAnsi="Times New Roman"/>
+          <w:b w:val="false"/>
+          <w:bCs w:val="false"/>
+          <w:i w:val="false"/>
+          <w:iCs w:val="false"/>
+          <w:sz w:val="24"/>
+          <w:szCs w:val="24"/>
+        </w:rPr>
+        <w:t xml:space="preserve">Η μετα-ανάλυση των Salas et al. (2008) έδειξε ότι η ομαδική εκπαίδευση μειώνει τα λειτουργικά σφάλματα κατά 20-30% σε σενάρια υψηλής πίεσης. Αυτό ισχύει οριζόντια: λιγότερα σφάλματα σε αστυνομικές επιχειρήσεις σύλληψης, λιγότερα σφάλματα σε στρατιωτικές τακτικές κινήσεις, λιγότερα σφάλματα σε πυροσβεστικές επιχειρήσεις. Ο μηχανισμός είναι τριπλός: αυτοματοποίηση βασικών ενεργειών (μείωση γνωστικού φόρτου), κοινά νοητικά μοντέλα (τα μέλη γνωρίζουν τι αναμένεται από τον καθένα), και ανίχνευση σφαλμάτων εντός ομάδας.</w:t>
+      </w:r>
+    </w:p>
+    <w:p>
+      <w:pPr>
+        <w:spacing w:after="120" w:line="360"/>
+        <w:ind w:firstLine="720"/>
+        <w:jc w:val="both"/>
+      </w:pPr>
+      <w:r>
+        <w:rPr>
+          <w:rFonts w:ascii="Times New Roman" w:cs="Times New Roman" w:eastAsia="Times New Roman" w:hAnsi="Times New Roman"/>
+          <w:b w:val="false"/>
+          <w:bCs w:val="false"/>
+          <w:i w:val="false"/>
+          <w:iCs w:val="false"/>
+          <w:sz w:val="24"/>
+          <w:szCs w:val="24"/>
+        </w:rPr>
+        <w:t xml:space="preserve">Ένα παράδειγμα: η πρόσβαση σε πυρκαγιά κτιρίου απαιτεί ταυτόχρονα αξιολόγηση δομικής ακεραιότητας, εκτίμηση σταδίου πυρκαγιάς, απόφαση αερισμού, συντονισμό με γραμμή νερού. Αντίστοιχα, μια αστυνομική εισβολή σε κτίριο (ΕΚΑΜ) απαιτεί ταυτόχρονα: εκτίμηση κατόψεως, αναγνώριση θέσεων υπόπτων, κάλυψη γωνιών, επικοινωνία με ελεύθερο σκοπευτή εξωτερικά, φροντίδα ομήρων. Η ικανότητα ταυτόχρονης διαχείρισης πολλαπλών μεταβλητών αποκτάται μόνο μέσω πρακτικής (Ericsson, 2006).</w:t>
       </w:r>
     </w:p>
     <w:p>
@@ -4644,83 +5083,83 @@
           <w:sz w:val="26"/>
           <w:szCs w:val="26"/>
         </w:rPr>
-        <w:t xml:space="preserve">5.3 Επίδραση στην ψυχολογική ανθεκτικότητα</w:t>
-      </w:r>
-    </w:p>
-    <w:p>
-      <w:pPr>
-        <w:spacing w:after="120" w:line="360"/>
-        <w:ind w:firstLine="720"/>
-        <w:jc w:val="both"/>
-      </w:pPr>
-      <w:r>
-        <w:rPr>
-          <w:rFonts w:ascii="Times New Roman" w:cs="Times New Roman" w:eastAsia="Times New Roman" w:hAnsi="Times New Roman"/>
-          <w:b w:val="false"/>
-          <w:bCs w:val="false"/>
-          <w:i w:val="false"/>
-          <w:iCs w:val="false"/>
-          <w:sz w:val="24"/>
-          <w:szCs w:val="24"/>
-        </w:rPr>
-        <w:t xml:space="preserve">Η ψυχολογική ετοιμότητα αναπτύσσεται πρωτίστως μέσω αυτού που η βιβλιογραφία αποκαλεί «εμβολιασμό στρες» (stress inoculation). Η βασική αρχή, που εισήγαγε ο Meichenbaum (2007) και εφάρμοσε ο Grossman στο στρατιωτικό πεδίο (Grossman &amp; Christensen, 2008), είναι ότι η ελεγχόμενη έκθεση σε στρεσογόνες συνθήκες δημιουργεί σταδιακά ψυχολογική ανθεκτικότητα: ο οργανισμός «μαθαίνει» να λειτουργεί υπό πίεση, η φυσιολογική απόκριση στο στρες μετριάζεται, και η ικανότητα λήψης αποφάσεων διατηρείται ακόμη και σε ακραίες καταστάσεις.</w:t>
-      </w:r>
-    </w:p>
-    <w:p>
-      <w:pPr>
-        <w:spacing w:after="120" w:line="360"/>
-        <w:ind w:firstLine="720"/>
-        <w:jc w:val="both"/>
-      </w:pPr>
-      <w:r>
-        <w:rPr>
-          <w:rFonts w:ascii="Times New Roman" w:cs="Times New Roman" w:eastAsia="Times New Roman" w:hAnsi="Times New Roman"/>
-          <w:b w:val="false"/>
-          <w:bCs w:val="false"/>
-          <w:i w:val="false"/>
-          <w:iCs w:val="false"/>
-          <w:sz w:val="24"/>
-          <w:szCs w:val="24"/>
-        </w:rPr>
-        <w:t xml:space="preserve">Στο πυροσβεστικό πεδίο, η εφαρμογή αυτής της αρχής σημαίνει ότι οι ασκήσεις δεν χρειάζεται μόνο να είναι τεχνικά ορθές, αλλά και να αναπαράγουν, στον βαθμό του δυνατού, τις ψυχολογικές συνθήκες μιας πραγματικής επιχείρησης: χρονική πίεση, θόρυβο, περιορισμένη ορατότητα, αβεβαιότητα ως προς τον αριθμό θυμάτων, ανάγκη ταυτόχρονης διαχείρισης πολλαπλών εργασιών. Ο πυροσβέστης που έχει «ζήσει» αυτές τις συνθήκες σε ασκήσεις πολλές φορές παρουσιάζει σημαντικά χαμηλότερο επίπεδο αντίδρασης πανικού και υψηλότερη ικανότητα γνωστικής λειτουργίας σε πραγματικό περιστατικό. Οι Kleim και Westphal (2011) τονίζουν ότι η αυτοαποτελεσματικότητα (self-efficacy) που αποκτάται μέσω επιτυχούς αντιμετώπισης δύσκολων σεναρίων εκπαίδευσης αποτελεί προστατευτικό παράγοντα κατά του PTSD.</w:t>
-      </w:r>
-    </w:p>
-    <w:p>
-      <w:pPr>
-        <w:spacing w:after="120" w:line="360"/>
-        <w:ind w:firstLine="720"/>
-        <w:jc w:val="both"/>
-      </w:pPr>
-      <w:r>
-        <w:rPr>
-          <w:rFonts w:ascii="Times New Roman" w:cs="Times New Roman" w:eastAsia="Times New Roman" w:hAnsi="Times New Roman"/>
-          <w:b w:val="false"/>
-          <w:bCs w:val="false"/>
-          <w:i w:val="false"/>
-          <w:iCs w:val="false"/>
-          <w:sz w:val="24"/>
-          <w:szCs w:val="24"/>
-        </w:rPr>
-        <w:t xml:space="preserve">Η φυσιολογική βάση αυτής της διαδικασίας αξίζει σύντομη αναφορά. Ο Grossman (Grossman &amp; Christensen, 2008) περιέγραψε πώς η αύξηση του καρδιακού ρυθμού υπό στρες επηρεάζει τις γνωστικές λειτουργίες: σε παλμούς 115-145/λεπτό (zone of optimal performance), ο οργανισμός βρίσκεται σε κατάσταση αυξημένης εγρήγορσης αλλά διατηρεί τη γνωστική λειτουργία. Πάνω από 145 παλμούς αρχίζει η υποβάθμιση λεπτών κινητικών δεξιοτήτων, και πάνω από 175 παλμούς εγκαθίσταται αυτοματοποιημένη αντίδραση («fight or flight») με σοβαρή γνωστική αποσύνδεση — απώλεια βάθους πεδίου, σηραγγοειδής όραση, ακουστική αποκλεισμός. Η εκπαίδευση μέσω ρεαλιστικών ασκήσεων λειτουργεί ακριβώς σε αυτό το πεδίο: ο εκπαιδευόμενος μαθαίνει να δρα αποτελεσματικά σε καρδιακούς ρυθμούς που θα προκαλούσαν πανικό σε μη εκπαιδευμένο άτομο. Η ελεγχόμενη αναπνοή (tactical breathing), η εστίαση στη δράση αντί στο συναίσθημα, και η αυτοματοποίηση κινητικών αλληλουχιών αποτελούν μηχανισμούς που αναπτύσσονται αποκλειστικά μέσω πρακτικής εξάσκησης.</w:t>
-      </w:r>
-    </w:p>
-    <w:p>
-      <w:pPr>
-        <w:spacing w:after="120" w:line="360"/>
-        <w:ind w:firstLine="720"/>
-        <w:jc w:val="both"/>
-      </w:pPr>
-      <w:r>
-        <w:rPr>
-          <w:rFonts w:ascii="Times New Roman" w:cs="Times New Roman" w:eastAsia="Times New Roman" w:hAnsi="Times New Roman"/>
-          <w:b w:val="false"/>
-          <w:bCs w:val="false"/>
-          <w:i w:val="false"/>
-          <w:iCs w:val="false"/>
-          <w:sz w:val="24"/>
-          <w:szCs w:val="24"/>
-        </w:rPr>
-        <w:t xml:space="preserve">Ένας πρόσθετος ψυχολογικός μηχανισμός αφορά τη δημιουργία αυτοπεποίθησης. Η αυτοαποτελεσματικότητα — η πεποίθηση του ατόμου ότι είναι ικανό να ανταποκριθεί σε μια πρόκληση — συνδέεται άμεσα με την εκπαίδευση. Ο πυροσβέστης που γνωρίζει ότι έχει αντιμετωπίσει παρόμοια σενάρια δεκάδες φορές σε ασκήσεις αισθάνεται πιο έτοιμος να αντιμετωπίσει ένα πραγματικό περιστατικό. Η αίσθηση αυτή δεν αποτελεί απλώς ψυχολογική «πολυτέλεια» — επηρεάζει μετρήσιμα την απόδοση: άτομα με υψηλή αυτοαποτελεσματικότητα λαμβάνουν αποφάσεις ταχύτερα, επιμένουν περισσότερο σε δύσκολες καταστάσεις και ανακάμπτουν γρηγορότερα μετά από αποτυχία.</w:t>
+        <w:t xml:space="preserve">4.3 Επίδραση στην ψυχολογική ανθεκτικότητα</w:t>
+      </w:r>
+    </w:p>
+    <w:p>
+      <w:pPr>
+        <w:spacing w:after="120" w:line="360"/>
+        <w:ind w:firstLine="720"/>
+        <w:jc w:val="both"/>
+      </w:pPr>
+      <w:r>
+        <w:rPr>
+          <w:rFonts w:ascii="Times New Roman" w:cs="Times New Roman" w:eastAsia="Times New Roman" w:hAnsi="Times New Roman"/>
+          <w:b w:val="false"/>
+          <w:bCs w:val="false"/>
+          <w:i w:val="false"/>
+          <w:iCs w:val="false"/>
+          <w:sz w:val="24"/>
+          <w:szCs w:val="24"/>
+        </w:rPr>
+        <w:t xml:space="preserve">Η ψυχολογική ετοιμότητα αναπτύσσεται μέσω «εμβολιασμού στρες» (stress inoculation). Η αρχή, που εισήγαγε ο Meichenbaum (2007) και εφάρμοσε ο Grossman στο στρατιωτικό πεδίο (Grossman &amp; Christensen, 2008), είναι ότι η ελεγχόμενη έκθεση σε στρεσογόνες συνθήκες δημιουργεί σταδιακά ανθεκτικότητα: ο οργανισμός «μαθαίνει» να λειτουργεί υπό πίεση.</w:t>
+      </w:r>
+    </w:p>
+    <w:p>
+      <w:pPr>
+        <w:spacing w:after="120" w:line="360"/>
+        <w:ind w:firstLine="720"/>
+        <w:jc w:val="both"/>
+      </w:pPr>
+      <w:r>
+        <w:rPr>
+          <w:rFonts w:ascii="Times New Roman" w:cs="Times New Roman" w:eastAsia="Times New Roman" w:hAnsi="Times New Roman"/>
+          <w:b w:val="false"/>
+          <w:bCs w:val="false"/>
+          <w:i w:val="false"/>
+          <w:iCs w:val="false"/>
+          <w:sz w:val="24"/>
+          <w:szCs w:val="24"/>
+        </w:rPr>
+        <w:t xml:space="preserve">Ο Grossman περιέγραψε πώς ο καρδιακός ρυθμός επηρεάζει τη γνωστική λειτουργία: σε 115-145 παλμούς/λεπτό ο οργανισμός βρίσκεται σε βέλτιστη κατάσταση εγρήγορσης. Πάνω από 145 παλμούς υποβαθμίζονται οι λεπτές κινητικές δεξιότητες. Πάνω από 175 παλμούς εγκαθίσταται αυτοματοποιημένη αντίδραση «fight or flight» — σηραγγοειδής όραση, ακουστικός αποκλεισμός, απώλεια βάθους πεδίου. Η εκπαίδευση μέσω ρεαλιστικών ασκήσεων μαθαίνει το προσωπικό να δρα αποτελεσματικά σε ρυθμούς που θα προκαλούσαν πανικό σε μη εκπαιδευμένο άτομο.</w:t>
+      </w:r>
+    </w:p>
+    <w:p>
+      <w:pPr>
+        <w:spacing w:after="120" w:line="360"/>
+        <w:ind w:firstLine="720"/>
+        <w:jc w:val="both"/>
+      </w:pPr>
+      <w:r>
+        <w:rPr>
+          <w:rFonts w:ascii="Times New Roman" w:cs="Times New Roman" w:eastAsia="Times New Roman" w:hAnsi="Times New Roman"/>
+          <w:b w:val="false"/>
+          <w:bCs w:val="false"/>
+          <w:i w:val="false"/>
+          <w:iCs w:val="false"/>
+          <w:sz w:val="24"/>
+          <w:szCs w:val="24"/>
+        </w:rPr>
+        <w:t xml:space="preserve">Αυτό ισχύει σε κάθε σώμα: ο στρατιώτης που εξασκείται σε ασκήσεις ζωντανών πυρών (LIVEX) εξοικειώνεται με τον θόρυβο, τον κραδασμό και τον κίνδυνο. Ο αστυνομικός ΕΚΑΜ που εκπαιδεύεται σε σενάρια ομηρίας με ρεαλιστικές εκρήξεις (flash-bang grenades) μαθαίνει να δρα μέσα στη σύγχυση. Ο πυροσβέστης που εξασκείται σε flashover container βιώνει τη ραγδαία εξάπλωση φωτιάς χωρίς πανικό. Ο αστυνομικός της τροχαίας που εξασκείται σε σενάριο πολύνεκρου ατυχήματος — με ηθοποιούς-«τραυματίες», αίμα-μακιγιάζ, κραυγές — μαθαίνει να λειτουργεί ψύχραιμα σε μια εικόνα που αλλιώς θα τον παρέλυε.</w:t>
+      </w:r>
+    </w:p>
+    <w:p>
+      <w:pPr>
+        <w:spacing w:after="120" w:line="360"/>
+        <w:ind w:firstLine="720"/>
+        <w:jc w:val="both"/>
+      </w:pPr>
+      <w:r>
+        <w:rPr>
+          <w:rFonts w:ascii="Times New Roman" w:cs="Times New Roman" w:eastAsia="Times New Roman" w:hAnsi="Times New Roman"/>
+          <w:b w:val="false"/>
+          <w:bCs w:val="false"/>
+          <w:i w:val="false"/>
+          <w:iCs w:val="false"/>
+          <w:sz w:val="24"/>
+          <w:szCs w:val="24"/>
+        </w:rPr>
+        <w:t xml:space="preserve">Η αυτοαποτελεσματικότητα (self-efficacy) που αποκτάται μέσω ασκήσεων αποτελεί προστατευτικό παράγοντα κατά του PTSD. Οι Kleim και Westphal (2011) τονίζουν ότι η αίσθηση «ξέρω τι κάνω, η ομάδα μου με στηρίζει, έχω εκπαιδευτεί σωστά» λειτουργεί ως ψυχολογικό ανάχωμα. Αντίστροφα, η αίσθηση ανεπάρκειας πολλαπλασιάζει τον ψυχολογικό αντίκτυπο ενός τραυματικού γεγονότος.</w:t>
       </w:r>
     </w:p>
     <w:p>
@@ -4738,64 +5177,64 @@
           <w:sz w:val="26"/>
           <w:szCs w:val="26"/>
         </w:rPr>
-        <w:t xml:space="preserve">5.4 Επίδραση στην ομαδική συνεργασία και συντονισμό</w:t>
-      </w:r>
-    </w:p>
-    <w:p>
-      <w:pPr>
-        <w:spacing w:after="120" w:line="360"/>
-        <w:ind w:firstLine="720"/>
-        <w:jc w:val="both"/>
-      </w:pPr>
-      <w:r>
-        <w:rPr>
-          <w:rFonts w:ascii="Times New Roman" w:cs="Times New Roman" w:eastAsia="Times New Roman" w:hAnsi="Times New Roman"/>
-          <w:b w:val="false"/>
-          <w:bCs w:val="false"/>
-          <w:i w:val="false"/>
-          <w:iCs w:val="false"/>
-          <w:sz w:val="24"/>
-          <w:szCs w:val="24"/>
-        </w:rPr>
-        <w:t xml:space="preserve">Το πυροσβεστικό έργο είναι εγγενώς ομαδικό: καμία επιχείρηση δεν εκτελείται από μεμονωμένο άτομο. Η ποιότητα της ομαδικής λειτουργίας — επικοινωνία, συντονισμός, αμοιβαία παρακολούθηση, αναπλήρωση ρόλων — αποτελεί καθοριστικό παράγοντα αποτελεσματικότητας. Οι κοινές ασκήσεις αποτελούν τον πρωταρχικό μηχανισμό ανάπτυξης αυτών των ομαδικών δεξιοτήτων.</w:t>
-      </w:r>
-    </w:p>
-    <w:p>
-      <w:pPr>
-        <w:spacing w:after="120" w:line="360"/>
-        <w:ind w:firstLine="720"/>
-        <w:jc w:val="both"/>
-      </w:pPr>
-      <w:r>
-        <w:rPr>
-          <w:rFonts w:ascii="Times New Roman" w:cs="Times New Roman" w:eastAsia="Times New Roman" w:hAnsi="Times New Roman"/>
-          <w:b w:val="false"/>
-          <w:bCs w:val="false"/>
-          <w:i w:val="false"/>
-          <w:iCs w:val="false"/>
-          <w:sz w:val="24"/>
-          <w:szCs w:val="24"/>
-        </w:rPr>
-        <w:t xml:space="preserve">Σύμφωνα με τους Salas et al. (2008), η ομαδική εκπαίδευση παράγει τρία βασικά αποτελέσματα: (α) κοινά νοητικά μοντέλα — τα μέλη αναπτύσσουν κοινή αντίληψη για τον τρόπο αντιμετώπισης μιας κατάστασης, (β) αμοιβαία εμπιστοσύνη — η κοινή εμπειρία δύσκολων σεναρίων ενισχύει τη σύνδεση μεταξύ μελών, και (γ) κοινό λεξιλόγιο — η ομάδα αναπτύσσει σύντομους, αποτελεσματικούς τρόπους επικοινωνίας που μειώνουν τον χρόνο μεταβίβασης πληροφοριών σε κρίσιμες στιγμές. Η αξία αυτών των στοιχείων γίνεται ιδιαίτερα εμφανής σε μεγάλες επιχειρήσεις, όπου πολλαπλά πληρώματα πρέπει να συνεργαστούν υπό πίεση (Flin et al., 2008).</w:t>
-      </w:r>
-    </w:p>
-    <w:p>
-      <w:pPr>
-        <w:spacing w:after="120" w:line="360"/>
-        <w:ind w:firstLine="720"/>
-        <w:jc w:val="both"/>
-      </w:pPr>
-      <w:r>
-        <w:rPr>
-          <w:rFonts w:ascii="Times New Roman" w:cs="Times New Roman" w:eastAsia="Times New Roman" w:hAnsi="Times New Roman"/>
-          <w:b w:val="false"/>
-          <w:bCs w:val="false"/>
-          <w:i w:val="false"/>
-          <w:iCs w:val="false"/>
-          <w:sz w:val="24"/>
-          <w:szCs w:val="24"/>
-        </w:rPr>
-        <w:t xml:space="preserve">Ένα χαρακτηριστικό παράδειγμα αφορά την επικοινωνία σε ένα πυροσβεστικό πλήρωμα κατά τη διάρκεια πυρκαγιάς σε κτίριο. Η ομάδα εσωτερικής επέμβασης (τυπικά 2-4 πυροσβέστες) πρέπει να επικοινωνεί συνεχώς με τον αρχηγό πληρώματος εξωτερικά: να αναφέρει τι βρίσκει (θύματα, επεκτάσεις φωτιάς, δομικές αστοχίες), να λαμβάνει οδηγίες (αλλαγή τομέα, εκκένωση ορόφου, αίτημα νερού), και να συντονίζει τις κινήσεις της με τη δεύτερη ομάδα που ίσως επιχειρεί σε γειτονικό τομέα. Σε πραγματικές συνθήκες — με θόρυβο αντλιών, φωνές πολιτών, κρούσεις μεταλλικών κατασκευών — η επικοινωνία μέσω ασυρμάτου μπορεί να αποτελέσει σοβαρή πρόκληση. Η μόνη πρακτική λύση είναι η εξάσκηση: πληρώματα που ασκούνται τακτικά μαζί αναπτύσσουν σύντομες, κωδικοποιημένες μορφές επικοινωνίας, αμοιβαίους μηχανισμούς ελέγχου, και την ικανότητα ερμηνείας ασθενών σημάτων (π.χ. ο τόνος της φωνής ενός συναδέλφου μέσω ασυρμάτου μπορεί να υποδηλώνει πανικό πριν ακόμη εκφραστεί λεκτικά).</w:t>
+        <w:t xml:space="preserve">4.4 Επίδραση στην ομαδική συνεργασία και συντονισμό</w:t>
+      </w:r>
+    </w:p>
+    <w:p>
+      <w:pPr>
+        <w:spacing w:after="120" w:line="360"/>
+        <w:ind w:firstLine="720"/>
+        <w:jc w:val="both"/>
+      </w:pPr>
+      <w:r>
+        <w:rPr>
+          <w:rFonts w:ascii="Times New Roman" w:cs="Times New Roman" w:eastAsia="Times New Roman" w:hAnsi="Times New Roman"/>
+          <w:b w:val="false"/>
+          <w:bCs w:val="false"/>
+          <w:i w:val="false"/>
+          <w:iCs w:val="false"/>
+          <w:sz w:val="24"/>
+          <w:szCs w:val="24"/>
+        </w:rPr>
+        <w:t xml:space="preserve">Η ομαδική συνεργασία αποτελεί κρίσιμο παράγοντα σε κάθε σώμα. Μια διμοιρία πεζικού, ένα πλήρωμα ΜΑΤ, μια ομάδα ΕΚΑΜ, ένα πυροσβεστικό πλήρωμα — σε κάθε περίπτωση, η αποτελεσματικότητα εξαρτάται από τη συνεργασία. Οι Salas et al. (2008) τεκμηρίωσαν ότι η ομαδική εκπαίδευση παράγει: (α) κοινά νοητικά μοντέλα, (β) αμοιβαία εμπιστοσύνη, (γ) κοινό λεξιλόγιο. Αυτά τα στοιχεία αποκτώνται μόνο μέσω κοινής εξάσκησης.</w:t>
+      </w:r>
+    </w:p>
+    <w:p>
+      <w:pPr>
+        <w:spacing w:after="120" w:line="360"/>
+        <w:ind w:firstLine="720"/>
+        <w:jc w:val="both"/>
+      </w:pPr>
+      <w:r>
+        <w:rPr>
+          <w:rFonts w:ascii="Times New Roman" w:cs="Times New Roman" w:eastAsia="Times New Roman" w:hAnsi="Times New Roman"/>
+          <w:b w:val="false"/>
+          <w:bCs w:val="false"/>
+          <w:i w:val="false"/>
+          <w:iCs w:val="false"/>
+          <w:sz w:val="24"/>
+          <w:szCs w:val="24"/>
+        </w:rPr>
+        <w:t xml:space="preserve">Η σημασία της ομαδικής συνοχής γίνεται ιδιαίτερα εμφανής σε κρίσιμες στιγμές. Σε μια αστυνομική εισβολή, τα μέλη της ομάδας πρέπει να γνωρίζουν χωρίς λεκτική επικοινωνία ποιος καλύπτει ποια γωνία, ποιος ανοίγει πρώτος, ποιος φροντίζει τους ομήρους. Σε ένα πυροσβεστικό πλήρωμα, ο σωληνωτής πρέπει να «νιώθει» πότε ο αρχηγός θα δώσει εντολή ανάπτυξης χωρίς να περιμένει λεκτική εντολή — ιδίως σε συνθήκες θορύβου. Σε ένα στρατιωτικό τμήμα, η αμοιβαία εμπιστοσύνη μεταξύ μελών μπορεί να σημαίνει τη διαφορά μεταξύ ζωής και θανάτου σε ενέδρα.</w:t>
+      </w:r>
+    </w:p>
+    <w:p>
+      <w:pPr>
+        <w:spacing w:after="120" w:line="360"/>
+        <w:ind w:firstLine="720"/>
+        <w:jc w:val="both"/>
+      </w:pPr>
+      <w:r>
+        <w:rPr>
+          <w:rFonts w:ascii="Times New Roman" w:cs="Times New Roman" w:eastAsia="Times New Roman" w:hAnsi="Times New Roman"/>
+          <w:b w:val="false"/>
+          <w:bCs w:val="false"/>
+          <w:i w:val="false"/>
+          <w:iCs w:val="false"/>
+          <w:sz w:val="24"/>
+          <w:szCs w:val="24"/>
+        </w:rPr>
+        <w:t xml:space="preserve">Η ειδική περίπτωση του διυπηρεσιακού συντονισμού αποτελεί ίσως τη μεγαλύτερη πρόκληση. Σε πολυφορεακή επιχείρηση, τα μέλη διαφορετικών υπηρεσιών πρέπει να συνεργαστούν χωρίς κοινή εκπαίδευση, χωρίς αλληλογνωριμία, ενδεχομένως χωρίς κοινή ορολογία. Η μόνη λύση: κοινές ασκήσεις σε τακτική βάση. Η τραγωδία στο Μάτι (2018) κατέδειξε ότι η ελλιπής πρακτική διυπηρεσιακού συντονισμού κοστίζει ζωές (Flin et al., 2008).</w:t>
       </w:r>
     </w:p>
     <w:p>
@@ -4813,64 +5252,83 @@
           <w:sz w:val="26"/>
           <w:szCs w:val="26"/>
         </w:rPr>
-        <w:t xml:space="preserve">5.5 Σχέση συχνότητας ασκήσεων και επιπέδου ετοιμότητας</w:t>
-      </w:r>
-    </w:p>
-    <w:p>
-      <w:pPr>
-        <w:spacing w:after="120" w:line="360"/>
-        <w:ind w:firstLine="720"/>
-        <w:jc w:val="both"/>
-      </w:pPr>
-      <w:r>
-        <w:rPr>
-          <w:rFonts w:ascii="Times New Roman" w:cs="Times New Roman" w:eastAsia="Times New Roman" w:hAnsi="Times New Roman"/>
-          <w:b w:val="false"/>
-          <w:bCs w:val="false"/>
-          <w:i w:val="false"/>
-          <w:iCs w:val="false"/>
-          <w:sz w:val="24"/>
-          <w:szCs w:val="24"/>
-        </w:rPr>
-        <w:t xml:space="preserve">Η συχνότητα εκπαίδευσης αποτελεί κρίσιμη μεταβλητή. Η βιβλιογραφία τεκμηριώνει ότι οι δεξιότητες που δεν ασκούνται τακτικά υποβαθμίζονται ταχύτατα — φαινόμενο γνωστό ως «φθορά δεξιοτήτων» (skill decay). Οι Salas et al. (2012) σημείωσαν ότι η απόδοση σε σύνθετες δεξιότητες μπορεί να μειωθεί αισθητά εντός λίγων μηνών χωρίς πρακτική εξάσκηση. Για τη δασοπυρόσβεση, η εποχικότητα δημιουργεί ένα πρόσθετο πρόβλημα: πυροσβέστες που δεν ασκούνται σε δασικά σενάρια κατά τη χειμερινή περίοδο μπορεί να ξεκινήσουν την αντιπυρική περίοδο με υποβαθμισμένη ετοιμότητα.</w:t>
-      </w:r>
-    </w:p>
-    <w:p>
-      <w:pPr>
-        <w:spacing w:after="120" w:line="360"/>
-        <w:ind w:firstLine="720"/>
-        <w:jc w:val="both"/>
-      </w:pPr>
-      <w:r>
-        <w:rPr>
-          <w:rFonts w:ascii="Times New Roman" w:cs="Times New Roman" w:eastAsia="Times New Roman" w:hAnsi="Times New Roman"/>
-          <w:b w:val="false"/>
-          <w:bCs w:val="false"/>
-          <w:i w:val="false"/>
-          <w:iCs w:val="false"/>
-          <w:sz w:val="24"/>
-          <w:szCs w:val="24"/>
-        </w:rPr>
-        <w:t xml:space="preserve">Η βέλτιστη πρακτική, σύμφωνα με τη διεθνή εμπειρία, περιλαμβάνει: (α) καθημερινή πρακτική εξάσκηση σε βασικές δεξιότητες στο επίπεδο της βάρδιας, (β) μηνιαίες ή διμηνιαίες ασκήσεις μεγαλύτερης κλίμακας σε επίπεδο σταθμού ή διοίκησης, (γ) τριμηνιαίες ή εξαμηνιαίες ασκήσεις πολυφορεακού συντονισμού, και (δ) ετήσιες μεγάλες ασκήσεις σε εθνικό ή διεθνές επίπεδο. Η ιδανική συχνότητα εξαρτάται, βέβαια, από τους διαθέσιμους πόρους — αλλά η αρχή παραμένει σαφής: όσο πιο τακτική είναι η εξάσκηση, τόσο πιο σταθερά διατηρείται η ετοιμότητα.</w:t>
-      </w:r>
-    </w:p>
-    <w:p>
-      <w:pPr>
-        <w:spacing w:after="120" w:line="360"/>
-        <w:ind w:firstLine="720"/>
-        <w:jc w:val="both"/>
-      </w:pPr>
-      <w:r>
-        <w:rPr>
-          <w:rFonts w:ascii="Times New Roman" w:cs="Times New Roman" w:eastAsia="Times New Roman" w:hAnsi="Times New Roman"/>
-          <w:b w:val="false"/>
-          <w:bCs w:val="false"/>
-          <w:i w:val="false"/>
-          <w:iCs w:val="false"/>
-          <w:sz w:val="24"/>
-          <w:szCs w:val="24"/>
-        </w:rPr>
-        <w:t xml:space="preserve">Ο Πίνακας 4 συνοψίζει βασικές ερευνητικές διαπιστώσεις σχετικά με την αποτελεσματικότητα ασκήσεων.</w:t>
+        <w:t xml:space="preserve">4.5 Σχέση συχνότητας ασκήσεων και επιπέδου ετοιμότητας</w:t>
+      </w:r>
+    </w:p>
+    <w:p>
+      <w:pPr>
+        <w:spacing w:after="120" w:line="360"/>
+        <w:ind w:firstLine="720"/>
+        <w:jc w:val="both"/>
+      </w:pPr>
+      <w:r>
+        <w:rPr>
+          <w:rFonts w:ascii="Times New Roman" w:cs="Times New Roman" w:eastAsia="Times New Roman" w:hAnsi="Times New Roman"/>
+          <w:b w:val="false"/>
+          <w:bCs w:val="false"/>
+          <w:i w:val="false"/>
+          <w:iCs w:val="false"/>
+          <w:sz w:val="24"/>
+          <w:szCs w:val="24"/>
+        </w:rPr>
+        <w:t xml:space="preserve">Οι δεξιότητες που δεν ασκούνται τακτικά υποβαθμίζονται — φαινόμενο γνωστό ως skill decay. Οι Salas et al. (2012) σημείωσαν ότι η απόδοση σε σύνθετες δεξιότητες μειώνεται αισθητά εντός μηνών χωρίς εξάσκηση. Αυτό έχει πρακτικές συνέπειες: ο στρατιώτης που δεν ασκείται σε βολή χάνει ακρίβεια. Ο αστυνομικός που δεν εξασκείται σε CQB χάνει ταχύτητα αντίδρασης. Ο πυροσβέστης που δεν ασκείται σε δασοπυρόσβεση κατά τον χειμώνα ξεκινά την αντιπυρική περίοδο υποβαθμισμένος.</w:t>
+      </w:r>
+    </w:p>
+    <w:p>
+      <w:pPr>
+        <w:spacing w:after="120" w:line="360"/>
+        <w:ind w:firstLine="720"/>
+        <w:jc w:val="both"/>
+      </w:pPr>
+      <w:r>
+        <w:rPr>
+          <w:rFonts w:ascii="Times New Roman" w:cs="Times New Roman" w:eastAsia="Times New Roman" w:hAnsi="Times New Roman"/>
+          <w:b w:val="false"/>
+          <w:bCs w:val="false"/>
+          <w:i w:val="false"/>
+          <w:iCs w:val="false"/>
+          <w:sz w:val="24"/>
+          <w:szCs w:val="24"/>
+        </w:rPr>
+        <w:t xml:space="preserve">Η βέλτιστη πρακτική περιλαμβάνει: καθημερινή εξάσκηση σε βασικές δεξιότητες (σκοποβολή, φυσική κατάσταση, τεχνικές διαδικασίες), μηνιαίες ασκήσεις μεγαλύτερης κλίμακας σε επίπεδο μονάδας, τριμηνιαίες πολυφορεακές ασκήσεις, και ετήσιες μεγάλες ασκήσεις εθνικού ή διεθνούς επιπέδου. Στο NATO, η αρχή «no training holiday» — καμία περίοδος χωρίς εκπαίδευση — αποτελεί θεμελιώδη κανόνα. Η αντίστοιχη αρχή θα έπρεπε να ισχύει σε κάθε σώμα ασφαλείας.</w:t>
+      </w:r>
+    </w:p>
+    <w:p>
+      <w:pPr>
+        <w:spacing w:after="120" w:line="360"/>
+        <w:ind w:firstLine="720"/>
+        <w:jc w:val="both"/>
+      </w:pPr>
+      <w:r>
+        <w:rPr>
+          <w:rFonts w:ascii="Times New Roman" w:cs="Times New Roman" w:eastAsia="Times New Roman" w:hAnsi="Times New Roman"/>
+          <w:b w:val="false"/>
+          <w:bCs w:val="false"/>
+          <w:i w:val="false"/>
+          <w:iCs w:val="false"/>
+          <w:sz w:val="24"/>
+          <w:szCs w:val="24"/>
+        </w:rPr>
+        <w:t xml:space="preserve">Ένα πρόσθετο ζήτημα αφορά την εποχικότητα. Στο ΠΣ, η εποχικότητα δημιουργεί ιδιαίτερη πρόκληση: πυροσβέστες που δεν ασκούνται σε δασοπυρόσβεση κατά τον χειμώνα ξεκινούν την αντιπυρική περίοδο υποβαθμισμένοι. Στην τροχαία, η αύξηση κυκλοφορίας κατά τις θερινές εξόδους δημιουργεί αιχμή κινδύνου. Στον στρατό, η εναλλαγή κληρωτών κάθε εννέα μήνες σημαίνει συνεχή ανακύκλωση βασικής εκπαίδευσης. Σε κάθε περίπτωση, η πρόληψη του skill decay απαιτεί σχεδιασμό εκπαίδευσης που λαμβάνει υπόψη τους εποχικούς και κυκλικούς παράγοντες.</w:t>
+      </w:r>
+    </w:p>
+    <w:p>
+      <w:pPr>
+        <w:spacing w:after="120" w:line="360"/>
+        <w:ind w:firstLine="720"/>
+        <w:jc w:val="both"/>
+      </w:pPr>
+      <w:r>
+        <w:rPr>
+          <w:rFonts w:ascii="Times New Roman" w:cs="Times New Roman" w:eastAsia="Times New Roman" w:hAnsi="Times New Roman"/>
+          <w:b w:val="false"/>
+          <w:bCs w:val="false"/>
+          <w:i w:val="false"/>
+          <w:iCs w:val="false"/>
+          <w:sz w:val="24"/>
+          <w:szCs w:val="24"/>
+        </w:rPr>
+        <w:t xml:space="preserve">Ο Πίνακας 4 συνοψίζει ερευνητικά ευρήματα.</w:t>
       </w:r>
     </w:p>
     <w:p>
@@ -4888,7 +5346,7 @@
           <w:sz w:val="22"/>
           <w:szCs w:val="22"/>
         </w:rPr>
-        <w:t xml:space="preserve">Πίνακας 4: Βασικά ερευνητικά ευρήματα για την αποτελεσματικότητα ασκήσεων</w:t>
+        <w:t xml:space="preserve">Πίνακας 4: Ερευνητικά ευρήματα για την αποτελεσματικότητα ασκήσεων</w:t>
       </w:r>
     </w:p>
     <w:tbl>
@@ -4906,11 +5364,12 @@
       <w:tblGrid>
         <w:gridCol w:w="100"/>
         <w:gridCol w:w="100"/>
+        <w:gridCol w:w="100"/>
       </w:tblGrid>
       <w:tr>
         <w:tc>
           <w:tcPr>
-            <w:tcW w:type="pct" w:w="50%"/>
+            <w:tcW w:type="pct" w:w="33%"/>
             <w:shd w:color="D9E2F3" w:val="solid"/>
           </w:tcPr>
           <w:p>
@@ -4934,7 +5393,7 @@
         </w:tc>
         <w:tc>
           <w:tcPr>
-            <w:tcW w:type="pct" w:w="50%"/>
+            <w:tcW w:type="pct" w:w="33%"/>
             <w:shd w:color="D9E2F3" w:val="solid"/>
           </w:tcPr>
           <w:p>
@@ -4952,6 +5411,30 @@
                 <w:sz w:val="20"/>
                 <w:szCs w:val="20"/>
               </w:rPr>
+              <w:t xml:space="preserve">Εφαρμογή σε σώματα ασφαλείας</w:t>
+            </w:r>
+          </w:p>
+        </w:tc>
+        <w:tc>
+          <w:tcPr>
+            <w:tcW w:type="pct" w:w="33%"/>
+            <w:shd w:color="D9E2F3" w:val="solid"/>
+          </w:tcPr>
+          <w:p>
+            <w:pPr>
+              <w:spacing w:after="60" w:before="60"/>
+              <w:jc w:val="center"/>
+            </w:pPr>
+            <w:r>
+              <w:rPr>
+                <w:rFonts w:ascii="Times New Roman" w:cs="Times New Roman" w:eastAsia="Times New Roman" w:hAnsi="Times New Roman"/>
+                <w:b/>
+                <w:bCs/>
+                <w:i w:val="false"/>
+                <w:iCs w:val="false"/>
+                <w:sz w:val="20"/>
+                <w:szCs w:val="20"/>
+              </w:rPr>
               <w:t xml:space="preserve">Πηγή</w:t>
             </w:r>
           </w:p>
@@ -4960,30 +5443,53 @@
       <w:tr>
         <w:tc>
           <w:tcPr>
-            <w:tcW w:type="pct" w:w="50%"/>
-          </w:tcPr>
-          <w:p>
-            <w:pPr>
-              <w:spacing w:after="40" w:before="40"/>
-              <w:jc w:val="left"/>
-            </w:pPr>
-            <w:r>
-              <w:rPr>
-                <w:rFonts w:ascii="Times New Roman" w:cs="Times New Roman" w:eastAsia="Times New Roman" w:hAnsi="Times New Roman"/>
-                <w:b w:val="false"/>
-                <w:bCs w:val="false"/>
-                <w:i w:val="false"/>
-                <w:iCs w:val="false"/>
-                <w:sz w:val="20"/>
-                <w:szCs w:val="20"/>
-              </w:rPr>
-              <w:t xml:space="preserve">Η ομαδική εκπαίδευση βελτιώνει σημαντικά τη λειτουργική απόδοση (μετα-ανάλυση 93 μελετών)</w:t>
-            </w:r>
-          </w:p>
-        </w:tc>
-        <w:tc>
-          <w:tcPr>
-            <w:tcW w:type="pct" w:w="50%"/>
+            <w:tcW w:type="pct" w:w="33%"/>
+          </w:tcPr>
+          <w:p>
+            <w:pPr>
+              <w:spacing w:after="40" w:before="40"/>
+              <w:jc w:val="left"/>
+            </w:pPr>
+            <w:r>
+              <w:rPr>
+                <w:rFonts w:ascii="Times New Roman" w:cs="Times New Roman" w:eastAsia="Times New Roman" w:hAnsi="Times New Roman"/>
+                <w:b w:val="false"/>
+                <w:bCs w:val="false"/>
+                <w:i w:val="false"/>
+                <w:iCs w:val="false"/>
+                <w:sz w:val="20"/>
+                <w:szCs w:val="20"/>
+              </w:rPr>
+              <w:t xml:space="preserve">Η ομαδική εκπαίδευση βελτιώνει τη λειτουργική απόδοση</w:t>
+            </w:r>
+          </w:p>
+        </w:tc>
+        <w:tc>
+          <w:tcPr>
+            <w:tcW w:type="pct" w:w="33%"/>
+          </w:tcPr>
+          <w:p>
+            <w:pPr>
+              <w:spacing w:after="40" w:before="40"/>
+              <w:jc w:val="left"/>
+            </w:pPr>
+            <w:r>
+              <w:rPr>
+                <w:rFonts w:ascii="Times New Roman" w:cs="Times New Roman" w:eastAsia="Times New Roman" w:hAnsi="Times New Roman"/>
+                <w:b w:val="false"/>
+                <w:bCs w:val="false"/>
+                <w:i w:val="false"/>
+                <w:iCs w:val="false"/>
+                <w:sz w:val="20"/>
+                <w:szCs w:val="20"/>
+              </w:rPr>
+              <w:t xml:space="preserve">Πυροσβεστικά πληρώματα, ομάδες ΕΚΑΜ, διμοιρίες</w:t>
+            </w:r>
+          </w:p>
+        </w:tc>
+        <w:tc>
+          <w:tcPr>
+            <w:tcW w:type="pct" w:w="33%"/>
           </w:tcPr>
           <w:p>
             <w:pPr>
@@ -5008,30 +5514,53 @@
       <w:tr>
         <w:tc>
           <w:tcPr>
-            <w:tcW w:type="pct" w:w="50%"/>
-          </w:tcPr>
-          <w:p>
-            <w:pPr>
-              <w:spacing w:after="40" w:before="40"/>
-              <w:jc w:val="left"/>
-            </w:pPr>
-            <w:r>
-              <w:rPr>
-                <w:rFonts w:ascii="Times New Roman" w:cs="Times New Roman" w:eastAsia="Times New Roman" w:hAnsi="Times New Roman"/>
-                <w:b w:val="false"/>
-                <w:bCs w:val="false"/>
-                <w:i w:val="false"/>
-                <w:iCs w:val="false"/>
-                <w:sz w:val="20"/>
-                <w:szCs w:val="20"/>
-              </w:rPr>
-              <w:t xml:space="preserve">Η στοχευμένη εξάσκηση (deliberate practice) απαιτεί σαφείς στόχους, ανατροφοδότηση και σταδιακή αύξηση δυσκολίας</w:t>
-            </w:r>
-          </w:p>
-        </w:tc>
-        <w:tc>
-          <w:tcPr>
-            <w:tcW w:type="pct" w:w="50%"/>
+            <w:tcW w:type="pct" w:w="33%"/>
+          </w:tcPr>
+          <w:p>
+            <w:pPr>
+              <w:spacing w:after="40" w:before="40"/>
+              <w:jc w:val="left"/>
+            </w:pPr>
+            <w:r>
+              <w:rPr>
+                <w:rFonts w:ascii="Times New Roman" w:cs="Times New Roman" w:eastAsia="Times New Roman" w:hAnsi="Times New Roman"/>
+                <w:b w:val="false"/>
+                <w:bCs w:val="false"/>
+                <w:i w:val="false"/>
+                <w:iCs w:val="false"/>
+                <w:sz w:val="20"/>
+                <w:szCs w:val="20"/>
+              </w:rPr>
+              <w:t xml:space="preserve">Deliberate practice απαιτεί σαφείς στόχους και ανατροφοδότηση</w:t>
+            </w:r>
+          </w:p>
+        </w:tc>
+        <w:tc>
+          <w:tcPr>
+            <w:tcW w:type="pct" w:w="33%"/>
+          </w:tcPr>
+          <w:p>
+            <w:pPr>
+              <w:spacing w:after="40" w:before="40"/>
+              <w:jc w:val="left"/>
+            </w:pPr>
+            <w:r>
+              <w:rPr>
+                <w:rFonts w:ascii="Times New Roman" w:cs="Times New Roman" w:eastAsia="Times New Roman" w:hAnsi="Times New Roman"/>
+                <w:b w:val="false"/>
+                <w:bCs w:val="false"/>
+                <w:i w:val="false"/>
+                <w:iCs w:val="false"/>
+                <w:sz w:val="20"/>
+                <w:szCs w:val="20"/>
+              </w:rPr>
+              <w:t xml:space="preserve">Σκοποβολή, CQB, ασκήσεις βολής, κατάσβεση</w:t>
+            </w:r>
+          </w:p>
+        </w:tc>
+        <w:tc>
+          <w:tcPr>
+            <w:tcW w:type="pct" w:w="33%"/>
           </w:tcPr>
           <w:p>
             <w:pPr>
@@ -5056,30 +5585,53 @@
       <w:tr>
         <w:tc>
           <w:tcPr>
-            <w:tcW w:type="pct" w:w="50%"/>
-          </w:tcPr>
-          <w:p>
-            <w:pPr>
-              <w:spacing w:after="40" w:before="40"/>
-              <w:jc w:val="left"/>
-            </w:pPr>
-            <w:r>
-              <w:rPr>
-                <w:rFonts w:ascii="Times New Roman" w:cs="Times New Roman" w:eastAsia="Times New Roman" w:hAnsi="Times New Roman"/>
-                <w:b w:val="false"/>
-                <w:bCs w:val="false"/>
-                <w:i w:val="false"/>
-                <w:iCs w:val="false"/>
-                <w:sz w:val="20"/>
-                <w:szCs w:val="20"/>
-              </w:rPr>
-              <w:t xml:space="preserve">Οι δεξιότητες φθίνουν αισθητά χωρίς τακτική εξάσκηση (skill decay)</w:t>
-            </w:r>
-          </w:p>
-        </w:tc>
-        <w:tc>
-          <w:tcPr>
-            <w:tcW w:type="pct" w:w="50%"/>
+            <w:tcW w:type="pct" w:w="33%"/>
+          </w:tcPr>
+          <w:p>
+            <w:pPr>
+              <w:spacing w:after="40" w:before="40"/>
+              <w:jc w:val="left"/>
+            </w:pPr>
+            <w:r>
+              <w:rPr>
+                <w:rFonts w:ascii="Times New Roman" w:cs="Times New Roman" w:eastAsia="Times New Roman" w:hAnsi="Times New Roman"/>
+                <w:b w:val="false"/>
+                <w:bCs w:val="false"/>
+                <w:i w:val="false"/>
+                <w:iCs w:val="false"/>
+                <w:sz w:val="20"/>
+                <w:szCs w:val="20"/>
+              </w:rPr>
+              <w:t xml:space="preserve">Skill decay: δεξιότητες φθίνουν χωρίς εξάσκηση</w:t>
+            </w:r>
+          </w:p>
+        </w:tc>
+        <w:tc>
+          <w:tcPr>
+            <w:tcW w:type="pct" w:w="33%"/>
+          </w:tcPr>
+          <w:p>
+            <w:pPr>
+              <w:spacing w:after="40" w:before="40"/>
+              <w:jc w:val="left"/>
+            </w:pPr>
+            <w:r>
+              <w:rPr>
+                <w:rFonts w:ascii="Times New Roman" w:cs="Times New Roman" w:eastAsia="Times New Roman" w:hAnsi="Times New Roman"/>
+                <w:b w:val="false"/>
+                <w:bCs w:val="false"/>
+                <w:i w:val="false"/>
+                <w:iCs w:val="false"/>
+                <w:sz w:val="20"/>
+                <w:szCs w:val="20"/>
+              </w:rPr>
+              <w:t xml:space="preserve">Βολή αστυνομίας, δασοπυρόσβεση εποχιακά</w:t>
+            </w:r>
+          </w:p>
+        </w:tc>
+        <w:tc>
+          <w:tcPr>
+            <w:tcW w:type="pct" w:w="33%"/>
           </w:tcPr>
           <w:p>
             <w:pPr>
@@ -5104,30 +5656,53 @@
       <w:tr>
         <w:tc>
           <w:tcPr>
-            <w:tcW w:type="pct" w:w="50%"/>
-          </w:tcPr>
-          <w:p>
-            <w:pPr>
-              <w:spacing w:after="40" w:before="40"/>
-              <w:jc w:val="left"/>
-            </w:pPr>
-            <w:r>
-              <w:rPr>
-                <w:rFonts w:ascii="Times New Roman" w:cs="Times New Roman" w:eastAsia="Times New Roman" w:hAnsi="Times New Roman"/>
-                <w:b w:val="false"/>
-                <w:bCs w:val="false"/>
-                <w:i w:val="false"/>
-                <w:iCs w:val="false"/>
-                <w:sz w:val="20"/>
-                <w:szCs w:val="20"/>
-              </w:rPr>
-              <w:t xml:space="preserve">Η δομημένη ανατροφοδότηση (debriefing) είναι κρίσιμη για τη μετατροπή εμπειρίας σε μάθηση</w:t>
-            </w:r>
-          </w:p>
-        </w:tc>
-        <w:tc>
-          <w:tcPr>
-            <w:tcW w:type="pct" w:w="50%"/>
+            <w:tcW w:type="pct" w:w="33%"/>
+          </w:tcPr>
+          <w:p>
+            <w:pPr>
+              <w:spacing w:after="40" w:before="40"/>
+              <w:jc w:val="left"/>
+            </w:pPr>
+            <w:r>
+              <w:rPr>
+                <w:rFonts w:ascii="Times New Roman" w:cs="Times New Roman" w:eastAsia="Times New Roman" w:hAnsi="Times New Roman"/>
+                <w:b w:val="false"/>
+                <w:bCs w:val="false"/>
+                <w:i w:val="false"/>
+                <w:iCs w:val="false"/>
+                <w:sz w:val="20"/>
+                <w:szCs w:val="20"/>
+              </w:rPr>
+              <w:t xml:space="preserve">Δομημένο debriefing κρίσιμο για μάθηση</w:t>
+            </w:r>
+          </w:p>
+        </w:tc>
+        <w:tc>
+          <w:tcPr>
+            <w:tcW w:type="pct" w:w="33%"/>
+          </w:tcPr>
+          <w:p>
+            <w:pPr>
+              <w:spacing w:after="40" w:before="40"/>
+              <w:jc w:val="left"/>
+            </w:pPr>
+            <w:r>
+              <w:rPr>
+                <w:rFonts w:ascii="Times New Roman" w:cs="Times New Roman" w:eastAsia="Times New Roman" w:hAnsi="Times New Roman"/>
+                <w:b w:val="false"/>
+                <w:bCs w:val="false"/>
+                <w:i w:val="false"/>
+                <w:iCs w:val="false"/>
+                <w:sz w:val="20"/>
+                <w:szCs w:val="20"/>
+              </w:rPr>
+              <w:t xml:space="preserve">AAR στρατού, debriefing ΠΣ</w:t>
+            </w:r>
+          </w:p>
+        </w:tc>
+        <w:tc>
+          <w:tcPr>
+            <w:tcW w:type="pct" w:w="33%"/>
           </w:tcPr>
           <w:p>
             <w:pPr>
@@ -5152,47 +5727,70 @@
       <w:tr>
         <w:tc>
           <w:tcPr>
-            <w:tcW w:type="pct" w:w="50%"/>
-          </w:tcPr>
-          <w:p>
-            <w:pPr>
-              <w:spacing w:after="40" w:before="40"/>
-              <w:jc w:val="left"/>
-            </w:pPr>
-            <w:r>
-              <w:rPr>
-                <w:rFonts w:ascii="Times New Roman" w:cs="Times New Roman" w:eastAsia="Times New Roman" w:hAnsi="Times New Roman"/>
-                <w:b w:val="false"/>
-                <w:bCs w:val="false"/>
-                <w:i w:val="false"/>
-                <w:iCs w:val="false"/>
-                <w:sz w:val="20"/>
-                <w:szCs w:val="20"/>
-              </w:rPr>
-              <w:t xml:space="preserve">Η αυτοαποτελεσματικότητα από ασκήσεις αποτελεί προστατευτικό παράγοντα κατά PTSD</w:t>
-            </w:r>
-          </w:p>
-        </w:tc>
-        <w:tc>
-          <w:tcPr>
-            <w:tcW w:type="pct" w:w="50%"/>
-          </w:tcPr>
-          <w:p>
-            <w:pPr>
-              <w:spacing w:after="40" w:before="40"/>
-              <w:jc w:val="left"/>
-            </w:pPr>
-            <w:r>
-              <w:rPr>
-                <w:rFonts w:ascii="Times New Roman" w:cs="Times New Roman" w:eastAsia="Times New Roman" w:hAnsi="Times New Roman"/>
-                <w:b w:val="false"/>
-                <w:bCs w:val="false"/>
-                <w:i w:val="false"/>
-                <w:iCs w:val="false"/>
-                <w:sz w:val="20"/>
-                <w:szCs w:val="20"/>
-              </w:rPr>
-              <w:t xml:space="preserve">Kleim &amp; Westphal, 2011</w:t>
+            <w:tcW w:type="pct" w:w="33%"/>
+          </w:tcPr>
+          <w:p>
+            <w:pPr>
+              <w:spacing w:after="40" w:before="40"/>
+              <w:jc w:val="left"/>
+            </w:pPr>
+            <w:r>
+              <w:rPr>
+                <w:rFonts w:ascii="Times New Roman" w:cs="Times New Roman" w:eastAsia="Times New Roman" w:hAnsi="Times New Roman"/>
+                <w:b w:val="false"/>
+                <w:bCs w:val="false"/>
+                <w:i w:val="false"/>
+                <w:iCs w:val="false"/>
+                <w:sz w:val="20"/>
+                <w:szCs w:val="20"/>
+              </w:rPr>
+              <w:t xml:space="preserve">Stress inoculation μειώνει πανικό</w:t>
+            </w:r>
+          </w:p>
+        </w:tc>
+        <w:tc>
+          <w:tcPr>
+            <w:tcW w:type="pct" w:w="33%"/>
+          </w:tcPr>
+          <w:p>
+            <w:pPr>
+              <w:spacing w:after="40" w:before="40"/>
+              <w:jc w:val="left"/>
+            </w:pPr>
+            <w:r>
+              <w:rPr>
+                <w:rFonts w:ascii="Times New Roman" w:cs="Times New Roman" w:eastAsia="Times New Roman" w:hAnsi="Times New Roman"/>
+                <w:b w:val="false"/>
+                <w:bCs w:val="false"/>
+                <w:i w:val="false"/>
+                <w:iCs w:val="false"/>
+                <w:sz w:val="20"/>
+                <w:szCs w:val="20"/>
+              </w:rPr>
+              <w:t xml:space="preserve">LIVEX, flashover, ομηρίες</w:t>
+            </w:r>
+          </w:p>
+        </w:tc>
+        <w:tc>
+          <w:tcPr>
+            <w:tcW w:type="pct" w:w="33%"/>
+          </w:tcPr>
+          <w:p>
+            <w:pPr>
+              <w:spacing w:after="40" w:before="40"/>
+              <w:jc w:val="left"/>
+            </w:pPr>
+            <w:r>
+              <w:rPr>
+                <w:rFonts w:ascii="Times New Roman" w:cs="Times New Roman" w:eastAsia="Times New Roman" w:hAnsi="Times New Roman"/>
+                <w:b w:val="false"/>
+                <w:bCs w:val="false"/>
+                <w:i w:val="false"/>
+                <w:iCs w:val="false"/>
+                <w:sz w:val="20"/>
+                <w:szCs w:val="20"/>
+              </w:rPr>
+              <w:t xml:space="preserve">Grossman &amp; Christensen, 2008</w:t>
             </w:r>
           </w:p>
         </w:tc>
@@ -5200,30 +5798,124 @@
       <w:tr>
         <w:tc>
           <w:tcPr>
-            <w:tcW w:type="pct" w:w="50%"/>
-          </w:tcPr>
-          <w:p>
-            <w:pPr>
-              <w:spacing w:after="40" w:before="40"/>
-              <w:jc w:val="left"/>
-            </w:pPr>
-            <w:r>
-              <w:rPr>
-                <w:rFonts w:ascii="Times New Roman" w:cs="Times New Roman" w:eastAsia="Times New Roman" w:hAnsi="Times New Roman"/>
-                <w:b w:val="false"/>
-                <w:bCs w:val="false"/>
-                <w:i w:val="false"/>
-                <w:iCs w:val="false"/>
-                <w:sz w:val="20"/>
-                <w:szCs w:val="20"/>
-              </w:rPr>
-              <w:t xml:space="preserve">Οι μη τεχνικές δεξιότητες (NTS) αναπτύσσονται μόνο μέσω πρακτικής εφαρμογής</w:t>
-            </w:r>
-          </w:p>
-        </w:tc>
-        <w:tc>
-          <w:tcPr>
-            <w:tcW w:type="pct" w:w="50%"/>
+            <w:tcW w:type="pct" w:w="33%"/>
+          </w:tcPr>
+          <w:p>
+            <w:pPr>
+              <w:spacing w:after="40" w:before="40"/>
+              <w:jc w:val="left"/>
+            </w:pPr>
+            <w:r>
+              <w:rPr>
+                <w:rFonts w:ascii="Times New Roman" w:cs="Times New Roman" w:eastAsia="Times New Roman" w:hAnsi="Times New Roman"/>
+                <w:b w:val="false"/>
+                <w:bCs w:val="false"/>
+                <w:i w:val="false"/>
+                <w:iCs w:val="false"/>
+                <w:sz w:val="20"/>
+                <w:szCs w:val="20"/>
+              </w:rPr>
+              <w:t xml:space="preserve">Αυτοαποτελεσματικότητα ως προστατευτικός παράγοντας κατά PTSD</w:t>
+            </w:r>
+          </w:p>
+        </w:tc>
+        <w:tc>
+          <w:tcPr>
+            <w:tcW w:type="pct" w:w="33%"/>
+          </w:tcPr>
+          <w:p>
+            <w:pPr>
+              <w:spacing w:after="40" w:before="40"/>
+              <w:jc w:val="left"/>
+            </w:pPr>
+            <w:r>
+              <w:rPr>
+                <w:rFonts w:ascii="Times New Roman" w:cs="Times New Roman" w:eastAsia="Times New Roman" w:hAnsi="Times New Roman"/>
+                <w:b w:val="false"/>
+                <w:bCs w:val="false"/>
+                <w:i w:val="false"/>
+                <w:iCs w:val="false"/>
+                <w:sz w:val="20"/>
+                <w:szCs w:val="20"/>
+              </w:rPr>
+              <w:t xml:space="preserve">Όλα τα σώματα ασφαλείας</w:t>
+            </w:r>
+          </w:p>
+        </w:tc>
+        <w:tc>
+          <w:tcPr>
+            <w:tcW w:type="pct" w:w="33%"/>
+          </w:tcPr>
+          <w:p>
+            <w:pPr>
+              <w:spacing w:after="40" w:before="40"/>
+              <w:jc w:val="left"/>
+            </w:pPr>
+            <w:r>
+              <w:rPr>
+                <w:rFonts w:ascii="Times New Roman" w:cs="Times New Roman" w:eastAsia="Times New Roman" w:hAnsi="Times New Roman"/>
+                <w:b w:val="false"/>
+                <w:bCs w:val="false"/>
+                <w:i w:val="false"/>
+                <w:iCs w:val="false"/>
+                <w:sz w:val="20"/>
+                <w:szCs w:val="20"/>
+              </w:rPr>
+              <w:t xml:space="preserve">Kleim &amp; Westphal, 2011</w:t>
+            </w:r>
+          </w:p>
+        </w:tc>
+      </w:tr>
+      <w:tr>
+        <w:tc>
+          <w:tcPr>
+            <w:tcW w:type="pct" w:w="33%"/>
+          </w:tcPr>
+          <w:p>
+            <w:pPr>
+              <w:spacing w:after="40" w:before="40"/>
+              <w:jc w:val="left"/>
+            </w:pPr>
+            <w:r>
+              <w:rPr>
+                <w:rFonts w:ascii="Times New Roman" w:cs="Times New Roman" w:eastAsia="Times New Roman" w:hAnsi="Times New Roman"/>
+                <w:b w:val="false"/>
+                <w:bCs w:val="false"/>
+                <w:i w:val="false"/>
+                <w:iCs w:val="false"/>
+                <w:sz w:val="20"/>
+                <w:szCs w:val="20"/>
+              </w:rPr>
+              <w:t xml:space="preserve">NTS αναπτύσσονται μόνο μέσω πρακτικής</w:t>
+            </w:r>
+          </w:p>
+        </w:tc>
+        <w:tc>
+          <w:tcPr>
+            <w:tcW w:type="pct" w:w="33%"/>
+          </w:tcPr>
+          <w:p>
+            <w:pPr>
+              <w:spacing w:after="40" w:before="40"/>
+              <w:jc w:val="left"/>
+            </w:pPr>
+            <w:r>
+              <w:rPr>
+                <w:rFonts w:ascii="Times New Roman" w:cs="Times New Roman" w:eastAsia="Times New Roman" w:hAnsi="Times New Roman"/>
+                <w:b w:val="false"/>
+                <w:bCs w:val="false"/>
+                <w:i w:val="false"/>
+                <w:iCs w:val="false"/>
+                <w:sz w:val="20"/>
+                <w:szCs w:val="20"/>
+              </w:rPr>
+              <w:t xml:space="preserve">Διυπηρεσιακός συντονισμός, ηγεσία</w:t>
+            </w:r>
+          </w:p>
+        </w:tc>
+        <w:tc>
+          <w:tcPr>
+            <w:tcW w:type="pct" w:w="33%"/>
           </w:tcPr>
           <w:p>
             <w:pPr>
@@ -5267,7 +5959,7 @@
           <w:sz w:val="28"/>
           <w:szCs w:val="28"/>
         </w:rPr>
-        <w:t xml:space="preserve">ΚΕΦΑΛΑΙΟ 6: ΔΙΕΘΝΗΣ ΣΥΝΕΡΓΑΣΙΑ, CASE STUDIES ΚΑΙ ΠΑΡΑΔΕΙΓΜΑΤΑ ΑΣΚΗΣΕΩΝ</w:t>
+        <w:t xml:space="preserve">ΚΕΦΑΛΑΙΟ 5: ΔΙΕΘΝΗΣ ΣΥΝΕΡΓΑΣΙΑ, CASE STUDIES ΚΑΙ ΠΑΡΑΔΕΙΓΜΑΤΑ ΑΣΚΗΣΕΩΝ</w:t>
       </w:r>
     </w:p>
     <w:p>
@@ -5285,45 +5977,45 @@
           <w:sz w:val="26"/>
           <w:szCs w:val="26"/>
         </w:rPr>
-        <w:t xml:space="preserve">6.1 Ο Ευρωπαϊκός Μηχανισμός Πολιτικής Προστασίας (UCPM)</w:t>
-      </w:r>
-    </w:p>
-    <w:p>
-      <w:pPr>
-        <w:spacing w:after="120" w:line="360"/>
-        <w:ind w:firstLine="720"/>
-        <w:jc w:val="both"/>
-      </w:pPr>
-      <w:r>
-        <w:rPr>
-          <w:rFonts w:ascii="Times New Roman" w:cs="Times New Roman" w:eastAsia="Times New Roman" w:hAnsi="Times New Roman"/>
-          <w:b w:val="false"/>
-          <w:bCs w:val="false"/>
-          <w:i w:val="false"/>
-          <w:iCs w:val="false"/>
-          <w:sz w:val="24"/>
-          <w:szCs w:val="24"/>
-        </w:rPr>
-        <w:t xml:space="preserve">Ο Μηχανισμός Πολιτικής Προστασίας της Ευρωπαϊκής Ένωσης (Union Civil Protection Mechanism — UCPM) θεσπίστηκε αρχικά το 2001 και αναθεωρήθηκε ουσιαστικά με την Απόφαση 1313/2013/ΕΕ. Σκοπός του είναι η ενίσχυση της συνεργασίας μεταξύ κρατών-μελών στην πρόληψη, ετοιμότητα και αντιμετώπιση φυσικών και ανθρωπογενών καταστροφών. Το 2019, με τη δημιουργία του rescEU, ο μηχανισμός αναβαθμίστηκε περαιτέρω με κοινά ευρωπαϊκά μέσα (πυροσβεστικά αεροπλάνα, ελικόπτερα, CBRN εξοπλισμό) (European Commission, 2021).</w:t>
-      </w:r>
-    </w:p>
-    <w:p>
-      <w:pPr>
-        <w:spacing w:after="120" w:line="360"/>
-        <w:ind w:firstLine="720"/>
-        <w:jc w:val="both"/>
-      </w:pPr>
-      <w:r>
-        <w:rPr>
-          <w:rFonts w:ascii="Times New Roman" w:cs="Times New Roman" w:eastAsia="Times New Roman" w:hAnsi="Times New Roman"/>
-          <w:b w:val="false"/>
-          <w:bCs w:val="false"/>
-          <w:i w:val="false"/>
-          <w:iCs w:val="false"/>
-          <w:sz w:val="24"/>
-          <w:szCs w:val="24"/>
-        </w:rPr>
-        <w:t xml:space="preserve">Στον πυρήνα του UCPM βρίσκεται ένα εκτεταμένο πρόγραμμα εκπαίδευσης και ασκήσεων. Οι ασκήσεις MODEX (Module Exercises) αποτελούν τη ραχοκοκαλιά αυτού του προγράμματος: πρόκειται για μεγάλης κλίμακας ασκήσεις πεδίου, διάρκειας τυπικά 3-5 ημερών, στις οποίες συμμετέχουν ομάδες πολιτικής προστασίας από πολλαπλά κράτη-μέλη. Τα σενάρια καλύπτουν δασικές πυρκαγιές, σεισμούς, πλημμύρες, βιομηχανικά ατυχήματα και CBRN περιστατικά. Κάθε ομάδα αξιολογείται από διεθνείς κριτές βάσει τυποποιημένων κριτηρίων απόδοσης. Η ΕΜΑΚ του ελληνικού ΠΣ συμμετέχει τακτικά σε ασκήσεις MODEX, τόσο ως ασκούμενη ομάδα όσο και ως αξιολογήτρια.</w:t>
+        <w:t xml:space="preserve">5.1 Πλαίσια διεθνούς συνεργασίας</w:t>
+      </w:r>
+    </w:p>
+    <w:p>
+      <w:pPr>
+        <w:spacing w:after="120" w:line="360"/>
+        <w:ind w:firstLine="720"/>
+        <w:jc w:val="both"/>
+      </w:pPr>
+      <w:r>
+        <w:rPr>
+          <w:rFonts w:ascii="Times New Roman" w:cs="Times New Roman" w:eastAsia="Times New Roman" w:hAnsi="Times New Roman"/>
+          <w:b w:val="false"/>
+          <w:bCs w:val="false"/>
+          <w:i w:val="false"/>
+          <w:iCs w:val="false"/>
+          <w:sz w:val="24"/>
+          <w:szCs w:val="24"/>
+        </w:rPr>
+        <w:t xml:space="preserve">Η διεθνής συνεργασία στον τομέα της εκπαίδευσης και των ασκήσεων πραγματοποιείται μέσα από πολλαπλά πλαίσια. Για τις Ένοπλες Δυνάμεις, το NATO αποτελεί τον κεντρικό μηχανισμό: κοινές ασκήσεις (Trident Juncture, Defender Europe), πρότυπα εκπαίδευσης (STANAG), κοινά δόγματα. Για τα σώματα ασφαλείας, η Ευρωπαϊκή Ένωση παρέχει αντίστοιχα πλαίσια: ο Ευρωπαϊκός Μηχανισμός Πολιτικής Προστασίας (UCPM) με τις ασκήσεις MODEX για πυροσβέστες και ομάδες USAR, η Europol με το δίκτυο ATLAS για αντιτρομοκρατικές μονάδες (ΕΚΑΜ, GIGN, GSG-9), και η CEPOL (Ακαδημία Αστυνομίας της ΕΕ) για αστυνομική εκπαίδευση.</w:t>
+      </w:r>
+    </w:p>
+    <w:p>
+      <w:pPr>
+        <w:spacing w:after="120" w:line="360"/>
+        <w:ind w:firstLine="720"/>
+        <w:jc w:val="both"/>
+      </w:pPr>
+      <w:r>
+        <w:rPr>
+          <w:rFonts w:ascii="Times New Roman" w:cs="Times New Roman" w:eastAsia="Times New Roman" w:hAnsi="Times New Roman"/>
+          <w:b w:val="false"/>
+          <w:bCs w:val="false"/>
+          <w:i w:val="false"/>
+          <w:iCs w:val="false"/>
+          <w:sz w:val="24"/>
+          <w:szCs w:val="24"/>
+        </w:rPr>
+        <w:t xml:space="preserve">Η Ελλάδα συμμετέχει ενεργά σε όλα αυτά τα πλαίσια. Οι Ένοπλες Δυνάμεις φιλοξενούν τακτικά ασκήσεις NATO σε ελληνικό έδαφος (π.χ. «Iniochos» — αεροπορική), το ΠΣ συμμετέχει σε MODEX μέσω της ΕΜΑΚ, η ΕΛ.ΑΣ. εκπαιδεύεται σε ασκήσεις ATLAS. Η αξία αυτών των ασκήσεων εκτείνεται πέραν της τεχνικής εκπαίδευσης: δοκιμάζεται η διαλειτουργικότητα, η κοινή γλώσσα, η ικανότητα συνεργασίας σε πολυεθνικό περιβάλλον.</w:t>
       </w:r>
     </w:p>
     <w:p>
@@ -5341,83 +6033,64 @@
           <w:sz w:val="26"/>
           <w:szCs w:val="26"/>
         </w:rPr>
-        <w:t xml:space="preserve">6.2 Case Study 1: Η πυρκαγιά στο Μάτι Αττικής (2018) — Διδάγματα για την εκπαίδευση</w:t>
-      </w:r>
-    </w:p>
-    <w:p>
-      <w:pPr>
-        <w:spacing w:after="120" w:line="360"/>
-        <w:ind w:firstLine="720"/>
-        <w:jc w:val="both"/>
-      </w:pPr>
-      <w:r>
-        <w:rPr>
-          <w:rFonts w:ascii="Times New Roman" w:cs="Times New Roman" w:eastAsia="Times New Roman" w:hAnsi="Times New Roman"/>
-          <w:b w:val="false"/>
-          <w:bCs w:val="false"/>
-          <w:i w:val="false"/>
-          <w:iCs w:val="false"/>
-          <w:sz w:val="24"/>
-          <w:szCs w:val="24"/>
-        </w:rPr>
-        <w:t xml:space="preserve">Στις 23 Ιουλίου 2018, μια δασική πυρκαγιά στην περιοχή Κινέτας Αττικής κλιμακώθηκε ταχύτατα, αλλά η πραγματική τραγωδία εκτυλίχθηκε στο Μάτι, στην ανατολική Αττική. Θυελλώδεις άνεμοι (80-100+ χλμ./ώρα) οδήγησαν τη φωτιά μέσα σε κατοικημένη περιοχή εντός λίγων λεπτών. Ο τελικός απολογισμός ήταν 104 νεκροί — η πλέον θανατηφόρα δασική πυρκαγιά στην Ευρώπη τις τελευταίες δεκαετίες (Lagouvardos et al., 2019).</w:t>
-      </w:r>
-    </w:p>
-    <w:p>
-      <w:pPr>
-        <w:spacing w:after="120" w:line="360"/>
-        <w:ind w:firstLine="720"/>
-        <w:jc w:val="both"/>
-      </w:pPr>
-      <w:r>
-        <w:rPr>
-          <w:rFonts w:ascii="Times New Roman" w:cs="Times New Roman" w:eastAsia="Times New Roman" w:hAnsi="Times New Roman"/>
-          <w:b w:val="false"/>
-          <w:bCs w:val="false"/>
-          <w:i w:val="false"/>
-          <w:iCs w:val="false"/>
-          <w:sz w:val="24"/>
-          <w:szCs w:val="24"/>
-        </w:rPr>
-        <w:t xml:space="preserve">Η μετέπειτα ανάλυση κατέδειξε πολλαπλές αστοχίες που σχετίζονται άμεσα με την εκπαίδευση και τη δοκιμή σχεδίων μέσω ασκήσεων. Πρώτον, τα σχέδια εκκένωσης του Δήμου δεν είχαν δοκιμαστεί σε πραγματικές ασκήσεις — με αποτέλεσμα, όταν χρειάστηκε να ενεργοποιηθούν, οι πολίτες αγνοούσαν τις διαδρομές φυγής και κατευθύνθηκαν σε αδιέξοδα. Δεύτερον, η επικοινωνία μεταξύ Πυροσβεστικού Σώματος, Αστυνομίας, Λιμενικού και Πολιτικής Προστασίας παρουσίασε σοβαρά κενά — ένα πρόβλημα που εντοπίζεται συστηματικά σε ασκήσεις πολυφορεακού συντονισμού αλλά σπάνια επιλύεται (Flin et al., 2008). Τρίτον, η ταχύτητα εξέλιξης του συμβάντος ξεπέρασε κάθε προηγούμενη εμπειρία — υπογραμμίζοντας την ανάγκη εξάσκησης σε ακραία, υψηλής ταχύτητας σενάρια.</w:t>
-      </w:r>
-    </w:p>
-    <w:p>
-      <w:pPr>
-        <w:spacing w:after="120" w:line="360"/>
-        <w:ind w:firstLine="720"/>
-        <w:jc w:val="both"/>
-      </w:pPr>
-      <w:r>
-        <w:rPr>
-          <w:rFonts w:ascii="Times New Roman" w:cs="Times New Roman" w:eastAsia="Times New Roman" w:hAnsi="Times New Roman"/>
-          <w:b w:val="false"/>
-          <w:bCs w:val="false"/>
-          <w:i w:val="false"/>
-          <w:iCs w:val="false"/>
-          <w:sz w:val="24"/>
-          <w:szCs w:val="24"/>
-        </w:rPr>
-        <w:t xml:space="preserve">Το Μάτι αποτέλεσε σημείο καμπής για τον σχεδιασμό πολιτικής προστασίας στην Ελλάδα. Μετά το 2018, εντατικοποιήθηκαν οι ασκήσεις εκκένωσης σε πυρόπληκτες περιοχές, εισήχθησαν νέα πρωτόκολλα επικοινωνίας μεταξύ φορέων, και δόθηκε μεγαλύτερη έμφαση στη δοκιμή σχεδίων μέσω ρεαλιστικών ασκήσεων πεδίου.</w:t>
-      </w:r>
-    </w:p>
-    <w:p>
-      <w:pPr>
-        <w:spacing w:after="120" w:line="360"/>
-        <w:ind w:firstLine="720"/>
-        <w:jc w:val="both"/>
-      </w:pPr>
-      <w:r>
-        <w:rPr>
-          <w:rFonts w:ascii="Times New Roman" w:cs="Times New Roman" w:eastAsia="Times New Roman" w:hAnsi="Times New Roman"/>
-          <w:b w:val="false"/>
-          <w:bCs w:val="false"/>
-          <w:i w:val="false"/>
-          <w:iCs w:val="false"/>
-          <w:sz w:val="24"/>
-          <w:szCs w:val="24"/>
-        </w:rPr>
-        <w:t xml:space="preserve">Η τραγωδία ανέδειξε επίσης τη σημασία της εκπαίδευσης σε μη τεχνικές δεξιότητες. Η απόφαση εκκένωσης, ο τρόπος ενημέρωσης του πληθυσμού, ο συντονισμός μεταξύ υπηρεσιών σε πραγματικό χρόνο — όλα αυτά αποτελούν λειτουργίες που εμπίπτουν στο πεδίο των NTS (Flin et al., 2008) και δεν μπορούν να εξασκηθούν παρά μόνο μέσω ρεαλιστικών, πολυφορεακών ασκήσεων. Αξίζει να σημειωθεί ότι, σύμφωνα με τις διεθνείς αρχές σχεδιασμού έκτακτης ανάγκης, ένα σχέδιο εκκένωσης που δεν έχει δοκιμαστεί τουλάχιστον μία φορά μέσω άσκησης πεδίου δεν μπορεί να θεωρηθεί λειτουργικό. Στο Μάτι, τα σχέδια υπήρχαν θεωρητικά αλλά δεν είχαν δοκιμαστεί ποτέ — και η πραγματικότητα αποκάλυψε ότι ήταν ανεφάρμοστα. Η διαπίστωση αυτή τεκμηριώνει με τον πλέον τραγικό τρόπο τη ρήση ότι «κανένα σχέδιο δεν επιβιώνει από την πρώτη επαφή με την πραγματικότητα, εκτός εάν έχει δοκιμαστεί πρώτα σε άσκηση».</w:t>
+        <w:t xml:space="preserve">5.2 Case Study 1: Η πυρκαγιά στο Μάτι (2018) — Αστοχίες και διδάγματα</w:t>
+      </w:r>
+    </w:p>
+    <w:p>
+      <w:pPr>
+        <w:spacing w:after="120" w:line="360"/>
+        <w:ind w:firstLine="720"/>
+        <w:jc w:val="both"/>
+      </w:pPr>
+      <w:r>
+        <w:rPr>
+          <w:rFonts w:ascii="Times New Roman" w:cs="Times New Roman" w:eastAsia="Times New Roman" w:hAnsi="Times New Roman"/>
+          <w:b w:val="false"/>
+          <w:bCs w:val="false"/>
+          <w:i w:val="false"/>
+          <w:iCs w:val="false"/>
+          <w:sz w:val="24"/>
+          <w:szCs w:val="24"/>
+        </w:rPr>
+        <w:t xml:space="preserve">Στις 23 Ιουλίου 2018, θυελλώδεις άνεμοι (80-100+ χλμ./ώρα) οδήγησαν μια δασική πυρκαγιά μέσα στην κατοικημένη περιοχή του Ματιού, με τραγικό απολογισμό 104 νεκρών — η πλέον θανατηφόρα πυρκαγιά στην Ευρώπη εδώ και δεκαετίες (Lagouvardos et al., 2019). Η ανάλυση κατέδειξε πολλαπλές αστοχίες σχετικές με την εκπαίδευση και τη διυπηρεσιακή ετοιμότητα.</w:t>
+      </w:r>
+    </w:p>
+    <w:p>
+      <w:pPr>
+        <w:spacing w:after="120" w:line="360"/>
+        <w:ind w:firstLine="720"/>
+        <w:jc w:val="both"/>
+      </w:pPr>
+      <w:r>
+        <w:rPr>
+          <w:rFonts w:ascii="Times New Roman" w:cs="Times New Roman" w:eastAsia="Times New Roman" w:hAnsi="Times New Roman"/>
+          <w:b w:val="false"/>
+          <w:bCs w:val="false"/>
+          <w:i w:val="false"/>
+          <w:iCs w:val="false"/>
+          <w:sz w:val="24"/>
+          <w:szCs w:val="24"/>
+        </w:rPr>
+        <w:t xml:space="preserve">Πρώτον, τα σχέδια εκκένωσης δεν είχαν δοκιμαστεί σε πραγματικές ασκήσεις — με αποτέλεσμα οι πολίτες να κατευθυνθούν σε αδιέξοδα. Δεύτερον, η επικοινωνία μεταξύ ΠΣ, ΕΛ.ΑΣ., Λιμενικού και Πολιτικής Προστασίας παρουσίασε σοβαρά κενά: διαφορετικά ασύρματα δίκτυα, ελλιπής μετάδοση πληροφοριών, ασαφείς αρμοδιότητες. Τρίτον, η Τροχαία δυσκολεύτηκε να εφαρμόσει κυκλοφοριακές ρυθμίσεις σε μια κατάσταση χαοτικής φυγής πολιτών. Τέταρτον, η ταχύτητα εξέλιξης ξεπέρασε κάθε εμπειρία.</w:t>
+      </w:r>
+    </w:p>
+    <w:p>
+      <w:pPr>
+        <w:spacing w:after="120" w:line="360"/>
+        <w:ind w:firstLine="720"/>
+        <w:jc w:val="both"/>
+      </w:pPr>
+      <w:r>
+        <w:rPr>
+          <w:rFonts w:ascii="Times New Roman" w:cs="Times New Roman" w:eastAsia="Times New Roman" w:hAnsi="Times New Roman"/>
+          <w:b w:val="false"/>
+          <w:bCs w:val="false"/>
+          <w:i w:val="false"/>
+          <w:iCs w:val="false"/>
+          <w:sz w:val="24"/>
+          <w:szCs w:val="24"/>
+        </w:rPr>
+        <w:t xml:space="preserve">Το Μάτι τεκμηρίωσε με τραγικό τρόπο τη ρήση ότι «κανένα σχέδιο δεν επιβιώνει από την πρώτη επαφή με την πραγματικότητα, εκτός εάν έχει δοκιμαστεί πρώτα σε άσκηση». Μετά το 2018, εντατικοποιήθηκαν οι ασκήσεις εκκένωσης, βελτιώθηκαν τα πρωτόκολλα επικοινωνίας, και δόθηκε μεγαλύτερη έμφαση στη δοκιμή σχεδίων μέσω πολυφορεακών ασκήσεων. Τα αποτελέσματα ήταν ορατά στις μεγάλες πυρκαγιές του 2021: παρά τη μεγαλύτερη κλίμακα, ο αριθμός θυμάτων ήταν δραματικά μικρότερος.</w:t>
       </w:r>
     </w:p>
     <w:p>
@@ -5435,64 +6108,64 @@
           <w:sz w:val="26"/>
           <w:szCs w:val="26"/>
         </w:rPr>
-        <w:t xml:space="preserve">6.3 Case Study 2: Ασκήσεις MODEX και η συμμετοχή της ΕΜΑΚ</w:t>
-      </w:r>
-    </w:p>
-    <w:p>
-      <w:pPr>
-        <w:spacing w:after="120" w:line="360"/>
-        <w:ind w:firstLine="720"/>
-        <w:jc w:val="both"/>
-      </w:pPr>
-      <w:r>
-        <w:rPr>
-          <w:rFonts w:ascii="Times New Roman" w:cs="Times New Roman" w:eastAsia="Times New Roman" w:hAnsi="Times New Roman"/>
-          <w:b w:val="false"/>
-          <w:bCs w:val="false"/>
-          <w:i w:val="false"/>
-          <w:iCs w:val="false"/>
-          <w:sz w:val="24"/>
-          <w:szCs w:val="24"/>
-        </w:rPr>
-        <w:t xml:space="preserve">Οι ασκήσεις MODEX (Module Exercises) αποτελούν τον κεντρικό μηχανισμό εκπαίδευσης και αξιολόγησης του Ευρωπαϊκού Μηχανισμού Πολιτικής Προστασίας. Η ΕΜΑΚ του ελληνικού ΠΣ συμμετέχει τακτικά σε ασκήσεις MODEX, οι οποίες πραγματοποιούνται σε διαφορετικές ευρωπαϊκές χώρες και περιλαμβάνουν σενάρια σεισμού, κατάρρευσης κτιρίων, πλημμυρών και CBRN περιστατικών. Τα σενάρια σχεδιάζονται σε συνεργασία με την Ευρωπαϊκή Επιτροπή (DG ECHO) και τυποποιημένοι αξιολογητές βαθμολογούν τις ομάδες βάσει κριτηρίων INSARAG.</w:t>
-      </w:r>
-    </w:p>
-    <w:p>
-      <w:pPr>
-        <w:spacing w:after="120" w:line="360"/>
-        <w:ind w:firstLine="720"/>
-        <w:jc w:val="both"/>
-      </w:pPr>
-      <w:r>
-        <w:rPr>
-          <w:rFonts w:ascii="Times New Roman" w:cs="Times New Roman" w:eastAsia="Times New Roman" w:hAnsi="Times New Roman"/>
-          <w:b w:val="false"/>
-          <w:bCs w:val="false"/>
-          <w:i w:val="false"/>
-          <w:iCs w:val="false"/>
-          <w:sz w:val="24"/>
-          <w:szCs w:val="24"/>
-        </w:rPr>
-        <w:t xml:space="preserve">Η αξία των ασκήσεων MODEX για τους Έλληνες πυροσβέστες είναι πολύπλευρη. Αφενός, δοκιμάζεται η ικανότητα της ομάδας να λειτουργήσει σε ξένο περιβάλλον — γλωσσικά, γεωγραφικά, οργανωσιακά — προσομοιώνοντας τις πραγματικές συνθήκες μιας διεθνούς αποστολής. Αφετέρου, η αλληλεπίδραση με ομάδες άλλων χωρών φέρνει σε επαφή με διαφορετικές τεχνικές, εξοπλισμό και επιχειρησιακές νοοτροπίες. Η ΕΜΑΚ, η οποία ταξινομείται ως ομάδα βαρέος τύπου (Heavy USAR Team) σύμφωνα με τα πρότυπα INSARAG (2020), υποβάλλεται σε περιοδικές αξιολογήσεις μέσω αυτών των ασκήσεων — μια διαδικασία που λειτουργεί ταυτόχρονα ως εκπαίδευση και ως πιστοποίηση.</w:t>
-      </w:r>
-    </w:p>
-    <w:p>
-      <w:pPr>
-        <w:spacing w:after="120" w:line="360"/>
-        <w:ind w:firstLine="720"/>
-        <w:jc w:val="both"/>
-      </w:pPr>
-      <w:r>
-        <w:rPr>
-          <w:rFonts w:ascii="Times New Roman" w:cs="Times New Roman" w:eastAsia="Times New Roman" w:hAnsi="Times New Roman"/>
-          <w:b w:val="false"/>
-          <w:bCs w:val="false"/>
-          <w:i w:val="false"/>
-          <w:iCs w:val="false"/>
-          <w:sz w:val="24"/>
-          <w:szCs w:val="24"/>
-        </w:rPr>
-        <w:t xml:space="preserve">Χαρακτηριστικό παράδειγμα αποτελεί η συμμετοχή της ΕΜΑΚ στον σεισμό της Τουρκίας (Φεβρουάριος 2023, 7.8 Ρίχτερ), όπου η μονάδα ανέσυρε ζωντανούς ανθρώπους από τα ερείπια — αξιοποιώντας δεξιότητες που είχαν εξασκηθεί συστηματικά στο πλαίσιο ασκήσεων MODEX και εθνικών εκπαιδεύσεων.</w:t>
+        <w:t xml:space="preserve">5.3 Case Study 2: Στρατιωτικές ασκήσεις NATO — Defender Europe</w:t>
+      </w:r>
+    </w:p>
+    <w:p>
+      <w:pPr>
+        <w:spacing w:after="120" w:line="360"/>
+        <w:ind w:firstLine="720"/>
+        <w:jc w:val="both"/>
+      </w:pPr>
+      <w:r>
+        <w:rPr>
+          <w:rFonts w:ascii="Times New Roman" w:cs="Times New Roman" w:eastAsia="Times New Roman" w:hAnsi="Times New Roman"/>
+          <w:b w:val="false"/>
+          <w:bCs w:val="false"/>
+          <w:i w:val="false"/>
+          <w:iCs w:val="false"/>
+          <w:sz w:val="24"/>
+          <w:szCs w:val="24"/>
+        </w:rPr>
+        <w:t xml:space="preserve">Η σειρά ασκήσεων «Defender Europe» αποτελεί μία από τις μεγαλύτερες στρατιωτικές ασκήσεις στην Ευρώπη μετά τον Ψυχρό Πόλεμο. Η «Defender Europe 2021», στην οποία συμμετείχαν 28.000 στρατιωτικοί από 26 χώρες, περιελάμβανε σενάρια μεγάλης κλίμακας μετακίνησης δυνάμεων, αμφίβιων αποβάσεων, αεραποβατικών επιχειρήσεων και ηλεκτρονικού πολέμου. Η Ελλάδα συμμετείχε με δυνάμεις του Δ' Σώματος Στρατού.</w:t>
+      </w:r>
+    </w:p>
+    <w:p>
+      <w:pPr>
+        <w:spacing w:after="120" w:line="360"/>
+        <w:ind w:firstLine="720"/>
+        <w:jc w:val="both"/>
+      </w:pPr>
+      <w:r>
+        <w:rPr>
+          <w:rFonts w:ascii="Times New Roman" w:cs="Times New Roman" w:eastAsia="Times New Roman" w:hAnsi="Times New Roman"/>
+          <w:b w:val="false"/>
+          <w:bCs w:val="false"/>
+          <w:i w:val="false"/>
+          <w:iCs w:val="false"/>
+          <w:sz w:val="24"/>
+          <w:szCs w:val="24"/>
+        </w:rPr>
+        <w:t xml:space="preserve">Η αξία της Defender Europe για την ελληνική στρατιωτική ετοιμότητα είναι πολλαπλή. Πρώτον, δοκιμάζεται η ικανότητα μεταφοράς και ανάπτυξης δυνάμεων (force deployment) — μια λογιστική δεξιότητα που δεν μπορεί να εξασκηθεί θεωρητικά. Δεύτερον, η αλληλεπίδραση με δυνάμεις άλλων χωρών δοκιμάζει τη διαλειτουργικότητα: κοινή ορολογία (NATO STANAG), κοινά πρωτόκολλα, συμβατότητα συστημάτων επικοινωνίας. Τρίτον, η κλίμακα της άσκησης πλησιάζει αυτήν μιας πραγματικής κρίσης — κάτι που δεν μπορεί να αναπαραχθεί σε εθνικό επίπεδο.</w:t>
+      </w:r>
+    </w:p>
+    <w:p>
+      <w:pPr>
+        <w:spacing w:after="120" w:line="360"/>
+        <w:ind w:firstLine="720"/>
+        <w:jc w:val="both"/>
+      </w:pPr>
+      <w:r>
+        <w:rPr>
+          <w:rFonts w:ascii="Times New Roman" w:cs="Times New Roman" w:eastAsia="Times New Roman" w:hAnsi="Times New Roman"/>
+          <w:b w:val="false"/>
+          <w:bCs w:val="false"/>
+          <w:i w:val="false"/>
+          <w:iCs w:val="false"/>
+          <w:sz w:val="24"/>
+          <w:szCs w:val="24"/>
+        </w:rPr>
+        <w:t xml:space="preserve">Μετά την εισβολή στην Ουκρανία (2022), οι ασκήσεις NATO αυξήθηκαν σε ένταση και συχνότητα. Η αίσθηση ότι μια συμβατική σύγκρουση δεν αποτελεί πλέον θεωρητική πιθανότητα αλλά πραγματικό ενδεχόμενο ενίσχυσε τη σοβαρότητα με την οποία αντιμετωπίζονται οι ασκήσεις. Η φράση «train as you fight» — εκπαιδεύσου όπως θα πολεμήσεις — απέκτησε νέα επικαιρότητα.</w:t>
       </w:r>
     </w:p>
     <w:p>
@@ -5510,83 +6183,45 @@
           <w:sz w:val="26"/>
           <w:szCs w:val="26"/>
         </w:rPr>
-        <w:t xml:space="preserve">6.4 Case Study 3: Πυρκαγιές 2021 — Ο ρόλος της εκπαίδευσης</w:t>
-      </w:r>
-    </w:p>
-    <w:p>
-      <w:pPr>
-        <w:spacing w:after="120" w:line="360"/>
-        <w:ind w:firstLine="720"/>
-        <w:jc w:val="both"/>
-      </w:pPr>
-      <w:r>
-        <w:rPr>
-          <w:rFonts w:ascii="Times New Roman" w:cs="Times New Roman" w:eastAsia="Times New Roman" w:hAnsi="Times New Roman"/>
-          <w:b w:val="false"/>
-          <w:bCs w:val="false"/>
-          <w:i w:val="false"/>
-          <w:iCs w:val="false"/>
-          <w:sz w:val="24"/>
-          <w:szCs w:val="24"/>
-        </w:rPr>
-        <w:t xml:space="preserve">Ο Αύγουστος 2021 αποτέλεσε μία από τις δυσκολότερες περιόδους στην ιστορία του ΠΣ. Πολλαπλές μεγάλες πυρκαγιές εκδηλώθηκαν σχεδόν ταυτόχρονα: στη βόρεια Εύβοια (&gt;50.000 εκτάρια), στη Βαρυμπόμπη Αττικής, στην αρχαία Ολυμπία, στην Ανατολική Μάνη. Η κλίμακα των πυρκαγιών ξεπέρασε τις δυνατότητες του ΠΣ, οδηγώντας στην ενεργοποίηση του Ευρωπαϊκού Μηχανισμού (UCPM) και στην αποστολή βοήθειας από περισσότερες από 20 χώρες.</w:t>
-      </w:r>
-    </w:p>
-    <w:p>
-      <w:pPr>
-        <w:spacing w:after="120" w:line="360"/>
-        <w:ind w:firstLine="720"/>
-        <w:jc w:val="both"/>
-      </w:pPr>
-      <w:r>
-        <w:rPr>
-          <w:rFonts w:ascii="Times New Roman" w:cs="Times New Roman" w:eastAsia="Times New Roman" w:hAnsi="Times New Roman"/>
-          <w:b w:val="false"/>
-          <w:bCs w:val="false"/>
-          <w:i w:val="false"/>
-          <w:iCs w:val="false"/>
-          <w:sz w:val="24"/>
-          <w:szCs w:val="24"/>
-        </w:rPr>
-        <w:t xml:space="preserve">Η εμπειρία του 2021 ανέδειξε τόσο ελλείψεις όσο και θετικά αποτελέσματα της εκπαίδευσης. Από τη θετική πλευρά: η ΕΜΑΚ λειτούργησε αποτελεσματικά σε πολλαπλά μέτωπα, η συνεργασία με ξένες δυνάμεις (Γαλλία, Ρουμανία, Ουκρανία, Αίγυπτος κ.ά.) ήταν λειτουργική χάρη στην εμπειρία από κοινές ασκήσεις, και η εκκένωση πληθυσμών πραγματοποιήθηκε αποτελεσματικότερα από ό,τι στο Μάτι — αποτέλεσμα, μεταξύ άλλων, των εκπαιδευτικών μαθημάτων που αντλήθηκαν από εκείνη την τραγωδία. Από την αρνητική πλευρά: ο ταυτόχρονος αριθμός μετώπων υπερέβη τη δυνατότητα ταυτόχρονης κάλυψης, αναδεικνύοντας την ανάγκη εξάσκησης σε σενάρια πολλαπλών ταυτόχρονων κρίσεων.</w:t>
-      </w:r>
-    </w:p>
-    <w:p>
-      <w:pPr>
-        <w:spacing w:after="120" w:line="360"/>
-        <w:ind w:firstLine="720"/>
-        <w:jc w:val="both"/>
-      </w:pPr>
-      <w:r>
-        <w:rPr>
-          <w:rFonts w:ascii="Times New Roman" w:cs="Times New Roman" w:eastAsia="Times New Roman" w:hAnsi="Times New Roman"/>
-          <w:b w:val="false"/>
-          <w:bCs w:val="false"/>
-          <w:i w:val="false"/>
-          <w:iCs w:val="false"/>
-          <w:sz w:val="24"/>
-          <w:szCs w:val="24"/>
-        </w:rPr>
-        <w:t xml:space="preserve">Η σύγκριση μεταξύ 2018 και 2021 αποτελεί εύγλωττη απόδειξη ότι η εκπαίδευση μετράει. Στο τριετές διάστημα μεταξύ των δύο κρίσεων, το ΠΣ εντατικοποίησε τις ασκήσεις εκκένωσης, βελτίωσε τα πρωτόκολλα επικοινωνίας, ενίσχυσε τη χρήση τεχνολογίας (drones, σύστημα 112) και πραγματοποίησε κοινές ασκήσεις με φορείς πολιτικής προστασίας. Τα αποτελέσματα ήταν ορατά: παρά τη σαφώς μεγαλύτερη κλίμακα των πυρκαγιών του 2021, ο αριθμός θυμάτων ήταν δραματικά μικρότερος. Βέβαια, δεν μπορεί όλη η βελτίωση να αποδοθεί μόνο στην εκπαίδευση — σημαντικό ρόλο έπαιξαν και οι θεσμικές αλλαγές, η καλύτερη προειδοποίηση και η ταχύτερη ενεργοποίηση της διεθνούς βοήθειας. Ωστόσο, η εκπαίδευση αποτέλεσε τη βάση πάνω στην οποία δομήθηκαν αυτές οι βελτιώσεις.</w:t>
-      </w:r>
-    </w:p>
-    <w:p>
-      <w:pPr>
-        <w:spacing w:after="120" w:line="360"/>
-        <w:ind w:firstLine="720"/>
-        <w:jc w:val="both"/>
-      </w:pPr>
-      <w:r>
-        <w:rPr>
-          <w:rFonts w:ascii="Times New Roman" w:cs="Times New Roman" w:eastAsia="Times New Roman" w:hAnsi="Times New Roman"/>
-          <w:b w:val="false"/>
-          <w:bCs w:val="false"/>
-          <w:i w:val="false"/>
-          <w:iCs w:val="false"/>
-          <w:sz w:val="24"/>
-          <w:szCs w:val="24"/>
-        </w:rPr>
-        <w:t xml:space="preserve">Ένα ιδιαίτερα σημαντικό δίδαγμα αφορά τη σημασία της εκπαίδευσης σε σενάρια πολλαπλών ταυτόχρονων κρίσεων. Κατά τον Αύγουστο 2021, η ταυτόχρονη ύπαρξη πέντε ή περισσότερων μεγάλων πυρκαγιών σε ολόκληρη τη χώρα ανέδειξε ότι οι δυνάμεις πυρόσβεσης αδυνατούν να καλύψουν πλήρως πολλαπλά μέτωπα — ακόμα και με διεθνή βοήθεια. Αυτό σημαίνει ότι η εκπαίδευση πρέπει να περιλαμβάνει και σενάρια «υπερφόρτωσης» (overload scenarios), στα οποία οι πυροσβέστες ασκούνται στη λήψη δύσκολων αποφάσεων ιεράρχησης: ποια μέτωπα προτεραιοποιούνται, ποιες περιοχές εκκενώνονται πρώτες, πώς κατανέμονται οι περιορισμένοι πόροι. Αυτή η ικανότητα αποτελεί εκ των πραγμάτων τη δυσκολότερη να εξασκηθεί — αλλά και την πιο αναγκαία.</w:t>
+        <w:t xml:space="preserve">5.4 Case Study 3: Ασκήσεις MODEX και η ΕΜΑΚ</w:t>
+      </w:r>
+    </w:p>
+    <w:p>
+      <w:pPr>
+        <w:spacing w:after="120" w:line="360"/>
+        <w:ind w:firstLine="720"/>
+        <w:jc w:val="both"/>
+      </w:pPr>
+      <w:r>
+        <w:rPr>
+          <w:rFonts w:ascii="Times New Roman" w:cs="Times New Roman" w:eastAsia="Times New Roman" w:hAnsi="Times New Roman"/>
+          <w:b w:val="false"/>
+          <w:bCs w:val="false"/>
+          <w:i w:val="false"/>
+          <w:iCs w:val="false"/>
+          <w:sz w:val="24"/>
+          <w:szCs w:val="24"/>
+        </w:rPr>
+        <w:t xml:space="preserve">Οι ασκήσεις MODEX (Module Exercises) αποτελούν τον κεντρικό μηχανισμό εκπαίδευσης του UCPM. Η ΕΜΑΚ του ΠΣ συμμετέχει τακτικά: σενάρια σεισμού, κατάρρευσης κτιρίων, πλημμυρών, CBRN περιστατικών. Τα σενάρια σχεδιάζονται σε συνεργασία με DG ECHO, και τυποποιημένοι αξιολογητές βαθμολογούν βάσει κριτηρίων INSARAG (2020).</w:t>
+      </w:r>
+    </w:p>
+    <w:p>
+      <w:pPr>
+        <w:spacing w:after="120" w:line="360"/>
+        <w:ind w:firstLine="720"/>
+        <w:jc w:val="both"/>
+      </w:pPr>
+      <w:r>
+        <w:rPr>
+          <w:rFonts w:ascii="Times New Roman" w:cs="Times New Roman" w:eastAsia="Times New Roman" w:hAnsi="Times New Roman"/>
+          <w:b w:val="false"/>
+          <w:bCs w:val="false"/>
+          <w:i w:val="false"/>
+          <w:iCs w:val="false"/>
+          <w:sz w:val="24"/>
+          <w:szCs w:val="24"/>
+        </w:rPr>
+        <w:t xml:space="preserve">Η εμπειρία σε MODEX αποδίδει σε πραγματικές αποστολές. Στον σεισμό Τουρκίας (Φεβρουάριος 2023, 7.8 Ρίχτερ), η ΕΜΑΚ ανέσυρε ζωντανούς ανθρώπους από ερείπια — αξιοποιώντας δεξιότητες που είχαν εξασκηθεί σε MODEX. Η ομάδα γνώριζε τα πρωτόκολλα INSARAG, μπορούσε να επικοινωνήσει με ομάδες άλλων χωρών, και είχε εμπειρία λειτουργίας σε ξένο περιβάλλον — όλα χάρη στη συστηματική συμμετοχή σε ασκήσεις.</w:t>
       </w:r>
     </w:p>
     <w:p>
@@ -5604,64 +6239,83 @@
           <w:sz w:val="26"/>
           <w:szCs w:val="26"/>
         </w:rPr>
-        <w:t xml:space="preserve">6.5 Οφέλη και μαθήματα από τις διακρατικές ασκήσεις</w:t>
-      </w:r>
-    </w:p>
-    <w:p>
-      <w:pPr>
-        <w:spacing w:after="120" w:line="360"/>
-        <w:ind w:firstLine="720"/>
-        <w:jc w:val="both"/>
-      </w:pPr>
-      <w:r>
-        <w:rPr>
-          <w:rFonts w:ascii="Times New Roman" w:cs="Times New Roman" w:eastAsia="Times New Roman" w:hAnsi="Times New Roman"/>
-          <w:b w:val="false"/>
-          <w:bCs w:val="false"/>
-          <w:i w:val="false"/>
-          <w:iCs w:val="false"/>
-          <w:sz w:val="24"/>
-          <w:szCs w:val="24"/>
-        </w:rPr>
-        <w:t xml:space="preserve">Η συμμετοχή σε διεθνείς ασκήσεις αποφέρει οφέλη που δεν μπορούν να αναπαραχθούν σε εθνικό επίπεδο. Η ανταλλαγή τεχνογνωσίας αποτελεί ίσως το πιο αξιοσημείωτο: κάθε χώρα έχει αναπτύξει εξειδίκευση ανάλογη των κινδύνων που αντιμετωπίζει — η Πορτογαλία σε δασοπυρόσβεση, η Ισλανδία σε ηφαιστειακές κρίσεις, η Γαλλία σε αστικές πυρκαγιές πολυόροφων κτιρίων. Η εξοικείωση με διαφορετικό εξοπλισμό (π.χ. ρομποτικά πυροσβεστικά οχήματα, θερμικές κάμερες νέας γενιάς) εμπλουτίζει τη γνώση και τη δεξιοτεχνία.</w:t>
-      </w:r>
-    </w:p>
-    <w:p>
-      <w:pPr>
-        <w:spacing w:after="120" w:line="360"/>
-        <w:ind w:firstLine="720"/>
-        <w:jc w:val="both"/>
-      </w:pPr>
-      <w:r>
-        <w:rPr>
-          <w:rFonts w:ascii="Times New Roman" w:cs="Times New Roman" w:eastAsia="Times New Roman" w:hAnsi="Times New Roman"/>
-          <w:b w:val="false"/>
-          <w:bCs w:val="false"/>
-          <w:i w:val="false"/>
-          <w:iCs w:val="false"/>
-          <w:sz w:val="24"/>
-          <w:szCs w:val="24"/>
-        </w:rPr>
-        <w:t xml:space="preserve">Η βελτίωση της διαγλωσσικής επικοινωνίας αποτελεί πρακτικό κέρδος: σε μια πραγματική διεθνή αποστολή, η ικανότητα επικοινωνίας στα αγγλικά χρησιμοποιώντας τυποποιημένη ορολογία μπορεί να αποδειχθεί κρίσιμη. Τέλος, η εξωτερική αξιολόγηση που περιλαμβάνουν οι MODEX αποτελεί ένα αντικειμενικό εργαλείο μέτρησης της ετοιμότητας, σε αντίθεση με τις εσωτερικές αξιολογήσεις που ενδεχομένως υποκρύπτουν αδυναμίες.</w:t>
-      </w:r>
-    </w:p>
-    <w:p>
-      <w:pPr>
-        <w:spacing w:after="120" w:line="360"/>
-        <w:ind w:firstLine="720"/>
-        <w:jc w:val="both"/>
-      </w:pPr>
-      <w:r>
-        <w:rPr>
-          <w:rFonts w:ascii="Times New Roman" w:cs="Times New Roman" w:eastAsia="Times New Roman" w:hAnsi="Times New Roman"/>
-          <w:b w:val="false"/>
-          <w:bCs w:val="false"/>
-          <w:i w:val="false"/>
-          <w:iCs w:val="false"/>
-          <w:sz w:val="24"/>
-          <w:szCs w:val="24"/>
-        </w:rPr>
-        <w:t xml:space="preserve">Ο Πίνακας 5 παρέχει μια σύνοψη βασικών διεθνών ασκήσεων στις οποίες συμμετείχε το ΠΣ.</w:t>
+        <w:t xml:space="preserve">5.5 Case Study 4: Αστυνομική αντιτρομοκρατική εκπαίδευση — ATLAS Network</w:t>
+      </w:r>
+    </w:p>
+    <w:p>
+      <w:pPr>
+        <w:spacing w:after="120" w:line="360"/>
+        <w:ind w:firstLine="720"/>
+        <w:jc w:val="both"/>
+      </w:pPr>
+      <w:r>
+        <w:rPr>
+          <w:rFonts w:ascii="Times New Roman" w:cs="Times New Roman" w:eastAsia="Times New Roman" w:hAnsi="Times New Roman"/>
+          <w:b w:val="false"/>
+          <w:bCs w:val="false"/>
+          <w:i w:val="false"/>
+          <w:iCs w:val="false"/>
+          <w:sz w:val="24"/>
+          <w:szCs w:val="24"/>
+        </w:rPr>
+        <w:t xml:space="preserve">Το δίκτυο ATLAS (Atlas Network of Special Intervention Units) ιδρύθηκε το 2001 υπό την αιγίδα της Europol και ενώνει τις αντιτρομοκρατικές μονάδες των κρατών-μελών της ΕΕ: ΕΚΑΜ (Ελλάδα), GIGN (Γαλλία), GSG-9 (Γερμανία), GIS (Ιταλία), GEO (Ισπανία) κ.ά. Σκοπός του δικτύου είναι η ενίσχυση της ικανότητας κοινής αντίδρασης σε τρομοκρατικά χτυπήματα στο έδαφος της ΕΕ.</w:t>
+      </w:r>
+    </w:p>
+    <w:p>
+      <w:pPr>
+        <w:spacing w:after="120" w:line="360"/>
+        <w:ind w:firstLine="720"/>
+        <w:jc w:val="both"/>
+      </w:pPr>
+      <w:r>
+        <w:rPr>
+          <w:rFonts w:ascii="Times New Roman" w:cs="Times New Roman" w:eastAsia="Times New Roman" w:hAnsi="Times New Roman"/>
+          <w:b w:val="false"/>
+          <w:bCs w:val="false"/>
+          <w:i w:val="false"/>
+          <w:iCs w:val="false"/>
+          <w:sz w:val="24"/>
+          <w:szCs w:val="24"/>
+        </w:rPr>
+        <w:t xml:space="preserve">Οι ασκήσεις ATLAS περιλαμβάνουν σενάρια που αντικατοπτρίζουν πραγματικές απειλές: ομηρία σε αεροσκάφος, τρομοκρατική επίθεση σε σταθμό μετρό, ταυτόχρονα χτυπήματα σε πολλαπλά σημεία μιας πόλης (κατά το πρότυπο Παρισιού 2015), ένοπλος σε σχολείο (active shooter). Οι ασκήσεις πραγματοποιούνται σε πραγματικές τοποθεσίες (αεροδρόμια, σταθμοί τρένων, εμπορικά κέντρα) με χρήση εκπαιδευτικών πυρομαχικών (simunition) και ηθοποιών-«θυμάτων».</w:t>
+      </w:r>
+    </w:p>
+    <w:p>
+      <w:pPr>
+        <w:spacing w:after="120" w:line="360"/>
+        <w:ind w:firstLine="720"/>
+        <w:jc w:val="both"/>
+      </w:pPr>
+      <w:r>
+        <w:rPr>
+          <w:rFonts w:ascii="Times New Roman" w:cs="Times New Roman" w:eastAsia="Times New Roman" w:hAnsi="Times New Roman"/>
+          <w:b w:val="false"/>
+          <w:bCs w:val="false"/>
+          <w:i w:val="false"/>
+          <w:iCs w:val="false"/>
+          <w:sz w:val="24"/>
+          <w:szCs w:val="24"/>
+        </w:rPr>
+        <w:t xml:space="preserve">Η αξία για την ΕΚΑΜ είναι πολύπλευρη: εξοικείωση με τακτικές που εφαρμόζονται σε άλλες χώρες (π.χ. γαλλική τακτική rapid intervention σε ενεργό ένοπλο vs. γερμανική τακτική contain-and-negotiate), δοκιμή εξοπλισμού, ανάπτυξη σχέσεων εμπιστοσύνης με αντίστοιχες μονάδες που ενδεχομένως θα κληθούν να συνεργαστούν σε πραγματική κρίση. Η επίθεση στο Bataclan (Παρίσι, 2015) κατέδειξε ότι η ταχύτητα αντίδρασης ειδικών μονάδων αποτελεί ζήτημα ζωής και θανάτου — και η ταχύτητα αυτή εξαρτάται κρίσιμα από τη συστηματική εκπαίδευση.</w:t>
+      </w:r>
+    </w:p>
+    <w:p>
+      <w:pPr>
+        <w:spacing w:after="120" w:line="360"/>
+        <w:ind w:firstLine="720"/>
+        <w:jc w:val="both"/>
+      </w:pPr>
+      <w:r>
+        <w:rPr>
+          <w:rFonts w:ascii="Times New Roman" w:cs="Times New Roman" w:eastAsia="Times New Roman" w:hAnsi="Times New Roman"/>
+          <w:b w:val="false"/>
+          <w:bCs w:val="false"/>
+          <w:i w:val="false"/>
+          <w:iCs w:val="false"/>
+          <w:sz w:val="24"/>
+          <w:szCs w:val="24"/>
+        </w:rPr>
+        <w:t xml:space="preserve">Ο Πίνακας 5 συνοψίζει τα τέσσερα case studies.</w:t>
       </w:r>
     </w:p>
     <w:p>
@@ -5679,7 +6333,7 @@
           <w:sz w:val="22"/>
           <w:szCs w:val="22"/>
         </w:rPr>
-        <w:t xml:space="preserve">Πίνακας 5: Ενδεικτικές διεθνείς ασκήσεις με συμμετοχή ΠΣ (2018-2024)</w:t>
+        <w:t xml:space="preserve">Πίνακας 5: Σύνοψη case studies</w:t>
       </w:r>
     </w:p>
     <w:tbl>
@@ -5721,7 +6375,7 @@
                 <w:sz w:val="20"/>
                 <w:szCs w:val="20"/>
               </w:rPr>
-              <w:t xml:space="preserve">Τύπος/Πλαίσιο</w:t>
+              <w:t xml:space="preserve">Case Study</w:t>
             </w:r>
           </w:p>
         </w:tc>
@@ -5745,7 +6399,7 @@
                 <w:sz w:val="20"/>
                 <w:szCs w:val="20"/>
               </w:rPr>
-              <w:t xml:space="preserve">Σενάριο</w:t>
+              <w:t xml:space="preserve">Φορέας</w:t>
             </w:r>
           </w:p>
         </w:tc>
@@ -5769,7 +6423,7 @@
                 <w:sz w:val="20"/>
                 <w:szCs w:val="20"/>
               </w:rPr>
-              <w:t xml:space="preserve">Συμμετέχουσα μονάδα ΠΣ</w:t>
+              <w:t xml:space="preserve">Βασικό δίδαγμα</w:t>
             </w:r>
           </w:p>
         </w:tc>
@@ -5793,7 +6447,7 @@
                 <w:sz w:val="20"/>
                 <w:szCs w:val="20"/>
               </w:rPr>
-              <w:t xml:space="preserve">Βασικό όφελος</w:t>
+              <w:t xml:space="preserve">Σχέση με εκπαίδευση</w:t>
             </w:r>
           </w:p>
         </w:tc>
@@ -5818,7 +6472,7 @@
                 <w:sz w:val="20"/>
                 <w:szCs w:val="20"/>
               </w:rPr>
-              <w:t xml:space="preserve">MODEX (EU)</w:t>
+              <w:t xml:space="preserve">Πυρκαγιά Μάτι (2018)</w:t>
             </w:r>
           </w:p>
         </w:tc>
@@ -5841,7 +6495,7 @@
                 <w:sz w:val="20"/>
                 <w:szCs w:val="20"/>
               </w:rPr>
-              <w:t xml:space="preserve">Σεισμός — USAR</w:t>
+              <w:t xml:space="preserve">ΠΣ, ΕΛ.ΑΣ., Πολ. Προστασία</w:t>
             </w:r>
           </w:p>
         </w:tc>
@@ -5864,7 +6518,7 @@
                 <w:sz w:val="20"/>
                 <w:szCs w:val="20"/>
               </w:rPr>
-              <w:t xml:space="preserve">ΕΜΑΚ</w:t>
+              <w:t xml:space="preserve">Αστοχία διυπηρεσιακού συντονισμού</w:t>
             </w:r>
           </w:p>
         </w:tc>
@@ -5887,7 +6541,7 @@
                 <w:sz w:val="20"/>
                 <w:szCs w:val="20"/>
               </w:rPr>
-              <w:t xml:space="preserve">Αξιολόγηση/πιστοποίηση INSARAG</w:t>
+              <w:t xml:space="preserve">Ανάγκη πολυφορεακών ασκήσεων, δοκιμή σχεδίων</w:t>
             </w:r>
           </w:p>
         </w:tc>
@@ -5912,7 +6566,7 @@
                 <w:sz w:val="20"/>
                 <w:szCs w:val="20"/>
               </w:rPr>
-              <w:t xml:space="preserve">MODEX (EU)</w:t>
+              <w:t xml:space="preserve">Defender Europe (NATO)</w:t>
             </w:r>
           </w:p>
         </w:tc>
@@ -5935,7 +6589,7 @@
                 <w:sz w:val="20"/>
                 <w:szCs w:val="20"/>
               </w:rPr>
-              <w:t xml:space="preserve">Πλημμύρα — διάσωση σε νερό</w:t>
+              <w:t xml:space="preserve">Ένοπλες Δυνάμεις</w:t>
             </w:r>
           </w:p>
         </w:tc>
@@ -5958,7 +6612,7 @@
                 <w:sz w:val="20"/>
                 <w:szCs w:val="20"/>
               </w:rPr>
-              <w:t xml:space="preserve">ΕΜΑΚ</w:t>
+              <w:t xml:space="preserve">Διαλειτουργικότητα, μεταφορά δυνάμεων</w:t>
             </w:r>
           </w:p>
         </w:tc>
@@ -5981,7 +6635,7 @@
                 <w:sz w:val="20"/>
                 <w:szCs w:val="20"/>
               </w:rPr>
-              <w:t xml:space="preserve">Εξάσκηση σε ξένο περιβάλλον</w:t>
+              <w:t xml:space="preserve">Μεγάλης κλίμακας ασκήσεις αυξάνουν ετοιμότητα</w:t>
             </w:r>
           </w:p>
         </w:tc>
@@ -6006,7 +6660,7 @@
                 <w:sz w:val="20"/>
                 <w:szCs w:val="20"/>
               </w:rPr>
-              <w:t xml:space="preserve">Κοινή ΕΕ άσκηση δασοπυρόσβεσης</w:t>
+              <w:t xml:space="preserve">MODEX / ΕΜΑΚ</w:t>
             </w:r>
           </w:p>
         </w:tc>
@@ -6029,7 +6683,7 @@
                 <w:sz w:val="20"/>
                 <w:szCs w:val="20"/>
               </w:rPr>
-              <w:t xml:space="preserve">Δασική πυρκαγιά μεγάλης κλίμακας</w:t>
+              <w:t xml:space="preserve">ΠΣ (ΕΜΑΚ)</w:t>
             </w:r>
           </w:p>
         </w:tc>
@@ -6052,7 +6706,7 @@
                 <w:sz w:val="20"/>
                 <w:szCs w:val="20"/>
               </w:rPr>
-              <w:t xml:space="preserve">Δυνάμεις ΠΣ + rescEU</w:t>
+              <w:t xml:space="preserve">Εκπαίδευση αποδίδει σε πραγματικές αποστολές</w:t>
             </w:r>
           </w:p>
         </w:tc>
@@ -6075,7 +6729,7 @@
                 <w:sz w:val="20"/>
                 <w:szCs w:val="20"/>
               </w:rPr>
-              <w:t xml:space="preserve">Συντονισμός εναέριων-επίγειων μέσων</w:t>
+              <w:t xml:space="preserve">Συστηματική εξάσκηση σε USAR σώζει ζωές</w:t>
             </w:r>
           </w:p>
         </w:tc>
@@ -6100,7 +6754,7 @@
                 <w:sz w:val="20"/>
                 <w:szCs w:val="20"/>
               </w:rPr>
-              <w:t xml:space="preserve">Διμερής Ελλάδας-Κύπρου</w:t>
+              <w:t xml:space="preserve">ATLAS Network</w:t>
             </w:r>
           </w:p>
         </w:tc>
@@ -6123,7 +6777,7 @@
                 <w:sz w:val="20"/>
                 <w:szCs w:val="20"/>
               </w:rPr>
-              <w:t xml:space="preserve">Δασική πυρκαγιά σε αστικοδασική ζώνη</w:t>
+              <w:t xml:space="preserve">ΕΛ.ΑΣ. (ΕΚΑΜ)</w:t>
             </w:r>
           </w:p>
         </w:tc>
@@ -6146,7 +6800,7 @@
                 <w:sz w:val="20"/>
                 <w:szCs w:val="20"/>
               </w:rPr>
-              <w:t xml:space="preserve">ΠΣ — Πυροσβεστική Κύπρου</w:t>
+              <w:t xml:space="preserve">Ταχύτητα αντίδρασης σε τρομοκρατία</w:t>
             </w:r>
           </w:p>
         </w:tc>
@@ -6169,101 +6823,7 @@
                 <w:sz w:val="20"/>
                 <w:szCs w:val="20"/>
               </w:rPr>
-              <w:t xml:space="preserve">Διμερής συνεργασία, κοινές τακτικές</w:t>
-            </w:r>
-          </w:p>
-        </w:tc>
-      </w:tr>
-      <w:tr>
-        <w:tc>
-          <w:tcPr>
-            <w:tcW w:type="pct" w:w="25%"/>
-          </w:tcPr>
-          <w:p>
-            <w:pPr>
-              <w:spacing w:after="40" w:before="40"/>
-              <w:jc w:val="left"/>
-            </w:pPr>
-            <w:r>
-              <w:rPr>
-                <w:rFonts w:ascii="Times New Roman" w:cs="Times New Roman" w:eastAsia="Times New Roman" w:hAnsi="Times New Roman"/>
-                <w:b w:val="false"/>
-                <w:bCs w:val="false"/>
-                <w:i w:val="false"/>
-                <w:iCs w:val="false"/>
-                <w:sz w:val="20"/>
-                <w:szCs w:val="20"/>
-              </w:rPr>
-              <w:t xml:space="preserve">NATO EADRCC</w:t>
-            </w:r>
-          </w:p>
-        </w:tc>
-        <w:tc>
-          <w:tcPr>
-            <w:tcW w:type="pct" w:w="25%"/>
-          </w:tcPr>
-          <w:p>
-            <w:pPr>
-              <w:spacing w:after="40" w:before="40"/>
-              <w:jc w:val="left"/>
-            </w:pPr>
-            <w:r>
-              <w:rPr>
-                <w:rFonts w:ascii="Times New Roman" w:cs="Times New Roman" w:eastAsia="Times New Roman" w:hAnsi="Times New Roman"/>
-                <w:b w:val="false"/>
-                <w:bCs w:val="false"/>
-                <w:i w:val="false"/>
-                <w:iCs w:val="false"/>
-                <w:sz w:val="20"/>
-                <w:szCs w:val="20"/>
-              </w:rPr>
-              <w:t xml:space="preserve">Σεισμός μεγάλης κλίμακας</w:t>
-            </w:r>
-          </w:p>
-        </w:tc>
-        <w:tc>
-          <w:tcPr>
-            <w:tcW w:type="pct" w:w="25%"/>
-          </w:tcPr>
-          <w:p>
-            <w:pPr>
-              <w:spacing w:after="40" w:before="40"/>
-              <w:jc w:val="left"/>
-            </w:pPr>
-            <w:r>
-              <w:rPr>
-                <w:rFonts w:ascii="Times New Roman" w:cs="Times New Roman" w:eastAsia="Times New Roman" w:hAnsi="Times New Roman"/>
-                <w:b w:val="false"/>
-                <w:bCs w:val="false"/>
-                <w:i w:val="false"/>
-                <w:iCs w:val="false"/>
-                <w:sz w:val="20"/>
-                <w:szCs w:val="20"/>
-              </w:rPr>
-              <w:t xml:space="preserve">ΕΜΑΚ</w:t>
-            </w:r>
-          </w:p>
-        </w:tc>
-        <w:tc>
-          <w:tcPr>
-            <w:tcW w:type="pct" w:w="25%"/>
-          </w:tcPr>
-          <w:p>
-            <w:pPr>
-              <w:spacing w:after="40" w:before="40"/>
-              <w:jc w:val="left"/>
-            </w:pPr>
-            <w:r>
-              <w:rPr>
-                <w:rFonts w:ascii="Times New Roman" w:cs="Times New Roman" w:eastAsia="Times New Roman" w:hAnsi="Times New Roman"/>
-                <w:b w:val="false"/>
-                <w:bCs w:val="false"/>
-                <w:i w:val="false"/>
-                <w:iCs w:val="false"/>
-                <w:sz w:val="20"/>
-                <w:szCs w:val="20"/>
-              </w:rPr>
-              <w:t xml:space="preserve">Πολυεθνικός συντονισμός</w:t>
+              <w:t xml:space="preserve">Κοινές ασκήσεις ΕΕ ενισχύουν διαλειτουργικότητα</w:t>
             </w:r>
           </w:p>
         </w:tc>
@@ -6290,7 +6850,7 @@
           <w:sz w:val="28"/>
           <w:szCs w:val="28"/>
         </w:rPr>
-        <w:t xml:space="preserve">ΚΕΦΑΛΑΙΟ 7: Ο ΡΟΛΟΣ ΤΗΣ ΤΕΧΝΟΛΟΓΙΑΣ ΣΤΗΝ ΕΚΠΑΙΔΕΥΣΗ ΤΩΝ ΠΥΡΟΣΒΕΣΤΩΝ</w:t>
+        <w:t xml:space="preserve">ΚΕΦΑΛΑΙΟ 6: Ο ΡΟΛΟΣ ΤΗΣ ΤΕΧΝΟΛΟΓΙΑΣ ΣΤΗΝ ΕΚΠΑΙΔΕΥΣΗ ΤΩΝ ΣΩΜΑΤΩΝ ΑΣΦΑΛΕΙΑΣ</w:t>
       </w:r>
     </w:p>
     <w:p>
@@ -6308,45 +6868,45 @@
           <w:sz w:val="26"/>
           <w:szCs w:val="26"/>
         </w:rPr>
-        <w:t xml:space="preserve">7.1 Προσομοιωτές εκπαίδευσης πυροσβεστών</w:t>
-      </w:r>
-    </w:p>
-    <w:p>
-      <w:pPr>
-        <w:spacing w:after="120" w:line="360"/>
-        <w:ind w:firstLine="720"/>
-        <w:jc w:val="both"/>
-      </w:pPr>
-      <w:r>
-        <w:rPr>
-          <w:rFonts w:ascii="Times New Roman" w:cs="Times New Roman" w:eastAsia="Times New Roman" w:hAnsi="Times New Roman"/>
-          <w:b w:val="false"/>
-          <w:bCs w:val="false"/>
-          <w:i w:val="false"/>
-          <w:iCs w:val="false"/>
-          <w:sz w:val="24"/>
-          <w:szCs w:val="24"/>
-        </w:rPr>
-        <w:t xml:space="preserve">Οι προσομοιωτές πυρκαγιάς αποτελούν εξελιγμένα συστήματα που αναπαράγουν τις συνθήκες μιας πυρκαγιάς σε ελεγχόμενο περιβάλλον. Υπάρχουν δύο βασικές κατηγορίες: οι φυσικοί προσομοιωτές (flashover containers, smoke houses), που δημιουργούν πραγματικές συνθήκες θερμοκρασίας και καπνού σε ειδικά κατασκευασμένα containers, και οι ψηφιακοί προσομοιωτές, που χρησιμοποιούν λογισμικό μοντελοποίησης για την αναπαραγωγή εικονικών σεναρίων. Στις πυροσβεστικές ακαδημίες αρκετών ευρωπαϊκών χωρών (Γερμανία, Σουηδία, Ηνωμένο Βασίλειο) λειτουργούν flashover containers στα οποία οι εκπαιδευόμενοι βιώνουν τη ραγδαία εξάπλωση φωτιάς (flashover) σε ελεγχόμενο περιβάλλον — μια εμπειρία που δεν μπορεί να αποκτηθεί με κανέναν άλλο ασφαλή τρόπο.</w:t>
-      </w:r>
-    </w:p>
-    <w:p>
-      <w:pPr>
-        <w:spacing w:after="120" w:line="360"/>
-        <w:ind w:firstLine="720"/>
-        <w:jc w:val="both"/>
-      </w:pPr>
-      <w:r>
-        <w:rPr>
-          <w:rFonts w:ascii="Times New Roman" w:cs="Times New Roman" w:eastAsia="Times New Roman" w:hAnsi="Times New Roman"/>
-          <w:b w:val="false"/>
-          <w:bCs w:val="false"/>
-          <w:i w:val="false"/>
-          <w:iCs w:val="false"/>
-          <w:sz w:val="24"/>
-          <w:szCs w:val="24"/>
-        </w:rPr>
-        <w:t xml:space="preserve">Η ανασκόπηση των Williams-Bell et al. (2015) στο περιοδικό Fire Technology κατέδειξε ότι οι προσομοιωτές βελτιώνουν κυρίως τις γνωστικές δεξιότητες (λήψη αποφάσεων, κατανόηση κατάστασης) και λιγότερο τις κινητικές — εύρημα που υποδεικνύει ότι οι προσομοιωτές δεν αντικαθιστούν αλλά συμπληρώνουν τις ασκήσεις πεδίου. Η βέλτιστη πρακτική είναι ο συνδυασμός: αρχική εξοικείωση με το σενάριο μέσω προσομοιωτή, ακολουθούμενη από πρακτική εφαρμογή σε πραγματικές συνθήκες.</w:t>
+        <w:t xml:space="preserve">6.1 Προσομοιωτές εκπαίδευσης</w:t>
+      </w:r>
+    </w:p>
+    <w:p>
+      <w:pPr>
+        <w:spacing w:after="120" w:line="360"/>
+        <w:ind w:firstLine="720"/>
+        <w:jc w:val="both"/>
+      </w:pPr>
+      <w:r>
+        <w:rPr>
+          <w:rFonts w:ascii="Times New Roman" w:cs="Times New Roman" w:eastAsia="Times New Roman" w:hAnsi="Times New Roman"/>
+          <w:b w:val="false"/>
+          <w:bCs w:val="false"/>
+          <w:i w:val="false"/>
+          <w:iCs w:val="false"/>
+          <w:sz w:val="24"/>
+          <w:szCs w:val="24"/>
+        </w:rPr>
+        <w:t xml:space="preserve">Οι προσομοιωτές αποτελούν εδώ και δεκαετίες εργαλείο εκπαίδευσης σε επαγγέλματα υψηλού κινδύνου. Στον στρατό, οι προσομοιωτές βολής επιτρέπουν την εξάσκηση χωρίς κατανάλωση πυρομαχικών: συστήματα laser (MILES — Multiple Integrated Laser Engagement System) προσομοιώνουν μάχη μεταξύ μονάδων με ρεαλιστική ανατροφοδότηση (αν χτυπηθείς, το σύστημα σε «σκοτώνει»). Στην αστυνομία, οι προσομοιωτές σκοποβολής (π.χ. FATS — Firearms Training Simulator) παρέχουν σενάρια λήψης αποφάσεων: ένας ύποπτος βγάζει αντικείμενο — είναι όπλο ή κινητό; Η ταχύτητα και η ορθότητα της απόφασης αξιολογούνται.</w:t>
+      </w:r>
+    </w:p>
+    <w:p>
+      <w:pPr>
+        <w:spacing w:after="120" w:line="360"/>
+        <w:ind w:firstLine="720"/>
+        <w:jc w:val="both"/>
+      </w:pPr>
+      <w:r>
+        <w:rPr>
+          <w:rFonts w:ascii="Times New Roman" w:cs="Times New Roman" w:eastAsia="Times New Roman" w:hAnsi="Times New Roman"/>
+          <w:b w:val="false"/>
+          <w:bCs w:val="false"/>
+          <w:i w:val="false"/>
+          <w:iCs w:val="false"/>
+          <w:sz w:val="24"/>
+          <w:szCs w:val="24"/>
+        </w:rPr>
+        <w:t xml:space="preserve">Στο ΠΣ, οι φυσικοί προσομοιωτές (flashover containers) δημιουργούν πραγματικές συνθήκες θερμοκρασίας και καπνού: ο εκπαιδευόμενος βιώνει το φαινόμενο flashover (ραγδαία εξάπλωση φωτιάς σε κλειστό χώρο) υπό ελεγχόμενες συνθήκες. Η ανασκόπηση των Williams-Bell et al. (2015) κατέδειξε ότι οι προσομοιωτές βελτιώνουν κυρίως τις γνωστικές δεξιότητες (λήψη αποφάσεων, κατανόηση κατάστασης) και λιγότερο τις κινητικές — εύρημα που ισχύει σε κάθε σώμα. Οι προσομοιωτές δεν αντικαθιστούν αλλά συμπληρώνουν τις ασκήσεις πεδίου.</w:t>
       </w:r>
     </w:p>
     <w:p>
@@ -6364,83 +6924,64 @@
           <w:sz w:val="26"/>
           <w:szCs w:val="26"/>
         </w:rPr>
-        <w:t xml:space="preserve">7.2 Εικονική (VR) και επαυξημένη πραγματικότητα (AR)</w:t>
-      </w:r>
-    </w:p>
-    <w:p>
-      <w:pPr>
-        <w:spacing w:after="120" w:line="360"/>
-        <w:ind w:firstLine="720"/>
-        <w:jc w:val="both"/>
-      </w:pPr>
-      <w:r>
-        <w:rPr>
-          <w:rFonts w:ascii="Times New Roman" w:cs="Times New Roman" w:eastAsia="Times New Roman" w:hAnsi="Times New Roman"/>
-          <w:b w:val="false"/>
-          <w:bCs w:val="false"/>
-          <w:i w:val="false"/>
-          <w:iCs w:val="false"/>
-          <w:sz w:val="24"/>
-          <w:szCs w:val="24"/>
-        </w:rPr>
-        <w:t xml:space="preserve">Η εικονική πραγματικότητα (Virtual Reality — VR) εισάγει τον εκπαιδευόμενο σε πλήρως ψηφιακό περιβάλλον μέσω ειδικών γυαλιών (headset), ενώ η επαυξημένη πραγματικότητα (Augmented Reality — AR) επικαλύπτει ψηφιακές πληροφορίες στον πραγματικό κόσμο. Και στις δύο περιπτώσεις, ο εκπαιδευόμενος αλληλεπιδρά με ένα σενάριο που αδυνατεί να αναπαραχθεί στην πραγματικότητα χωρίς κίνδυνο.</w:t>
-      </w:r>
-    </w:p>
-    <w:p>
-      <w:pPr>
-        <w:spacing w:after="120" w:line="360"/>
-        <w:ind w:firstLine="720"/>
-        <w:jc w:val="both"/>
-      </w:pPr>
-      <w:r>
-        <w:rPr>
-          <w:rFonts w:ascii="Times New Roman" w:cs="Times New Roman" w:eastAsia="Times New Roman" w:hAnsi="Times New Roman"/>
-          <w:b w:val="false"/>
-          <w:bCs w:val="false"/>
-          <w:i w:val="false"/>
-          <w:iCs w:val="false"/>
-          <w:sz w:val="24"/>
-          <w:szCs w:val="24"/>
-        </w:rPr>
-        <w:t xml:space="preserve">Στον τομέα της πυρόσβεσης, οι εφαρμογές VR επιτρέπουν: (α) εξάσκηση σε διαδικασίες εντοπισμού θυμάτων σε κτίρια γεμάτα καπνό, (β) λήψη αποφάσεων επί τακτικών σεναρίων (π.χ. αριστερή ή δεξιά αναγνώριση, επιλογή σημείου εισόδου), (γ) εκπαίδευση σε incident command — δηλαδή στη διοίκηση μιας επιχείρησης, με παρακολούθηση πολλαπλών μεταβλητών ταυτόχρονα. Η τεχνολογία AR χρησιμοποιείται κυρίως στη μετάδοση πληροφοριών σε πραγματικό χρόνο: ο πυροσβέστης βλέπει μέσω της μάσκας του θερμικές εικόνες, κατόψεις κτιρίων ή τη θέση μελών της ομάδας.</w:t>
-      </w:r>
-    </w:p>
-    <w:p>
-      <w:pPr>
-        <w:spacing w:after="120" w:line="360"/>
-        <w:ind w:firstLine="720"/>
-        <w:jc w:val="both"/>
-      </w:pPr>
-      <w:r>
-        <w:rPr>
-          <w:rFonts w:ascii="Times New Roman" w:cs="Times New Roman" w:eastAsia="Times New Roman" w:hAnsi="Times New Roman"/>
-          <w:b w:val="false"/>
-          <w:bCs w:val="false"/>
-          <w:i w:val="false"/>
-          <w:iCs w:val="false"/>
-          <w:sz w:val="24"/>
-          <w:szCs w:val="24"/>
-        </w:rPr>
-        <w:t xml:space="preserve">Η τεχνολογία VR βρίσκεται ακόμα σε στάδιο ωρίμανσης: οι περιορισμοί περιλαμβάνουν το υψηλό κόστος εξοπλισμού, την ανάγκη εξειδικευμένου λογισμικού, τη ναυτία κίνησης (motion sickness) σε ορισμένους χρήστες, και τη δυσκολία πλήρους αναπαραγωγής της θερμικής και φυσικής διάστασης μιας πυρκαγιάς (Williams-Bell et al., 2015).</w:t>
-      </w:r>
-    </w:p>
-    <w:p>
-      <w:pPr>
-        <w:spacing w:after="120" w:line="360"/>
-        <w:ind w:firstLine="720"/>
-        <w:jc w:val="both"/>
-      </w:pPr>
-      <w:r>
-        <w:rPr>
-          <w:rFonts w:ascii="Times New Roman" w:cs="Times New Roman" w:eastAsia="Times New Roman" w:hAnsi="Times New Roman"/>
-          <w:b w:val="false"/>
-          <w:bCs w:val="false"/>
-          <w:i w:val="false"/>
-          <w:iCs w:val="false"/>
-          <w:sz w:val="24"/>
-          <w:szCs w:val="24"/>
-        </w:rPr>
-        <w:t xml:space="preserve">Παρά τους περιορισμούς αυτούς, η VR παρουσιάζει ένα μοναδικό πλεονέκτημα: τη δυνατότητα εξάσκησης σε σενάρια λήψης αποφάσεων (decision-making) υπό πίεση, χωρίς κίνδυνο. Ένα VR module incident command επιτρέπει σε έναν αξιωματικό να «διοικήσει» μια πυρκαγιά πολυώροφου κτιρίου, λαμβάνοντας δεκάδες αποφάσεις εντός λεπτών (ανάπτυξη δυνάμεων, διαδρομή εκκένωσης, αίτημα ενισχύσεων, αερισμός) — κάτι που στην πραγματική εκπαίδευση θα απαιτούσε πολύωρη προετοιμασία, εκατοντάδες συμμετέχοντες και σημαντικό κόστος. Η μελλοντική ενσωμάτωση τεχνητής νοημοσύνης (AI) σε VR σενάρια θα επιτρέψει τη δυναμική προσαρμογή του σεναρίου στις αποφάσεις του εκπαιδευομένου — μια τεχνολογία που προσεγγίζει τη ρεαλιστικότητα της πραγματικής επιχείρησης. Σε κάθε περίπτωση, η VR δεν αντικαθιστά αλλά συμπληρώνει τις ασκήσεις πεδίου, ιδίως στον τομέα της γνωστικής εκπαίδευσης (decision-making, situation awareness).</w:t>
+        <w:t xml:space="preserve">6.2 Εικονική (VR) και επαυξημένη πραγματικότητα (AR)</w:t>
+      </w:r>
+    </w:p>
+    <w:p>
+      <w:pPr>
+        <w:spacing w:after="120" w:line="360"/>
+        <w:ind w:firstLine="720"/>
+        <w:jc w:val="both"/>
+      </w:pPr>
+      <w:r>
+        <w:rPr>
+          <w:rFonts w:ascii="Times New Roman" w:cs="Times New Roman" w:eastAsia="Times New Roman" w:hAnsi="Times New Roman"/>
+          <w:b w:val="false"/>
+          <w:bCs w:val="false"/>
+          <w:i w:val="false"/>
+          <w:iCs w:val="false"/>
+          <w:sz w:val="24"/>
+          <w:szCs w:val="24"/>
+        </w:rPr>
+        <w:t xml:space="preserve">Η εικονική πραγματικότητα (VR) εισάγει τον εκπαιδευόμενο σε πλήρως ψηφιακό περιβάλλον, ενώ η επαυξημένη πραγματικότητα (AR) επικαλύπτει ψηφιακές πληροφορίες στον πραγματικό κόσμο. Στον στρατό, η VR χρησιμοποιείται για εκπαίδευση σε τακτικές κινήσεις σε αστικό περιβάλλον (MOUT — Military Operations on Urbanized Terrain), εκπαίδευση πιλότων μαχητικών αεροσκαφών, εκπαίδευση χειριστών αρμάτων μάχης. Στην αστυνομία, η VR επιτρέπει εξάσκηση σε σενάρια use-of-force (χρήσης βίας) χωρίς κίνδυνο — ο εκπαιδευόμενος αντιμετωπίζει εικονικό ύποπτο και πρέπει να αποφασίσει τη σωστή κλίμακα αντίδρασης.</w:t>
+      </w:r>
+    </w:p>
+    <w:p>
+      <w:pPr>
+        <w:spacing w:after="120" w:line="360"/>
+        <w:ind w:firstLine="720"/>
+        <w:jc w:val="both"/>
+      </w:pPr>
+      <w:r>
+        <w:rPr>
+          <w:rFonts w:ascii="Times New Roman" w:cs="Times New Roman" w:eastAsia="Times New Roman" w:hAnsi="Times New Roman"/>
+          <w:b w:val="false"/>
+          <w:bCs w:val="false"/>
+          <w:i w:val="false"/>
+          <w:iCs w:val="false"/>
+          <w:sz w:val="24"/>
+          <w:szCs w:val="24"/>
+        </w:rPr>
+        <w:t xml:space="preserve">Στο πυροσβεστικό, η VR επιτρέπει εξάσκηση σε incident command: ο εκπαιδευόμενος «διοικεί» μια πυρκαγιά πολυώροφου κτιρίου, λαμβάνοντας δεκάδες αποφάσεις εντός λεπτών. Η AR χρησιμοποιείται για μετάδοση πληροφοριών σε πραγματικό χρόνο: θερμικές εικόνες μέσω μάσκας, κατόψεις κτιρίων, θέση μελών ομάδας.</w:t>
+      </w:r>
+    </w:p>
+    <w:p>
+      <w:pPr>
+        <w:spacing w:after="120" w:line="360"/>
+        <w:ind w:firstLine="720"/>
+        <w:jc w:val="both"/>
+      </w:pPr>
+      <w:r>
+        <w:rPr>
+          <w:rFonts w:ascii="Times New Roman" w:cs="Times New Roman" w:eastAsia="Times New Roman" w:hAnsi="Times New Roman"/>
+          <w:b w:val="false"/>
+          <w:bCs w:val="false"/>
+          <w:i w:val="false"/>
+          <w:iCs w:val="false"/>
+          <w:sz w:val="24"/>
+          <w:szCs w:val="24"/>
+        </w:rPr>
+        <w:t xml:space="preserve">Η τεχνολογία βρίσκεται σε στάδιο ωρίμανσης: περιορισμοί περιλαμβάνουν υψηλό κόστος, motion sickness, αδυναμία πλήρους αναπαραγωγής φυσικών αισθήσεων (θερμότητα, βάρος εξοπλισμού). Η μελλοντική ενσωμάτωση τεχνητής νοημοσύνης (AI) σε VR σενάρια θα επιτρέψει δυναμική προσαρμογή στις αποφάσεις του εκπαιδευομένου (Williams-Bell et al., 2015).</w:t>
       </w:r>
     </w:p>
     <w:p>
@@ -6458,64 +6999,45 @@
           <w:sz w:val="26"/>
           <w:szCs w:val="26"/>
         </w:rPr>
-        <w:t xml:space="preserve">7.3 Μη επανδρωμένα αεροσκάφη (UAS/drones)</w:t>
-      </w:r>
-    </w:p>
-    <w:p>
-      <w:pPr>
-        <w:spacing w:after="120" w:line="360"/>
-        <w:ind w:firstLine="720"/>
-        <w:jc w:val="both"/>
-      </w:pPr>
-      <w:r>
-        <w:rPr>
-          <w:rFonts w:ascii="Times New Roman" w:cs="Times New Roman" w:eastAsia="Times New Roman" w:hAnsi="Times New Roman"/>
-          <w:b w:val="false"/>
-          <w:bCs w:val="false"/>
-          <w:i w:val="false"/>
-          <w:iCs w:val="false"/>
-          <w:sz w:val="24"/>
-          <w:szCs w:val="24"/>
-        </w:rPr>
-        <w:t xml:space="preserve">Τα μη επανδρωμένα αεροσκάφη (Unmanned Aerial Systems — UAS ή drones) έχουν μεταβάλει ριζικά τον τρόπο παρακολούθησης και διαχείρισης δασικών πυρκαγιών. Εξοπλισμένα με θερμικές κάμερες, κάμερες υψηλής ανάλυσης και αισθητήρες αερίων, τα drones παρέχουν εικόνα πραγματικού χρόνου στους διοικητές επιχειρήσεων — ιδιαίτερα σε περιπτώσεις όπου η ορατότητα από το έδαφος είναι περιορισμένη λόγω καπνού ή μορφολογίας εδάφους (Akhloufi et al., 2021).</w:t>
-      </w:r>
-    </w:p>
-    <w:p>
-      <w:pPr>
-        <w:spacing w:after="120" w:line="360"/>
-        <w:ind w:firstLine="720"/>
-        <w:jc w:val="both"/>
-      </w:pPr>
-      <w:r>
-        <w:rPr>
-          <w:rFonts w:ascii="Times New Roman" w:cs="Times New Roman" w:eastAsia="Times New Roman" w:hAnsi="Times New Roman"/>
-          <w:b w:val="false"/>
-          <w:bCs w:val="false"/>
-          <w:i w:val="false"/>
-          <w:iCs w:val="false"/>
-          <w:sz w:val="24"/>
-          <w:szCs w:val="24"/>
-        </w:rPr>
-        <w:t xml:space="preserve">Στο πεδίο της εκπαίδευσης, τα drones αξιοποιούνται σε δύο επίπεδα. Πρώτον, ως εργαλείο εκπαίδευσης: οι πυροσβέστες μαθαίνουν τον χειρισμό UAS, την ερμηνεία θερμικών εικόνων και τη χρήση δεδομένων drone για τη λήψη τακτικών αποφάσεων. Δεύτερον, ως μέσο αξιολόγησης ασκήσεων: η εναέρια καταγραφή μιας άσκησης πεδίου παρέχει πολύτιμο υλικό για τη φάση debriefing, καθώς αποτυπώνει τις κινήσεις ολόκληρων ομάδων και εντοπίζει αδυναμίες στην ανάπτυξη δυνάμεων που δεν γίνονται αντιληπτές από το έδαφος. Στην Ελλάδα, το ΠΣ έχει εντάξει drones στις αντιπυρικές επιχειρήσεις από το 2020, και η εκπαίδευση χειριστών UAS αποτελεί πλέον μέρος των εξειδικευμένων προγραμμάτων κατάρτισης.</w:t>
-      </w:r>
-    </w:p>
-    <w:p>
-      <w:pPr>
-        <w:spacing w:after="120" w:line="360"/>
-        <w:ind w:firstLine="720"/>
-        <w:jc w:val="both"/>
-      </w:pPr>
-      <w:r>
-        <w:rPr>
-          <w:rFonts w:ascii="Times New Roman" w:cs="Times New Roman" w:eastAsia="Times New Roman" w:hAnsi="Times New Roman"/>
-          <w:b w:val="false"/>
-          <w:bCs w:val="false"/>
-          <w:i w:val="false"/>
-          <w:iCs w:val="false"/>
-          <w:sz w:val="24"/>
-          <w:szCs w:val="24"/>
-        </w:rPr>
-        <w:t xml:space="preserve">Η ανασκόπηση των Akhloufi et al. (2021) κατέγραψε τις κύριες τεχνολογικές εξελίξεις στον τομέα: θερμικές κάμερες υψηλής ανάλυσης, κάμερες πολυφασματικής απεικόνισης, αισθητήρες αερίων (CO, CO2), συστήματα αυτόνομης πλοήγησης, και λογισμικό πραγματικού χρόνου μετάδοσης εικόνας στο κέντρο επιχειρήσεων. Η ενσωμάτωση αυτών των δυνατοτήτων στην εκπαίδευση σημαίνει ότι ο μελλοντικός πυροσβέστης θα χρειάζεται να κατανοεί όχι μόνο πώς σβήνει μια φωτιά, αλλά και πώς ερμηνεύει μια θερμική εικόνα, πώς αξιοποιεί δεδομένα drone για τη λήψη τακτικών αποφάσεων, και πώς ενσωματώνει ψηφιακές πληροφορίες στον επιχειρησιακό σχεδιασμό. Αυτό αποτελεί ένα νέο εκπαιδευτικό πεδίο που απαιτεί ειδικά σχεδιασμένα προγράμματα κατάρτισης — πέραν της παραδοσιακής εκπαίδευσης σε χειρισμό σωλήνων και αντλιών.</w:t>
+        <w:t xml:space="preserve">6.3 Μη επανδρωμένα αεροσκάφη (drones)</w:t>
+      </w:r>
+    </w:p>
+    <w:p>
+      <w:pPr>
+        <w:spacing w:after="120" w:line="360"/>
+        <w:ind w:firstLine="720"/>
+        <w:jc w:val="both"/>
+      </w:pPr>
+      <w:r>
+        <w:rPr>
+          <w:rFonts w:ascii="Times New Roman" w:cs="Times New Roman" w:eastAsia="Times New Roman" w:hAnsi="Times New Roman"/>
+          <w:b w:val="false"/>
+          <w:bCs w:val="false"/>
+          <w:i w:val="false"/>
+          <w:iCs w:val="false"/>
+          <w:sz w:val="24"/>
+          <w:szCs w:val="24"/>
+        </w:rPr>
+        <w:t xml:space="preserve">Τα drones αξιοποιούνται πλέον σε κάθε σώμα ασφαλείας. Στον στρατό: αναγνώριση, εντοπισμός στόχων, ηλεκτρονικός πόλεμος. Στην αστυνομία: παρακολούθηση, έρευνα, αντιμετώπιση εκδηλώσεων. Στο ΠΣ: εναέρια εποπτεία πυρκαγιών με θερμικές κάμερες, εντοπισμός εστιών, αξιολόγηση ζημιών (Akhloufi et al., 2021).</w:t>
+      </w:r>
+    </w:p>
+    <w:p>
+      <w:pPr>
+        <w:spacing w:after="120" w:line="360"/>
+        <w:ind w:firstLine="720"/>
+        <w:jc w:val="both"/>
+      </w:pPr>
+      <w:r>
+        <w:rPr>
+          <w:rFonts w:ascii="Times New Roman" w:cs="Times New Roman" w:eastAsia="Times New Roman" w:hAnsi="Times New Roman"/>
+          <w:b w:val="false"/>
+          <w:bCs w:val="false"/>
+          <w:i w:val="false"/>
+          <w:iCs w:val="false"/>
+          <w:sz w:val="24"/>
+          <w:szCs w:val="24"/>
+        </w:rPr>
+        <w:t xml:space="preserve">Στην εκπαίδευση, τα drones αξιοποιούνται σε δύο επίπεδα. Ως εργαλείο εκπαίδευσης: οι εκπαιδευόμενοι μαθαίνουν χειρισμό UAS, ερμηνεία θερμικών εικόνων, τακτική αξιοποίηση δεδομένων. Ως μέσο αξιολόγησης ασκήσεων: η εναέρια καταγραφή παρέχει πολύτιμο υλικό για debriefing, αποτυπώνοντας κινήσεις ομάδων, αδυναμίες ανάπτυξης, χρονικές καθυστερήσεις — στοιχεία αδύνατο να εντοπιστούν από το έδαφος. Στην Ελλάδα, το ΠΣ εντάσσει drones στις αντιπυρικές επιχειρήσεις από το 2020, ενώ οι ΕΔ αναπτύσσουν ικανότητες τακτικών UAS.</w:t>
       </w:r>
     </w:p>
     <w:p>
@@ -6533,138 +7055,64 @@
           <w:sz w:val="26"/>
           <w:szCs w:val="26"/>
         </w:rPr>
-        <w:t xml:space="preserve">7.4 Γεωγραφικά Συστήματα Πληροφοριών (GIS)</w:t>
-      </w:r>
-    </w:p>
-    <w:p>
-      <w:pPr>
-        <w:spacing w:after="120" w:line="360"/>
-        <w:ind w:firstLine="720"/>
-        <w:jc w:val="both"/>
-      </w:pPr>
-      <w:r>
-        <w:rPr>
-          <w:rFonts w:ascii="Times New Roman" w:cs="Times New Roman" w:eastAsia="Times New Roman" w:hAnsi="Times New Roman"/>
-          <w:b w:val="false"/>
-          <w:bCs w:val="false"/>
-          <w:i w:val="false"/>
-          <w:iCs w:val="false"/>
-          <w:sz w:val="24"/>
-          <w:szCs w:val="24"/>
-        </w:rPr>
-        <w:t xml:space="preserve">Τα Γεωγραφικά Συστήματα Πληροφοριών (Geographic Information Systems — GIS) αποτελούν εδώ και δεκαετίες βασικό εργαλείο στη διαχείριση δασικών πυρκαγιών. Η πρωτοποριακή εργασία των Chuvieco και Congalton (1989) τεκμηρίωσε τη δυνατότητα χαρτογράφησης δασικού κινδύνου μέσω δορυφορικών δεδομένων — μια μέθοδος που έκτοτε εξελίχθηκε σημαντικά. Σήμερα, το Ευρωπαϊκό Σύστημα Πληροφοριών για τις Δασικές Πυρκαγιές (EFFIS) παρέχει δεδομένα σε πραγματικό χρόνο για ενεργές πυρκαγιές, καμένες εκτάσεις και δείκτες κινδύνου σε ολόκληρη τη Μεσόγειο.</w:t>
-      </w:r>
-    </w:p>
-    <w:p>
-      <w:pPr>
-        <w:spacing w:after="120" w:line="360"/>
-        <w:ind w:firstLine="720"/>
-        <w:jc w:val="both"/>
-      </w:pPr>
-      <w:r>
-        <w:rPr>
-          <w:rFonts w:ascii="Times New Roman" w:cs="Times New Roman" w:eastAsia="Times New Roman" w:hAnsi="Times New Roman"/>
-          <w:b w:val="false"/>
-          <w:bCs w:val="false"/>
-          <w:i w:val="false"/>
-          <w:iCs w:val="false"/>
-          <w:sz w:val="24"/>
-          <w:szCs w:val="24"/>
-        </w:rPr>
-        <w:t xml:space="preserve">Στην εκπαίδευση, τα GIS χρησιμοποιούνται για τη δημιουργία τρισδιάστατων μοντέλων εδάφους, τη χαρτογράφηση υδροληψιών και οδικού δικτύου, και τον σχεδιασμό επιχειρησιακών σεναρίων σε ασκήσεις επί χάρτου. Η ενσωμάτωση GIS σε ασκήσεις βοηθά τους μελλοντικούς αξιωματικούς να κατανοήσουν τη χωρική διάσταση των επιχειρήσεων: πού βρίσκονται οι δυνάμεις, ποια σημεία εισόδου είναι προσβάσιμα, πού υπάρχουν υδάτινα αποθέματα, και πώς η μορφολογία του εδάφους επηρεάζει την εξάπλωση της φωτιάς.</w:t>
-      </w:r>
-    </w:p>
-    <w:p>
-      <w:pPr>
-        <w:spacing w:after="200" w:before="360" w:line="360"/>
-        <w:jc w:val="left"/>
-      </w:pPr>
-      <w:r>
-        <w:rPr>
-          <w:rFonts w:ascii="Times New Roman" w:cs="Times New Roman" w:eastAsia="Times New Roman" w:hAnsi="Times New Roman"/>
-          <w:b/>
-          <w:bCs/>
-          <w:i w:val="false"/>
-          <w:iCs w:val="false"/>
-          <w:sz w:val="26"/>
-          <w:szCs w:val="26"/>
-        </w:rPr>
-        <w:t xml:space="preserve">7.5 Ηλεκτρονική μάθηση (e-learning) και ψηφιακές πλατφόρμες</w:t>
-      </w:r>
-    </w:p>
-    <w:p>
-      <w:pPr>
-        <w:spacing w:after="120" w:line="360"/>
-        <w:ind w:firstLine="720"/>
-        <w:jc w:val="both"/>
-      </w:pPr>
-      <w:r>
-        <w:rPr>
-          <w:rFonts w:ascii="Times New Roman" w:cs="Times New Roman" w:eastAsia="Times New Roman" w:hAnsi="Times New Roman"/>
-          <w:b w:val="false"/>
-          <w:bCs w:val="false"/>
-          <w:i w:val="false"/>
-          <w:iCs w:val="false"/>
-          <w:sz w:val="24"/>
-          <w:szCs w:val="24"/>
-        </w:rPr>
-        <w:t xml:space="preserve">Η ηλεκτρονική μάθηση (e-learning) αξιοποιείται ολοένα και περισσότερο στην πυροσβεστική εκπαίδευση, ιδιαίτερα μετά την πανδημία COVID-19 που περιόρισε τη δυνατότητα δια ζώσης εκπαιδεύσεων. Μέσω διαδικτυακών πλατφορμών, οι πυροσβέστες μπορούν να παρακολουθήσουν μαθήματα θεωρίας, να μελετήσουν τεχνικά εγχειρίδια, να παρακολουθήσουν βιντεοσκοπημένες ασκήσεις ή πραγματικά περιστατικά, και να εξεταστούν σε ερωτηματολόγια αξιολόγησης. Η μέθοδος αυτή παρέχει ευελιξία χώρου και χρόνου, και είναι ιδιαίτερα χρήσιμη για τη θεωρητική ενημέρωση σε νέες διαδικασίες, κανονισμούς ή εξοπλισμό. Η αδυναμία της — η απουσία πρακτικής εφαρμογής — σημαίνει ότι δεν μπορεί να υποκαταστήσει τις ασκήσεις πεδίου, αλλά τις συμπληρώνει.</w:t>
-      </w:r>
-    </w:p>
-    <w:p>
-      <w:pPr>
-        <w:spacing w:after="200" w:before="360" w:line="360"/>
-        <w:jc w:val="left"/>
-      </w:pPr>
-      <w:r>
-        <w:rPr>
-          <w:rFonts w:ascii="Times New Roman" w:cs="Times New Roman" w:eastAsia="Times New Roman" w:hAnsi="Times New Roman"/>
-          <w:b/>
-          <w:bCs/>
-          <w:i w:val="false"/>
-          <w:iCs w:val="false"/>
-          <w:sz w:val="26"/>
-          <w:szCs w:val="26"/>
-        </w:rPr>
-        <w:t xml:space="preserve">7.6 Αποτίμηση τεχνολογικών εφαρμογών στην εκπαίδευση</w:t>
-      </w:r>
-    </w:p>
-    <w:p>
-      <w:pPr>
-        <w:spacing w:after="120" w:line="360"/>
-        <w:ind w:firstLine="720"/>
-        <w:jc w:val="both"/>
-      </w:pPr>
-      <w:r>
-        <w:rPr>
-          <w:rFonts w:ascii="Times New Roman" w:cs="Times New Roman" w:eastAsia="Times New Roman" w:hAnsi="Times New Roman"/>
-          <w:b w:val="false"/>
-          <w:bCs w:val="false"/>
-          <w:i w:val="false"/>
-          <w:iCs w:val="false"/>
-          <w:sz w:val="24"/>
-          <w:szCs w:val="24"/>
-        </w:rPr>
-        <w:t xml:space="preserve">Η τεχνολογία δεν αντικαθιστά τον ανθρώπινο παράγοντα — τον ενισχύει. Η αξία των τεχνολογικών εργαλείων στην πυροσβεστική εκπαίδευση συνοψίζεται σε τέσσερα σημεία: (α) μειώνουν τον κίνδυνο κατά την εκπαίδευση, (β) επιτρέπουν εξάσκηση σε σενάρια που δεν μπορούν να αναπαραχθούν φυσικά, (γ) παρέχουν αντικειμενικά δεδομένα αξιολόγησης (βιντεοσκόπηση, ψηφιακή καταγραφή χρόνων), και (δ) αυξάνουν τις ευκαιρίες εκπαίδευσης μειώνοντας το κόστος ανά ώρα εξάσκησης.</w:t>
-      </w:r>
-    </w:p>
-    <w:p>
-      <w:pPr>
-        <w:spacing w:after="120" w:line="360"/>
-        <w:ind w:firstLine="720"/>
-        <w:jc w:val="both"/>
-      </w:pPr>
-      <w:r>
-        <w:rPr>
-          <w:rFonts w:ascii="Times New Roman" w:cs="Times New Roman" w:eastAsia="Times New Roman" w:hAnsi="Times New Roman"/>
-          <w:b w:val="false"/>
-          <w:bCs w:val="false"/>
-          <w:i w:val="false"/>
-          <w:iCs w:val="false"/>
-          <w:sz w:val="24"/>
-          <w:szCs w:val="24"/>
-        </w:rPr>
-        <w:t xml:space="preserve">Ο Πίνακας 6 παρουσιάζει μια σύνοψη των τεχνολογικών εργαλείων.</w:t>
+        <w:t xml:space="preserve">6.4 GIS, e-learning και λοιπές τεχνολογίες</w:t>
+      </w:r>
+    </w:p>
+    <w:p>
+      <w:pPr>
+        <w:spacing w:after="120" w:line="360"/>
+        <w:ind w:firstLine="720"/>
+        <w:jc w:val="both"/>
+      </w:pPr>
+      <w:r>
+        <w:rPr>
+          <w:rFonts w:ascii="Times New Roman" w:cs="Times New Roman" w:eastAsia="Times New Roman" w:hAnsi="Times New Roman"/>
+          <w:b w:val="false"/>
+          <w:bCs w:val="false"/>
+          <w:i w:val="false"/>
+          <w:iCs w:val="false"/>
+          <w:sz w:val="24"/>
+          <w:szCs w:val="24"/>
+        </w:rPr>
+        <w:t xml:space="preserve">Τα Γεωγραφικά Συστήματα Πληροφοριών (GIS) χρησιμοποιούνται στον σχεδιασμό ασκήσεων και επιχειρήσεων: χαρτογράφηση κινδύνου πυρκαγιάς (EFFIS), ανάλυση μορφολογίας εδάφους για στρατιωτικές ασκήσεις, χαρτογράφηση εγκληματικότητας για αστυνομία (hot-spot mapping). Η πρωτοποριακή εργασία των Chuvieco και Congalton (1989) τεκμηρίωσε τη δυνατότητα χαρτογράφησης δασικού κινδύνου μέσω δορυφορικών δεδομένων.</w:t>
+      </w:r>
+    </w:p>
+    <w:p>
+      <w:pPr>
+        <w:spacing w:after="120" w:line="360"/>
+        <w:ind w:firstLine="720"/>
+        <w:jc w:val="both"/>
+      </w:pPr>
+      <w:r>
+        <w:rPr>
+          <w:rFonts w:ascii="Times New Roman" w:cs="Times New Roman" w:eastAsia="Times New Roman" w:hAnsi="Times New Roman"/>
+          <w:b w:val="false"/>
+          <w:bCs w:val="false"/>
+          <w:i w:val="false"/>
+          <w:iCs w:val="false"/>
+          <w:sz w:val="24"/>
+          <w:szCs w:val="24"/>
+        </w:rPr>
+        <w:t xml:space="preserve">Η ηλεκτρονική μάθηση (e-learning) αξιοποιείται σε κάθε σώμα: ο στρατός χρησιμοποιεί πλατφόρμες e-learning NATO (ADL — Advanced Distributed Learning), η αστυνομία αξιοποιεί εκπαιδευτικά modules CEPOL, το ΠΣ παρέχει θεωρητική ενημέρωση μέσω ψηφιακών πλατφορμών. Η μέθοδος αυτή παρέχει ευελιξία αλλά δεν αντικαθιστά την πρακτική εξάσκηση.</w:t>
+      </w:r>
+    </w:p>
+    <w:p>
+      <w:pPr>
+        <w:spacing w:after="120" w:line="360"/>
+        <w:ind w:firstLine="720"/>
+        <w:jc w:val="both"/>
+      </w:pPr>
+      <w:r>
+        <w:rPr>
+          <w:rFonts w:ascii="Times New Roman" w:cs="Times New Roman" w:eastAsia="Times New Roman" w:hAnsi="Times New Roman"/>
+          <w:b w:val="false"/>
+          <w:bCs w:val="false"/>
+          <w:i w:val="false"/>
+          <w:iCs w:val="false"/>
+          <w:sz w:val="24"/>
+          <w:szCs w:val="24"/>
+        </w:rPr>
+        <w:t xml:space="preserve">Ο Πίνακας 6 συγκρίνει τις τεχνολογίες εκπαίδευσης.</w:t>
       </w:r>
     </w:p>
     <w:p>
@@ -6682,7 +7130,7 @@
           <w:sz w:val="22"/>
           <w:szCs w:val="22"/>
         </w:rPr>
-        <w:t xml:space="preserve">Πίνακας 6: Τεχνολογίες εκπαίδευσης πυροσβεστών — πλεονεκτήματα και περιορισμοί</w:t>
+        <w:t xml:space="preserve">Πίνακας 6: Τεχνολογίες εκπαίδευσης σε σώματα ασφαλείας</w:t>
       </w:r>
     </w:p>
     <w:tbl>
@@ -6702,11 +7150,12 @@
         <w:gridCol w:w="100"/>
         <w:gridCol w:w="100"/>
         <w:gridCol w:w="100"/>
+        <w:gridCol w:w="100"/>
       </w:tblGrid>
       <w:tr>
         <w:tc>
           <w:tcPr>
-            <w:tcW w:type="pct" w:w="25%"/>
+            <w:tcW w:type="pct" w:w="20%"/>
             <w:shd w:color="D9E2F3" w:val="solid"/>
           </w:tcPr>
           <w:p>
@@ -6730,7 +7179,7 @@
         </w:tc>
         <w:tc>
           <w:tcPr>
-            <w:tcW w:type="pct" w:w="25%"/>
+            <w:tcW w:type="pct" w:w="20%"/>
             <w:shd w:color="D9E2F3" w:val="solid"/>
           </w:tcPr>
           <w:p>
@@ -6748,13 +7197,13 @@
                 <w:sz w:val="20"/>
                 <w:szCs w:val="20"/>
               </w:rPr>
-              <w:t xml:space="preserve">Πλεονεκτήματα</w:t>
-            </w:r>
-          </w:p>
-        </w:tc>
-        <w:tc>
-          <w:tcPr>
-            <w:tcW w:type="pct" w:w="25%"/>
+              <w:t xml:space="preserve">Στρατός</w:t>
+            </w:r>
+          </w:p>
+        </w:tc>
+        <w:tc>
+          <w:tcPr>
+            <w:tcW w:type="pct" w:w="20%"/>
             <w:shd w:color="D9E2F3" w:val="solid"/>
           </w:tcPr>
           <w:p>
@@ -6772,13 +7221,13 @@
                 <w:sz w:val="20"/>
                 <w:szCs w:val="20"/>
               </w:rPr>
-              <w:t xml:space="preserve">Περιορισμοί</w:t>
-            </w:r>
-          </w:p>
-        </w:tc>
-        <w:tc>
-          <w:tcPr>
-            <w:tcW w:type="pct" w:w="25%"/>
+              <w:t xml:space="preserve">Αστυνομία</w:t>
+            </w:r>
+          </w:p>
+        </w:tc>
+        <w:tc>
+          <w:tcPr>
+            <w:tcW w:type="pct" w:w="20%"/>
             <w:shd w:color="D9E2F3" w:val="solid"/>
           </w:tcPr>
           <w:p>
@@ -6796,7 +7245,31 @@
                 <w:sz w:val="20"/>
                 <w:szCs w:val="20"/>
               </w:rPr>
-              <w:t xml:space="preserve">Στάδιο ωρίμανσης</w:t>
+              <w:t xml:space="preserve">ΠΣ</w:t>
+            </w:r>
+          </w:p>
+        </w:tc>
+        <w:tc>
+          <w:tcPr>
+            <w:tcW w:type="pct" w:w="20%"/>
+            <w:shd w:color="D9E2F3" w:val="solid"/>
+          </w:tcPr>
+          <w:p>
+            <w:pPr>
+              <w:spacing w:after="60" w:before="60"/>
+              <w:jc w:val="center"/>
+            </w:pPr>
+            <w:r>
+              <w:rPr>
+                <w:rFonts w:ascii="Times New Roman" w:cs="Times New Roman" w:eastAsia="Times New Roman" w:hAnsi="Times New Roman"/>
+                <w:b/>
+                <w:bCs/>
+                <w:i w:val="false"/>
+                <w:iCs w:val="false"/>
+                <w:sz w:val="20"/>
+                <w:szCs w:val="20"/>
+              </w:rPr>
+              <w:t xml:space="preserve">Ωρίμανση</w:t>
             </w:r>
           </w:p>
         </w:tc>
@@ -6804,76 +7277,99 @@
       <w:tr>
         <w:tc>
           <w:tcPr>
-            <w:tcW w:type="pct" w:w="25%"/>
-          </w:tcPr>
-          <w:p>
-            <w:pPr>
-              <w:spacing w:after="40" w:before="40"/>
-              <w:jc w:val="left"/>
-            </w:pPr>
-            <w:r>
-              <w:rPr>
-                <w:rFonts w:ascii="Times New Roman" w:cs="Times New Roman" w:eastAsia="Times New Roman" w:hAnsi="Times New Roman"/>
-                <w:b w:val="false"/>
-                <w:bCs w:val="false"/>
-                <w:i w:val="false"/>
-                <w:iCs w:val="false"/>
-                <w:sz w:val="20"/>
-                <w:szCs w:val="20"/>
-              </w:rPr>
-              <w:t xml:space="preserve">Φυσικοί προσομοιωτές</w:t>
-            </w:r>
-          </w:p>
-        </w:tc>
-        <w:tc>
-          <w:tcPr>
-            <w:tcW w:type="pct" w:w="25%"/>
-          </w:tcPr>
-          <w:p>
-            <w:pPr>
-              <w:spacing w:after="40" w:before="40"/>
-              <w:jc w:val="left"/>
-            </w:pPr>
-            <w:r>
-              <w:rPr>
-                <w:rFonts w:ascii="Times New Roman" w:cs="Times New Roman" w:eastAsia="Times New Roman" w:hAnsi="Times New Roman"/>
-                <w:b w:val="false"/>
-                <w:bCs w:val="false"/>
-                <w:i w:val="false"/>
-                <w:iCs w:val="false"/>
-                <w:sz w:val="20"/>
-                <w:szCs w:val="20"/>
-              </w:rPr>
-              <w:t xml:space="preserve">Ρεαλιστικότητα, θερμική εμπειρία</w:t>
-            </w:r>
-          </w:p>
-        </w:tc>
-        <w:tc>
-          <w:tcPr>
-            <w:tcW w:type="pct" w:w="25%"/>
-          </w:tcPr>
-          <w:p>
-            <w:pPr>
-              <w:spacing w:after="40" w:before="40"/>
-              <w:jc w:val="left"/>
-            </w:pPr>
-            <w:r>
-              <w:rPr>
-                <w:rFonts w:ascii="Times New Roman" w:cs="Times New Roman" w:eastAsia="Times New Roman" w:hAnsi="Times New Roman"/>
-                <w:b w:val="false"/>
-                <w:bCs w:val="false"/>
-                <w:i w:val="false"/>
-                <w:iCs w:val="false"/>
-                <w:sz w:val="20"/>
-                <w:szCs w:val="20"/>
-              </w:rPr>
-              <w:t xml:space="preserve">Υψηλό κόστος, χώρος</w:t>
-            </w:r>
-          </w:p>
-        </w:tc>
-        <w:tc>
-          <w:tcPr>
-            <w:tcW w:type="pct" w:w="25%"/>
+            <w:tcW w:type="pct" w:w="20%"/>
+          </w:tcPr>
+          <w:p>
+            <w:pPr>
+              <w:spacing w:after="40" w:before="40"/>
+              <w:jc w:val="left"/>
+            </w:pPr>
+            <w:r>
+              <w:rPr>
+                <w:rFonts w:ascii="Times New Roman" w:cs="Times New Roman" w:eastAsia="Times New Roman" w:hAnsi="Times New Roman"/>
+                <w:b w:val="false"/>
+                <w:bCs w:val="false"/>
+                <w:i w:val="false"/>
+                <w:iCs w:val="false"/>
+                <w:sz w:val="20"/>
+                <w:szCs w:val="20"/>
+              </w:rPr>
+              <w:t xml:space="preserve">Προσομοιωτές</w:t>
+            </w:r>
+          </w:p>
+        </w:tc>
+        <w:tc>
+          <w:tcPr>
+            <w:tcW w:type="pct" w:w="20%"/>
+          </w:tcPr>
+          <w:p>
+            <w:pPr>
+              <w:spacing w:after="40" w:before="40"/>
+              <w:jc w:val="left"/>
+            </w:pPr>
+            <w:r>
+              <w:rPr>
+                <w:rFonts w:ascii="Times New Roman" w:cs="Times New Roman" w:eastAsia="Times New Roman" w:hAnsi="Times New Roman"/>
+                <w:b w:val="false"/>
+                <w:bCs w:val="false"/>
+                <w:i w:val="false"/>
+                <w:iCs w:val="false"/>
+                <w:sz w:val="20"/>
+                <w:szCs w:val="20"/>
+              </w:rPr>
+              <w:t xml:space="preserve">MILES, προσομοιωτές αρμάτων</w:t>
+            </w:r>
+          </w:p>
+        </w:tc>
+        <w:tc>
+          <w:tcPr>
+            <w:tcW w:type="pct" w:w="20%"/>
+          </w:tcPr>
+          <w:p>
+            <w:pPr>
+              <w:spacing w:after="40" w:before="40"/>
+              <w:jc w:val="left"/>
+            </w:pPr>
+            <w:r>
+              <w:rPr>
+                <w:rFonts w:ascii="Times New Roman" w:cs="Times New Roman" w:eastAsia="Times New Roman" w:hAnsi="Times New Roman"/>
+                <w:b w:val="false"/>
+                <w:bCs w:val="false"/>
+                <w:i w:val="false"/>
+                <w:iCs w:val="false"/>
+                <w:sz w:val="20"/>
+                <w:szCs w:val="20"/>
+              </w:rPr>
+              <w:t xml:space="preserve">FATS σκοποβολής</w:t>
+            </w:r>
+          </w:p>
+        </w:tc>
+        <w:tc>
+          <w:tcPr>
+            <w:tcW w:type="pct" w:w="20%"/>
+          </w:tcPr>
+          <w:p>
+            <w:pPr>
+              <w:spacing w:after="40" w:before="40"/>
+              <w:jc w:val="left"/>
+            </w:pPr>
+            <w:r>
+              <w:rPr>
+                <w:rFonts w:ascii="Times New Roman" w:cs="Times New Roman" w:eastAsia="Times New Roman" w:hAnsi="Times New Roman"/>
+                <w:b w:val="false"/>
+                <w:bCs w:val="false"/>
+                <w:i w:val="false"/>
+                <w:iCs w:val="false"/>
+                <w:sz w:val="20"/>
+                <w:szCs w:val="20"/>
+              </w:rPr>
+              <w:t xml:space="preserve">Flashover containers</w:t>
+            </w:r>
+          </w:p>
+        </w:tc>
+        <w:tc>
+          <w:tcPr>
+            <w:tcW w:type="pct" w:w="20%"/>
           </w:tcPr>
           <w:p>
             <w:pPr>
@@ -6898,7 +7394,7 @@
       <w:tr>
         <w:tc>
           <w:tcPr>
-            <w:tcW w:type="pct" w:w="25%"/>
+            <w:tcW w:type="pct" w:w="20%"/>
           </w:tcPr>
           <w:p>
             <w:pPr>
@@ -6921,53 +7417,76 @@
         </w:tc>
         <w:tc>
           <w:tcPr>
-            <w:tcW w:type="pct" w:w="25%"/>
-          </w:tcPr>
-          <w:p>
-            <w:pPr>
-              <w:spacing w:after="40" w:before="40"/>
-              <w:jc w:val="left"/>
-            </w:pPr>
-            <w:r>
-              <w:rPr>
-                <w:rFonts w:ascii="Times New Roman" w:cs="Times New Roman" w:eastAsia="Times New Roman" w:hAnsi="Times New Roman"/>
-                <w:b w:val="false"/>
-                <w:bCs w:val="false"/>
-                <w:i w:val="false"/>
-                <w:iCs w:val="false"/>
-                <w:sz w:val="20"/>
-                <w:szCs w:val="20"/>
-              </w:rPr>
-              <w:t xml:space="preserve">Ασφάλεια, επαναληψιμότητα, σύνθετα σενάρια</w:t>
-            </w:r>
-          </w:p>
-        </w:tc>
-        <w:tc>
-          <w:tcPr>
-            <w:tcW w:type="pct" w:w="25%"/>
-          </w:tcPr>
-          <w:p>
-            <w:pPr>
-              <w:spacing w:after="40" w:before="40"/>
-              <w:jc w:val="left"/>
-            </w:pPr>
-            <w:r>
-              <w:rPr>
-                <w:rFonts w:ascii="Times New Roman" w:cs="Times New Roman" w:eastAsia="Times New Roman" w:hAnsi="Times New Roman"/>
-                <w:b w:val="false"/>
-                <w:bCs w:val="false"/>
-                <w:i w:val="false"/>
-                <w:iCs w:val="false"/>
-                <w:sz w:val="20"/>
-                <w:szCs w:val="20"/>
-              </w:rPr>
-              <w:t xml:space="preserve">Κόστος, motion sickness, χωρίς φυσική πίεση</w:t>
-            </w:r>
-          </w:p>
-        </w:tc>
-        <w:tc>
-          <w:tcPr>
-            <w:tcW w:type="pct" w:w="25%"/>
+            <w:tcW w:type="pct" w:w="20%"/>
+          </w:tcPr>
+          <w:p>
+            <w:pPr>
+              <w:spacing w:after="40" w:before="40"/>
+              <w:jc w:val="left"/>
+            </w:pPr>
+            <w:r>
+              <w:rPr>
+                <w:rFonts w:ascii="Times New Roman" w:cs="Times New Roman" w:eastAsia="Times New Roman" w:hAnsi="Times New Roman"/>
+                <w:b w:val="false"/>
+                <w:bCs w:val="false"/>
+                <w:i w:val="false"/>
+                <w:iCs w:val="false"/>
+                <w:sz w:val="20"/>
+                <w:szCs w:val="20"/>
+              </w:rPr>
+              <w:t xml:space="preserve">MOUT, εκπαίδευση πιλότων</w:t>
+            </w:r>
+          </w:p>
+        </w:tc>
+        <w:tc>
+          <w:tcPr>
+            <w:tcW w:type="pct" w:w="20%"/>
+          </w:tcPr>
+          <w:p>
+            <w:pPr>
+              <w:spacing w:after="40" w:before="40"/>
+              <w:jc w:val="left"/>
+            </w:pPr>
+            <w:r>
+              <w:rPr>
+                <w:rFonts w:ascii="Times New Roman" w:cs="Times New Roman" w:eastAsia="Times New Roman" w:hAnsi="Times New Roman"/>
+                <w:b w:val="false"/>
+                <w:bCs w:val="false"/>
+                <w:i w:val="false"/>
+                <w:iCs w:val="false"/>
+                <w:sz w:val="20"/>
+                <w:szCs w:val="20"/>
+              </w:rPr>
+              <w:t xml:space="preserve">Use-of-force σενάρια</w:t>
+            </w:r>
+          </w:p>
+        </w:tc>
+        <w:tc>
+          <w:tcPr>
+            <w:tcW w:type="pct" w:w="20%"/>
+          </w:tcPr>
+          <w:p>
+            <w:pPr>
+              <w:spacing w:after="40" w:before="40"/>
+              <w:jc w:val="left"/>
+            </w:pPr>
+            <w:r>
+              <w:rPr>
+                <w:rFonts w:ascii="Times New Roman" w:cs="Times New Roman" w:eastAsia="Times New Roman" w:hAnsi="Times New Roman"/>
+                <w:b w:val="false"/>
+                <w:bCs w:val="false"/>
+                <w:i w:val="false"/>
+                <w:iCs w:val="false"/>
+                <w:sz w:val="20"/>
+                <w:szCs w:val="20"/>
+              </w:rPr>
+              <w:t xml:space="preserve">Incident command</w:t>
+            </w:r>
+          </w:p>
+        </w:tc>
+        <w:tc>
+          <w:tcPr>
+            <w:tcW w:type="pct" w:w="20%"/>
           </w:tcPr>
           <w:p>
             <w:pPr>
@@ -6992,76 +7511,99 @@
       <w:tr>
         <w:tc>
           <w:tcPr>
-            <w:tcW w:type="pct" w:w="25%"/>
-          </w:tcPr>
-          <w:p>
-            <w:pPr>
-              <w:spacing w:after="40" w:before="40"/>
-              <w:jc w:val="left"/>
-            </w:pPr>
-            <w:r>
-              <w:rPr>
-                <w:rFonts w:ascii="Times New Roman" w:cs="Times New Roman" w:eastAsia="Times New Roman" w:hAnsi="Times New Roman"/>
-                <w:b w:val="false"/>
-                <w:bCs w:val="false"/>
-                <w:i w:val="false"/>
-                <w:iCs w:val="false"/>
-                <w:sz w:val="20"/>
-                <w:szCs w:val="20"/>
-              </w:rPr>
-              <w:t xml:space="preserve">Drones (UAS)</w:t>
-            </w:r>
-          </w:p>
-        </w:tc>
-        <w:tc>
-          <w:tcPr>
-            <w:tcW w:type="pct" w:w="25%"/>
-          </w:tcPr>
-          <w:p>
-            <w:pPr>
-              <w:spacing w:after="40" w:before="40"/>
-              <w:jc w:val="left"/>
-            </w:pPr>
-            <w:r>
-              <w:rPr>
-                <w:rFonts w:ascii="Times New Roman" w:cs="Times New Roman" w:eastAsia="Times New Roman" w:hAnsi="Times New Roman"/>
-                <w:b w:val="false"/>
-                <w:bCs w:val="false"/>
-                <w:i w:val="false"/>
-                <w:iCs w:val="false"/>
-                <w:sz w:val="20"/>
-                <w:szCs w:val="20"/>
-              </w:rPr>
-              <w:t xml:space="preserve">Αεροφωτογράφιση, θερμική απεικόνιση, debriefing</w:t>
-            </w:r>
-          </w:p>
-        </w:tc>
-        <w:tc>
-          <w:tcPr>
-            <w:tcW w:type="pct" w:w="25%"/>
-          </w:tcPr>
-          <w:p>
-            <w:pPr>
-              <w:spacing w:after="40" w:before="40"/>
-              <w:jc w:val="left"/>
-            </w:pPr>
-            <w:r>
-              <w:rPr>
-                <w:rFonts w:ascii="Times New Roman" w:cs="Times New Roman" w:eastAsia="Times New Roman" w:hAnsi="Times New Roman"/>
-                <w:b w:val="false"/>
-                <w:bCs w:val="false"/>
-                <w:i w:val="false"/>
-                <w:iCs w:val="false"/>
-                <w:sz w:val="20"/>
-                <w:szCs w:val="20"/>
-              </w:rPr>
-              <w:t xml:space="preserve">Νομοθετικό πλαίσιο, αυτονομία μπαταρίας</w:t>
-            </w:r>
-          </w:p>
-        </w:tc>
-        <w:tc>
-          <w:tcPr>
-            <w:tcW w:type="pct" w:w="25%"/>
+            <w:tcW w:type="pct" w:w="20%"/>
+          </w:tcPr>
+          <w:p>
+            <w:pPr>
+              <w:spacing w:after="40" w:before="40"/>
+              <w:jc w:val="left"/>
+            </w:pPr>
+            <w:r>
+              <w:rPr>
+                <w:rFonts w:ascii="Times New Roman" w:cs="Times New Roman" w:eastAsia="Times New Roman" w:hAnsi="Times New Roman"/>
+                <w:b w:val="false"/>
+                <w:bCs w:val="false"/>
+                <w:i w:val="false"/>
+                <w:iCs w:val="false"/>
+                <w:sz w:val="20"/>
+                <w:szCs w:val="20"/>
+              </w:rPr>
+              <w:t xml:space="preserve">Drones</w:t>
+            </w:r>
+          </w:p>
+        </w:tc>
+        <w:tc>
+          <w:tcPr>
+            <w:tcW w:type="pct" w:w="20%"/>
+          </w:tcPr>
+          <w:p>
+            <w:pPr>
+              <w:spacing w:after="40" w:before="40"/>
+              <w:jc w:val="left"/>
+            </w:pPr>
+            <w:r>
+              <w:rPr>
+                <w:rFonts w:ascii="Times New Roman" w:cs="Times New Roman" w:eastAsia="Times New Roman" w:hAnsi="Times New Roman"/>
+                <w:b w:val="false"/>
+                <w:bCs w:val="false"/>
+                <w:i w:val="false"/>
+                <w:iCs w:val="false"/>
+                <w:sz w:val="20"/>
+                <w:szCs w:val="20"/>
+              </w:rPr>
+              <w:t xml:space="preserve">Αναγνώριση, τακτικά UAS</w:t>
+            </w:r>
+          </w:p>
+        </w:tc>
+        <w:tc>
+          <w:tcPr>
+            <w:tcW w:type="pct" w:w="20%"/>
+          </w:tcPr>
+          <w:p>
+            <w:pPr>
+              <w:spacing w:after="40" w:before="40"/>
+              <w:jc w:val="left"/>
+            </w:pPr>
+            <w:r>
+              <w:rPr>
+                <w:rFonts w:ascii="Times New Roman" w:cs="Times New Roman" w:eastAsia="Times New Roman" w:hAnsi="Times New Roman"/>
+                <w:b w:val="false"/>
+                <w:bCs w:val="false"/>
+                <w:i w:val="false"/>
+                <w:iCs w:val="false"/>
+                <w:sz w:val="20"/>
+                <w:szCs w:val="20"/>
+              </w:rPr>
+              <w:t xml:space="preserve">Παρακολούθηση, εκδηλώσεις</w:t>
+            </w:r>
+          </w:p>
+        </w:tc>
+        <w:tc>
+          <w:tcPr>
+            <w:tcW w:type="pct" w:w="20%"/>
+          </w:tcPr>
+          <w:p>
+            <w:pPr>
+              <w:spacing w:after="40" w:before="40"/>
+              <w:jc w:val="left"/>
+            </w:pPr>
+            <w:r>
+              <w:rPr>
+                <w:rFonts w:ascii="Times New Roman" w:cs="Times New Roman" w:eastAsia="Times New Roman" w:hAnsi="Times New Roman"/>
+                <w:b w:val="false"/>
+                <w:bCs w:val="false"/>
+                <w:i w:val="false"/>
+                <w:iCs w:val="false"/>
+                <w:sz w:val="20"/>
+                <w:szCs w:val="20"/>
+              </w:rPr>
+              <w:t xml:space="preserve">Θερμική εποπτεία πυρκαγιών</w:t>
+            </w:r>
+          </w:p>
+        </w:tc>
+        <w:tc>
+          <w:tcPr>
+            <w:tcW w:type="pct" w:w="20%"/>
           </w:tcPr>
           <w:p>
             <w:pPr>
@@ -7086,76 +7628,99 @@
       <w:tr>
         <w:tc>
           <w:tcPr>
-            <w:tcW w:type="pct" w:w="25%"/>
-          </w:tcPr>
-          <w:p>
-            <w:pPr>
-              <w:spacing w:after="40" w:before="40"/>
-              <w:jc w:val="left"/>
-            </w:pPr>
-            <w:r>
-              <w:rPr>
-                <w:rFonts w:ascii="Times New Roman" w:cs="Times New Roman" w:eastAsia="Times New Roman" w:hAnsi="Times New Roman"/>
-                <w:b w:val="false"/>
-                <w:bCs w:val="false"/>
-                <w:i w:val="false"/>
-                <w:iCs w:val="false"/>
-                <w:sz w:val="20"/>
-                <w:szCs w:val="20"/>
-              </w:rPr>
-              <w:t xml:space="preserve">GIS/EFFIS</w:t>
-            </w:r>
-          </w:p>
-        </w:tc>
-        <w:tc>
-          <w:tcPr>
-            <w:tcW w:type="pct" w:w="25%"/>
-          </w:tcPr>
-          <w:p>
-            <w:pPr>
-              <w:spacing w:after="40" w:before="40"/>
-              <w:jc w:val="left"/>
-            </w:pPr>
-            <w:r>
-              <w:rPr>
-                <w:rFonts w:ascii="Times New Roman" w:cs="Times New Roman" w:eastAsia="Times New Roman" w:hAnsi="Times New Roman"/>
-                <w:b w:val="false"/>
-                <w:bCs w:val="false"/>
-                <w:i w:val="false"/>
-                <w:iCs w:val="false"/>
-                <w:sz w:val="20"/>
-                <w:szCs w:val="20"/>
-              </w:rPr>
-              <w:t xml:space="preserve">Χωρική ανάλυση, σχεδιασμός επιχειρήσεων</w:t>
-            </w:r>
-          </w:p>
-        </w:tc>
-        <w:tc>
-          <w:tcPr>
-            <w:tcW w:type="pct" w:w="25%"/>
-          </w:tcPr>
-          <w:p>
-            <w:pPr>
-              <w:spacing w:after="40" w:before="40"/>
-              <w:jc w:val="left"/>
-            </w:pPr>
-            <w:r>
-              <w:rPr>
-                <w:rFonts w:ascii="Times New Roman" w:cs="Times New Roman" w:eastAsia="Times New Roman" w:hAnsi="Times New Roman"/>
-                <w:b w:val="false"/>
-                <w:bCs w:val="false"/>
-                <w:i w:val="false"/>
-                <w:iCs w:val="false"/>
-                <w:sz w:val="20"/>
-                <w:szCs w:val="20"/>
-              </w:rPr>
-              <w:t xml:space="preserve">Ανάγκη εξειδίκευσης, εξάρτηση από δεδομένα</w:t>
-            </w:r>
-          </w:p>
-        </w:tc>
-        <w:tc>
-          <w:tcPr>
-            <w:tcW w:type="pct" w:w="25%"/>
+            <w:tcW w:type="pct" w:w="20%"/>
+          </w:tcPr>
+          <w:p>
+            <w:pPr>
+              <w:spacing w:after="40" w:before="40"/>
+              <w:jc w:val="left"/>
+            </w:pPr>
+            <w:r>
+              <w:rPr>
+                <w:rFonts w:ascii="Times New Roman" w:cs="Times New Roman" w:eastAsia="Times New Roman" w:hAnsi="Times New Roman"/>
+                <w:b w:val="false"/>
+                <w:bCs w:val="false"/>
+                <w:i w:val="false"/>
+                <w:iCs w:val="false"/>
+                <w:sz w:val="20"/>
+                <w:szCs w:val="20"/>
+              </w:rPr>
+              <w:t xml:space="preserve">GIS</w:t>
+            </w:r>
+          </w:p>
+        </w:tc>
+        <w:tc>
+          <w:tcPr>
+            <w:tcW w:type="pct" w:w="20%"/>
+          </w:tcPr>
+          <w:p>
+            <w:pPr>
+              <w:spacing w:after="40" w:before="40"/>
+              <w:jc w:val="left"/>
+            </w:pPr>
+            <w:r>
+              <w:rPr>
+                <w:rFonts w:ascii="Times New Roman" w:cs="Times New Roman" w:eastAsia="Times New Roman" w:hAnsi="Times New Roman"/>
+                <w:b w:val="false"/>
+                <w:bCs w:val="false"/>
+                <w:i w:val="false"/>
+                <w:iCs w:val="false"/>
+                <w:sz w:val="20"/>
+                <w:szCs w:val="20"/>
+              </w:rPr>
+              <w:t xml:space="preserve">Τοπογραφία, σχεδιασμός</w:t>
+            </w:r>
+          </w:p>
+        </w:tc>
+        <w:tc>
+          <w:tcPr>
+            <w:tcW w:type="pct" w:w="20%"/>
+          </w:tcPr>
+          <w:p>
+            <w:pPr>
+              <w:spacing w:after="40" w:before="40"/>
+              <w:jc w:val="left"/>
+            </w:pPr>
+            <w:r>
+              <w:rPr>
+                <w:rFonts w:ascii="Times New Roman" w:cs="Times New Roman" w:eastAsia="Times New Roman" w:hAnsi="Times New Roman"/>
+                <w:b w:val="false"/>
+                <w:bCs w:val="false"/>
+                <w:i w:val="false"/>
+                <w:iCs w:val="false"/>
+                <w:sz w:val="20"/>
+                <w:szCs w:val="20"/>
+              </w:rPr>
+              <w:t xml:space="preserve">Hot-spot mapping</w:t>
+            </w:r>
+          </w:p>
+        </w:tc>
+        <w:tc>
+          <w:tcPr>
+            <w:tcW w:type="pct" w:w="20%"/>
+          </w:tcPr>
+          <w:p>
+            <w:pPr>
+              <w:spacing w:after="40" w:before="40"/>
+              <w:jc w:val="left"/>
+            </w:pPr>
+            <w:r>
+              <w:rPr>
+                <w:rFonts w:ascii="Times New Roman" w:cs="Times New Roman" w:eastAsia="Times New Roman" w:hAnsi="Times New Roman"/>
+                <w:b w:val="false"/>
+                <w:bCs w:val="false"/>
+                <w:i w:val="false"/>
+                <w:iCs w:val="false"/>
+                <w:sz w:val="20"/>
+                <w:szCs w:val="20"/>
+              </w:rPr>
+              <w:t xml:space="preserve">EFFIS, χαρτογράφηση κινδύνου</w:t>
+            </w:r>
+          </w:p>
+        </w:tc>
+        <w:tc>
+          <w:tcPr>
+            <w:tcW w:type="pct" w:w="20%"/>
           </w:tcPr>
           <w:p>
             <w:pPr>
@@ -7180,7 +7745,7 @@
       <w:tr>
         <w:tc>
           <w:tcPr>
-            <w:tcW w:type="pct" w:w="25%"/>
+            <w:tcW w:type="pct" w:w="20%"/>
           </w:tcPr>
           <w:p>
             <w:pPr>
@@ -7203,53 +7768,76 @@
         </w:tc>
         <w:tc>
           <w:tcPr>
-            <w:tcW w:type="pct" w:w="25%"/>
-          </w:tcPr>
-          <w:p>
-            <w:pPr>
-              <w:spacing w:after="40" w:before="40"/>
-              <w:jc w:val="left"/>
-            </w:pPr>
-            <w:r>
-              <w:rPr>
-                <w:rFonts w:ascii="Times New Roman" w:cs="Times New Roman" w:eastAsia="Times New Roman" w:hAnsi="Times New Roman"/>
-                <w:b w:val="false"/>
-                <w:bCs w:val="false"/>
-                <w:i w:val="false"/>
-                <w:iCs w:val="false"/>
-                <w:sz w:val="20"/>
-                <w:szCs w:val="20"/>
-              </w:rPr>
-              <w:t xml:space="preserve">Ευελιξία, χαμηλό κόστος, εύκολη ενημέρωση</w:t>
-            </w:r>
-          </w:p>
-        </w:tc>
-        <w:tc>
-          <w:tcPr>
-            <w:tcW w:type="pct" w:w="25%"/>
-          </w:tcPr>
-          <w:p>
-            <w:pPr>
-              <w:spacing w:after="40" w:before="40"/>
-              <w:jc w:val="left"/>
-            </w:pPr>
-            <w:r>
-              <w:rPr>
-                <w:rFonts w:ascii="Times New Roman" w:cs="Times New Roman" w:eastAsia="Times New Roman" w:hAnsi="Times New Roman"/>
-                <w:b w:val="false"/>
-                <w:bCs w:val="false"/>
-                <w:i w:val="false"/>
-                <w:iCs w:val="false"/>
-                <w:sz w:val="20"/>
-                <w:szCs w:val="20"/>
-              </w:rPr>
-              <w:t xml:space="preserve">Χωρίς πρακτική εφαρμογή, μειωμένη εμπλοκή</w:t>
-            </w:r>
-          </w:p>
-        </w:tc>
-        <w:tc>
-          <w:tcPr>
-            <w:tcW w:type="pct" w:w="25%"/>
+            <w:tcW w:type="pct" w:w="20%"/>
+          </w:tcPr>
+          <w:p>
+            <w:pPr>
+              <w:spacing w:after="40" w:before="40"/>
+              <w:jc w:val="left"/>
+            </w:pPr>
+            <w:r>
+              <w:rPr>
+                <w:rFonts w:ascii="Times New Roman" w:cs="Times New Roman" w:eastAsia="Times New Roman" w:hAnsi="Times New Roman"/>
+                <w:b w:val="false"/>
+                <w:bCs w:val="false"/>
+                <w:i w:val="false"/>
+                <w:iCs w:val="false"/>
+                <w:sz w:val="20"/>
+                <w:szCs w:val="20"/>
+              </w:rPr>
+              <w:t xml:space="preserve">NATO ADL</w:t>
+            </w:r>
+          </w:p>
+        </w:tc>
+        <w:tc>
+          <w:tcPr>
+            <w:tcW w:type="pct" w:w="20%"/>
+          </w:tcPr>
+          <w:p>
+            <w:pPr>
+              <w:spacing w:after="40" w:before="40"/>
+              <w:jc w:val="left"/>
+            </w:pPr>
+            <w:r>
+              <w:rPr>
+                <w:rFonts w:ascii="Times New Roman" w:cs="Times New Roman" w:eastAsia="Times New Roman" w:hAnsi="Times New Roman"/>
+                <w:b w:val="false"/>
+                <w:bCs w:val="false"/>
+                <w:i w:val="false"/>
+                <w:iCs w:val="false"/>
+                <w:sz w:val="20"/>
+                <w:szCs w:val="20"/>
+              </w:rPr>
+              <w:t xml:space="preserve">CEPOL modules</w:t>
+            </w:r>
+          </w:p>
+        </w:tc>
+        <w:tc>
+          <w:tcPr>
+            <w:tcW w:type="pct" w:w="20%"/>
+          </w:tcPr>
+          <w:p>
+            <w:pPr>
+              <w:spacing w:after="40" w:before="40"/>
+              <w:jc w:val="left"/>
+            </w:pPr>
+            <w:r>
+              <w:rPr>
+                <w:rFonts w:ascii="Times New Roman" w:cs="Times New Roman" w:eastAsia="Times New Roman" w:hAnsi="Times New Roman"/>
+                <w:b w:val="false"/>
+                <w:bCs w:val="false"/>
+                <w:i w:val="false"/>
+                <w:iCs w:val="false"/>
+                <w:sz w:val="20"/>
+                <w:szCs w:val="20"/>
+              </w:rPr>
+              <w:t xml:space="preserve">Θεωρητική ενημέρωση</w:t>
+            </w:r>
+          </w:p>
+        </w:tc>
+        <w:tc>
+          <w:tcPr>
+            <w:tcW w:type="pct" w:w="20%"/>
           </w:tcPr>
           <w:p>
             <w:pPr>
@@ -7293,7 +7881,7 @@
           <w:sz w:val="28"/>
           <w:szCs w:val="28"/>
         </w:rPr>
-        <w:t xml:space="preserve">ΚΕΦΑΛΑΙΟ 8: ΣΥΜΠΕΡΑΣΜΑΤΑ ΚΑΙ ΠΡΟΤΑΣΕΙΣ</w:t>
+        <w:t xml:space="preserve">ΣΥΜΠΕΡΑΣΜΑΤΑ ΚΑΙ ΠΡΟΤΑΣΕΙΣ</w:t>
       </w:r>
     </w:p>
     <w:p>
@@ -7311,121 +7899,121 @@
           <w:sz w:val="26"/>
           <w:szCs w:val="26"/>
         </w:rPr>
-        <w:t xml:space="preserve">8.1 Σύνοψη ευρημάτων</w:t>
-      </w:r>
-    </w:p>
-    <w:p>
-      <w:pPr>
-        <w:spacing w:after="120" w:line="360"/>
-        <w:ind w:firstLine="720"/>
-        <w:jc w:val="both"/>
-      </w:pPr>
-      <w:r>
-        <w:rPr>
-          <w:rFonts w:ascii="Times New Roman" w:cs="Times New Roman" w:eastAsia="Times New Roman" w:hAnsi="Times New Roman"/>
-          <w:b w:val="false"/>
-          <w:bCs w:val="false"/>
-          <w:i w:val="false"/>
-          <w:iCs w:val="false"/>
-          <w:sz w:val="24"/>
-          <w:szCs w:val="24"/>
-        </w:rPr>
-        <w:t xml:space="preserve">Η παρούσα εργασία εξέτασε τον ρόλο της εκπαίδευσης μέσω ασκήσεων στη βελτίωση της επιχειρησιακής ετοιμότητας του Πυροσβεστικού Σώματος. Τα κεντρικά ευρήματα συνοψίζονται ως εξής.</w:t>
-      </w:r>
-    </w:p>
-    <w:p>
-      <w:pPr>
-        <w:spacing w:after="120" w:line="360"/>
-        <w:ind w:firstLine="720"/>
-        <w:jc w:val="both"/>
-      </w:pPr>
-      <w:r>
-        <w:rPr>
-          <w:rFonts w:ascii="Times New Roman" w:cs="Times New Roman" w:eastAsia="Times New Roman" w:hAnsi="Times New Roman"/>
-          <w:b w:val="false"/>
-          <w:bCs w:val="false"/>
-          <w:i w:val="false"/>
-          <w:iCs w:val="false"/>
-          <w:sz w:val="24"/>
-          <w:szCs w:val="24"/>
-        </w:rPr>
-        <w:t xml:space="preserve">Πρώτον, η επιχειρησιακή ετοιμότητα αποτελεί πολυδιάστατη έννοια που περιλαμβάνει τη σωματική, τεχνική, ψυχολογική και οργανωσιακή διάσταση. Η εκπαίδευση μέσω ασκήσεων είναι ο μοναδικός μηχανισμός που επιδρά ταυτόχρονα σε όλες τις διαστάσεις: βελτιώνει τη φυσική κατάσταση μέσω λειτουργικής εξάσκησης, ενισχύει την τεχνική δεξιοτεχνία μέσω επανάληψης διαδικασιών, δημιουργεί ψυχολογική ανθεκτικότητα μέσω εμβολιασμού στρες, και ενδυναμώνει την ομαδική συνοχή μέσω κοινής εμπειρίας.</w:t>
-      </w:r>
-    </w:p>
-    <w:p>
-      <w:pPr>
-        <w:spacing w:after="120" w:line="360"/>
-        <w:ind w:firstLine="720"/>
-        <w:jc w:val="both"/>
-      </w:pPr>
-      <w:r>
-        <w:rPr>
-          <w:rFonts w:ascii="Times New Roman" w:cs="Times New Roman" w:eastAsia="Times New Roman" w:hAnsi="Times New Roman"/>
-          <w:b w:val="false"/>
-          <w:bCs w:val="false"/>
-          <w:i w:val="false"/>
-          <w:iCs w:val="false"/>
-          <w:sz w:val="24"/>
-          <w:szCs w:val="24"/>
-        </w:rPr>
-        <w:t xml:space="preserve">Δεύτερον, η αποτελεσματικότητα των ασκήσεων δεν εξαρτάται απλώς από τη συχνότητά τους, αλλά κυρίως από τον σχεδιασμό τους. Οι θεωρίες βιωματικής μάθησης (Kolb, 1984), στοχευμένης εξάσκησης (Ericsson, 2006) και ομαδικής εκπαίδευσης (Salas et al., 2008) συγκλίνουν στο εξής: η αποτελεσματική εκπαίδευση απαιτεί σαφείς στόχους, ρεαλιστικά σενάρια, σταδιακή αύξηση δυσκολίας, δομημένη ανατροφοδότηση και συστηματική επανάληψη.</w:t>
-      </w:r>
-    </w:p>
-    <w:p>
-      <w:pPr>
-        <w:spacing w:after="120" w:line="360"/>
-        <w:ind w:firstLine="720"/>
-        <w:jc w:val="both"/>
-      </w:pPr>
-      <w:r>
-        <w:rPr>
-          <w:rFonts w:ascii="Times New Roman" w:cs="Times New Roman" w:eastAsia="Times New Roman" w:hAnsi="Times New Roman"/>
-          <w:b w:val="false"/>
-          <w:bCs w:val="false"/>
-          <w:i w:val="false"/>
-          <w:iCs w:val="false"/>
-          <w:sz w:val="24"/>
-          <w:szCs w:val="24"/>
-        </w:rPr>
-        <w:t xml:space="preserve">Τρίτον, τα case studies (Μάτι 2018, MODEX, πυρκαγιές 2021) τεκμηρίωσαν τη σημασία των ασκήσεων τόσο εκ των αρνητικών (η απουσία δοκιμασμένων σχεδίων εκκένωσης στο Μάτι) όσο και εκ των θετικών (η αποτελεσματική λειτουργία της ΕΜΑΚ σε διεθνείς αποστολές χάρη στη συστηματική εκπαίδευση μέσω MODEX).</w:t>
-      </w:r>
-    </w:p>
-    <w:p>
-      <w:pPr>
-        <w:spacing w:after="120" w:line="360"/>
-        <w:ind w:firstLine="720"/>
-        <w:jc w:val="both"/>
-      </w:pPr>
-      <w:r>
-        <w:rPr>
-          <w:rFonts w:ascii="Times New Roman" w:cs="Times New Roman" w:eastAsia="Times New Roman" w:hAnsi="Times New Roman"/>
-          <w:b w:val="false"/>
-          <w:bCs w:val="false"/>
-          <w:i w:val="false"/>
-          <w:iCs w:val="false"/>
-          <w:sz w:val="24"/>
-          <w:szCs w:val="24"/>
-        </w:rPr>
-        <w:t xml:space="preserve">Τέταρτον, η τεχνολογία (προσομοιωτές, VR, drones, GIS) ενισχύει αλλά δεν αντικαθιστά την πρακτική εκπαίδευση. Ο βέλτιστος συνδυασμός φαίνεται να είναι η ενσωμάτωση τεχνολογικών εργαλείων εντός του υπάρχοντος εκπαιδευτικού πλαισίου, για τη δημιουργία πιο ρεαλιστικών, πιο ασφαλών και πιο μετρήσιμων ασκήσεων.</w:t>
-      </w:r>
-    </w:p>
-    <w:p>
-      <w:pPr>
-        <w:spacing w:after="120" w:line="360"/>
-        <w:ind w:firstLine="720"/>
-        <w:jc w:val="both"/>
-      </w:pPr>
-      <w:r>
-        <w:rPr>
-          <w:rFonts w:ascii="Times New Roman" w:cs="Times New Roman" w:eastAsia="Times New Roman" w:hAnsi="Times New Roman"/>
-          <w:b w:val="false"/>
-          <w:bCs w:val="false"/>
-          <w:i w:val="false"/>
-          <w:iCs w:val="false"/>
-          <w:sz w:val="24"/>
-          <w:szCs w:val="24"/>
-        </w:rPr>
-        <w:t xml:space="preserve">Πέμπτον, η ελληνική εμπειρία τεκμηριώνει ότι η εκπαίδευση δεν αποτελεί πολυτέλεια αλλά αναγκαιότητα. Η σύγκριση μεταξύ της αντίδρασης στο Μάτι (2018) — όπου ελλείψεις εκπαίδευσης συνέβαλαν στην τραγωδία — και της αντίδρασης στις πυρκαγιές του 2021 — όπου η βελτιωμένη εκπαίδευση οδήγησε σε αποτελεσματικότερες εκκενώσεις — αποδεικνύει ότι η επένδυση σε ασκήσεις αποφέρει μετρήσιμα αποτελέσματα στην προστασία ανθρώπινων ζωών. Η επιχειρησιακή ετοιμότητα δεν κατασκευάζεται σε μία ημέρα — αποτελεί προϊόν μακροχρόνιας, συστηματικής, στοχευμένης εξάσκησης. Κάθε άσκηση, κάθε debriefing, κάθε κύκλος ανατροφοδότησης αποτελεί μια μικρή αλλά ουσιαστική προσθήκη στο θεμέλιο ετοιμότητας πάνω στο οποίο στηρίζεται η αποτελεσματική αντιμετώπιση κρίσεων.</w:t>
+        <w:t xml:space="preserve">Σύνοψη ευρημάτων</w:t>
+      </w:r>
+    </w:p>
+    <w:p>
+      <w:pPr>
+        <w:spacing w:after="120" w:line="360"/>
+        <w:ind w:firstLine="720"/>
+        <w:jc w:val="both"/>
+      </w:pPr>
+      <w:r>
+        <w:rPr>
+          <w:rFonts w:ascii="Times New Roman" w:cs="Times New Roman" w:eastAsia="Times New Roman" w:hAnsi="Times New Roman"/>
+          <w:b w:val="false"/>
+          <w:bCs w:val="false"/>
+          <w:i w:val="false"/>
+          <w:iCs w:val="false"/>
+          <w:sz w:val="24"/>
+          <w:szCs w:val="24"/>
+        </w:rPr>
+        <w:t xml:space="preserve">Η παρούσα εργασία εξέτασε τον ρόλο της εκπαίδευσης μέσω ασκήσεων στη βελτίωση της επιχειρησιακής ετοιμότητας σε τέσσερις κεντρικούς πυλώνες: Ένοπλες Δυνάμεις, Ελληνική Αστυνομία (συμπεριλαμβανομένης της Τροχαίας και των ειδικών μονάδων), Πυροσβεστικό Σώμα και φορείς πολιτικής προστασίας. Τα κεντρικά ευρήματα συνοψίζονται ως εξής.</w:t>
+      </w:r>
+    </w:p>
+    <w:p>
+      <w:pPr>
+        <w:spacing w:after="120" w:line="360"/>
+        <w:ind w:firstLine="720"/>
+        <w:jc w:val="both"/>
+      </w:pPr>
+      <w:r>
+        <w:rPr>
+          <w:rFonts w:ascii="Times New Roman" w:cs="Times New Roman" w:eastAsia="Times New Roman" w:hAnsi="Times New Roman"/>
+          <w:b w:val="false"/>
+          <w:bCs w:val="false"/>
+          <w:i w:val="false"/>
+          <w:iCs w:val="false"/>
+          <w:sz w:val="24"/>
+          <w:szCs w:val="24"/>
+        </w:rPr>
+        <w:t xml:space="preserve">Πρώτον, η επιχειρησιακή ετοιμότητα αποτελεί πολυδιάστατη έννοια — σωματική, τεχνική, ψυχολογική, οργανωσιακή — και η εκπαίδευση μέσω ασκήσεων είναι ο μοναδικός μηχανισμός που επιδρά ταυτόχρονα σε όλες τις διαστάσεις. Αυτό ισχύει οριζόντια: τόσο για μια διμοιρία πεζικού, όσο για μια ομάδα ΕΚΑΜ, ένα πλήρωμα Τροχαίας ή ένα πυροσβεστικό πλήρωμα.</w:t>
+      </w:r>
+    </w:p>
+    <w:p>
+      <w:pPr>
+        <w:spacing w:after="120" w:line="360"/>
+        <w:ind w:firstLine="720"/>
+        <w:jc w:val="both"/>
+      </w:pPr>
+      <w:r>
+        <w:rPr>
+          <w:rFonts w:ascii="Times New Roman" w:cs="Times New Roman" w:eastAsia="Times New Roman" w:hAnsi="Times New Roman"/>
+          <w:b w:val="false"/>
+          <w:bCs w:val="false"/>
+          <w:i w:val="false"/>
+          <w:iCs w:val="false"/>
+          <w:sz w:val="24"/>
+          <w:szCs w:val="24"/>
+        </w:rPr>
+        <w:t xml:space="preserve">Δεύτερον, η αποτελεσματικότητα εξαρτάται από τον σχεδιασμό: σαφείς στόχοι, ρεαλιστικά σενάρια, σταδιακή αύξηση δυσκολίας, δομημένη ανατροφοδότηση (debriefing/AAR) και συστηματική επανάληψη. Οι θεωρίες Kolb (1984), Ericsson (2006) και Salas et al. (2008) συγκλίνουν σε αυτό.</w:t>
+      </w:r>
+    </w:p>
+    <w:p>
+      <w:pPr>
+        <w:spacing w:after="120" w:line="360"/>
+        <w:ind w:firstLine="720"/>
+        <w:jc w:val="both"/>
+      </w:pPr>
+      <w:r>
+        <w:rPr>
+          <w:rFonts w:ascii="Times New Roman" w:cs="Times New Roman" w:eastAsia="Times New Roman" w:hAnsi="Times New Roman"/>
+          <w:b w:val="false"/>
+          <w:bCs w:val="false"/>
+          <w:i w:val="false"/>
+          <w:iCs w:val="false"/>
+          <w:sz w:val="24"/>
+          <w:szCs w:val="24"/>
+        </w:rPr>
+        <w:t xml:space="preserve">Τρίτον, τα case studies τεκμηρίωσαν ότι η εκπαίδευση σώζει ζωές: η αστοχία στο Μάτι (2018) λόγω ανεπαρκούς διυπηρεσιακής εκπαίδευσης, η επιτυχής δράση της ΕΜΑΚ σε σεισμούς χάρη σε MODEX, η αξία των ασκήσεων NATO για στρατιωτική ετοιμότητα, η σημασία των ασκήσεων ATLAS για αντιτρομοκρατική ικανότητα.</w:t>
+      </w:r>
+    </w:p>
+    <w:p>
+      <w:pPr>
+        <w:spacing w:after="120" w:line="360"/>
+        <w:ind w:firstLine="720"/>
+        <w:jc w:val="both"/>
+      </w:pPr>
+      <w:r>
+        <w:rPr>
+          <w:rFonts w:ascii="Times New Roman" w:cs="Times New Roman" w:eastAsia="Times New Roman" w:hAnsi="Times New Roman"/>
+          <w:b w:val="false"/>
+          <w:bCs w:val="false"/>
+          <w:i w:val="false"/>
+          <w:iCs w:val="false"/>
+          <w:sz w:val="24"/>
+          <w:szCs w:val="24"/>
+        </w:rPr>
+        <w:t xml:space="preserve">Τέταρτον, η τεχνολογία (προσομοιωτές, VR, drones, GIS) ενισχύει αλλά δεν αντικαθιστά την πρακτική εκπαίδευση. Ο βέλτιστος συνδυασμός είναι η ενσωμάτωση τεχνολογίας εντός του εκπαιδευτικού πλαισίου.</w:t>
+      </w:r>
+    </w:p>
+    <w:p>
+      <w:pPr>
+        <w:spacing w:after="120" w:line="360"/>
+        <w:ind w:firstLine="720"/>
+        <w:jc w:val="both"/>
+      </w:pPr>
+      <w:r>
+        <w:rPr>
+          <w:rFonts w:ascii="Times New Roman" w:cs="Times New Roman" w:eastAsia="Times New Roman" w:hAnsi="Times New Roman"/>
+          <w:b w:val="false"/>
+          <w:bCs w:val="false"/>
+          <w:i w:val="false"/>
+          <w:iCs w:val="false"/>
+          <w:sz w:val="24"/>
+          <w:szCs w:val="24"/>
+        </w:rPr>
+        <w:t xml:space="preserve">Πέμπτον, η διυπηρεσιακή ετοιμότητα — η ικανότητα πολλαπλών φορέων να συνεργαστούν — αποτελεί τη μεγαλύτερη πρόκληση και τη μεγαλύτερη ανάγκη. Οι κρίσεις είναι πολυφορεακές· η εκπαίδευση πρέπει να είναι αντίστοιχα.</w:t>
       </w:r>
     </w:p>
     <w:p>
@@ -7443,31 +8031,145 @@
           <w:sz w:val="26"/>
           <w:szCs w:val="26"/>
         </w:rPr>
-        <w:t xml:space="preserve">8.2 Προτάσεις βελτίωσης</w:t>
-      </w:r>
-    </w:p>
-    <w:p>
-      <w:pPr>
-        <w:spacing w:after="120" w:line="360"/>
-        <w:ind w:firstLine="720"/>
-        <w:jc w:val="both"/>
-      </w:pPr>
-      <w:r>
-        <w:rPr>
-          <w:rFonts w:ascii="Times New Roman" w:cs="Times New Roman" w:eastAsia="Times New Roman" w:hAnsi="Times New Roman"/>
-          <w:b w:val="false"/>
-          <w:bCs w:val="false"/>
-          <w:i w:val="false"/>
-          <w:iCs w:val="false"/>
-          <w:sz w:val="24"/>
-          <w:szCs w:val="24"/>
-        </w:rPr>
-        <w:t xml:space="preserve">Με βάση τα ευρήματα της εργασίας, διατυπώνονται οι ακόλουθες τεκμηριωμένες προτάσεις.</w:t>
-      </w:r>
-    </w:p>
-    <w:p>
-      <w:pPr>
-        <w:spacing w:after="120" w:before="240" w:line="360"/>
+        <w:t xml:space="preserve">Προτάσεις βελτίωσης</w:t>
+      </w:r>
+    </w:p>
+    <w:p>
+      <w:pPr>
+        <w:spacing w:after="120" w:line="360"/>
+        <w:ind w:firstLine="720"/>
+        <w:jc w:val="both"/>
+      </w:pPr>
+      <w:r>
+        <w:rPr>
+          <w:rFonts w:ascii="Times New Roman" w:cs="Times New Roman" w:eastAsia="Times New Roman" w:hAnsi="Times New Roman"/>
+          <w:b w:val="false"/>
+          <w:bCs w:val="false"/>
+          <w:i w:val="false"/>
+          <w:iCs w:val="false"/>
+          <w:sz w:val="24"/>
+          <w:szCs w:val="24"/>
+        </w:rPr>
+        <w:t xml:space="preserve">Με βάση τα ευρήματα, διατυπώνονται οι ακόλουθες προτάσεις:</w:t>
+      </w:r>
+    </w:p>
+    <w:p>
+      <w:pPr>
+        <w:spacing w:after="120" w:line="360"/>
+        <w:ind w:firstLine="720"/>
+        <w:jc w:val="both"/>
+      </w:pPr>
+      <w:r>
+        <w:rPr>
+          <w:rFonts w:ascii="Times New Roman" w:cs="Times New Roman" w:eastAsia="Times New Roman" w:hAnsi="Times New Roman"/>
+          <w:b w:val="false"/>
+          <w:bCs w:val="false"/>
+          <w:i w:val="false"/>
+          <w:iCs w:val="false"/>
+          <w:sz w:val="24"/>
+          <w:szCs w:val="24"/>
+        </w:rPr>
+        <w:t xml:space="preserve">Ενίσχυση πολυφορεακών ασκήσεων: Θεσμοθέτηση τακτικών (τουλάχιστον εξαμηνιαίων) κοινών ασκήσεων μεταξύ ΠΣ, ΕΛ.ΑΣ., ΕΚΑΒ, Στρατού και Πολιτικής Προστασίας σε σενάρια που προσομοιώνουν πραγματικές κρίσεις: τρομοκρατική επίθεση, πολύνεκρο τροχαίο, μεγάλη πυρκαγιά, σεισμός.</w:t>
+      </w:r>
+    </w:p>
+    <w:p>
+      <w:pPr>
+        <w:spacing w:after="120" w:line="360"/>
+        <w:ind w:firstLine="720"/>
+        <w:jc w:val="both"/>
+      </w:pPr>
+      <w:r>
+        <w:rPr>
+          <w:rFonts w:ascii="Times New Roman" w:cs="Times New Roman" w:eastAsia="Times New Roman" w:hAnsi="Times New Roman"/>
+          <w:b w:val="false"/>
+          <w:bCs w:val="false"/>
+          <w:i w:val="false"/>
+          <w:iCs w:val="false"/>
+          <w:sz w:val="24"/>
+          <w:szCs w:val="24"/>
+        </w:rPr>
+        <w:t xml:space="preserve">Εφαρμογή αρχών deliberate practice: Κάθε άσκηση να ακολουθείται υποχρεωτικά από δομημένη ανατροφοδότηση (debriefing/AAR). Εισαγωγή σταδιακής αύξησης δυσκολίας στα σενάρια. Αξιοποίηση βιντεοσκόπησης και drone footage στη φάση αξιολόγησης.</w:t>
+      </w:r>
+    </w:p>
+    <w:p>
+      <w:pPr>
+        <w:spacing w:after="120" w:line="360"/>
+        <w:ind w:firstLine="720"/>
+        <w:jc w:val="both"/>
+      </w:pPr>
+      <w:r>
+        <w:rPr>
+          <w:rFonts w:ascii="Times New Roman" w:cs="Times New Roman" w:eastAsia="Times New Roman" w:hAnsi="Times New Roman"/>
+          <w:b w:val="false"/>
+          <w:bCs w:val="false"/>
+          <w:i w:val="false"/>
+          <w:iCs w:val="false"/>
+          <w:sz w:val="24"/>
+          <w:szCs w:val="24"/>
+        </w:rPr>
+        <w:t xml:space="preserve">Αξιοποίηση τεχνολογίας: Εισαγωγή VR modules σε κρίσιμα αντικείμενα (incident command, CQB, use-of-force). Τυποποίηση χρήσης drones σε κάθε μεγάλη άσκηση. Δημιουργία κοινής ψηφιακής πλατφόρμας εκπαίδευσης (e-learning) για σώματα ασφαλείας.</w:t>
+      </w:r>
+    </w:p>
+    <w:p>
+      <w:pPr>
+        <w:spacing w:after="120" w:line="360"/>
+        <w:ind w:firstLine="720"/>
+        <w:jc w:val="both"/>
+      </w:pPr>
+      <w:r>
+        <w:rPr>
+          <w:rFonts w:ascii="Times New Roman" w:cs="Times New Roman" w:eastAsia="Times New Roman" w:hAnsi="Times New Roman"/>
+          <w:b w:val="false"/>
+          <w:bCs w:val="false"/>
+          <w:i w:val="false"/>
+          <w:iCs w:val="false"/>
+          <w:sz w:val="24"/>
+          <w:szCs w:val="24"/>
+        </w:rPr>
+        <w:t xml:space="preserve">Ανάπτυξη μη τεχνικών δεξιοτήτων (NTS): Ενσωμάτωση εκπαίδευσης σε ηγεσία, επικοινωνία, λήψη αποφάσεων σε κάθε σώμα. Εφαρμογή μοντέλων CRM (Crew Resource Management) προσαρμοσμένων σε κάθε κλάδο.</w:t>
+      </w:r>
+    </w:p>
+    <w:p>
+      <w:pPr>
+        <w:spacing w:after="120" w:line="360"/>
+        <w:ind w:firstLine="720"/>
+        <w:jc w:val="both"/>
+      </w:pPr>
+      <w:r>
+        <w:rPr>
+          <w:rFonts w:ascii="Times New Roman" w:cs="Times New Roman" w:eastAsia="Times New Roman" w:hAnsi="Times New Roman"/>
+          <w:b w:val="false"/>
+          <w:bCs w:val="false"/>
+          <w:i w:val="false"/>
+          <w:iCs w:val="false"/>
+          <w:sz w:val="24"/>
+          <w:szCs w:val="24"/>
+        </w:rPr>
+        <w:t xml:space="preserve">Ψυχολογική υποστήριξη: Ενσωμάτωση stress inoculation στις ασκήσεις. Δημιουργία μηχανισμών peer support σε κάθε σώμα. Τακτική αξιολόγηση ψυχολογικής κατάστασης προσωπικού, ιδιαίτερα μετά από κρίσεις.</w:t>
+      </w:r>
+    </w:p>
+    <w:p>
+      <w:pPr>
+        <w:spacing w:after="120" w:line="360"/>
+        <w:ind w:firstLine="720"/>
+        <w:jc w:val="both"/>
+      </w:pPr>
+      <w:r>
+        <w:rPr>
+          <w:rFonts w:ascii="Times New Roman" w:cs="Times New Roman" w:eastAsia="Times New Roman" w:hAnsi="Times New Roman"/>
+          <w:b w:val="false"/>
+          <w:bCs w:val="false"/>
+          <w:i w:val="false"/>
+          <w:iCs w:val="false"/>
+          <w:sz w:val="24"/>
+          <w:szCs w:val="24"/>
+        </w:rPr>
+        <w:t xml:space="preserve">Διεύρυνση διεθνούς συνεργασίας: Αύξηση συμμετοχής σε MODEX, ATLAS, NATO exercises. Ανάπτυξη διμερών εκπαιδευτικών προγραμμάτων με γειτονικές χώρες. Ανταλλαγή στελεχών σε βραχεία εκπαιδευτικά προγράμματα.</w:t>
+      </w:r>
+    </w:p>
+    <w:p>
+      <w:pPr>
+        <w:spacing w:after="200" w:before="360" w:line="360"/>
         <w:jc w:val="left"/>
       </w:pPr>
       <w:r>
@@ -7477,34 +8179,34 @@
           <w:bCs/>
           <w:i w:val="false"/>
           <w:iCs w:val="false"/>
-          <w:sz w:val="24"/>
-          <w:szCs w:val="24"/>
-        </w:rPr>
-        <w:t xml:space="preserve">8.2.1 Ενίσχυση βιωματικής μάθησης</w:t>
-      </w:r>
-    </w:p>
-    <w:p>
-      <w:pPr>
-        <w:spacing w:after="120" w:line="360"/>
-        <w:ind w:firstLine="720"/>
-        <w:jc w:val="both"/>
-      </w:pPr>
-      <w:r>
-        <w:rPr>
-          <w:rFonts w:ascii="Times New Roman" w:cs="Times New Roman" w:eastAsia="Times New Roman" w:hAnsi="Times New Roman"/>
-          <w:b w:val="false"/>
-          <w:bCs w:val="false"/>
-          <w:i w:val="false"/>
-          <w:iCs w:val="false"/>
-          <w:sz w:val="24"/>
-          <w:szCs w:val="24"/>
-        </w:rPr>
-        <w:t xml:space="preserve">Προτείνεται η αναβάθμιση των εκπαιδευτικών εγκαταστάσεων με σύγχρονα εκπαιδευτικά πολύγωνα (training grounds) που θα επιτρέπουν τη δημιουργία ρεαλιστικών σεναρίων: πυρκαγιά σε πολυώροφο κτίριο, τροχαίο σε σήραγγα, βιομηχανικό ατύχημα. Οι ασκήσεις θα ενσωματώνουν απρόβλεπτα στοιχεία (αλλαγή σεναρίου εν μέσω εκτέλεσης) και θα ολοκληρώνονται υποχρεωτικά με δομημένο debriefing — κάτι που σήμερα δεν εφαρμόζεται πάντα. Η αρχή της στοχευμένης εξάσκησης (Ericsson, 2006) προϋποθέτει σταδιακή αύξηση δυσκολίας και εξατομικευμένη ανατροφοδότηση.</w:t>
-      </w:r>
-    </w:p>
-    <w:p>
-      <w:pPr>
-        <w:spacing w:after="120" w:before="240" w:line="360"/>
+          <w:sz w:val="26"/>
+          <w:szCs w:val="26"/>
+        </w:rPr>
+        <w:t xml:space="preserve">Περιορισμοί της εργασίας</w:t>
+      </w:r>
+    </w:p>
+    <w:p>
+      <w:pPr>
+        <w:spacing w:after="120" w:line="360"/>
+        <w:ind w:firstLine="720"/>
+        <w:jc w:val="both"/>
+      </w:pPr>
+      <w:r>
+        <w:rPr>
+          <w:rFonts w:ascii="Times New Roman" w:cs="Times New Roman" w:eastAsia="Times New Roman" w:hAnsi="Times New Roman"/>
+          <w:b w:val="false"/>
+          <w:bCs w:val="false"/>
+          <w:i w:val="false"/>
+          <w:iCs w:val="false"/>
+          <w:sz w:val="24"/>
+          <w:szCs w:val="24"/>
+        </w:rPr>
+        <w:t xml:space="preserve">Η εργασία στηρίζεται σε βιβλιογραφική ανασκόπηση και ανάλυση δευτερογενών πηγών. Δεν περιλαμβάνει πρωτογενή εμπειρική έρευνα (ερωτηματολόγια, συνεντεύξεις, παρατήρηση ασκήσεων). Η πρόσβαση σε εσωτερικά δεδομένα σωμάτων ασφαλείας (αριθμός ασκήσεων, αξιολογήσεις, δείκτες ετοιμότητας) ήταν περιορισμένη. Η ευρύτητα του θέματος (τέσσερα σώματα) σημαίνει ότι η ανάλυση κάθε σώματος δεν μπορεί να είναι εξαντλητική — η εργασία παρέχει μια οριζόντια εικόνα παρά μια κάθετη εμβάθυνση σε μεμονωμένο φορέα.</w:t>
+      </w:r>
+    </w:p>
+    <w:p>
+      <w:pPr>
+        <w:spacing w:after="200" w:before="360" w:line="360"/>
         <w:jc w:val="left"/>
       </w:pPr>
       <w:r>
@@ -7514,214 +8216,29 @@
           <w:bCs/>
           <w:i w:val="false"/>
           <w:iCs w:val="false"/>
-          <w:sz w:val="24"/>
-          <w:szCs w:val="24"/>
-        </w:rPr>
-        <w:t xml:space="preserve">8.2.2 Αξιοποίηση νέων τεχνολογιών</w:t>
-      </w:r>
-    </w:p>
-    <w:p>
-      <w:pPr>
-        <w:spacing w:after="120" w:line="360"/>
-        <w:ind w:firstLine="720"/>
-        <w:jc w:val="both"/>
-      </w:pPr>
-      <w:r>
-        <w:rPr>
-          <w:rFonts w:ascii="Times New Roman" w:cs="Times New Roman" w:eastAsia="Times New Roman" w:hAnsi="Times New Roman"/>
-          <w:b w:val="false"/>
-          <w:bCs w:val="false"/>
-          <w:i w:val="false"/>
-          <w:iCs w:val="false"/>
-          <w:sz w:val="24"/>
-          <w:szCs w:val="24"/>
-        </w:rPr>
-        <w:t xml:space="preserve">Η εισαγωγή VR εκπαιδευτικών modules σε κρίσιμα αντικείμενα (incident command, αναγνώριση κτιρίου σε πυρκαγιά, τακτική δασοπυρόσβεσης) μπορεί να αυξήσει τις ώρες εξάσκησης χωρίς αντίστοιχη αύξηση κόστους. Επίσης, η τυποποίηση χρήσης drones σε κάθε μεγάλη άσκηση — τόσο για παρακολούθηση σεναρίου όσο και για αξιολόγηση — θα παράσχει αντικειμενικά δεδομένα απόδοσης που σήμερα ελλείπουν.</w:t>
-      </w:r>
-    </w:p>
-    <w:p>
-      <w:pPr>
-        <w:spacing w:after="120" w:before="240" w:line="360"/>
-        <w:jc w:val="left"/>
-      </w:pPr>
-      <w:r>
-        <w:rPr>
-          <w:rFonts w:ascii="Times New Roman" w:cs="Times New Roman" w:eastAsia="Times New Roman" w:hAnsi="Times New Roman"/>
-          <w:b/>
-          <w:bCs/>
-          <w:i w:val="false"/>
-          <w:iCs w:val="false"/>
-          <w:sz w:val="24"/>
-          <w:szCs w:val="24"/>
-        </w:rPr>
-        <w:t xml:space="preserve">8.2.3 Ενίσχυση μη τεχνικών δεξιοτήτων</w:t>
-      </w:r>
-    </w:p>
-    <w:p>
-      <w:pPr>
-        <w:spacing w:after="120" w:line="360"/>
-        <w:ind w:firstLine="720"/>
-        <w:jc w:val="both"/>
-      </w:pPr>
-      <w:r>
-        <w:rPr>
-          <w:rFonts w:ascii="Times New Roman" w:cs="Times New Roman" w:eastAsia="Times New Roman" w:hAnsi="Times New Roman"/>
-          <w:b w:val="false"/>
-          <w:bCs w:val="false"/>
-          <w:i w:val="false"/>
-          <w:iCs w:val="false"/>
-          <w:sz w:val="24"/>
-          <w:szCs w:val="24"/>
-        </w:rPr>
-        <w:t xml:space="preserve">Η ενσωμάτωση εκπαίδευσης σε μη τεχνικές δεξιότητες (NTS) — ηγεσία, επικοινωνία, λήψη αποφάσεων, κατανόηση κατάστασης — στις υπάρχουσες ασκήσεις αποτελεί αναγκαιότητα. Τα μοντέλα CRM (Crew Resource Management) που χρησιμοποιούνται στην αεροπορία μπορούν να προσαρμοστούν στο πυροσβεστικό περιβάλλον. Οι αξιολογήσεις ασκήσεων θα πρέπει να περιλαμβάνουν, πέραν των τεχνικών δεικτών, και δείκτες NTS (Flin et al., 2008).</w:t>
-      </w:r>
-    </w:p>
-    <w:p>
-      <w:pPr>
-        <w:spacing w:after="120" w:before="240" w:line="360"/>
-        <w:jc w:val="left"/>
-      </w:pPr>
-      <w:r>
-        <w:rPr>
-          <w:rFonts w:ascii="Times New Roman" w:cs="Times New Roman" w:eastAsia="Times New Roman" w:hAnsi="Times New Roman"/>
-          <w:b/>
-          <w:bCs/>
-          <w:i w:val="false"/>
-          <w:iCs w:val="false"/>
-          <w:sz w:val="24"/>
-          <w:szCs w:val="24"/>
-        </w:rPr>
-        <w:t xml:space="preserve">8.2.4 Διεύρυνση διεθνούς συνεργασίας</w:t>
-      </w:r>
-    </w:p>
-    <w:p>
-      <w:pPr>
-        <w:spacing w:after="120" w:line="360"/>
-        <w:ind w:firstLine="720"/>
-        <w:jc w:val="both"/>
-      </w:pPr>
-      <w:r>
-        <w:rPr>
-          <w:rFonts w:ascii="Times New Roman" w:cs="Times New Roman" w:eastAsia="Times New Roman" w:hAnsi="Times New Roman"/>
-          <w:b w:val="false"/>
-          <w:bCs w:val="false"/>
-          <w:i w:val="false"/>
-          <w:iCs w:val="false"/>
-          <w:sz w:val="24"/>
-          <w:szCs w:val="24"/>
-        </w:rPr>
-        <w:t xml:space="preserve">Η αύξηση της συμμετοχής σε ασκήσεις MODEX, καθώς και η ανάπτυξη διμερών εκπαιδευτικών προγραμμάτων με γειτονικές χώρες (Κύπρος, Ιταλία, Βουλγαρία), θα ενισχύσει τη διαλειτουργικότητα. Η ανταλλαγή αξιωματικών σε βραχεία εκπαιδευτικά προγράμματα (exchange programs) στο πρότυπο άλλων σωμάτων ασφαλείας αποτελεί ακόμα μια δυνατότητα.</w:t>
-      </w:r>
-    </w:p>
-    <w:p>
-      <w:pPr>
-        <w:spacing w:after="120" w:before="240" w:line="360"/>
-        <w:jc w:val="left"/>
-      </w:pPr>
-      <w:r>
-        <w:rPr>
-          <w:rFonts w:ascii="Times New Roman" w:cs="Times New Roman" w:eastAsia="Times New Roman" w:hAnsi="Times New Roman"/>
-          <w:b/>
-          <w:bCs/>
-          <w:i w:val="false"/>
-          <w:iCs w:val="false"/>
-          <w:sz w:val="24"/>
-          <w:szCs w:val="24"/>
-        </w:rPr>
-        <w:t xml:space="preserve">8.2.5 Ψυχολογική υποστήριξη προσωπικού</w:t>
-      </w:r>
-    </w:p>
-    <w:p>
-      <w:pPr>
-        <w:spacing w:after="120" w:line="360"/>
-        <w:ind w:firstLine="720"/>
-        <w:jc w:val="both"/>
-      </w:pPr>
-      <w:r>
-        <w:rPr>
-          <w:rFonts w:ascii="Times New Roman" w:cs="Times New Roman" w:eastAsia="Times New Roman" w:hAnsi="Times New Roman"/>
-          <w:b w:val="false"/>
-          <w:bCs w:val="false"/>
-          <w:i w:val="false"/>
-          <w:iCs w:val="false"/>
-          <w:sz w:val="24"/>
-          <w:szCs w:val="24"/>
-        </w:rPr>
-        <w:t xml:space="preserve">Η ενσωμάτωση ψυχολογικής υποστήριξης στο εκπαιδευτικό πρόγραμμα — και όχι μόνο ως μεταγενέστερη παρέμβαση μετά από τραυματικό γεγονός — αποτελεί βέλτιστη πρακτική. Η εκπαίδευση στη διαχείριση στρες, η εξάσκηση σε τεχνικές εμβολιασμού στρες εντός ρεαλιστικών ασκήσεων, και η δημιουργία μηχανισμών υποστήριξης ομοτίμων (peer support) μπορούν να μειώσουν τον κίνδυνο PTSD και επαγγελματικής εξουθένωσης (Kleim &amp; Westphal, 2011· Jahnke et al., 2016).</w:t>
-      </w:r>
-    </w:p>
-    <w:p>
-      <w:pPr>
-        <w:spacing w:after="200" w:before="360" w:line="360"/>
-        <w:jc w:val="left"/>
-      </w:pPr>
-      <w:r>
-        <w:rPr>
-          <w:rFonts w:ascii="Times New Roman" w:cs="Times New Roman" w:eastAsia="Times New Roman" w:hAnsi="Times New Roman"/>
-          <w:b/>
-          <w:bCs/>
-          <w:i w:val="false"/>
-          <w:iCs w:val="false"/>
           <w:sz w:val="26"/>
           <w:szCs w:val="26"/>
         </w:rPr>
-        <w:t xml:space="preserve">8.3 Περιορισμοί της εργασίας</w:t>
-      </w:r>
-    </w:p>
-    <w:p>
-      <w:pPr>
-        <w:spacing w:after="120" w:line="360"/>
-        <w:ind w:firstLine="720"/>
-        <w:jc w:val="both"/>
-      </w:pPr>
-      <w:r>
-        <w:rPr>
-          <w:rFonts w:ascii="Times New Roman" w:cs="Times New Roman" w:eastAsia="Times New Roman" w:hAnsi="Times New Roman"/>
-          <w:b w:val="false"/>
-          <w:bCs w:val="false"/>
-          <w:i w:val="false"/>
-          <w:iCs w:val="false"/>
-          <w:sz w:val="24"/>
-          <w:szCs w:val="24"/>
-        </w:rPr>
-        <w:t xml:space="preserve">Η παρούσα εργασία στηρίζεται αποκλειστικά σε βιβλιογραφική ανασκόπηση και ανάλυση δευτερογενών πηγών. Δεν περιλαμβάνει πρωτογενή εμπειρική έρευνα (ερωτηματολόγια, συνεντεύξεις, παρατήρηση ασκήσεων). Κατά συνέπεια, τα συμπεράσματα βασίζονται στη σύνθεση υπαρχόντων ευρημάτων και όχι στη συλλογή νέων δεδομένων. Επιπλέον, η πρόσβαση σε εσωτερικά δεδομένα του ΠΣ (αριθμός ασκήσεων ανά έτος, αξιολογήσεις, δείκτες ετοιμότητας) ήταν περιορισμένη, γεγονός που δυσχεραίνει τη ποσοτική ανάλυση.</w:t>
-      </w:r>
-    </w:p>
-    <w:p>
-      <w:pPr>
-        <w:spacing w:after="200" w:before="360" w:line="360"/>
-        <w:jc w:val="left"/>
-      </w:pPr>
-      <w:r>
-        <w:rPr>
-          <w:rFonts w:ascii="Times New Roman" w:cs="Times New Roman" w:eastAsia="Times New Roman" w:hAnsi="Times New Roman"/>
-          <w:b/>
-          <w:bCs/>
-          <w:i w:val="false"/>
-          <w:iCs w:val="false"/>
-          <w:sz w:val="26"/>
-          <w:szCs w:val="26"/>
-        </w:rPr>
-        <w:t xml:space="preserve">8.4 Προτάσεις για μελλοντική έρευνα</w:t>
-      </w:r>
-    </w:p>
-    <w:p>
-      <w:pPr>
-        <w:spacing w:after="120" w:line="360"/>
-        <w:ind w:firstLine="720"/>
-        <w:jc w:val="both"/>
-      </w:pPr>
-      <w:r>
-        <w:rPr>
-          <w:rFonts w:ascii="Times New Roman" w:cs="Times New Roman" w:eastAsia="Times New Roman" w:hAnsi="Times New Roman"/>
-          <w:b w:val="false"/>
-          <w:bCs w:val="false"/>
-          <w:i w:val="false"/>
-          <w:iCs w:val="false"/>
-          <w:sz w:val="24"/>
-          <w:szCs w:val="24"/>
-        </w:rPr>
-        <w:t xml:space="preserve">Μελλοντική έρευνα θα μπορούσε να περιλαμβάνει: (α) εμπειρική μελέτη με ερωτηματολόγιο σε πυροσβέστες για τη διερεύνηση της αντίληψής τους ως προς τη σχέση ασκήσεων-ετοιμότητας, (β) συγκριτική μελέτη μεταξύ μονάδων με υψηλή και χαμηλή συχνότητα ασκήσεων, ως προς δείκτες ετοιμότητας, (γ) αξιολόγηση της αποτελεσματικότητας συγκεκριμένων τεχνολογικών εργαλείων (VR, drones) στην εκπαίδευση, μέσω πειραματικού σχεδιασμού, και (δ) ανάλυση πραγματικών περιστατικών με τη μέθοδο root cause analysis, για τον εντοπισμό εκπαιδευτικών κενών που αποκαλύφθηκαν εν μέσω κρίσεων.</w:t>
+        <w:t xml:space="preserve">Προτάσεις για μελλοντική έρευνα</w:t>
+      </w:r>
+    </w:p>
+    <w:p>
+      <w:pPr>
+        <w:spacing w:after="120" w:line="360"/>
+        <w:ind w:firstLine="720"/>
+        <w:jc w:val="both"/>
+      </w:pPr>
+      <w:r>
+        <w:rPr>
+          <w:rFonts w:ascii="Times New Roman" w:cs="Times New Roman" w:eastAsia="Times New Roman" w:hAnsi="Times New Roman"/>
+          <w:b w:val="false"/>
+          <w:bCs w:val="false"/>
+          <w:i w:val="false"/>
+          <w:iCs w:val="false"/>
+          <w:sz w:val="24"/>
+          <w:szCs w:val="24"/>
+        </w:rPr>
+        <w:t xml:space="preserve">Μελλοντική έρευνα θα μπορούσε να περιλαμβάνει: (α) εμπειρική μελέτη με ερωτηματολόγιο σε προσωπικό σωμάτων ασφαλείας για τη σχέση ασκήσεων-ετοιμότητας, (β) συγκριτική μελέτη μεταξύ μονάδων με υψηλή και χαμηλή συχνότητα ασκήσεων, (γ) αξιολόγηση τεχνολογικών εργαλείων (VR, drones) μέσω πειραματικού σχεδιασμού, (δ) ανάλυση πραγματικών κρίσεων με root cause analysis για εντοπισμό εκπαιδευτικών κενών, και (ε) σχεδιασμός τυποποιημένου πλαισίου αξιολόγησης πολυφορεακών ασκήσεων.</w:t>
       </w:r>
     </w:p>
     <w:p>
@@ -8241,7 +8758,7 @@
       <w:headerReference w:type="default" r:id="rId7"/>
       <w:footerReference w:type="default" r:id="rId8"/>
       <w:pgSz w:w="11906" w:h="16838" w:orient="portrait"/>
-      <w:pgMar w:top="1137" w:right="1137" w:bottom="1137" w:left="1411" w:header="708" w:footer="708" w:gutter="0"/>
+      <w:pgMar w:top="1418" w:right="1418" w:bottom="1418" w:left="1701" w:header="708" w:footer="708" w:gutter="0"/>
       <w:pgNumType/>
       <w:docGrid w:linePitch="360"/>
     </w:sectPr>
